--- a/docs/技术方案.docx
+++ b/docs/技术方案.docx
@@ -607,7 +607,7 @@
                 <w:rFonts w:ascii="Consolas" w:hAnsi="Consolas" w:eastAsia="Consolas"/>
                 <w:sz w:val="18"/>
               </w:rPr>
-              <w:t xml:space="preserve">   ↓</w:t>
+              <w:t xml:space="preserve">   │</w:t>
             </w:r>
           </w:p>
           <w:p>
@@ -619,7 +619,7 @@
                 <w:rFonts w:ascii="Consolas" w:hAnsi="Consolas" w:eastAsia="Consolas"/>
                 <w:sz w:val="18"/>
               </w:rPr>
-              <w:t>MediaPipe Pose（33 关键点）</w:t>
+              <w:t xml:space="preserve">   ├─ 支路一（骨骼路）</w:t>
             </w:r>
           </w:p>
           <w:p>
@@ -631,7 +631,7 @@
                 <w:rFonts w:ascii="Consolas" w:hAnsi="Consolas" w:eastAsia="Consolas"/>
                 <w:sz w:val="18"/>
               </w:rPr>
-              <w:t xml:space="preserve">   ↓</w:t>
+              <w:t xml:space="preserve">   │    MediaPipe Pose（33 关键点）</w:t>
             </w:r>
           </w:p>
           <w:p>
@@ -643,7 +643,7 @@
                 <w:rFonts w:ascii="Consolas" w:hAnsi="Consolas" w:eastAsia="Consolas"/>
                 <w:sz w:val="18"/>
               </w:rPr>
-              <w:t>归一化（肩中点 + 3D 肩宽）</w:t>
+              <w:t xml:space="preserve">   │      ↓ 归一化（肩中点 + 3D 肩宽）</w:t>
             </w:r>
           </w:p>
           <w:p>
@@ -655,7 +655,7 @@
                 <w:rFonts w:ascii="Consolas" w:hAnsi="Consolas" w:eastAsia="Consolas"/>
                 <w:sz w:val="18"/>
               </w:rPr>
-              <w:t xml:space="preserve">   ↓</w:t>
+              <w:t xml:space="preserve">   │      ↓ 滑窗 45 帧 @ 15 fps = 3.0 s</w:t>
             </w:r>
           </w:p>
           <w:p>
@@ -667,7 +667,7 @@
                 <w:rFonts w:ascii="Consolas" w:hAnsi="Consolas" w:eastAsia="Consolas"/>
                 <w:sz w:val="18"/>
               </w:rPr>
-              <w:t>滑窗 45 帧 @ 15 fps = 3.0 s</w:t>
+              <w:t xml:space="preserve">   │    PoseTransformer（16.2 万参数，CPU 前向 &lt; 5 ms）</w:t>
             </w:r>
           </w:p>
           <w:p>
@@ -679,7 +679,7 @@
                 <w:rFonts w:ascii="Consolas" w:hAnsi="Consolas" w:eastAsia="Consolas"/>
                 <w:sz w:val="18"/>
               </w:rPr>
-              <w:t xml:space="preserve">   ↓</w:t>
+              <w:t xml:space="preserve">   │      ↓ 4 类概率 → EMA</w:t>
             </w:r>
           </w:p>
           <w:p>
@@ -691,7 +691,79 @@
                 <w:rFonts w:ascii="Consolas" w:hAnsi="Consolas" w:eastAsia="Consolas"/>
                 <w:sz w:val="18"/>
               </w:rPr>
-              <w:t>PoseTransformer（16.2 万参数，CPU 前向 &lt; 5 ms）</w:t>
+              <w:t xml:space="preserve">   │</w:t>
+            </w:r>
+          </w:p>
+          <w:p>
+            <w:pPr>
+              <w:spacing w:after="0" w:before="0"/>
+            </w:pPr>
+            <w:r>
+              <w:rPr>
+                <w:rFonts w:ascii="Consolas" w:hAnsi="Consolas" w:eastAsia="Consolas"/>
+                <w:sz w:val="18"/>
+              </w:rPr>
+              <w:t xml:space="preserve">   └─ 支路二（面部路）</w:t>
+            </w:r>
+          </w:p>
+          <w:p>
+            <w:pPr>
+              <w:spacing w:after="0" w:before="0"/>
+            </w:pPr>
+            <w:r>
+              <w:rPr>
+                <w:rFonts w:ascii="Consolas" w:hAnsi="Consolas" w:eastAsia="Consolas"/>
+                <w:sz w:val="18"/>
+              </w:rPr>
+              <w:t xml:space="preserve">        MediaPipe FaceMesh（478 点）→ EAR / MAR / 头部欧拉角</w:t>
+            </w:r>
+          </w:p>
+          <w:p>
+            <w:pPr>
+              <w:spacing w:after="0" w:before="0"/>
+            </w:pPr>
+            <w:r>
+              <w:rPr>
+                <w:rFonts w:ascii="Consolas" w:hAnsi="Consolas" w:eastAsia="Consolas"/>
+                <w:sz w:val="18"/>
+              </w:rPr>
+              <w:t xml:space="preserve">          ↓ 17 s 滑窗统计：PERCLOS / 眨眼率 / 点头次数 / 哈欠秒数</w:t>
+            </w:r>
+          </w:p>
+          <w:p>
+            <w:pPr>
+              <w:spacing w:after="0" w:before="0"/>
+            </w:pPr>
+            <w:r>
+              <w:rPr>
+                <w:rFonts w:ascii="Consolas" w:hAnsi="Consolas" w:eastAsia="Consolas"/>
+                <w:sz w:val="18"/>
+              </w:rPr>
+              <w:t xml:space="preserve">        前 3 个进逻辑回归 → P(fatigue)（哈欠走规则，不进回归）</w:t>
+            </w:r>
+          </w:p>
+          <w:p>
+            <w:pPr>
+              <w:spacing w:after="0" w:before="0"/>
+            </w:pPr>
+            <w:r>
+              <w:rPr>
+                <w:rFonts w:ascii="Consolas" w:hAnsi="Consolas" w:eastAsia="Consolas"/>
+                <w:sz w:val="18"/>
+              </w:rPr>
+              <w:t xml:space="preserve">   │</w:t>
+            </w:r>
+          </w:p>
+          <w:p>
+            <w:pPr>
+              <w:spacing w:after="0" w:before="0"/>
+            </w:pPr>
+            <w:r>
+              <w:rPr>
+                <w:rFonts w:ascii="Consolas" w:hAnsi="Consolas" w:eastAsia="Consolas"/>
+                <w:sz w:val="18"/>
+              </w:rPr>
+              <w:t xml:space="preserve">   ├─ 融合闸门：支路一判"正视前方"时，支路二才允许投票（权限封顶 L2）</w:t>
             </w:r>
           </w:p>
           <w:p>
@@ -771,6 +843,69 @@
           <w:sz w:val="21"/>
         </w:rPr>
         <w:t>。</w:t>
+      </w:r>
+    </w:p>
+    <w:p>
+      <w:pPr>
+        <w:spacing w:after="120" w:line="300" w:lineRule="auto"/>
+      </w:pPr>
+      <w:r>
+        <w:rPr>
+          <w:rFonts w:ascii="宋体" w:hAnsi="宋体" w:eastAsia="宋体"/>
+          <w:sz w:val="21"/>
+        </w:rPr>
+        <w:t>两条支路</w:t>
+      </w:r>
+      <w:r>
+        <w:rPr>
+          <w:rFonts w:ascii="宋体" w:hAnsi="宋体" w:eastAsia="宋体"/>
+          <w:b/>
+          <w:sz w:val="21"/>
+        </w:rPr>
+        <w:t>互补而不是冗余</w:t>
+      </w:r>
+      <w:r>
+        <w:rPr>
+          <w:rFonts w:ascii="宋体" w:hAnsi="宋体" w:eastAsia="宋体"/>
+          <w:sz w:val="21"/>
+        </w:rPr>
+        <w:t>：支路一判的是"头下垂的运动模式"，对"闭着眼睛但头</w:t>
+      </w:r>
+    </w:p>
+    <w:p>
+      <w:pPr>
+        <w:spacing w:after="120" w:line="300" w:lineRule="auto"/>
+      </w:pPr>
+      <w:r>
+        <w:rPr>
+          <w:rFonts w:ascii="宋体" w:hAnsi="宋体" w:eastAsia="宋体"/>
+          <w:sz w:val="21"/>
+        </w:rPr>
+        <w:t>稳稳不动"这一类几乎没有响应（骨骼序列里它和"正常坐着"长得一样）；支路二直接</w:t>
+      </w:r>
+    </w:p>
+    <w:p>
+      <w:pPr>
+        <w:spacing w:after="120" w:line="300" w:lineRule="auto"/>
+      </w:pPr>
+      <w:r>
+        <w:rPr>
+          <w:rFonts w:ascii="宋体" w:hAnsi="宋体" w:eastAsia="宋体"/>
+          <w:sz w:val="21"/>
+        </w:rPr>
+        <w:t>读脸，补的正是这一类。代价是支路二需要 27 秒连续可用的输入才能出第一个数，</w:t>
+      </w:r>
+    </w:p>
+    <w:p>
+      <w:pPr>
+        <w:spacing w:after="120" w:line="300" w:lineRule="auto"/>
+      </w:pPr>
+      <w:r>
+        <w:rPr>
+          <w:rFonts w:ascii="宋体" w:hAnsi="宋体" w:eastAsia="宋体"/>
+          <w:sz w:val="21"/>
+        </w:rPr>
+        <w:t>细节与实测见第 8 节。</w:t>
       </w:r>
     </w:p>
     <w:p>
@@ -1259,7 +1394,27 @@
           <w:rFonts w:ascii="宋体" w:hAnsi="宋体" w:eastAsia="宋体"/>
           <w:sz w:val="21"/>
         </w:rPr>
-        <w:t>随机种子固定为 42。每类 6 段 → 4 训练 / 1 验证 / 1 测试。</w:t>
+        <w:t xml:space="preserve">随机种子固定为 42。当前 106 段素材实际切出 </w:t>
+      </w:r>
+      <w:r>
+        <w:rPr>
+          <w:rFonts w:ascii="宋体" w:hAnsi="宋体" w:eastAsia="宋体"/>
+          <w:b/>
+          <w:sz w:val="21"/>
+        </w:rPr>
+        <w:t>82 / 12 / 12 段</w:t>
+      </w:r>
+    </w:p>
+    <w:p>
+      <w:pPr>
+        <w:spacing w:after="120" w:line="300" w:lineRule="auto"/>
+      </w:pPr>
+      <w:r>
+        <w:rPr>
+          <w:rFonts w:ascii="宋体" w:hAnsi="宋体" w:eastAsia="宋体"/>
+          <w:sz w:val="21"/>
+        </w:rPr>
+        <w:t>（每类 26~27 段 → 20~21 训练 / 3 验证 / 3 测试；24 段时代是每类 6 段 → 4 / 1 / 1）。</w:t>
       </w:r>
     </w:p>
     <w:p>
@@ -1559,7 +1714,7 @@
           <w:rFonts w:ascii="宋体" w:hAnsi="宋体" w:eastAsia="宋体"/>
           <w:sz w:val="21"/>
         </w:rPr>
-        <w:t>当前 24 段素材全部采集自</w:t>
+        <w:t xml:space="preserve">当前 </w:t>
       </w:r>
       <w:r>
         <w:rPr>
@@ -1567,14 +1722,70 @@
           <w:b/>
           <w:sz w:val="21"/>
         </w:rPr>
-        <w:t>同一场次、同一房间、同一光照</w:t>
-      </w:r>
-      <w:r>
-        <w:rPr>
-          <w:rFonts w:ascii="宋体" w:hAnsi="宋体" w:eastAsia="宋体"/>
-          <w:sz w:val="21"/>
-        </w:rPr>
-        <w:t>，测试集只是在时间上留出，</w:t>
+        <w:t>106 段</w:t>
+      </w:r>
+      <w:r>
+        <w:rPr>
+          <w:rFonts w:ascii="宋体" w:hAnsi="宋体" w:eastAsia="宋体"/>
+          <w:sz w:val="21"/>
+        </w:rPr>
+        <w:t>素材（</w:t>
+      </w:r>
+      <w:r>
+        <w:rPr>
+          <w:rFonts w:ascii="Consolas" w:hAnsi="Consolas" w:eastAsia="Consolas"/>
+          <w:sz w:val="18"/>
+        </w:rPr>
+        <w:t>normal</w:t>
+      </w:r>
+      <w:r>
+        <w:rPr>
+          <w:rFonts w:ascii="宋体" w:hAnsi="宋体" w:eastAsia="宋体"/>
+          <w:sz w:val="21"/>
+        </w:rPr>
+        <w:t xml:space="preserve"> / </w:t>
+      </w:r>
+      <w:r>
+        <w:rPr>
+          <w:rFonts w:ascii="Consolas" w:hAnsi="Consolas" w:eastAsia="Consolas"/>
+          <w:sz w:val="18"/>
+        </w:rPr>
+        <w:t>glance</w:t>
+      </w:r>
+      <w:r>
+        <w:rPr>
+          <w:rFonts w:ascii="宋体" w:hAnsi="宋体" w:eastAsia="宋体"/>
+          <w:sz w:val="21"/>
+        </w:rPr>
+        <w:t xml:space="preserve"> / </w:t>
+      </w:r>
+      <w:r>
+        <w:rPr>
+          <w:rFonts w:ascii="Consolas" w:hAnsi="Consolas" w:eastAsia="Consolas"/>
+          <w:sz w:val="18"/>
+        </w:rPr>
+        <w:t>phone</w:t>
+      </w:r>
+      <w:r>
+        <w:rPr>
+          <w:rFonts w:ascii="宋体" w:hAnsi="宋体" w:eastAsia="宋体"/>
+          <w:sz w:val="21"/>
+        </w:rPr>
+        <w:t xml:space="preserve"> / </w:t>
+      </w:r>
+      <w:r>
+        <w:rPr>
+          <w:rFonts w:ascii="Consolas" w:hAnsi="Consolas" w:eastAsia="Consolas"/>
+          <w:sz w:val="18"/>
+        </w:rPr>
+        <w:t>fatigue</w:t>
+      </w:r>
+      <w:r>
+        <w:rPr>
+          <w:rFonts w:ascii="宋体" w:hAnsi="宋体" w:eastAsia="宋体"/>
+          <w:sz w:val="21"/>
+        </w:rPr>
+        <w:t xml:space="preserve"> 各 26~27 段）</w:t>
       </w:r>
     </w:p>
     <w:p>
@@ -1584,17 +1795,24 @@
       <w:r>
         <w:rPr>
           <w:rFonts w:ascii="宋体" w:hAnsi="宋体" w:eastAsia="宋体"/>
+          <w:sz w:val="21"/>
+        </w:rPr>
+        <w:t>全部采集自</w:t>
+      </w:r>
+      <w:r>
+        <w:rPr>
+          <w:rFonts w:ascii="宋体" w:hAnsi="宋体" w:eastAsia="宋体"/>
           <w:b/>
           <w:sz w:val="21"/>
         </w:rPr>
-        <w:t>不是跨域留出</w:t>
-      </w:r>
-      <w:r>
-        <w:rPr>
-          <w:rFonts w:ascii="宋体" w:hAnsi="宋体" w:eastAsia="宋体"/>
-          <w:sz w:val="21"/>
-        </w:rPr>
-        <w:t xml:space="preserve">。因此第 7 节的 98.04% </w:t>
+        <w:t>同一场次、同一房间、同一光照</w:t>
+      </w:r>
+      <w:r>
+        <w:rPr>
+          <w:rFonts w:ascii="宋体" w:hAnsi="宋体" w:eastAsia="宋体"/>
+          <w:sz w:val="21"/>
+        </w:rPr>
+        <w:t>，测试集按</w:t>
       </w:r>
       <w:r>
         <w:rPr>
@@ -1602,14 +1820,14 @@
           <w:b/>
           <w:sz w:val="21"/>
         </w:rPr>
-        <w:t>不能作为现场性能指标</w:t>
-      </w:r>
-      <w:r>
-        <w:rPr>
-          <w:rFonts w:ascii="宋体" w:hAnsi="宋体" w:eastAsia="宋体"/>
-          <w:sz w:val="21"/>
-        </w:rPr>
-        <w:t>，</w:t>
+        <w:t>片段</w:t>
+      </w:r>
+      <w:r>
+        <w:rPr>
+          <w:rFonts w:ascii="宋体" w:hAnsi="宋体" w:eastAsia="宋体"/>
+          <w:sz w:val="21"/>
+        </w:rPr>
+        <w:t>整体留出</w:t>
       </w:r>
     </w:p>
     <w:p>
@@ -1621,7 +1839,100 @@
           <w:rFonts w:ascii="宋体" w:hAnsi="宋体" w:eastAsia="宋体"/>
           <w:sz w:val="21"/>
         </w:rPr>
+        <w:t>（同一段录像不会同时出现在训练和测试里，这一点是做到了），</w:t>
+      </w:r>
+    </w:p>
+    <w:p>
+      <w:pPr>
+        <w:spacing w:after="120" w:line="300" w:lineRule="auto"/>
+      </w:pPr>
+      <w:r>
+        <w:rPr>
+          <w:rFonts w:ascii="宋体" w:hAnsi="宋体" w:eastAsia="宋体"/>
+          <w:sz w:val="21"/>
+        </w:rPr>
+        <w:t>但</w:t>
+      </w:r>
+      <w:r>
+        <w:rPr>
+          <w:rFonts w:ascii="宋体" w:hAnsi="宋体" w:eastAsia="宋体"/>
+          <w:b/>
+          <w:sz w:val="21"/>
+        </w:rPr>
+        <w:t>不是跨域留出</w:t>
+      </w:r>
+      <w:r>
+        <w:rPr>
+          <w:rFonts w:ascii="宋体" w:hAnsi="宋体" w:eastAsia="宋体"/>
+          <w:sz w:val="21"/>
+        </w:rPr>
+        <w:t>。因此第 7 节的数字</w:t>
+      </w:r>
+      <w:r>
+        <w:rPr>
+          <w:rFonts w:ascii="宋体" w:hAnsi="宋体" w:eastAsia="宋体"/>
+          <w:b/>
+          <w:sz w:val="21"/>
+        </w:rPr>
+        <w:t>不能作为现场性能指标</w:t>
+      </w:r>
+      <w:r>
+        <w:rPr>
+          <w:rFonts w:ascii="宋体" w:hAnsi="宋体" w:eastAsia="宋体"/>
+          <w:sz w:val="21"/>
+        </w:rPr>
+        <w:t>，</w:t>
+      </w:r>
+    </w:p>
+    <w:p>
+      <w:pPr>
+        <w:spacing w:after="120" w:line="300" w:lineRule="auto"/>
+      </w:pPr>
+      <w:r>
+        <w:rPr>
+          <w:rFonts w:ascii="宋体" w:hAnsi="宋体" w:eastAsia="宋体"/>
+          <w:sz w:val="21"/>
+        </w:rPr>
         <w:t>必须补采多环境数据后重测。详见 7.4 节。</w:t>
+      </w:r>
+    </w:p>
+    <w:p>
+      <w:pPr>
+        <w:spacing w:after="120" w:line="300" w:lineRule="auto"/>
+      </w:pPr>
+      <w:r>
+        <w:rPr>
+          <w:rFonts w:ascii="宋体" w:hAnsi="宋体" w:eastAsia="宋体"/>
+          <w:sz w:val="21"/>
+        </w:rPr>
+        <w:t>⚠️ 素材规模变过（24 段 → 106 段），</w:t>
+      </w:r>
+      <w:r>
+        <w:rPr>
+          <w:rFonts w:ascii="宋体" w:hAnsi="宋体" w:eastAsia="宋体"/>
+          <w:b/>
+          <w:sz w:val="21"/>
+        </w:rPr>
+        <w:t>文档里两组数字并存的地方都标了口径</w:t>
+      </w:r>
+      <w:r>
+        <w:rPr>
+          <w:rFonts w:ascii="宋体" w:hAnsi="宋体" w:eastAsia="宋体"/>
+          <w:sz w:val="21"/>
+        </w:rPr>
+        <w:t>；</w:t>
+      </w:r>
+    </w:p>
+    <w:p>
+      <w:pPr>
+        <w:spacing w:after="120" w:line="300" w:lineRule="auto"/>
+      </w:pPr>
+      <w:r>
+        <w:rPr>
+          <w:rFonts w:ascii="宋体" w:hAnsi="宋体" w:eastAsia="宋体"/>
+          <w:sz w:val="21"/>
+        </w:rPr>
+        <w:t>引用时注意分母，两者不可比。</w:t>
       </w:r>
     </w:p>
     <w:p>
@@ -2518,7 +2829,7 @@
           <w:rFonts w:ascii="宋体" w:hAnsi="宋体" w:eastAsia="宋体"/>
           <w:sz w:val="21"/>
         </w:rPr>
-        <w:t xml:space="preserve"> 当前数据量只有 24 段，更大的模型必然过拟合。</w:t>
+        <w:t xml:space="preserve"> 设计时数据量只有 24 段，更大的模型必然过拟合。</w:t>
       </w:r>
     </w:p>
     <w:p>
@@ -2531,6 +2842,60 @@
           <w:sz w:val="21"/>
         </w:rPr>
         <w:t>16 万参数在 CPU 上单次前向 &lt; 5 ms，现场实时绰绰有余。</w:t>
+      </w:r>
+    </w:p>
+    <w:p>
+      <w:pPr>
+        <w:spacing w:after="120" w:line="300" w:lineRule="auto"/>
+      </w:pPr>
+      <w:r>
+        <w:rPr>
+          <w:rFonts w:ascii="宋体" w:hAnsi="宋体" w:eastAsia="宋体"/>
+          <w:sz w:val="21"/>
+        </w:rPr>
+        <w:t>⚠️ 素材后来涨到 106 段，</w:t>
+      </w:r>
+      <w:r>
+        <w:rPr>
+          <w:rFonts w:ascii="宋体" w:hAnsi="宋体" w:eastAsia="宋体"/>
+          <w:b/>
+          <w:sz w:val="21"/>
+        </w:rPr>
+        <w:t>这个规模没有再动</w:t>
+      </w:r>
+      <w:r>
+        <w:rPr>
+          <w:rFonts w:ascii="宋体" w:hAnsi="宋体" w:eastAsia="宋体"/>
+          <w:sz w:val="21"/>
+        </w:rPr>
+        <w:t>——但重训日志显示训练准确率第 6 轮就</w:t>
+      </w:r>
+    </w:p>
+    <w:p>
+      <w:pPr>
+        <w:spacing w:after="120" w:line="300" w:lineRule="auto"/>
+      </w:pPr>
+      <w:r>
+        <w:rPr>
+          <w:rFonts w:ascii="宋体" w:hAnsi="宋体" w:eastAsia="宋体"/>
+          <w:sz w:val="21"/>
+        </w:rPr>
+        <w:t>到 100%、测试停在 80.1%，</w:t>
+      </w:r>
+      <w:r>
+        <w:rPr>
+          <w:rFonts w:ascii="宋体" w:hAnsi="宋体" w:eastAsia="宋体"/>
+          <w:b/>
+          <w:sz w:val="21"/>
+        </w:rPr>
+        <w:t>过拟合依然存在</w:t>
+      </w:r>
+      <w:r>
+        <w:rPr>
+          <w:rFonts w:ascii="宋体" w:hAnsi="宋体" w:eastAsia="宋体"/>
+          <w:sz w:val="21"/>
+        </w:rPr>
+        <w:t>。下一步是补采数据，不是加大模型。</w:t>
       </w:r>
     </w:p>
     <w:p>
@@ -3397,6 +3762,170 @@
         <w:t xml:space="preserve"> 按不同窗口长度各重切数据集、各训一个模型：</w:t>
       </w:r>
     </w:p>
+    <w:p>
+      <w:pPr>
+        <w:spacing w:after="120" w:line="300" w:lineRule="auto"/>
+      </w:pPr>
+      <w:r>
+        <w:rPr>
+          <w:rFonts w:ascii="宋体" w:hAnsi="宋体" w:eastAsia="宋体"/>
+          <w:sz w:val="21"/>
+        </w:rPr>
+        <w:t xml:space="preserve">⚠️ </w:t>
+      </w:r>
+      <w:r>
+        <w:rPr>
+          <w:rFonts w:ascii="宋体" w:hAnsi="宋体" w:eastAsia="宋体"/>
+          <w:b/>
+          <w:sz w:val="21"/>
+        </w:rPr>
+        <w:t>口径</w:t>
+      </w:r>
+      <w:r>
+        <w:rPr>
+          <w:rFonts w:ascii="宋体" w:hAnsi="宋体" w:eastAsia="宋体"/>
+          <w:sz w:val="21"/>
+        </w:rPr>
+        <w:t xml:space="preserve">：下表是 </w:t>
+      </w:r>
+      <w:r>
+        <w:rPr>
+          <w:rFonts w:ascii="宋体" w:hAnsi="宋体" w:eastAsia="宋体"/>
+          <w:b/>
+          <w:sz w:val="21"/>
+        </w:rPr>
+        <w:t>24 段时代</w:t>
+      </w:r>
+      <w:r>
+        <w:rPr>
+          <w:rFonts w:ascii="宋体" w:hAnsi="宋体" w:eastAsia="宋体"/>
+          <w:sz w:val="21"/>
+        </w:rPr>
+        <w:t>扫的（当时每类 6 段，测试集每类只留 1 段），</w:t>
+      </w:r>
+    </w:p>
+    <w:p>
+      <w:pPr>
+        <w:spacing w:after="120" w:line="300" w:lineRule="auto"/>
+      </w:pPr>
+      <w:r>
+        <w:rPr>
+          <w:rFonts w:ascii="宋体" w:hAnsi="宋体" w:eastAsia="宋体"/>
+          <w:b/>
+          <w:sz w:val="21"/>
+        </w:rPr>
+        <w:t>数据集涨到 106 段后没有重扫</w:t>
+      </w:r>
+      <w:r>
+        <w:rPr>
+          <w:rFonts w:ascii="宋体" w:hAnsi="宋体" w:eastAsia="宋体"/>
+          <w:sz w:val="21"/>
+        </w:rPr>
+        <w:t>。所以表里的</w:t>
+      </w:r>
+      <w:r>
+        <w:rPr>
+          <w:rFonts w:ascii="宋体" w:hAnsi="宋体" w:eastAsia="宋体"/>
+          <w:b/>
+          <w:sz w:val="21"/>
+        </w:rPr>
+        <w:t>百分比不能当性能指标看</w:t>
+      </w:r>
+    </w:p>
+    <w:p>
+      <w:pPr>
+        <w:spacing w:after="120" w:line="300" w:lineRule="auto"/>
+      </w:pPr>
+      <w:r>
+        <w:rPr>
+          <w:rFonts w:ascii="宋体" w:hAnsi="宋体" w:eastAsia="宋体"/>
+          <w:sz w:val="21"/>
+        </w:rPr>
+        <w:t>（</w:t>
+      </w:r>
+      <w:r>
+        <w:rPr>
+          <w:rFonts w:ascii="Consolas" w:hAnsi="Consolas" w:eastAsia="Consolas"/>
+          <w:sz w:val="18"/>
+        </w:rPr>
+        <w:t>normal</w:t>
+      </w:r>
+      <w:r>
+        <w:rPr>
+          <w:rFonts w:ascii="宋体" w:hAnsi="宋体" w:eastAsia="宋体"/>
+          <w:sz w:val="21"/>
+        </w:rPr>
+        <w:t xml:space="preserve"> 那一列尤其，分母只有 11 个窗口）；它要说明的是</w:t>
+      </w:r>
+      <w:r>
+        <w:rPr>
+          <w:rFonts w:ascii="宋体" w:hAnsi="宋体" w:eastAsia="宋体"/>
+          <w:b/>
+          <w:sz w:val="21"/>
+        </w:rPr>
+        <w:t>趋势</w:t>
+      </w:r>
+      <w:r>
+        <w:rPr>
+          <w:rFonts w:ascii="宋体" w:hAnsi="宋体" w:eastAsia="宋体"/>
+          <w:sz w:val="21"/>
+        </w:rPr>
+        <w:t>——</w:t>
+      </w:r>
+    </w:p>
+    <w:p>
+      <w:pPr>
+        <w:spacing w:after="120" w:line="300" w:lineRule="auto"/>
+      </w:pPr>
+      <w:r>
+        <w:rPr>
+          <w:rFonts w:ascii="宋体" w:hAnsi="宋体" w:eastAsia="宋体"/>
+          <w:sz w:val="21"/>
+        </w:rPr>
+        <w:t xml:space="preserve">窗口从 15 帧拉到 45 帧，丢的分全在 </w:t>
+      </w:r>
+      <w:r>
+        <w:rPr>
+          <w:rFonts w:ascii="Consolas" w:hAnsi="Consolas" w:eastAsia="Consolas"/>
+          <w:sz w:val="18"/>
+        </w:rPr>
+        <w:t>normal</w:t>
+      </w:r>
+      <w:r>
+        <w:rPr>
+          <w:rFonts w:ascii="宋体" w:hAnsi="宋体" w:eastAsia="宋体"/>
+          <w:sz w:val="21"/>
+        </w:rPr>
+        <w:t xml:space="preserve"> 上。</w:t>
+      </w:r>
+    </w:p>
+    <w:p>
+      <w:pPr>
+        <w:spacing w:after="120" w:line="300" w:lineRule="auto"/>
+      </w:pPr>
+      <w:r>
+        <w:rPr>
+          <w:rFonts w:ascii="宋体" w:hAnsi="宋体" w:eastAsia="宋体"/>
+          <w:sz w:val="21"/>
+        </w:rPr>
+        <w:t>45 帧这个</w:t>
+      </w:r>
+      <w:r>
+        <w:rPr>
+          <w:rFonts w:ascii="宋体" w:hAnsi="宋体" w:eastAsia="宋体"/>
+          <w:b/>
+          <w:sz w:val="21"/>
+        </w:rPr>
+        <w:t>结论</w:t>
+      </w:r>
+      <w:r>
+        <w:rPr>
+          <w:rFonts w:ascii="宋体" w:hAnsi="宋体" w:eastAsia="宋体"/>
+          <w:sz w:val="21"/>
+        </w:rPr>
+        <w:t>已被 106 段重训继承（重训数字见 4.4 与 7.3）。</w:t>
+      </w:r>
+    </w:p>
     <w:tbl>
       <w:tblPr>
         <w:tblStyle w:val="TableGrid"/>
@@ -3405,21 +3934,19 @@
         <w:tblLook w:firstColumn="1" w:firstRow="1" w:lastColumn="0" w:lastRow="0" w:noHBand="0" w:noVBand="1" w:val="04A0"/>
       </w:tblPr>
       <w:tblGrid>
-        <w:gridCol w:w="864"/>
-        <w:gridCol w:w="864"/>
-        <w:gridCol w:w="864"/>
-        <w:gridCol w:w="864"/>
-        <w:gridCol w:w="864"/>
-        <w:gridCol w:w="864"/>
-        <w:gridCol w:w="864"/>
-        <w:gridCol w:w="864"/>
-        <w:gridCol w:w="864"/>
-        <w:gridCol w:w="864"/>
+        <w:gridCol w:w="1080"/>
+        <w:gridCol w:w="1080"/>
+        <w:gridCol w:w="1080"/>
+        <w:gridCol w:w="1080"/>
+        <w:gridCol w:w="1080"/>
+        <w:gridCol w:w="1080"/>
+        <w:gridCol w:w="1080"/>
+        <w:gridCol w:w="1080"/>
       </w:tblGrid>
       <w:tr>
         <w:tc>
           <w:tcPr>
-            <w:tcW w:type="dxa" w:w="864"/>
+            <w:tcW w:type="dxa" w:w="1080"/>
           </w:tcPr>
           <w:p>
             <w:pPr>
@@ -3443,7 +3970,7 @@
         </w:tc>
         <w:tc>
           <w:tcPr>
-            <w:tcW w:type="dxa" w:w="864"/>
+            <w:tcW w:type="dxa" w:w="1080"/>
           </w:tcPr>
           <w:p>
             <w:pPr>
@@ -3467,7 +3994,7 @@
         </w:tc>
         <w:tc>
           <w:tcPr>
-            <w:tcW w:type="dxa" w:w="864"/>
+            <w:tcW w:type="dxa" w:w="1080"/>
           </w:tcPr>
           <w:p>
             <w:pPr>
@@ -3491,7 +4018,7 @@
         </w:tc>
         <w:tc>
           <w:tcPr>
-            <w:tcW w:type="dxa" w:w="864"/>
+            <w:tcW w:type="dxa" w:w="1080"/>
           </w:tcPr>
           <w:p>
             <w:pPr>
@@ -3515,7 +4042,7 @@
         </w:tc>
         <w:tc>
           <w:tcPr>
-            <w:tcW w:type="dxa" w:w="864"/>
+            <w:tcW w:type="dxa" w:w="1080"/>
           </w:tcPr>
           <w:p>
             <w:pPr>
@@ -3539,7 +4066,7 @@
         </w:tc>
         <w:tc>
           <w:tcPr>
-            <w:tcW w:type="dxa" w:w="864"/>
+            <w:tcW w:type="dxa" w:w="1080"/>
           </w:tcPr>
           <w:p>
             <w:pPr>
@@ -3563,7 +4090,7 @@
         </w:tc>
         <w:tc>
           <w:tcPr>
-            <w:tcW w:type="dxa" w:w="864"/>
+            <w:tcW w:type="dxa" w:w="1080"/>
           </w:tcPr>
           <w:p>
             <w:pPr>
@@ -3581,13 +4108,13 @@
                 <w:b/>
                 <w:sz w:val="18"/>
               </w:rPr>
-              <w:t>P(phone\</w:t>
+              <w:t>P(phone|fatigue)</w:t>
             </w:r>
           </w:p>
         </w:tc>
         <w:tc>
           <w:tcPr>
-            <w:tcW w:type="dxa" w:w="864"/>
+            <w:tcW w:type="dxa" w:w="1080"/>
           </w:tcPr>
           <w:p>
             <w:pPr>
@@ -3605,55 +4132,7 @@
                 <w:b/>
                 <w:sz w:val="18"/>
               </w:rPr>
-              <w:t>fatigue)</w:t>
-            </w:r>
-          </w:p>
-        </w:tc>
-        <w:tc>
-          <w:tcPr>
-            <w:tcW w:type="dxa" w:w="864"/>
-          </w:tcPr>
-          <w:p>
-            <w:pPr>
-              <w:spacing w:after="0" w:before="0"/>
-              <w:jc w:val="center"/>
-            </w:pPr>
-            <w:r>
-              <w:rPr>
-                <w:b/>
-              </w:rPr>
-            </w:r>
-            <w:r>
-              <w:rPr>
-                <w:rFonts w:ascii="宋体" w:hAnsi="宋体" w:eastAsia="宋体"/>
-                <w:b/>
-                <w:sz w:val="18"/>
-              </w:rPr>
-              <w:t>P(fatigue\</w:t>
-            </w:r>
-          </w:p>
-        </w:tc>
-        <w:tc>
-          <w:tcPr>
-            <w:tcW w:type="dxa" w:w="864"/>
-          </w:tcPr>
-          <w:p>
-            <w:pPr>
-              <w:spacing w:after="0" w:before="0"/>
-              <w:jc w:val="center"/>
-            </w:pPr>
-            <w:r>
-              <w:rPr>
-                <w:b/>
-              </w:rPr>
-            </w:r>
-            <w:r>
-              <w:rPr>
-                <w:rFonts w:ascii="宋体" w:hAnsi="宋体" w:eastAsia="宋体"/>
-                <w:b/>
-                <w:sz w:val="18"/>
-              </w:rPr>
-              <w:t>phone)</w:t>
+              <w:t>P(fatigue|phone)</w:t>
             </w:r>
           </w:p>
         </w:tc>
@@ -3661,7 +4140,7 @@
       <w:tr>
         <w:tc>
           <w:tcPr>
-            <w:tcW w:type="dxa" w:w="864"/>
+            <w:tcW w:type="dxa" w:w="1080"/>
           </w:tcPr>
           <w:p>
             <w:pPr>
@@ -3679,7 +4158,7 @@
         </w:tc>
         <w:tc>
           <w:tcPr>
-            <w:tcW w:type="dxa" w:w="864"/>
+            <w:tcW w:type="dxa" w:w="1080"/>
           </w:tcPr>
           <w:p>
             <w:pPr>
@@ -3697,7 +4176,7 @@
         </w:tc>
         <w:tc>
           <w:tcPr>
-            <w:tcW w:type="dxa" w:w="864"/>
+            <w:tcW w:type="dxa" w:w="1080"/>
           </w:tcPr>
           <w:p>
             <w:pPr>
@@ -3715,7 +4194,7 @@
         </w:tc>
         <w:tc>
           <w:tcPr>
-            <w:tcW w:type="dxa" w:w="864"/>
+            <w:tcW w:type="dxa" w:w="1080"/>
           </w:tcPr>
           <w:p>
             <w:pPr>
@@ -3733,7 +4212,7 @@
         </w:tc>
         <w:tc>
           <w:tcPr>
-            <w:tcW w:type="dxa" w:w="864"/>
+            <w:tcW w:type="dxa" w:w="1080"/>
           </w:tcPr>
           <w:p>
             <w:pPr>
@@ -3751,7 +4230,7 @@
         </w:tc>
         <w:tc>
           <w:tcPr>
-            <w:tcW w:type="dxa" w:w="864"/>
+            <w:tcW w:type="dxa" w:w="1080"/>
           </w:tcPr>
           <w:p>
             <w:pPr>
@@ -3769,7 +4248,7 @@
         </w:tc>
         <w:tc>
           <w:tcPr>
-            <w:tcW w:type="dxa" w:w="864"/>
+            <w:tcW w:type="dxa" w:w="1080"/>
           </w:tcPr>
           <w:p>
             <w:pPr>
@@ -3787,7 +4266,281 @@
         </w:tc>
         <w:tc>
           <w:tcPr>
-            <w:tcW w:type="dxa" w:w="864"/>
+            <w:tcW w:type="dxa" w:w="1080"/>
+          </w:tcPr>
+          <w:p>
+            <w:pPr>
+              <w:spacing w:after="0" w:before="0"/>
+            </w:pPr>
+            <w:r/>
+            <w:r>
+              <w:rPr>
+                <w:rFonts w:ascii="宋体" w:hAnsi="宋体" w:eastAsia="宋体"/>
+                <w:sz w:val="18"/>
+              </w:rPr>
+              <w:t>0.019</w:t>
+            </w:r>
+          </w:p>
+        </w:tc>
+      </w:tr>
+      <w:tr>
+        <w:tc>
+          <w:tcPr>
+            <w:tcW w:type="dxa" w:w="1080"/>
+          </w:tcPr>
+          <w:p>
+            <w:pPr>
+              <w:spacing w:after="0" w:before="0"/>
+            </w:pPr>
+            <w:r/>
+            <w:r>
+              <w:rPr>
+                <w:rFonts w:ascii="宋体" w:hAnsi="宋体" w:eastAsia="宋体"/>
+                <w:sz w:val="18"/>
+              </w:rPr>
+              <w:t>20</w:t>
+            </w:r>
+          </w:p>
+        </w:tc>
+        <w:tc>
+          <w:tcPr>
+            <w:tcW w:type="dxa" w:w="1080"/>
+          </w:tcPr>
+          <w:p>
+            <w:pPr>
+              <w:spacing w:after="0" w:before="0"/>
+            </w:pPr>
+            <w:r/>
+            <w:r>
+              <w:rPr>
+                <w:rFonts w:ascii="宋体" w:hAnsi="宋体" w:eastAsia="宋体"/>
+                <w:sz w:val="18"/>
+              </w:rPr>
+              <w:t>1.3</w:t>
+            </w:r>
+          </w:p>
+        </w:tc>
+        <w:tc>
+          <w:tcPr>
+            <w:tcW w:type="dxa" w:w="1080"/>
+          </w:tcPr>
+          <w:p>
+            <w:pPr>
+              <w:spacing w:after="0" w:before="0"/>
+            </w:pPr>
+            <w:r/>
+            <w:r>
+              <w:rPr>
+                <w:rFonts w:ascii="宋体" w:hAnsi="宋体" w:eastAsia="宋体"/>
+                <w:sz w:val="18"/>
+              </w:rPr>
+              <w:t>7.7%</w:t>
+            </w:r>
+          </w:p>
+        </w:tc>
+        <w:tc>
+          <w:tcPr>
+            <w:tcW w:type="dxa" w:w="1080"/>
+          </w:tcPr>
+          <w:p>
+            <w:pPr>
+              <w:spacing w:after="0" w:before="0"/>
+            </w:pPr>
+            <w:r/>
+            <w:r>
+              <w:rPr>
+                <w:rFonts w:ascii="宋体" w:hAnsi="宋体" w:eastAsia="宋体"/>
+                <w:sz w:val="18"/>
+              </w:rPr>
+              <w:t>100%</w:t>
+            </w:r>
+          </w:p>
+        </w:tc>
+        <w:tc>
+          <w:tcPr>
+            <w:tcW w:type="dxa" w:w="1080"/>
+          </w:tcPr>
+          <w:p>
+            <w:pPr>
+              <w:spacing w:after="0" w:before="0"/>
+            </w:pPr>
+            <w:r/>
+            <w:r>
+              <w:rPr>
+                <w:rFonts w:ascii="宋体" w:hAnsi="宋体" w:eastAsia="宋体"/>
+                <w:sz w:val="18"/>
+              </w:rPr>
+              <w:t>100%</w:t>
+            </w:r>
+          </w:p>
+        </w:tc>
+        <w:tc>
+          <w:tcPr>
+            <w:tcW w:type="dxa" w:w="1080"/>
+          </w:tcPr>
+          <w:p>
+            <w:pPr>
+              <w:spacing w:after="0" w:before="0"/>
+            </w:pPr>
+            <w:r/>
+            <w:r>
+              <w:rPr>
+                <w:rFonts w:ascii="宋体" w:hAnsi="宋体" w:eastAsia="宋体"/>
+                <w:sz w:val="18"/>
+              </w:rPr>
+              <w:t>100%</w:t>
+            </w:r>
+          </w:p>
+        </w:tc>
+        <w:tc>
+          <w:tcPr>
+            <w:tcW w:type="dxa" w:w="1080"/>
+          </w:tcPr>
+          <w:p>
+            <w:pPr>
+              <w:spacing w:after="0" w:before="0"/>
+            </w:pPr>
+            <w:r/>
+            <w:r>
+              <w:rPr>
+                <w:rFonts w:ascii="宋体" w:hAnsi="宋体" w:eastAsia="宋体"/>
+                <w:sz w:val="18"/>
+              </w:rPr>
+              <w:t>0.023</w:t>
+            </w:r>
+          </w:p>
+        </w:tc>
+        <w:tc>
+          <w:tcPr>
+            <w:tcW w:type="dxa" w:w="1080"/>
+          </w:tcPr>
+          <w:p>
+            <w:pPr>
+              <w:spacing w:after="0" w:before="0"/>
+            </w:pPr>
+            <w:r/>
+            <w:r>
+              <w:rPr>
+                <w:rFonts w:ascii="宋体" w:hAnsi="宋体" w:eastAsia="宋体"/>
+                <w:sz w:val="18"/>
+              </w:rPr>
+              <w:t>0.069</w:t>
+            </w:r>
+          </w:p>
+        </w:tc>
+      </w:tr>
+      <w:tr>
+        <w:tc>
+          <w:tcPr>
+            <w:tcW w:type="dxa" w:w="1080"/>
+          </w:tcPr>
+          <w:p>
+            <w:pPr>
+              <w:spacing w:after="0" w:before="0"/>
+            </w:pPr>
+            <w:r/>
+            <w:r>
+              <w:rPr>
+                <w:rFonts w:ascii="宋体" w:hAnsi="宋体" w:eastAsia="宋体"/>
+                <w:sz w:val="18"/>
+              </w:rPr>
+              <w:t>30</w:t>
+            </w:r>
+          </w:p>
+        </w:tc>
+        <w:tc>
+          <w:tcPr>
+            <w:tcW w:type="dxa" w:w="1080"/>
+          </w:tcPr>
+          <w:p>
+            <w:pPr>
+              <w:spacing w:after="0" w:before="0"/>
+            </w:pPr>
+            <w:r/>
+            <w:r>
+              <w:rPr>
+                <w:rFonts w:ascii="宋体" w:hAnsi="宋体" w:eastAsia="宋体"/>
+                <w:sz w:val="18"/>
+              </w:rPr>
+              <w:t>2.0</w:t>
+            </w:r>
+          </w:p>
+        </w:tc>
+        <w:tc>
+          <w:tcPr>
+            <w:tcW w:type="dxa" w:w="1080"/>
+          </w:tcPr>
+          <w:p>
+            <w:pPr>
+              <w:spacing w:after="0" w:before="0"/>
+            </w:pPr>
+            <w:r/>
+            <w:r>
+              <w:rPr>
+                <w:rFonts w:ascii="宋体" w:hAnsi="宋体" w:eastAsia="宋体"/>
+                <w:sz w:val="18"/>
+              </w:rPr>
+              <w:t>0.0%</w:t>
+            </w:r>
+          </w:p>
+        </w:tc>
+        <w:tc>
+          <w:tcPr>
+            <w:tcW w:type="dxa" w:w="1080"/>
+          </w:tcPr>
+          <w:p>
+            <w:pPr>
+              <w:spacing w:after="0" w:before="0"/>
+            </w:pPr>
+            <w:r/>
+            <w:r>
+              <w:rPr>
+                <w:rFonts w:ascii="宋体" w:hAnsi="宋体" w:eastAsia="宋体"/>
+                <w:sz w:val="18"/>
+              </w:rPr>
+              <w:t>100%</w:t>
+            </w:r>
+          </w:p>
+        </w:tc>
+        <w:tc>
+          <w:tcPr>
+            <w:tcW w:type="dxa" w:w="1080"/>
+          </w:tcPr>
+          <w:p>
+            <w:pPr>
+              <w:spacing w:after="0" w:before="0"/>
+            </w:pPr>
+            <w:r/>
+            <w:r>
+              <w:rPr>
+                <w:rFonts w:ascii="宋体" w:hAnsi="宋体" w:eastAsia="宋体"/>
+                <w:sz w:val="18"/>
+              </w:rPr>
+              <w:t>100%</w:t>
+            </w:r>
+          </w:p>
+        </w:tc>
+        <w:tc>
+          <w:tcPr>
+            <w:tcW w:type="dxa" w:w="1080"/>
+          </w:tcPr>
+          <w:p>
+            <w:pPr>
+              <w:spacing w:after="0" w:before="0"/>
+            </w:pPr>
+            <w:r/>
+            <w:r>
+              <w:rPr>
+                <w:rFonts w:ascii="宋体" w:hAnsi="宋体" w:eastAsia="宋体"/>
+                <w:sz w:val="18"/>
+              </w:rPr>
+              <w:t>100%</w:t>
+            </w:r>
+          </w:p>
+        </w:tc>
+        <w:tc>
+          <w:tcPr>
+            <w:tcW w:type="dxa" w:w="1080"/>
           </w:tcPr>
           <w:p>
             <w:pPr>
@@ -3805,307 +4558,7 @@
         </w:tc>
         <w:tc>
           <w:tcPr>
-            <w:tcW w:type="dxa" w:w="864"/>
-          </w:tcPr>
-          <w:p>
-            <w:pPr>
-              <w:spacing w:after="0" w:before="0"/>
-            </w:pPr>
-            <w:r/>
-          </w:p>
-        </w:tc>
-        <w:tc>
-          <w:tcPr>
-            <w:tcW w:type="dxa" w:w="864"/>
-          </w:tcPr>
-          <w:p>
-            <w:pPr>
-              <w:spacing w:after="0" w:before="0"/>
-            </w:pPr>
-            <w:r/>
-          </w:p>
-        </w:tc>
-      </w:tr>
-      <w:tr>
-        <w:tc>
-          <w:tcPr>
-            <w:tcW w:type="dxa" w:w="864"/>
-          </w:tcPr>
-          <w:p>
-            <w:pPr>
-              <w:spacing w:after="0" w:before="0"/>
-            </w:pPr>
-            <w:r/>
-            <w:r>
-              <w:rPr>
-                <w:rFonts w:ascii="宋体" w:hAnsi="宋体" w:eastAsia="宋体"/>
-                <w:sz w:val="18"/>
-              </w:rPr>
-              <w:t>20</w:t>
-            </w:r>
-          </w:p>
-        </w:tc>
-        <w:tc>
-          <w:tcPr>
-            <w:tcW w:type="dxa" w:w="864"/>
-          </w:tcPr>
-          <w:p>
-            <w:pPr>
-              <w:spacing w:after="0" w:before="0"/>
-            </w:pPr>
-            <w:r/>
-            <w:r>
-              <w:rPr>
-                <w:rFonts w:ascii="宋体" w:hAnsi="宋体" w:eastAsia="宋体"/>
-                <w:sz w:val="18"/>
-              </w:rPr>
-              <w:t>1.3</w:t>
-            </w:r>
-          </w:p>
-        </w:tc>
-        <w:tc>
-          <w:tcPr>
-            <w:tcW w:type="dxa" w:w="864"/>
-          </w:tcPr>
-          <w:p>
-            <w:pPr>
-              <w:spacing w:after="0" w:before="0"/>
-            </w:pPr>
-            <w:r/>
-            <w:r>
-              <w:rPr>
-                <w:rFonts w:ascii="宋体" w:hAnsi="宋体" w:eastAsia="宋体"/>
-                <w:sz w:val="18"/>
-              </w:rPr>
-              <w:t>7.7%</w:t>
-            </w:r>
-          </w:p>
-        </w:tc>
-        <w:tc>
-          <w:tcPr>
-            <w:tcW w:type="dxa" w:w="864"/>
-          </w:tcPr>
-          <w:p>
-            <w:pPr>
-              <w:spacing w:after="0" w:before="0"/>
-            </w:pPr>
-            <w:r/>
-            <w:r>
-              <w:rPr>
-                <w:rFonts w:ascii="宋体" w:hAnsi="宋体" w:eastAsia="宋体"/>
-                <w:sz w:val="18"/>
-              </w:rPr>
-              <w:t>100%</w:t>
-            </w:r>
-          </w:p>
-        </w:tc>
-        <w:tc>
-          <w:tcPr>
-            <w:tcW w:type="dxa" w:w="864"/>
-          </w:tcPr>
-          <w:p>
-            <w:pPr>
-              <w:spacing w:after="0" w:before="0"/>
-            </w:pPr>
-            <w:r/>
-            <w:r>
-              <w:rPr>
-                <w:rFonts w:ascii="宋体" w:hAnsi="宋体" w:eastAsia="宋体"/>
-                <w:sz w:val="18"/>
-              </w:rPr>
-              <w:t>100%</w:t>
-            </w:r>
-          </w:p>
-        </w:tc>
-        <w:tc>
-          <w:tcPr>
-            <w:tcW w:type="dxa" w:w="864"/>
-          </w:tcPr>
-          <w:p>
-            <w:pPr>
-              <w:spacing w:after="0" w:before="0"/>
-            </w:pPr>
-            <w:r/>
-            <w:r>
-              <w:rPr>
-                <w:rFonts w:ascii="宋体" w:hAnsi="宋体" w:eastAsia="宋体"/>
-                <w:sz w:val="18"/>
-              </w:rPr>
-              <w:t>100%</w:t>
-            </w:r>
-          </w:p>
-        </w:tc>
-        <w:tc>
-          <w:tcPr>
-            <w:tcW w:type="dxa" w:w="864"/>
-          </w:tcPr>
-          <w:p>
-            <w:pPr>
-              <w:spacing w:after="0" w:before="0"/>
-            </w:pPr>
-            <w:r/>
-            <w:r>
-              <w:rPr>
-                <w:rFonts w:ascii="宋体" w:hAnsi="宋体" w:eastAsia="宋体"/>
-                <w:sz w:val="18"/>
-              </w:rPr>
-              <w:t>0.023</w:t>
-            </w:r>
-          </w:p>
-        </w:tc>
-        <w:tc>
-          <w:tcPr>
-            <w:tcW w:type="dxa" w:w="864"/>
-          </w:tcPr>
-          <w:p>
-            <w:pPr>
-              <w:spacing w:after="0" w:before="0"/>
-            </w:pPr>
-            <w:r/>
-            <w:r>
-              <w:rPr>
-                <w:rFonts w:ascii="宋体" w:hAnsi="宋体" w:eastAsia="宋体"/>
-                <w:sz w:val="18"/>
-              </w:rPr>
-              <w:t>0.069</w:t>
-            </w:r>
-          </w:p>
-        </w:tc>
-        <w:tc>
-          <w:tcPr>
-            <w:tcW w:type="dxa" w:w="864"/>
-          </w:tcPr>
-          <w:p>
-            <w:pPr>
-              <w:spacing w:after="0" w:before="0"/>
-            </w:pPr>
-            <w:r/>
-          </w:p>
-        </w:tc>
-        <w:tc>
-          <w:tcPr>
-            <w:tcW w:type="dxa" w:w="864"/>
-          </w:tcPr>
-          <w:p>
-            <w:pPr>
-              <w:spacing w:after="0" w:before="0"/>
-            </w:pPr>
-            <w:r/>
-          </w:p>
-        </w:tc>
-      </w:tr>
-      <w:tr>
-        <w:tc>
-          <w:tcPr>
-            <w:tcW w:type="dxa" w:w="864"/>
-          </w:tcPr>
-          <w:p>
-            <w:pPr>
-              <w:spacing w:after="0" w:before="0"/>
-            </w:pPr>
-            <w:r/>
-            <w:r>
-              <w:rPr>
-                <w:rFonts w:ascii="宋体" w:hAnsi="宋体" w:eastAsia="宋体"/>
-                <w:sz w:val="18"/>
-              </w:rPr>
-              <w:t>30</w:t>
-            </w:r>
-          </w:p>
-        </w:tc>
-        <w:tc>
-          <w:tcPr>
-            <w:tcW w:type="dxa" w:w="864"/>
-          </w:tcPr>
-          <w:p>
-            <w:pPr>
-              <w:spacing w:after="0" w:before="0"/>
-            </w:pPr>
-            <w:r/>
-            <w:r>
-              <w:rPr>
-                <w:rFonts w:ascii="宋体" w:hAnsi="宋体" w:eastAsia="宋体"/>
-                <w:sz w:val="18"/>
-              </w:rPr>
-              <w:t>2.0</w:t>
-            </w:r>
-          </w:p>
-        </w:tc>
-        <w:tc>
-          <w:tcPr>
-            <w:tcW w:type="dxa" w:w="864"/>
-          </w:tcPr>
-          <w:p>
-            <w:pPr>
-              <w:spacing w:after="0" w:before="0"/>
-            </w:pPr>
-            <w:r/>
-            <w:r>
-              <w:rPr>
-                <w:rFonts w:ascii="宋体" w:hAnsi="宋体" w:eastAsia="宋体"/>
-                <w:sz w:val="18"/>
-              </w:rPr>
-              <w:t>0.0%</w:t>
-            </w:r>
-          </w:p>
-        </w:tc>
-        <w:tc>
-          <w:tcPr>
-            <w:tcW w:type="dxa" w:w="864"/>
-          </w:tcPr>
-          <w:p>
-            <w:pPr>
-              <w:spacing w:after="0" w:before="0"/>
-            </w:pPr>
-            <w:r/>
-            <w:r>
-              <w:rPr>
-                <w:rFonts w:ascii="宋体" w:hAnsi="宋体" w:eastAsia="宋体"/>
-                <w:sz w:val="18"/>
-              </w:rPr>
-              <w:t>100%</w:t>
-            </w:r>
-          </w:p>
-        </w:tc>
-        <w:tc>
-          <w:tcPr>
-            <w:tcW w:type="dxa" w:w="864"/>
-          </w:tcPr>
-          <w:p>
-            <w:pPr>
-              <w:spacing w:after="0" w:before="0"/>
-            </w:pPr>
-            <w:r/>
-            <w:r>
-              <w:rPr>
-                <w:rFonts w:ascii="宋体" w:hAnsi="宋体" w:eastAsia="宋体"/>
-                <w:sz w:val="18"/>
-              </w:rPr>
-              <w:t>100%</w:t>
-            </w:r>
-          </w:p>
-        </w:tc>
-        <w:tc>
-          <w:tcPr>
-            <w:tcW w:type="dxa" w:w="864"/>
-          </w:tcPr>
-          <w:p>
-            <w:pPr>
-              <w:spacing w:after="0" w:before="0"/>
-            </w:pPr>
-            <w:r/>
-            <w:r>
-              <w:rPr>
-                <w:rFonts w:ascii="宋体" w:hAnsi="宋体" w:eastAsia="宋体"/>
-                <w:sz w:val="18"/>
-              </w:rPr>
-              <w:t>100%</w:t>
-            </w:r>
-          </w:p>
-        </w:tc>
-        <w:tc>
-          <w:tcPr>
-            <w:tcW w:type="dxa" w:w="864"/>
+            <w:tcW w:type="dxa" w:w="1080"/>
           </w:tcPr>
           <w:p>
             <w:pPr>
@@ -4121,51 +4574,11 @@
             </w:r>
           </w:p>
         </w:tc>
-        <w:tc>
-          <w:tcPr>
-            <w:tcW w:type="dxa" w:w="864"/>
-          </w:tcPr>
-          <w:p>
-            <w:pPr>
-              <w:spacing w:after="0" w:before="0"/>
-            </w:pPr>
-            <w:r/>
-            <w:r>
-              <w:rPr>
-                <w:rFonts w:ascii="宋体" w:hAnsi="宋体" w:eastAsia="宋体"/>
-                <w:sz w:val="18"/>
-              </w:rPr>
-              <w:t>0.019</w:t>
-            </w:r>
-          </w:p>
-        </w:tc>
-        <w:tc>
-          <w:tcPr>
-            <w:tcW w:type="dxa" w:w="864"/>
-          </w:tcPr>
-          <w:p>
-            <w:pPr>
-              <w:spacing w:after="0" w:before="0"/>
-            </w:pPr>
-            <w:r/>
-          </w:p>
-        </w:tc>
-        <w:tc>
-          <w:tcPr>
-            <w:tcW w:type="dxa" w:w="864"/>
-          </w:tcPr>
-          <w:p>
-            <w:pPr>
-              <w:spacing w:after="0" w:before="0"/>
-            </w:pPr>
-            <w:r/>
-          </w:p>
-        </w:tc>
       </w:tr>
       <w:tr>
         <w:tc>
           <w:tcPr>
-            <w:tcW w:type="dxa" w:w="864"/>
+            <w:tcW w:type="dxa" w:w="1080"/>
           </w:tcPr>
           <w:p>
             <w:pPr>
@@ -4184,7 +4597,7 @@
         </w:tc>
         <w:tc>
           <w:tcPr>
-            <w:tcW w:type="dxa" w:w="864"/>
+            <w:tcW w:type="dxa" w:w="1080"/>
           </w:tcPr>
           <w:p>
             <w:pPr>
@@ -4203,7 +4616,7 @@
         </w:tc>
         <w:tc>
           <w:tcPr>
-            <w:tcW w:type="dxa" w:w="864"/>
+            <w:tcW w:type="dxa" w:w="1080"/>
           </w:tcPr>
           <w:p>
             <w:pPr>
@@ -4222,7 +4635,7 @@
         </w:tc>
         <w:tc>
           <w:tcPr>
-            <w:tcW w:type="dxa" w:w="864"/>
+            <w:tcW w:type="dxa" w:w="1080"/>
           </w:tcPr>
           <w:p>
             <w:pPr>
@@ -4241,7 +4654,7 @@
         </w:tc>
         <w:tc>
           <w:tcPr>
-            <w:tcW w:type="dxa" w:w="864"/>
+            <w:tcW w:type="dxa" w:w="1080"/>
           </w:tcPr>
           <w:p>
             <w:pPr>
@@ -4260,7 +4673,7 @@
         </w:tc>
         <w:tc>
           <w:tcPr>
-            <w:tcW w:type="dxa" w:w="864"/>
+            <w:tcW w:type="dxa" w:w="1080"/>
           </w:tcPr>
           <w:p>
             <w:pPr>
@@ -4279,7 +4692,7 @@
         </w:tc>
         <w:tc>
           <w:tcPr>
-            <w:tcW w:type="dxa" w:w="864"/>
+            <w:tcW w:type="dxa" w:w="1080"/>
           </w:tcPr>
           <w:p>
             <w:pPr>
@@ -4298,7 +4711,7 @@
         </w:tc>
         <w:tc>
           <w:tcPr>
-            <w:tcW w:type="dxa" w:w="864"/>
+            <w:tcW w:type="dxa" w:w="1080"/>
           </w:tcPr>
           <w:p>
             <w:pPr>
@@ -4315,33 +4728,11 @@
             </w:r>
           </w:p>
         </w:tc>
-        <w:tc>
-          <w:tcPr>
-            <w:tcW w:type="dxa" w:w="864"/>
-          </w:tcPr>
-          <w:p>
-            <w:pPr>
-              <w:spacing w:after="0" w:before="0"/>
-            </w:pPr>
-            <w:r/>
-          </w:p>
-        </w:tc>
-        <w:tc>
-          <w:tcPr>
-            <w:tcW w:type="dxa" w:w="864"/>
-          </w:tcPr>
-          <w:p>
-            <w:pPr>
-              <w:spacing w:after="0" w:before="0"/>
-            </w:pPr>
-            <w:r/>
-          </w:p>
-        </w:tc>
       </w:tr>
       <w:tr>
         <w:tc>
           <w:tcPr>
-            <w:tcW w:type="dxa" w:w="864"/>
+            <w:tcW w:type="dxa" w:w="1080"/>
           </w:tcPr>
           <w:p>
             <w:pPr>
@@ -4359,7 +4750,7 @@
         </w:tc>
         <w:tc>
           <w:tcPr>
-            <w:tcW w:type="dxa" w:w="864"/>
+            <w:tcW w:type="dxa" w:w="1080"/>
           </w:tcPr>
           <w:p>
             <w:pPr>
@@ -4377,7 +4768,7 @@
         </w:tc>
         <w:tc>
           <w:tcPr>
-            <w:tcW w:type="dxa" w:w="864"/>
+            <w:tcW w:type="dxa" w:w="1080"/>
           </w:tcPr>
           <w:p>
             <w:pPr>
@@ -4395,7 +4786,7 @@
         </w:tc>
         <w:tc>
           <w:tcPr>
-            <w:tcW w:type="dxa" w:w="864"/>
+            <w:tcW w:type="dxa" w:w="1080"/>
           </w:tcPr>
           <w:p>
             <w:pPr>
@@ -4413,7 +4804,7 @@
         </w:tc>
         <w:tc>
           <w:tcPr>
-            <w:tcW w:type="dxa" w:w="864"/>
+            <w:tcW w:type="dxa" w:w="1080"/>
           </w:tcPr>
           <w:p>
             <w:pPr>
@@ -4431,7 +4822,7 @@
         </w:tc>
         <w:tc>
           <w:tcPr>
-            <w:tcW w:type="dxa" w:w="864"/>
+            <w:tcW w:type="dxa" w:w="1080"/>
           </w:tcPr>
           <w:p>
             <w:pPr>
@@ -4449,7 +4840,7 @@
         </w:tc>
         <w:tc>
           <w:tcPr>
-            <w:tcW w:type="dxa" w:w="864"/>
+            <w:tcW w:type="dxa" w:w="1080"/>
           </w:tcPr>
           <w:p>
             <w:pPr>
@@ -4467,7 +4858,7 @@
         </w:tc>
         <w:tc>
           <w:tcPr>
-            <w:tcW w:type="dxa" w:w="864"/>
+            <w:tcW w:type="dxa" w:w="1080"/>
           </w:tcPr>
           <w:p>
             <w:pPr>
@@ -4481,28 +4872,6 @@
               </w:rPr>
               <w:t>0.017</w:t>
             </w:r>
-          </w:p>
-        </w:tc>
-        <w:tc>
-          <w:tcPr>
-            <w:tcW w:type="dxa" w:w="864"/>
-          </w:tcPr>
-          <w:p>
-            <w:pPr>
-              <w:spacing w:after="0" w:before="0"/>
-            </w:pPr>
-            <w:r/>
-          </w:p>
-        </w:tc>
-        <w:tc>
-          <w:tcPr>
-            <w:tcW w:type="dxa" w:w="864"/>
-          </w:tcPr>
-          <w:p>
-            <w:pPr>
-              <w:spacing w:after="0" w:before="0"/>
-            </w:pPr>
-            <w:r/>
           </w:p>
         </w:tc>
       </w:tr>
@@ -4978,7 +5347,7 @@
           <w:rFonts w:ascii="宋体" w:hAnsi="宋体" w:eastAsia="宋体"/>
           <w:sz w:val="21"/>
         </w:rPr>
-        <w:t>在该配置下：</w:t>
+        <w:t>当时（</w:t>
       </w:r>
       <w:r>
         <w:rPr>
@@ -4986,14 +5355,14 @@
           <w:b/>
           <w:sz w:val="21"/>
         </w:rPr>
-        <w:t>24 段留出片段的级别轨迹全部正确、零误报</w:t>
-      </w:r>
-      <w:r>
-        <w:rPr>
-          <w:rFonts w:ascii="宋体" w:hAnsi="宋体" w:eastAsia="宋体"/>
-          <w:sz w:val="21"/>
-        </w:rPr>
-        <w:t>，</w:t>
+        <w:t>24 段时代</w:t>
+      </w:r>
+      <w:r>
+        <w:rPr>
+          <w:rFonts w:ascii="宋体" w:hAnsi="宋体" w:eastAsia="宋体"/>
+          <w:sz w:val="21"/>
+        </w:rPr>
+        <w:t>）在该配置下：留出片段的级别轨迹全部正确、零误报，</w:t>
       </w:r>
     </w:p>
     <w:p>
@@ -5015,31 +5384,77 @@
       <w:r>
         <w:rPr>
           <w:rFonts w:ascii="宋体" w:hAnsi="宋体" w:eastAsia="宋体"/>
+          <w:sz w:val="21"/>
+        </w:rPr>
+        <w:t xml:space="preserve">⚠️ </w:t>
+      </w:r>
+      <w:r>
+        <w:rPr>
+          <w:rFonts w:ascii="宋体" w:hAnsi="宋体" w:eastAsia="宋体"/>
           <w:b/>
           <w:sz w:val="21"/>
         </w:rPr>
-        <w:t>为什么不再往下压到 30 帧</w:t>
-      </w:r>
-      <w:r>
-        <w:rPr>
-          <w:rFonts w:ascii="宋体" w:hAnsi="宋体" w:eastAsia="宋体"/>
-          <w:sz w:val="21"/>
-        </w:rPr>
-        <w:t xml:space="preserve">：30 帧时 </w:t>
+        <w:t>98.04% 是 24 段的分母，不要再用。</w:t>
+      </w:r>
+      <w:r>
+        <w:rPr>
+          <w:rFonts w:ascii="宋体" w:hAnsi="宋体" w:eastAsia="宋体"/>
+          <w:sz w:val="21"/>
+        </w:rPr>
+        <w:t xml:space="preserve"> 素材涨到 106 段后重新训练</w:t>
+      </w:r>
+    </w:p>
+    <w:p>
+      <w:pPr>
+        <w:spacing w:after="120" w:line="300" w:lineRule="auto"/>
+      </w:pPr>
+      <w:r>
+        <w:rPr>
+          <w:rFonts w:ascii="宋体" w:hAnsi="宋体" w:eastAsia="宋体"/>
+          <w:sz w:val="21"/>
+        </w:rPr>
+        <w:t>（</w:t>
       </w:r>
       <w:r>
         <w:rPr>
           <w:rFonts w:ascii="Consolas" w:hAnsi="Consolas" w:eastAsia="Consolas"/>
           <w:sz w:val="18"/>
         </w:rPr>
-        <w:t>normal_03</w:t>
-      </w:r>
-      <w:r>
-        <w:rPr>
-          <w:rFonts w:ascii="宋体" w:hAnsi="宋体" w:eastAsia="宋体"/>
-          <w:sz w:val="21"/>
-        </w:rPr>
-        <w:t xml:space="preserve"> 的窗口 100% 被判成非 </w:t>
+        <w:t>runs/20260922_200934</w:t>
+      </w:r>
+      <w:r>
+        <w:rPr>
+          <w:rFonts w:ascii="宋体" w:hAnsi="宋体" w:eastAsia="宋体"/>
+          <w:sz w:val="21"/>
+        </w:rPr>
+        <w:t xml:space="preserve">，176 个测试窗），窗口级准确率是 </w:t>
+      </w:r>
+      <w:r>
+        <w:rPr>
+          <w:rFonts w:ascii="宋体" w:hAnsi="宋体" w:eastAsia="宋体"/>
+          <w:b/>
+          <w:sz w:val="21"/>
+        </w:rPr>
+        <w:t>80.11%</w:t>
+      </w:r>
+      <w:r>
+        <w:rPr>
+          <w:rFonts w:ascii="宋体" w:hAnsi="宋体" w:eastAsia="宋体"/>
+          <w:sz w:val="21"/>
+        </w:rPr>
+        <w:t>、</w:t>
+      </w:r>
+    </w:p>
+    <w:p>
+      <w:pPr>
+        <w:spacing w:after="120" w:line="300" w:lineRule="auto"/>
+      </w:pPr>
+      <w:r>
+        <w:rPr>
+          <w:rFonts w:ascii="宋体" w:hAnsi="宋体" w:eastAsia="宋体"/>
+          <w:sz w:val="21"/>
+        </w:rPr>
+        <w:t>宏平均 F1 0.800：</w:t>
       </w:r>
       <w:r>
         <w:rPr>
@@ -5053,7 +5468,49 @@
           <w:rFonts w:ascii="宋体" w:hAnsi="宋体" w:eastAsia="宋体"/>
           <w:sz w:val="21"/>
         </w:rPr>
-        <w:t>，</w:t>
+        <w:t xml:space="preserve"> 0.925 / </w:t>
+      </w:r>
+      <w:r>
+        <w:rPr>
+          <w:rFonts w:ascii="Consolas" w:hAnsi="Consolas" w:eastAsia="Consolas"/>
+          <w:sz w:val="18"/>
+        </w:rPr>
+        <w:t>glance</w:t>
+      </w:r>
+      <w:r>
+        <w:rPr>
+          <w:rFonts w:ascii="宋体" w:hAnsi="宋体" w:eastAsia="宋体"/>
+          <w:sz w:val="21"/>
+        </w:rPr>
+        <w:t xml:space="preserve"> 0.651 / </w:t>
+      </w:r>
+      <w:r>
+        <w:rPr>
+          <w:rFonts w:ascii="Consolas" w:hAnsi="Consolas" w:eastAsia="Consolas"/>
+          <w:sz w:val="18"/>
+        </w:rPr>
+        <w:t>phone</w:t>
+      </w:r>
+      <w:r>
+        <w:rPr>
+          <w:rFonts w:ascii="宋体" w:hAnsi="宋体" w:eastAsia="宋体"/>
+          <w:sz w:val="21"/>
+        </w:rPr>
+        <w:t xml:space="preserve"> 0.760 / </w:t>
+      </w:r>
+      <w:r>
+        <w:rPr>
+          <w:rFonts w:ascii="Consolas" w:hAnsi="Consolas" w:eastAsia="Consolas"/>
+          <w:sz w:val="18"/>
+        </w:rPr>
+        <w:t>fatigue</w:t>
+      </w:r>
+      <w:r>
+        <w:rPr>
+          <w:rFonts w:ascii="宋体" w:hAnsi="宋体" w:eastAsia="宋体"/>
+          <w:sz w:val="21"/>
+        </w:rPr>
+        <w:t xml:space="preserve"> 0.884</w:t>
       </w:r>
     </w:p>
     <w:p>
@@ -5065,6 +5522,108 @@
           <w:rFonts w:ascii="宋体" w:hAnsi="宋体" w:eastAsia="宋体"/>
           <w:sz w:val="21"/>
         </w:rPr>
+        <w:t>（召回）。</w:t>
+      </w:r>
+      <w:r>
+        <w:rPr>
+          <w:rFonts w:ascii="宋体" w:hAnsi="宋体" w:eastAsia="宋体"/>
+          <w:b/>
+          <w:sz w:val="21"/>
+        </w:rPr>
+        <w:t>下降是正常的</w:t>
+      </w:r>
+      <w:r>
+        <w:rPr>
+          <w:rFonts w:ascii="宋体" w:hAnsi="宋体" w:eastAsia="宋体"/>
+          <w:sz w:val="21"/>
+        </w:rPr>
+        <w:t>——原来 24 段的测试集又小又同源。当前口径见 7.3 与 7.4。</w:t>
+      </w:r>
+    </w:p>
+    <w:p>
+      <w:pPr>
+        <w:spacing w:after="120" w:line="300" w:lineRule="auto"/>
+      </w:pPr>
+      <w:r>
+        <w:rPr>
+          <w:rFonts w:ascii="宋体" w:hAnsi="宋体" w:eastAsia="宋体"/>
+          <w:sz w:val="21"/>
+        </w:rPr>
+        <w:t>窗口长度 45 帧这个</w:t>
+      </w:r>
+      <w:r>
+        <w:rPr>
+          <w:rFonts w:ascii="宋体" w:hAnsi="宋体" w:eastAsia="宋体"/>
+          <w:b/>
+          <w:sz w:val="21"/>
+        </w:rPr>
+        <w:t>结论</w:t>
+      </w:r>
+      <w:r>
+        <w:rPr>
+          <w:rFonts w:ascii="宋体" w:hAnsi="宋体" w:eastAsia="宋体"/>
+          <w:sz w:val="21"/>
+        </w:rPr>
+        <w:t>没有变（重训仍用它），变的是性能数字。</w:t>
+      </w:r>
+    </w:p>
+    <w:p>
+      <w:pPr>
+        <w:spacing w:after="120" w:line="300" w:lineRule="auto"/>
+      </w:pPr>
+      <w:r>
+        <w:rPr>
+          <w:rFonts w:ascii="宋体" w:hAnsi="宋体" w:eastAsia="宋体"/>
+          <w:b/>
+          <w:sz w:val="21"/>
+        </w:rPr>
+        <w:t>为什么不再往下压到 30 帧</w:t>
+      </w:r>
+      <w:r>
+        <w:rPr>
+          <w:rFonts w:ascii="宋体" w:hAnsi="宋体" w:eastAsia="宋体"/>
+          <w:sz w:val="21"/>
+        </w:rPr>
+        <w:t xml:space="preserve">：30 帧时 </w:t>
+      </w:r>
+      <w:r>
+        <w:rPr>
+          <w:rFonts w:ascii="Consolas" w:hAnsi="Consolas" w:eastAsia="Consolas"/>
+          <w:sz w:val="18"/>
+        </w:rPr>
+        <w:t>normal_03</w:t>
+      </w:r>
+      <w:r>
+        <w:rPr>
+          <w:rFonts w:ascii="宋体" w:hAnsi="宋体" w:eastAsia="宋体"/>
+          <w:sz w:val="21"/>
+        </w:rPr>
+        <w:t xml:space="preserve"> 的窗口 100% 被判成非 </w:t>
+      </w:r>
+      <w:r>
+        <w:rPr>
+          <w:rFonts w:ascii="Consolas" w:hAnsi="Consolas" w:eastAsia="Consolas"/>
+          <w:sz w:val="18"/>
+        </w:rPr>
+        <w:t>normal</w:t>
+      </w:r>
+      <w:r>
+        <w:rPr>
+          <w:rFonts w:ascii="宋体" w:hAnsi="宋体" w:eastAsia="宋体"/>
+          <w:sz w:val="21"/>
+        </w:rPr>
+        <w:t>，</w:t>
+      </w:r>
+    </w:p>
+    <w:p>
+      <w:pPr>
+        <w:spacing w:after="120" w:line="300" w:lineRule="auto"/>
+      </w:pPr>
+      <w:r>
+        <w:rPr>
+          <w:rFonts w:ascii="宋体" w:hAnsi="宋体" w:eastAsia="宋体"/>
+          <w:sz w:val="21"/>
+        </w:rPr>
         <w:t>现场坐着不动灯就会亮。这是</w:t>
       </w:r>
       <w:r>
@@ -5080,7 +5639,7 @@
           <w:rFonts w:ascii="宋体" w:hAnsi="宋体" w:eastAsia="宋体"/>
           <w:sz w:val="21"/>
         </w:rPr>
-        <w:t>（正常样本只有 6 段，其中一段本身偏），</w:t>
+        <w:t>（24 段时代正常样本只有 6 段，其中一段本身偏），</w:t>
       </w:r>
     </w:p>
     <w:p>
@@ -7376,7 +7935,7 @@
           <w:rFonts w:ascii="宋体" w:hAnsi="宋体" w:eastAsia="宋体"/>
           <w:sz w:val="21"/>
         </w:rPr>
-        <w:t xml:space="preserve"> 测试集是</w:t>
+        <w:t xml:space="preserve"> 测试集按</w:t>
       </w:r>
       <w:r>
         <w:rPr>
@@ -7384,14 +7943,14 @@
           <w:b/>
           <w:sz w:val="21"/>
         </w:rPr>
-        <w:t>时间</w:t>
-      </w:r>
-      <w:r>
-        <w:rPr>
-          <w:rFonts w:ascii="宋体" w:hAnsi="宋体" w:eastAsia="宋体"/>
-          <w:sz w:val="21"/>
-        </w:rPr>
-        <w:t>上留出，</w:t>
+        <w:t>片段</w:t>
+      </w:r>
+      <w:r>
+        <w:rPr>
+          <w:rFonts w:ascii="宋体" w:hAnsi="宋体" w:eastAsia="宋体"/>
+          <w:sz w:val="21"/>
+        </w:rPr>
+        <w:t>整体留出</w:t>
       </w:r>
     </w:p>
     <w:p>
@@ -7403,7 +7962,7 @@
           <w:rFonts w:ascii="宋体" w:hAnsi="宋体" w:eastAsia="宋体"/>
           <w:sz w:val="21"/>
         </w:rPr>
-        <w:t>不是</w:t>
+        <w:t>（无同段泄漏），但不是</w:t>
       </w:r>
       <w:r>
         <w:rPr>
@@ -7426,53 +7985,53 @@
           <w:b/>
           <w:sz w:val="21"/>
         </w:rPr>
-        <w:t>98.04% 不能作为现场性能指标</w:t>
-      </w:r>
-      <w:r>
-        <w:rPr>
-          <w:rFonts w:ascii="宋体" w:hAnsi="宋体" w:eastAsia="宋体"/>
-          <w:sz w:val="21"/>
-        </w:rPr>
-        <w:t>，补采多环境数据后需重测。</w:t>
+        <w:t>0.8011 不能作为现场性能指标</w:t>
+      </w:r>
+      <w:r>
+        <w:rPr>
+          <w:rFonts w:ascii="宋体" w:hAnsi="宋体" w:eastAsia="宋体"/>
+          <w:sz w:val="21"/>
+        </w:rPr>
+        <w:t>，</w:t>
       </w:r>
     </w:p>
     <w:p>
       <w:pPr>
-        <w:pStyle w:val="ListNumber"/>
-      </w:pPr>
-      <w:r>
-        <w:rPr>
-          <w:rFonts w:ascii="宋体" w:hAnsi="宋体" w:eastAsia="宋体"/>
-          <w:sz w:val="21"/>
-        </w:rPr>
-        <w:t>每类目前只有 6 段，是"能让 4/1/1 划分跑通"的下限，</w:t>
-      </w:r>
-      <w:r>
-        <w:rPr>
-          <w:rFonts w:ascii="宋体" w:hAnsi="宋体" w:eastAsia="宋体"/>
-          <w:b/>
-          <w:sz w:val="21"/>
-        </w:rPr>
-        <w:t>不是够用的数据量</w:t>
-      </w:r>
-      <w:r>
-        <w:rPr>
-          <w:rFonts w:ascii="宋体" w:hAnsi="宋体" w:eastAsia="宋体"/>
-          <w:sz w:val="21"/>
-        </w:rPr>
-        <w:t>。</w:t>
+        <w:spacing w:after="120" w:line="300" w:lineRule="auto"/>
+      </w:pPr>
+      <w:r>
+        <w:rPr>
+          <w:rFonts w:ascii="宋体" w:hAnsi="宋体" w:eastAsia="宋体"/>
+          <w:sz w:val="21"/>
+        </w:rPr>
+        <w:t>补采多环境数据后需重测。</w:t>
       </w:r>
     </w:p>
     <w:p>
       <w:pPr>
-        <w:spacing w:after="120" w:line="300" w:lineRule="auto"/>
-      </w:pPr>
-      <w:r>
-        <w:rPr>
-          <w:rFonts w:ascii="宋体" w:hAnsi="宋体" w:eastAsia="宋体"/>
-          <w:sz w:val="21"/>
-        </w:rPr>
-        <w:t>目标为每类 20~30 段。</w:t>
+        <w:pStyle w:val="ListNumber"/>
+      </w:pPr>
+      <w:r>
+        <w:rPr>
+          <w:rFonts w:ascii="宋体" w:hAnsi="宋体" w:eastAsia="宋体"/>
+          <w:sz w:val="21"/>
+        </w:rPr>
+        <w:t>每类 26~27 段，已达成"每类 20~30 段"的目标，</w:t>
+      </w:r>
+      <w:r>
+        <w:rPr>
+          <w:rFonts w:ascii="宋体" w:hAnsi="宋体" w:eastAsia="宋体"/>
+          <w:b/>
+          <w:sz w:val="21"/>
+        </w:rPr>
+        <w:t>数据量不再是最大瓶颈，环境与参与者的多样性才是</w:t>
+      </w:r>
+      <w:r>
+        <w:rPr>
+          <w:rFonts w:ascii="宋体" w:hAnsi="宋体" w:eastAsia="宋体"/>
+          <w:sz w:val="21"/>
+        </w:rPr>
+        <w:t>。</w:t>
       </w:r>
     </w:p>
     <w:p>
@@ -7484,7 +8043,7 @@
           <w:rFonts w:ascii="宋体" w:hAnsi="宋体" w:eastAsia="宋体"/>
           <w:sz w:val="21"/>
         </w:rPr>
-        <w:t>参与者只有 1 人，未验证跨人泛化。</w:t>
+        <w:t>参与者只有 1 人，未验证跨人泛化（支路二的真人验证同样是单人，见第 8 节）。</w:t>
       </w:r>
     </w:p>
     <w:p>
@@ -7505,9 +8064,43 @@
       </w:pPr>
       <w:r>
         <w:rPr>
+          <w:rFonts w:ascii="宋体" w:hAnsi="宋体" w:eastAsia="宋体"/>
+          <w:b/>
+          <w:sz w:val="21"/>
+        </w:rPr>
+        <w:t>最薄弱的一类是"轻微分心"</w:t>
+      </w:r>
+      <w:r>
+        <w:rPr>
+          <w:rFonts w:ascii="宋体" w:hAnsi="宋体" w:eastAsia="宋体"/>
+          <w:sz w:val="21"/>
+        </w:rPr>
+        <w:t>：</w:t>
+      </w:r>
+      <w:r>
+        <w:rPr>
           <w:rFonts w:ascii="Consolas" w:hAnsi="Consolas" w:eastAsia="Consolas"/>
           <w:sz w:val="18"/>
         </w:rPr>
+        <w:t>glance</w:t>
+      </w:r>
+      <w:r>
+        <w:rPr>
+          <w:rFonts w:ascii="宋体" w:hAnsi="宋体" w:eastAsia="宋体"/>
+          <w:sz w:val="21"/>
+        </w:rPr>
+        <w:t xml:space="preserve"> 召回只有 0.651（15/43 被判成</w:t>
+      </w:r>
+    </w:p>
+    <w:p>
+      <w:pPr>
+        <w:spacing w:after="120" w:line="300" w:lineRule="auto"/>
+      </w:pPr>
+      <w:r>
+        <w:rPr>
+          <w:rFonts w:ascii="Consolas" w:hAnsi="Consolas" w:eastAsia="Consolas"/>
+          <w:sz w:val="18"/>
+        </w:rPr>
         <w:t>normal</w:t>
       </w:r>
       <w:r>
@@ -7515,7 +8108,108 @@
           <w:rFonts w:ascii="宋体" w:hAnsi="宋体" w:eastAsia="宋体"/>
           <w:sz w:val="21"/>
         </w:rPr>
-        <w:t xml:space="preserve"> 类是当前最薄弱的一类，短窗口下的失效全部由它贡献。</w:t>
+        <w:t>），</w:t>
+      </w:r>
+      <w:r>
+        <w:rPr>
+          <w:rFonts w:ascii="Consolas" w:hAnsi="Consolas" w:eastAsia="Consolas"/>
+          <w:sz w:val="18"/>
+        </w:rPr>
+        <w:t>phone</w:t>
+      </w:r>
+      <w:r>
+        <w:rPr>
+          <w:rFonts w:ascii="宋体" w:hAnsi="宋体" w:eastAsia="宋体"/>
+          <w:sz w:val="21"/>
+        </w:rPr>
+        <w:t xml:space="preserve"> 有 12/50 被判成 </w:t>
+      </w:r>
+      <w:r>
+        <w:rPr>
+          <w:rFonts w:ascii="Consolas" w:hAnsi="Consolas" w:eastAsia="Consolas"/>
+          <w:sz w:val="18"/>
+        </w:rPr>
+        <w:t>glance</w:t>
+      </w:r>
+      <w:r>
+        <w:rPr>
+          <w:rFonts w:ascii="宋体" w:hAnsi="宋体" w:eastAsia="宋体"/>
+          <w:sz w:val="21"/>
+        </w:rPr>
+        <w:t xml:space="preserve">。反过来 </w:t>
+      </w:r>
+      <w:r>
+        <w:rPr>
+          <w:rFonts w:ascii="Consolas" w:hAnsi="Consolas" w:eastAsia="Consolas"/>
+          <w:sz w:val="18"/>
+        </w:rPr>
+        <w:t>fatigue</w:t>
+      </w:r>
+      <w:r>
+        <w:rPr>
+          <w:rFonts w:ascii="宋体" w:hAnsi="宋体" w:eastAsia="宋体"/>
+          <w:sz w:val="21"/>
+        </w:rPr>
+        <w:t xml:space="preserve"> 是最稳的</w:t>
+      </w:r>
+    </w:p>
+    <w:p>
+      <w:pPr>
+        <w:spacing w:after="120" w:line="300" w:lineRule="auto"/>
+      </w:pPr>
+      <w:r>
+        <w:rPr>
+          <w:rFonts w:ascii="宋体" w:hAnsi="宋体" w:eastAsia="宋体"/>
+          <w:sz w:val="21"/>
+        </w:rPr>
+        <w:t>（精确率 0.927 / 召回 0.884 / F1 0.905）。</w:t>
+      </w:r>
+      <w:r>
+        <w:rPr>
+          <w:rFonts w:ascii="宋体" w:hAnsi="宋体" w:eastAsia="宋体"/>
+          <w:b/>
+          <w:sz w:val="21"/>
+        </w:rPr>
+        <w:t>报性能时要报这张分栏表，不要只报一个汇总准确率</w:t>
+      </w:r>
+      <w:r>
+        <w:rPr>
+          <w:rFonts w:ascii="宋体" w:hAnsi="宋体" w:eastAsia="宋体"/>
+          <w:sz w:val="21"/>
+        </w:rPr>
+        <w:t>——汇总数会把"漏报集中在哪"这个关键信息抹掉。</w:t>
+      </w:r>
+    </w:p>
+    <w:p>
+      <w:pPr>
+        <w:pStyle w:val="ListNumber"/>
+      </w:pPr>
+      <w:r>
+        <w:rPr>
+          <w:rFonts w:ascii="宋体" w:hAnsi="宋体" w:eastAsia="宋体"/>
+          <w:b/>
+          <w:sz w:val="21"/>
+        </w:rPr>
+        <w:t>支路二有它自己的局限</w:t>
+      </w:r>
+      <w:r>
+        <w:rPr>
+          <w:rFonts w:ascii="宋体" w:hAnsi="宋体" w:eastAsia="宋体"/>
+          <w:sz w:val="21"/>
+        </w:rPr>
+        <w:t>（27 秒冷启动；真实驾驶场景下闸门会频繁关闭），</w:t>
+      </w:r>
+    </w:p>
+    <w:p>
+      <w:pPr>
+        <w:spacing w:after="120" w:line="300" w:lineRule="auto"/>
+      </w:pPr>
+      <w:r>
+        <w:rPr>
+          <w:rFonts w:ascii="宋体" w:hAnsi="宋体" w:eastAsia="宋体"/>
+          <w:sz w:val="21"/>
+        </w:rPr>
+        <w:t>单独列在第 8 节末尾，写材料时不能省。</w:t>
       </w:r>
     </w:p>
     <w:p>
@@ -7528,7 +8222,2690 @@
           <w:b/>
           <w:sz w:val="30"/>
         </w:rPr>
-        <w:t>8. 性能实测</w:t>
+        <w:t>8. 第二条支路：面部路与融合闸门</w:t>
+      </w:r>
+    </w:p>
+    <w:p>
+      <w:pPr>
+        <w:spacing w:before="160" w:after="120"/>
+      </w:pPr>
+      <w:r>
+        <w:rPr>
+          <w:rFonts w:ascii="黑体" w:hAnsi="黑体" w:eastAsia="黑体"/>
+          <w:b/>
+          <w:sz w:val="26"/>
+        </w:rPr>
+        <w:t>8.1 为什么不把它并进支路一</w:t>
+      </w:r>
+    </w:p>
+    <w:p>
+      <w:pPr>
+        <w:spacing w:after="120" w:line="300" w:lineRule="auto"/>
+      </w:pPr>
+      <w:r>
+        <w:rPr>
+          <w:rFonts w:ascii="宋体" w:hAnsi="宋体" w:eastAsia="宋体"/>
+          <w:sz w:val="21"/>
+        </w:rPr>
+        <w:t>支路一判疲劳靠的是</w:t>
+      </w:r>
+      <w:r>
+        <w:rPr>
+          <w:rFonts w:ascii="宋体" w:hAnsi="宋体" w:eastAsia="宋体"/>
+          <w:b/>
+          <w:sz w:val="21"/>
+        </w:rPr>
+        <w:t>头下垂的运动模式</w:t>
+      </w:r>
+      <w:r>
+        <w:rPr>
+          <w:rFonts w:ascii="宋体" w:hAnsi="宋体" w:eastAsia="宋体"/>
+          <w:sz w:val="21"/>
+        </w:rPr>
+        <w:t>。而"闭着眼、头稳稳不动"这一类，</w:t>
+      </w:r>
+    </w:p>
+    <w:p>
+      <w:pPr>
+        <w:spacing w:after="120" w:line="300" w:lineRule="auto"/>
+      </w:pPr>
+      <w:r>
+        <w:rPr>
+          <w:rFonts w:ascii="宋体" w:hAnsi="宋体" w:eastAsia="宋体"/>
+          <w:sz w:val="21"/>
+        </w:rPr>
+        <w:t>在骨骼序列里和"正常坐着"几乎没有差别——不是模型不够强，是</w:t>
+      </w:r>
+      <w:r>
+        <w:rPr>
+          <w:rFonts w:ascii="宋体" w:hAnsi="宋体" w:eastAsia="宋体"/>
+          <w:b/>
+          <w:sz w:val="21"/>
+        </w:rPr>
+        <w:t>输入里没有那个信息</w:t>
+      </w:r>
+      <w:r>
+        <w:rPr>
+          <w:rFonts w:ascii="宋体" w:hAnsi="宋体" w:eastAsia="宋体"/>
+          <w:sz w:val="21"/>
+        </w:rPr>
+        <w:t>。</w:t>
+      </w:r>
+    </w:p>
+    <w:p>
+      <w:pPr>
+        <w:spacing w:after="120" w:line="300" w:lineRule="auto"/>
+      </w:pPr>
+      <w:r>
+        <w:rPr>
+          <w:rFonts w:ascii="宋体" w:hAnsi="宋体" w:eastAsia="宋体"/>
+          <w:sz w:val="21"/>
+        </w:rPr>
+        <w:t>面部路（EAR/MAR/头姿）才有。两条支路是</w:t>
+      </w:r>
+      <w:r>
+        <w:rPr>
+          <w:rFonts w:ascii="宋体" w:hAnsi="宋体" w:eastAsia="宋体"/>
+          <w:b/>
+          <w:sz w:val="21"/>
+        </w:rPr>
+        <w:t>互补</w:t>
+      </w:r>
+      <w:r>
+        <w:rPr>
+          <w:rFonts w:ascii="宋体" w:hAnsi="宋体" w:eastAsia="宋体"/>
+          <w:sz w:val="21"/>
+        </w:rPr>
+        <w:t>关系，不是冗余。</w:t>
+      </w:r>
+    </w:p>
+    <w:p>
+      <w:pPr>
+        <w:spacing w:before="160" w:after="120"/>
+      </w:pPr>
+      <w:r>
+        <w:rPr>
+          <w:rFonts w:ascii="黑体" w:hAnsi="黑体" w:eastAsia="黑体"/>
+          <w:b/>
+          <w:sz w:val="26"/>
+        </w:rPr>
+        <w:t>8.2 特征与归一化</w:t>
+      </w:r>
+    </w:p>
+    <w:p>
+      <w:pPr>
+        <w:spacing w:after="120" w:line="300" w:lineRule="auto"/>
+      </w:pPr>
+      <w:r>
+        <w:rPr>
+          <w:rFonts w:ascii="宋体" w:hAnsi="宋体" w:eastAsia="宋体"/>
+          <w:sz w:val="21"/>
+        </w:rPr>
+        <w:t>每帧从 FaceMesh（478 点）算三个量：</w:t>
+      </w:r>
+      <w:r>
+        <w:rPr>
+          <w:rFonts w:ascii="宋体" w:hAnsi="宋体" w:eastAsia="宋体"/>
+          <w:b/>
+          <w:sz w:val="21"/>
+        </w:rPr>
+        <w:t>EAR</w:t>
+      </w:r>
+      <w:r>
+        <w:rPr>
+          <w:rFonts w:ascii="宋体" w:hAnsi="宋体" w:eastAsia="宋体"/>
+          <w:sz w:val="21"/>
+        </w:rPr>
+        <w:t>（眼睛纵横比）、</w:t>
+      </w:r>
+      <w:r>
+        <w:rPr>
+          <w:rFonts w:ascii="宋体" w:hAnsi="宋体" w:eastAsia="宋体"/>
+          <w:b/>
+          <w:sz w:val="21"/>
+        </w:rPr>
+        <w:t>MAR</w:t>
+      </w:r>
+      <w:r>
+        <w:rPr>
+          <w:rFonts w:ascii="宋体" w:hAnsi="宋体" w:eastAsia="宋体"/>
+          <w:sz w:val="21"/>
+        </w:rPr>
+        <w:t>（嘴）、</w:t>
+      </w:r>
+    </w:p>
+    <w:p>
+      <w:pPr>
+        <w:spacing w:after="120" w:line="300" w:lineRule="auto"/>
+      </w:pPr>
+      <w:r>
+        <w:rPr>
+          <w:rFonts w:ascii="宋体" w:hAnsi="宋体" w:eastAsia="宋体"/>
+          <w:b/>
+          <w:sz w:val="21"/>
+        </w:rPr>
+        <w:t>头部欧拉角</w:t>
+      </w:r>
+      <w:r>
+        <w:rPr>
+          <w:rFonts w:ascii="宋体" w:hAnsi="宋体" w:eastAsia="宋体"/>
+          <w:sz w:val="21"/>
+        </w:rPr>
+        <w:t>（pitch 为主）。再在 17 秒滑窗上统计出：</w:t>
+      </w:r>
+    </w:p>
+    <w:tbl>
+      <w:tblPr>
+        <w:tblStyle w:val="TableGrid"/>
+        <w:tblW w:type="auto" w:w="0"/>
+        <w:jc w:val="center"/>
+        <w:tblLook w:firstColumn="1" w:firstRow="1" w:lastColumn="0" w:lastRow="0" w:noHBand="0" w:noVBand="1" w:val="04A0"/>
+      </w:tblPr>
+      <w:tblGrid>
+        <w:gridCol w:w="2880"/>
+        <w:gridCol w:w="2880"/>
+        <w:gridCol w:w="2880"/>
+      </w:tblGrid>
+      <w:tr>
+        <w:tc>
+          <w:tcPr>
+            <w:tcW w:type="dxa" w:w="2880"/>
+          </w:tcPr>
+          <w:p>
+            <w:pPr>
+              <w:spacing w:after="0" w:before="0"/>
+              <w:jc w:val="center"/>
+            </w:pPr>
+            <w:r>
+              <w:rPr>
+                <w:b/>
+              </w:rPr>
+            </w:r>
+            <w:r>
+              <w:rPr>
+                <w:rFonts w:ascii="宋体" w:hAnsi="宋体" w:eastAsia="宋体"/>
+                <w:b/>
+                <w:sz w:val="18"/>
+              </w:rPr>
+              <w:t>统计量</w:t>
+            </w:r>
+          </w:p>
+        </w:tc>
+        <w:tc>
+          <w:tcPr>
+            <w:tcW w:type="dxa" w:w="2880"/>
+          </w:tcPr>
+          <w:p>
+            <w:pPr>
+              <w:spacing w:after="0" w:before="0"/>
+              <w:jc w:val="center"/>
+            </w:pPr>
+            <w:r>
+              <w:rPr>
+                <w:b/>
+              </w:rPr>
+            </w:r>
+            <w:r>
+              <w:rPr>
+                <w:rFonts w:ascii="宋体" w:hAnsi="宋体" w:eastAsia="宋体"/>
+                <w:b/>
+                <w:sz w:val="18"/>
+              </w:rPr>
+              <w:t>含义</w:t>
+            </w:r>
+          </w:p>
+        </w:tc>
+        <w:tc>
+          <w:tcPr>
+            <w:tcW w:type="dxa" w:w="2880"/>
+          </w:tcPr>
+          <w:p>
+            <w:pPr>
+              <w:spacing w:after="0" w:before="0"/>
+              <w:jc w:val="center"/>
+            </w:pPr>
+            <w:r>
+              <w:rPr>
+                <w:b/>
+              </w:rPr>
+            </w:r>
+            <w:r>
+              <w:rPr>
+                <w:rFonts w:ascii="宋体" w:hAnsi="宋体" w:eastAsia="宋体"/>
+                <w:b/>
+                <w:sz w:val="18"/>
+              </w:rPr>
+              <w:t>是否进模型</w:t>
+            </w:r>
+          </w:p>
+        </w:tc>
+      </w:tr>
+      <w:tr>
+        <w:tc>
+          <w:tcPr>
+            <w:tcW w:type="dxa" w:w="2880"/>
+          </w:tcPr>
+          <w:p>
+            <w:pPr>
+              <w:spacing w:after="0" w:before="0"/>
+            </w:pPr>
+            <w:r/>
+            <w:r>
+              <w:rPr>
+                <w:rFonts w:ascii="Consolas" w:hAnsi="Consolas" w:eastAsia="Consolas"/>
+                <w:sz w:val="18"/>
+              </w:rPr>
+              <w:t>perclos</w:t>
+            </w:r>
+          </w:p>
+        </w:tc>
+        <w:tc>
+          <w:tcPr>
+            <w:tcW w:type="dxa" w:w="2880"/>
+          </w:tcPr>
+          <w:p>
+            <w:pPr>
+              <w:spacing w:after="0" w:before="0"/>
+            </w:pPr>
+            <w:r/>
+            <w:r>
+              <w:rPr>
+                <w:rFonts w:ascii="宋体" w:hAnsi="宋体" w:eastAsia="宋体"/>
+                <w:sz w:val="18"/>
+              </w:rPr>
+              <w:t>窗内 EAR_norm 低于阈值的比例</w:t>
+            </w:r>
+          </w:p>
+        </w:tc>
+        <w:tc>
+          <w:tcPr>
+            <w:tcW w:type="dxa" w:w="2880"/>
+          </w:tcPr>
+          <w:p>
+            <w:pPr>
+              <w:spacing w:after="0" w:before="0"/>
+            </w:pPr>
+            <w:r/>
+            <w:r>
+              <w:rPr>
+                <w:rFonts w:ascii="宋体" w:hAnsi="宋体" w:eastAsia="宋体"/>
+                <w:sz w:val="18"/>
+              </w:rPr>
+              <w:t>✅</w:t>
+            </w:r>
+          </w:p>
+        </w:tc>
+      </w:tr>
+      <w:tr>
+        <w:tc>
+          <w:tcPr>
+            <w:tcW w:type="dxa" w:w="2880"/>
+          </w:tcPr>
+          <w:p>
+            <w:pPr>
+              <w:spacing w:after="0" w:before="0"/>
+            </w:pPr>
+            <w:r/>
+            <w:r>
+              <w:rPr>
+                <w:rFonts w:ascii="Consolas" w:hAnsi="Consolas" w:eastAsia="Consolas"/>
+                <w:sz w:val="18"/>
+              </w:rPr>
+              <w:t>brate</w:t>
+            </w:r>
+          </w:p>
+        </w:tc>
+        <w:tc>
+          <w:tcPr>
+            <w:tcW w:type="dxa" w:w="2880"/>
+          </w:tcPr>
+          <w:p>
+            <w:pPr>
+              <w:spacing w:after="0" w:before="0"/>
+            </w:pPr>
+            <w:r/>
+            <w:r>
+              <w:rPr>
+                <w:rFonts w:ascii="宋体" w:hAnsi="宋体" w:eastAsia="宋体"/>
+                <w:sz w:val="18"/>
+              </w:rPr>
+              <w:t>眨眼率（次/分）</w:t>
+            </w:r>
+          </w:p>
+        </w:tc>
+        <w:tc>
+          <w:tcPr>
+            <w:tcW w:type="dxa" w:w="2880"/>
+          </w:tcPr>
+          <w:p>
+            <w:pPr>
+              <w:spacing w:after="0" w:before="0"/>
+            </w:pPr>
+            <w:r/>
+            <w:r>
+              <w:rPr>
+                <w:rFonts w:ascii="宋体" w:hAnsi="宋体" w:eastAsia="宋体"/>
+                <w:sz w:val="18"/>
+              </w:rPr>
+              <w:t>✅</w:t>
+            </w:r>
+          </w:p>
+        </w:tc>
+      </w:tr>
+      <w:tr>
+        <w:tc>
+          <w:tcPr>
+            <w:tcW w:type="dxa" w:w="2880"/>
+          </w:tcPr>
+          <w:p>
+            <w:pPr>
+              <w:spacing w:after="0" w:before="0"/>
+            </w:pPr>
+            <w:r/>
+            <w:r>
+              <w:rPr>
+                <w:rFonts w:ascii="Consolas" w:hAnsi="Consolas" w:eastAsia="Consolas"/>
+                <w:sz w:val="18"/>
+              </w:rPr>
+              <w:t>nod</w:t>
+            </w:r>
+          </w:p>
+        </w:tc>
+        <w:tc>
+          <w:tcPr>
+            <w:tcW w:type="dxa" w:w="2880"/>
+          </w:tcPr>
+          <w:p>
+            <w:pPr>
+              <w:spacing w:after="0" w:before="0"/>
+            </w:pPr>
+            <w:r/>
+            <w:r>
+              <w:rPr>
+                <w:rFonts w:ascii="宋体" w:hAnsi="宋体" w:eastAsia="宋体"/>
+                <w:sz w:val="18"/>
+              </w:rPr>
+              <w:t>点头次数</w:t>
+            </w:r>
+          </w:p>
+        </w:tc>
+        <w:tc>
+          <w:tcPr>
+            <w:tcW w:type="dxa" w:w="2880"/>
+          </w:tcPr>
+          <w:p>
+            <w:pPr>
+              <w:spacing w:after="0" w:before="0"/>
+            </w:pPr>
+            <w:r/>
+            <w:r>
+              <w:rPr>
+                <w:rFonts w:ascii="宋体" w:hAnsi="宋体" w:eastAsia="宋体"/>
+                <w:sz w:val="18"/>
+              </w:rPr>
+              <w:t>✅</w:t>
+            </w:r>
+          </w:p>
+        </w:tc>
+      </w:tr>
+      <w:tr>
+        <w:tc>
+          <w:tcPr>
+            <w:tcW w:type="dxa" w:w="2880"/>
+          </w:tcPr>
+          <w:p>
+            <w:pPr>
+              <w:spacing w:after="0" w:before="0"/>
+            </w:pPr>
+            <w:r/>
+            <w:r>
+              <w:rPr>
+                <w:rFonts w:ascii="Consolas" w:hAnsi="Consolas" w:eastAsia="Consolas"/>
+                <w:sz w:val="18"/>
+              </w:rPr>
+              <w:t>yawn_sec</w:t>
+            </w:r>
+          </w:p>
+        </w:tc>
+        <w:tc>
+          <w:tcPr>
+            <w:tcW w:type="dxa" w:w="2880"/>
+          </w:tcPr>
+          <w:p>
+            <w:pPr>
+              <w:spacing w:after="0" w:before="0"/>
+            </w:pPr>
+            <w:r/>
+            <w:r>
+              <w:rPr>
+                <w:rFonts w:ascii="宋体" w:hAnsi="宋体" w:eastAsia="宋体"/>
+                <w:sz w:val="18"/>
+              </w:rPr>
+              <w:t xml:space="preserve">连续张嘴超过 </w:t>
+            </w:r>
+            <w:r>
+              <w:rPr>
+                <w:rFonts w:ascii="Consolas" w:hAnsi="Consolas" w:eastAsia="Consolas"/>
+                <w:sz w:val="18"/>
+              </w:rPr>
+              <w:t>YAWN_THR</w:t>
+            </w:r>
+            <w:r>
+              <w:rPr>
+                <w:rFonts w:ascii="宋体" w:hAnsi="宋体" w:eastAsia="宋体"/>
+                <w:sz w:val="18"/>
+              </w:rPr>
+              <w:t xml:space="preserve"> 的秒数</w:t>
+            </w:r>
+          </w:p>
+        </w:tc>
+        <w:tc>
+          <w:tcPr>
+            <w:tcW w:type="dxa" w:w="2880"/>
+          </w:tcPr>
+          <w:p>
+            <w:pPr>
+              <w:spacing w:after="0" w:before="0"/>
+            </w:pPr>
+            <w:r/>
+            <w:r>
+              <w:rPr>
+                <w:rFonts w:ascii="宋体" w:hAnsi="宋体" w:eastAsia="宋体"/>
+                <w:sz w:val="18"/>
+              </w:rPr>
+              <w:t>❌ 走规则</w:t>
+            </w:r>
+          </w:p>
+        </w:tc>
+      </w:tr>
+    </w:tbl>
+    <w:p/>
+    <w:p>
+      <w:pPr>
+        <w:spacing w:after="120" w:line="300" w:lineRule="auto"/>
+      </w:pPr>
+      <w:r>
+        <w:rPr>
+          <w:rFonts w:ascii="宋体" w:hAnsi="宋体" w:eastAsia="宋体"/>
+          <w:b/>
+          <w:sz w:val="21"/>
+        </w:rPr>
+        <w:t>归一化是这一路的核心难点</w:t>
+      </w:r>
+      <w:r>
+        <w:rPr>
+          <w:rFonts w:ascii="宋体" w:hAnsi="宋体" w:eastAsia="宋体"/>
+          <w:sz w:val="21"/>
+        </w:rPr>
+        <w:t>：EAR 的绝对值因人、因镜头距离而变，所以每个点</w:t>
+      </w:r>
+    </w:p>
+    <w:p>
+      <w:pPr>
+        <w:spacing w:after="120" w:line="300" w:lineRule="auto"/>
+      </w:pPr>
+      <w:r>
+        <w:rPr>
+          <w:rFonts w:ascii="宋体" w:hAnsi="宋体" w:eastAsia="宋体"/>
+          <w:sz w:val="21"/>
+        </w:rPr>
+        <w:t>要除以"自己的基线"——</w:t>
+      </w:r>
+      <w:r>
+        <w:rPr>
+          <w:rFonts w:ascii="宋体" w:hAnsi="宋体" w:eastAsia="宋体"/>
+          <w:b/>
+          <w:sz w:val="21"/>
+        </w:rPr>
+        <w:t>取该点之前 10 秒窗内 EAR 的 75 分位</w:t>
+      </w:r>
+      <w:r>
+        <w:rPr>
+          <w:rFonts w:ascii="宋体" w:hAnsi="宋体" w:eastAsia="宋体"/>
+          <w:sz w:val="21"/>
+        </w:rPr>
+        <w:t>（按时间戳选窗，</w:t>
+      </w:r>
+    </w:p>
+    <w:p>
+      <w:pPr>
+        <w:spacing w:after="120" w:line="300" w:lineRule="auto"/>
+      </w:pPr>
+      <w:r>
+        <w:rPr>
+          <w:rFonts w:ascii="宋体" w:hAnsi="宋体" w:eastAsia="宋体"/>
+          <w:sz w:val="21"/>
+        </w:rPr>
+        <w:t>不按帧数，因为摄像头帧率会漂）。</w:t>
+      </w:r>
+    </w:p>
+    <w:p>
+      <w:pPr>
+        <w:spacing w:after="120" w:line="300" w:lineRule="auto"/>
+      </w:pPr>
+      <w:r>
+        <w:rPr>
+          <w:rFonts w:ascii="宋体" w:hAnsi="宋体" w:eastAsia="宋体"/>
+          <w:b/>
+          <w:sz w:val="21"/>
+        </w:rPr>
+        <w:t>为什么必须是 p75 而不是中位数</w:t>
+      </w:r>
+      <w:r>
+        <w:rPr>
+          <w:rFonts w:ascii="宋体" w:hAnsi="宋体" w:eastAsia="宋体"/>
+          <w:sz w:val="21"/>
+        </w:rPr>
+        <w:t>：中位数在闭眼占比超过 50% 时会被闭眼自己</w:t>
+      </w:r>
+    </w:p>
+    <w:p>
+      <w:pPr>
+        <w:spacing w:after="120" w:line="300" w:lineRule="auto"/>
+      </w:pPr>
+      <w:r>
+        <w:rPr>
+          <w:rFonts w:ascii="宋体" w:hAnsi="宋体" w:eastAsia="宋体"/>
+          <w:sz w:val="21"/>
+        </w:rPr>
+        <w:t>拽塌，</w:t>
+      </w:r>
+      <w:r>
+        <w:rPr>
+          <w:rFonts w:ascii="Consolas" w:hAnsi="Consolas" w:eastAsia="Consolas"/>
+          <w:sz w:val="18"/>
+        </w:rPr>
+        <w:t>EAR/基线</w:t>
+      </w:r>
+      <w:r>
+        <w:rPr>
+          <w:rFonts w:ascii="宋体" w:hAnsi="宋体" w:eastAsia="宋体"/>
+          <w:sz w:val="21"/>
+        </w:rPr>
+        <w:t xml:space="preserve"> 恒等于 1——</w:t>
+      </w:r>
+      <w:r>
+        <w:rPr>
+          <w:rFonts w:ascii="宋体" w:hAnsi="宋体" w:eastAsia="宋体"/>
+          <w:b/>
+          <w:sz w:val="21"/>
+        </w:rPr>
+        <w:t>越疲劳越读不出来</w:t>
+      </w:r>
+      <w:r>
+        <w:rPr>
+          <w:rFonts w:ascii="宋体" w:hAnsi="宋体" w:eastAsia="宋体"/>
+          <w:sz w:val="21"/>
+        </w:rPr>
+        <w:t>（自我抑制）。实测标了 11 次</w:t>
+      </w:r>
+    </w:p>
+    <w:p>
+      <w:pPr>
+        <w:spacing w:after="120" w:line="300" w:lineRule="auto"/>
+      </w:pPr>
+      <w:r>
+        <w:rPr>
+          <w:rFonts w:ascii="宋体" w:hAnsi="宋体" w:eastAsia="宋体"/>
+          <w:sz w:val="21"/>
+        </w:rPr>
+        <w:t xml:space="preserve">主动闭眼：中位法只检出 4 次，p75 检出 10 次；离线 </w:t>
+      </w:r>
+      <w:r>
+        <w:rPr>
+          <w:rFonts w:ascii="Consolas" w:hAnsi="Consolas" w:eastAsia="Consolas"/>
+          <w:sz w:val="18"/>
+        </w:rPr>
+        <w:t>fatigue</w:t>
+      </w:r>
+      <w:r>
+        <w:rPr>
+          <w:rFonts w:ascii="宋体" w:hAnsi="宋体" w:eastAsia="宋体"/>
+          <w:sz w:val="21"/>
+        </w:rPr>
+        <w:t xml:space="preserve"> 分离度 3.3× → 5.4×。</w:t>
+      </w:r>
+    </w:p>
+    <w:p>
+      <w:pPr>
+        <w:spacing w:after="120" w:line="300" w:lineRule="auto"/>
+      </w:pPr>
+      <w:r>
+        <w:rPr>
+          <w:rFonts w:ascii="宋体" w:hAnsi="宋体" w:eastAsia="宋体"/>
+          <w:sz w:val="21"/>
+        </w:rPr>
+        <w:t xml:space="preserve">阈值随之重标定为 </w:t>
+      </w:r>
+      <w:r>
+        <w:rPr>
+          <w:rFonts w:ascii="宋体" w:hAnsi="宋体" w:eastAsia="宋体"/>
+          <w:b/>
+          <w:sz w:val="21"/>
+        </w:rPr>
+        <w:t>0.80</w:t>
+      </w:r>
+      <w:r>
+        <w:rPr>
+          <w:rFonts w:ascii="宋体" w:hAnsi="宋体" w:eastAsia="宋体"/>
+          <w:sz w:val="21"/>
+        </w:rPr>
+        <w:t>。</w:t>
+      </w:r>
+    </w:p>
+    <w:p>
+      <w:pPr>
+        <w:spacing w:after="120" w:line="300" w:lineRule="auto"/>
+      </w:pPr>
+      <w:r>
+        <w:rPr>
+          <w:rFonts w:ascii="Consolas" w:hAnsi="Consolas" w:eastAsia="Consolas"/>
+          <w:sz w:val="18"/>
+        </w:rPr>
+        <w:t>r(EAR, eyeBlink) = −0.96</w:t>
+      </w:r>
+      <w:r>
+        <w:rPr>
+          <w:rFonts w:ascii="宋体" w:hAnsi="宋体" w:eastAsia="宋体"/>
+          <w:sz w:val="21"/>
+        </w:rPr>
+        <w:t>（眼镜反光没有毁掉这个量）。</w:t>
+      </w:r>
+    </w:p>
+    <w:p>
+      <w:pPr>
+        <w:spacing w:after="120" w:line="300" w:lineRule="auto"/>
+      </w:pPr>
+      <w:r>
+        <w:rPr>
+          <w:rFonts w:ascii="宋体" w:hAnsi="宋体" w:eastAsia="宋体"/>
+          <w:sz w:val="21"/>
+        </w:rPr>
+        <w:t xml:space="preserve">⚠️ </w:t>
+      </w:r>
+      <w:r>
+        <w:rPr>
+          <w:rFonts w:ascii="宋体" w:hAnsi="宋体" w:eastAsia="宋体"/>
+          <w:b/>
+          <w:sz w:val="21"/>
+        </w:rPr>
+        <w:t>p75 自己有个硬上限</w:t>
+      </w:r>
+      <w:r>
+        <w:rPr>
+          <w:rFonts w:ascii="宋体" w:hAnsi="宋体" w:eastAsia="宋体"/>
+          <w:sz w:val="21"/>
+        </w:rPr>
+        <w:t>：它只在"窗内闭眼占比 c &lt; 约 0.75"时才落得回睁眼区间。</w:t>
+      </w:r>
+    </w:p>
+    <w:p>
+      <w:pPr>
+        <w:spacing w:after="120" w:line="300" w:lineRule="auto"/>
+      </w:pPr>
+      <w:r>
+        <w:rPr>
+          <w:rFonts w:ascii="宋体" w:hAnsi="宋体" w:eastAsia="宋体"/>
+          <w:sz w:val="21"/>
+        </w:rPr>
+        <w:t>闭眼 12 秒就把 10 秒窗填满，基线塌到闭眼值上，后果是</w:t>
+      </w:r>
+      <w:r>
+        <w:rPr>
+          <w:rFonts w:ascii="宋体" w:hAnsi="宋体" w:eastAsia="宋体"/>
+          <w:b/>
+          <w:sz w:val="21"/>
+        </w:rPr>
+        <w:t>闭着的眼睛读成"睁着"</w:t>
+      </w:r>
+    </w:p>
+    <w:p>
+      <w:pPr>
+        <w:spacing w:after="120" w:line="300" w:lineRule="auto"/>
+      </w:pPr>
+      <w:r>
+        <w:rPr>
+          <w:rFonts w:ascii="宋体" w:hAnsi="宋体" w:eastAsia="宋体"/>
+          <w:sz w:val="21"/>
+        </w:rPr>
+        <w:t>（</w:t>
+      </w:r>
+      <w:r>
+        <w:rPr>
+          <w:rFonts w:ascii="Consolas" w:hAnsi="Consolas" w:eastAsia="Consolas"/>
+          <w:sz w:val="18"/>
+        </w:rPr>
+        <w:t>EAR_norm ≈ 0.93</w:t>
+      </w:r>
+      <w:r>
+        <w:rPr>
+          <w:rFonts w:ascii="宋体" w:hAnsi="宋体" w:eastAsia="宋体"/>
+          <w:sz w:val="21"/>
+        </w:rPr>
+        <w:t>），</w:t>
+      </w:r>
+      <w:r>
+        <w:rPr>
+          <w:rFonts w:ascii="宋体" w:hAnsi="宋体" w:eastAsia="宋体"/>
+          <w:b/>
+          <w:sz w:val="21"/>
+        </w:rPr>
+        <w:t>睁开之后</w:t>
+      </w:r>
+      <w:r>
+        <w:rPr>
+          <w:rFonts w:ascii="宋体" w:hAnsi="宋体" w:eastAsia="宋体"/>
+          <w:sz w:val="21"/>
+        </w:rPr>
+        <w:t>更荒唐（</w:t>
+      </w:r>
+      <w:r>
+        <w:rPr>
+          <w:rFonts w:ascii="Consolas" w:hAnsi="Consolas" w:eastAsia="Consolas"/>
+          <w:sz w:val="18"/>
+        </w:rPr>
+        <w:t>EAR_norm ≈ 2.0</w:t>
+      </w:r>
+      <w:r>
+        <w:rPr>
+          <w:rFonts w:ascii="宋体" w:hAnsi="宋体" w:eastAsia="宋体"/>
+          <w:sz w:val="21"/>
+        </w:rPr>
+        <w:t>）。这条是实测出来的，</w:t>
+      </w:r>
+    </w:p>
+    <w:p>
+      <w:pPr>
+        <w:spacing w:after="120" w:line="300" w:lineRule="auto"/>
+      </w:pPr>
+      <w:r>
+        <w:rPr>
+          <w:rFonts w:ascii="宋体" w:hAnsi="宋体" w:eastAsia="宋体"/>
+          <w:sz w:val="21"/>
+        </w:rPr>
+        <w:t>它直接决定了 8.6 的录制 protocol。</w:t>
+      </w:r>
+    </w:p>
+    <w:p>
+      <w:pPr>
+        <w:spacing w:before="160" w:after="120"/>
+      </w:pPr>
+      <w:r>
+        <w:rPr>
+          <w:rFonts w:ascii="黑体" w:hAnsi="黑体" w:eastAsia="黑体"/>
+          <w:b/>
+          <w:sz w:val="26"/>
+        </w:rPr>
+        <w:t>8.3 逻辑回归，以及一个必须说清的循环论证</w:t>
+      </w:r>
+    </w:p>
+    <w:p>
+      <w:pPr>
+        <w:spacing w:after="120" w:line="300" w:lineRule="auto"/>
+      </w:pPr>
+      <w:r>
+        <w:rPr>
+          <w:rFonts w:ascii="宋体" w:hAnsi="宋体" w:eastAsia="宋体"/>
+          <w:sz w:val="21"/>
+        </w:rPr>
+        <w:t>3 个特征标准化后进逻辑回归（平衡准确率 71.4%，置换检验 p = 0.000）。</w:t>
+      </w:r>
+    </w:p>
+    <w:p>
+      <w:pPr>
+        <w:spacing w:after="120" w:line="300" w:lineRule="auto"/>
+      </w:pPr>
+      <w:r>
+        <w:rPr>
+          <w:rFonts w:ascii="宋体" w:hAnsi="宋体" w:eastAsia="宋体"/>
+          <w:b/>
+          <w:sz w:val="21"/>
+        </w:rPr>
+        <w:t>`perclos` 的标准化系数是 +0.859</w:t>
+      </w:r>
+      <w:r>
+        <w:rPr>
+          <w:rFonts w:ascii="宋体" w:hAnsi="宋体" w:eastAsia="宋体"/>
+          <w:sz w:val="21"/>
+        </w:rPr>
+        <w:t>——它是模型自己的输入特征。所以</w:t>
+      </w:r>
+    </w:p>
+    <w:p>
+      <w:pPr>
+        <w:spacing w:after="120" w:line="300" w:lineRule="auto"/>
+      </w:pPr>
+      <w:r>
+        <w:rPr>
+          <w:rFonts w:ascii="宋体" w:hAnsi="宋体" w:eastAsia="宋体"/>
+          <w:sz w:val="21"/>
+        </w:rPr>
+        <w:t>"</w:t>
+      </w:r>
+      <w:r>
+        <w:rPr>
+          <w:rFonts w:ascii="Consolas" w:hAnsi="Consolas" w:eastAsia="Consolas"/>
+          <w:sz w:val="18"/>
+        </w:rPr>
+        <w:t>P(fatigue)</w:t>
+      </w:r>
+      <w:r>
+        <w:rPr>
+          <w:rFonts w:ascii="宋体" w:hAnsi="宋体" w:eastAsia="宋体"/>
+          <w:sz w:val="21"/>
+        </w:rPr>
+        <w:t xml:space="preserve"> 和 PERCLOS 高度相关"这件事是</w:t>
+      </w:r>
+      <w:r>
+        <w:rPr>
+          <w:rFonts w:ascii="宋体" w:hAnsi="宋体" w:eastAsia="宋体"/>
+          <w:b/>
+          <w:sz w:val="21"/>
+        </w:rPr>
+        <w:t>机械的</w:t>
+      </w:r>
+      <w:r>
+        <w:rPr>
+          <w:rFonts w:ascii="宋体" w:hAnsi="宋体" w:eastAsia="宋体"/>
+          <w:sz w:val="21"/>
+        </w:rPr>
+        <w:t>，不是证据。</w:t>
+      </w:r>
+    </w:p>
+    <w:p>
+      <w:pPr>
+        <w:spacing w:after="120" w:line="300" w:lineRule="auto"/>
+      </w:pPr>
+      <w:r>
+        <w:rPr>
+          <w:rFonts w:ascii="宋体" w:hAnsi="宋体" w:eastAsia="宋体"/>
+          <w:sz w:val="21"/>
+        </w:rPr>
+        <w:t>真正要问的是"PERCLOS 本身可不可信"，而 PERCLOS 由 EAR_norm 定义，</w:t>
+      </w:r>
+    </w:p>
+    <w:p>
+      <w:pPr>
+        <w:spacing w:after="120" w:line="300" w:lineRule="auto"/>
+      </w:pPr>
+      <w:r>
+        <w:rPr>
+          <w:rFonts w:ascii="宋体" w:hAnsi="宋体" w:eastAsia="宋体"/>
+          <w:sz w:val="21"/>
+        </w:rPr>
+        <w:t>EAR_norm 由 8.2 的基线定义。</w:t>
+      </w:r>
+      <w:r>
+        <w:rPr>
+          <w:rFonts w:ascii="宋体" w:hAnsi="宋体" w:eastAsia="宋体"/>
+          <w:b/>
+          <w:sz w:val="21"/>
+        </w:rPr>
+        <w:t>证据链要一路退到原始 EAR 才算数。</w:t>
+      </w:r>
+    </w:p>
+    <w:p>
+      <w:pPr>
+        <w:spacing w:after="120" w:line="300" w:lineRule="auto"/>
+      </w:pPr>
+      <w:r>
+        <w:rPr>
+          <w:rFonts w:ascii="宋体" w:hAnsi="宋体" w:eastAsia="宋体"/>
+          <w:sz w:val="21"/>
+        </w:rPr>
+        <w:t xml:space="preserve">⚠️ </w:t>
+      </w:r>
+      <w:r>
+        <w:rPr>
+          <w:rFonts w:ascii="宋体" w:hAnsi="宋体" w:eastAsia="宋体"/>
+          <w:b/>
+          <w:sz w:val="21"/>
+        </w:rPr>
+        <w:t>离线数据做不到这个归因</w:t>
+      </w:r>
+      <w:r>
+        <w:rPr>
+          <w:rFonts w:ascii="宋体" w:hAnsi="宋体" w:eastAsia="宋体"/>
+          <w:sz w:val="21"/>
+        </w:rPr>
+        <w:t xml:space="preserve">：26 段 </w:t>
+      </w:r>
+      <w:r>
+        <w:rPr>
+          <w:rFonts w:ascii="Consolas" w:hAnsi="Consolas" w:eastAsia="Consolas"/>
+          <w:sz w:val="18"/>
+        </w:rPr>
+        <w:t>fatigue</w:t>
+      </w:r>
+      <w:r>
+        <w:rPr>
+          <w:rFonts w:ascii="宋体" w:hAnsi="宋体" w:eastAsia="宋体"/>
+          <w:sz w:val="21"/>
+        </w:rPr>
+        <w:t xml:space="preserve"> 里有 </w:t>
+      </w:r>
+      <w:r>
+        <w:rPr>
+          <w:rFonts w:ascii="宋体" w:hAnsi="宋体" w:eastAsia="宋体"/>
+          <w:b/>
+          <w:sz w:val="21"/>
+        </w:rPr>
+        <w:t>25 段头动 &gt; 10°</w:t>
+      </w:r>
+      <w:r>
+        <w:rPr>
+          <w:rFonts w:ascii="宋体" w:hAnsi="宋体" w:eastAsia="宋体"/>
+          <w:sz w:val="21"/>
+        </w:rPr>
+        <w:t>，</w:t>
+      </w:r>
+    </w:p>
+    <w:p>
+      <w:pPr>
+        <w:spacing w:after="120" w:line="300" w:lineRule="auto"/>
+      </w:pPr>
+      <w:r>
+        <w:rPr>
+          <w:rFonts w:ascii="宋体" w:hAnsi="宋体" w:eastAsia="宋体"/>
+          <w:sz w:val="21"/>
+        </w:rPr>
+        <w:t>也就是说"它到底是靠眼睛还是靠头动"在离线片段上</w:t>
+      </w:r>
+      <w:r>
+        <w:rPr>
+          <w:rFonts w:ascii="宋体" w:hAnsi="宋体" w:eastAsia="宋体"/>
+          <w:b/>
+          <w:sz w:val="21"/>
+        </w:rPr>
+        <w:t>证不出来</w:t>
+      </w:r>
+      <w:r>
+        <w:rPr>
+          <w:rFonts w:ascii="宋体" w:hAnsi="宋体" w:eastAsia="宋体"/>
+          <w:sz w:val="21"/>
+        </w:rPr>
+        <w:t>——</w:t>
+      </w:r>
+    </w:p>
+    <w:p>
+      <w:pPr>
+        <w:spacing w:after="120" w:line="300" w:lineRule="auto"/>
+      </w:pPr>
+      <w:r>
+        <w:rPr>
+          <w:rFonts w:ascii="宋体" w:hAnsi="宋体" w:eastAsia="宋体"/>
+          <w:sz w:val="21"/>
+        </w:rPr>
+        <w:t>这也是必须做真人会话验证的原因。</w:t>
+      </w:r>
+    </w:p>
+    <w:p>
+      <w:pPr>
+        <w:spacing w:before="160" w:after="120"/>
+      </w:pPr>
+      <w:r>
+        <w:rPr>
+          <w:rFonts w:ascii="黑体" w:hAnsi="黑体" w:eastAsia="黑体"/>
+          <w:b/>
+          <w:sz w:val="26"/>
+        </w:rPr>
+        <w:t>8.4 融合闸门：它不是"融合"，是</w:t>
+      </w:r>
+      <w:r>
+        <w:rPr>
+          <w:rFonts w:ascii="黑体" w:hAnsi="黑体" w:eastAsia="黑体"/>
+          <w:b/>
+          <w:sz w:val="26"/>
+        </w:rPr>
+        <w:t>否决权</w:t>
+      </w:r>
+    </w:p>
+    <w:tbl>
+      <w:tblPr>
+        <w:tblStyle w:val="TableGrid"/>
+        <w:tblW w:type="auto" w:w="0"/>
+        <w:tblLook w:firstColumn="1" w:firstRow="1" w:lastColumn="0" w:lastRow="0" w:noHBand="0" w:noVBand="1" w:val="04A0"/>
+      </w:tblPr>
+      <w:tblGrid>
+        <w:gridCol w:w="8640"/>
+      </w:tblGrid>
+      <w:tr>
+        <w:tc>
+          <w:tcPr>
+            <w:tcW w:type="dxa" w:w="8640"/>
+          </w:tcPr>
+          <w:p>
+            <w:pPr>
+              <w:spacing w:after="0" w:before="0"/>
+            </w:pPr>
+            <w:r/>
+            <w:r>
+              <w:rPr>
+                <w:rFonts w:ascii="Consolas" w:hAnsi="Consolas" w:eastAsia="Consolas"/>
+                <w:sz w:val="18"/>
+              </w:rPr>
+              <w:t>gate = (argmax(branch1.ema) == "normal") and (branch1.ema["normal"] &gt;= GATE_MIN)</w:t>
+            </w:r>
+          </w:p>
+        </w:tc>
+      </w:tr>
+    </w:tbl>
+    <w:p/>
+    <w:p>
+      <w:pPr>
+        <w:spacing w:after="120" w:line="300" w:lineRule="auto"/>
+      </w:pPr>
+      <w:r>
+        <w:rPr>
+          <w:rFonts w:ascii="宋体" w:hAnsi="宋体" w:eastAsia="宋体"/>
+          <w:b/>
+          <w:sz w:val="21"/>
+        </w:rPr>
+        <w:t>`GATE_MIN = 0.60` 是推导出来的，不是调出来的</w:t>
+      </w:r>
+      <w:r>
+        <w:rPr>
+          <w:rFonts w:ascii="宋体" w:hAnsi="宋体" w:eastAsia="宋体"/>
+          <w:sz w:val="21"/>
+        </w:rPr>
+        <w:t>：四类 EMA 非负且和为 1，</w:t>
+      </w:r>
+    </w:p>
+    <w:p>
+      <w:pPr>
+        <w:spacing w:after="120" w:line="300" w:lineRule="auto"/>
+      </w:pPr>
+      <w:r>
+        <w:rPr>
+          <w:rFonts w:ascii="宋体" w:hAnsi="宋体" w:eastAsia="宋体"/>
+          <w:sz w:val="21"/>
+        </w:rPr>
+        <w:t xml:space="preserve">所以 </w:t>
+      </w:r>
+      <w:r>
+        <w:rPr>
+          <w:rFonts w:ascii="Consolas" w:hAnsi="Consolas" w:eastAsia="Consolas"/>
+          <w:sz w:val="18"/>
+        </w:rPr>
+        <w:t>ema[normal] &gt;= 0.60</w:t>
+      </w:r>
+      <w:r>
+        <w:rPr>
+          <w:rFonts w:ascii="宋体" w:hAnsi="宋体" w:eastAsia="宋体"/>
+          <w:sz w:val="21"/>
+        </w:rPr>
+        <w:t xml:space="preserve"> ⟺ 三个非 normal 类之和 ≤ 0.40 ⟺ </w:t>
+      </w:r>
+      <w:r>
+        <w:rPr>
+          <w:rFonts w:ascii="宋体" w:hAnsi="宋体" w:eastAsia="宋体"/>
+          <w:b/>
+          <w:sz w:val="21"/>
+        </w:rPr>
+        <w:t>每一个</w:t>
+      </w:r>
+      <w:r>
+        <w:rPr>
+          <w:rFonts w:ascii="宋体" w:hAnsi="宋体" w:eastAsia="宋体"/>
+          <w:sz w:val="21"/>
+        </w:rPr>
+        <w:t>非 normal</w:t>
+      </w:r>
+    </w:p>
+    <w:p>
+      <w:pPr>
+        <w:spacing w:after="120" w:line="300" w:lineRule="auto"/>
+      </w:pPr>
+      <w:r>
+        <w:rPr>
+          <w:rFonts w:ascii="宋体" w:hAnsi="宋体" w:eastAsia="宋体"/>
+          <w:sz w:val="21"/>
+        </w:rPr>
+        <w:t xml:space="preserve">类都 ≤ </w:t>
+      </w:r>
+      <w:r>
+        <w:rPr>
+          <w:rFonts w:ascii="Consolas" w:hAnsi="Consolas" w:eastAsia="Consolas"/>
+          <w:sz w:val="18"/>
+        </w:rPr>
+        <w:t>EXIT_TH = 0.40</w:t>
+      </w:r>
+      <w:r>
+        <w:rPr>
+          <w:rFonts w:ascii="宋体" w:hAnsi="宋体" w:eastAsia="宋体"/>
+          <w:sz w:val="21"/>
+        </w:rPr>
+        <w:t>。改这个数就是改"闸门比降级判据严多少"。</w:t>
+      </w:r>
+    </w:p>
+    <w:p>
+      <w:pPr>
+        <w:spacing w:after="120" w:line="300" w:lineRule="auto"/>
+      </w:pPr>
+      <w:r>
+        <w:rPr>
+          <w:rFonts w:ascii="宋体" w:hAnsi="宋体" w:eastAsia="宋体"/>
+          <w:sz w:val="21"/>
+        </w:rPr>
+        <w:t>三条配套决策：</w:t>
+      </w:r>
+    </w:p>
+    <w:p>
+      <w:pPr>
+        <w:pStyle w:val="ListNumber"/>
+      </w:pPr>
+      <w:r>
+        <w:rPr>
+          <w:rFonts w:ascii="宋体" w:hAnsi="宋体" w:eastAsia="宋体"/>
+          <w:b/>
+          <w:sz w:val="21"/>
+        </w:rPr>
+        <w:t>权限封顶 L2</w:t>
+      </w:r>
+      <w:r>
+        <w:rPr>
+          <w:rFonts w:ascii="宋体" w:hAnsi="宋体" w:eastAsia="宋体"/>
+          <w:sz w:val="21"/>
+        </w:rPr>
+        <w:t>：</w:t>
+      </w:r>
+      <w:r>
+        <w:rPr>
+          <w:rFonts w:ascii="Consolas" w:hAnsi="Consolas" w:eastAsia="Consolas"/>
+          <w:sz w:val="18"/>
+        </w:rPr>
+        <w:t>L_fused = max(L1, min(L2, 2))</w:t>
+      </w:r>
+      <w:r>
+        <w:rPr>
+          <w:rFonts w:ascii="宋体" w:hAnsi="宋体" w:eastAsia="宋体"/>
+          <w:sz w:val="21"/>
+        </w:rPr>
+        <w:t>。看到 L3 就一定来自支路一。</w:t>
+      </w:r>
+    </w:p>
+    <w:p>
+      <w:pPr>
+        <w:spacing w:after="120" w:line="300" w:lineRule="auto"/>
+      </w:pPr>
+      <w:r>
+        <w:rPr>
+          <w:rFonts w:ascii="宋体" w:hAnsi="宋体" w:eastAsia="宋体"/>
+          <w:sz w:val="21"/>
+        </w:rPr>
+        <w:t>理由：支路二的标定集太小，撑不起"紧急"这一级。</w:t>
+      </w:r>
+    </w:p>
+    <w:p>
+      <w:pPr>
+        <w:pStyle w:val="ListNumber"/>
+      </w:pPr>
+      <w:r>
+        <w:rPr>
+          <w:rFonts w:ascii="宋体" w:hAnsi="宋体" w:eastAsia="宋体"/>
+          <w:b/>
+          <w:sz w:val="21"/>
+        </w:rPr>
+        <w:t>闸门关闭时不往缓冲写帧</w:t>
+      </w:r>
+      <w:r>
+        <w:rPr>
+          <w:rFonts w:ascii="宋体" w:hAnsi="宋体" w:eastAsia="宋体"/>
+          <w:sz w:val="21"/>
+        </w:rPr>
+        <w:t>。扭头期间 EAR 被头姿污染，照写的话闸门一重开就误报。</w:t>
+      </w:r>
+    </w:p>
+    <w:p>
+      <w:pPr>
+        <w:pStyle w:val="ListNumber"/>
+      </w:pPr>
+      <w:r>
+        <w:rPr>
+          <w:rFonts w:ascii="宋体" w:hAnsi="宋体" w:eastAsia="宋体"/>
+          <w:b/>
+          <w:sz w:val="21"/>
+        </w:rPr>
+        <w:t>哈欠走规则不进回归</w:t>
+      </w:r>
+      <w:r>
+        <w:rPr>
+          <w:rFonts w:ascii="宋体" w:hAnsi="宋体" w:eastAsia="宋体"/>
+          <w:sz w:val="21"/>
+        </w:rPr>
+        <w:t>。训练集 96 段里 0 段有哈欠，</w:t>
+      </w:r>
+      <w:r>
+        <w:rPr>
+          <w:rFonts w:ascii="Consolas" w:hAnsi="Consolas" w:eastAsia="Consolas"/>
+          <w:sz w:val="18"/>
+        </w:rPr>
+        <w:t>yawn</w:t>
+      </w:r>
+      <w:r>
+        <w:rPr>
+          <w:rFonts w:ascii="宋体" w:hAnsi="宋体" w:eastAsia="宋体"/>
+          <w:sz w:val="21"/>
+        </w:rPr>
+        <w:t xml:space="preserve"> 列恒等于 0，</w:t>
+      </w:r>
+    </w:p>
+    <w:p>
+      <w:pPr>
+        <w:spacing w:after="120" w:line="300" w:lineRule="auto"/>
+      </w:pPr>
+      <w:r>
+        <w:rPr>
+          <w:rFonts w:ascii="宋体" w:hAnsi="宋体" w:eastAsia="宋体"/>
+          <w:sz w:val="21"/>
+        </w:rPr>
+        <w:t>系数必然是 0.000——那是</w:t>
+      </w:r>
+      <w:r>
+        <w:rPr>
+          <w:rFonts w:ascii="宋体" w:hAnsi="宋体" w:eastAsia="宋体"/>
+          <w:b/>
+          <w:sz w:val="21"/>
+        </w:rPr>
+        <w:t>常数</w:t>
+      </w:r>
+      <w:r>
+        <w:rPr>
+          <w:rFonts w:ascii="宋体" w:hAnsi="宋体" w:eastAsia="宋体"/>
+          <w:sz w:val="21"/>
+        </w:rPr>
+        <w:t>，不是"这个特征没用"。</w:t>
+      </w:r>
+    </w:p>
+    <w:p>
+      <w:pPr>
+        <w:spacing w:before="160" w:after="120"/>
+      </w:pPr>
+      <w:r>
+        <w:rPr>
+          <w:rFonts w:ascii="黑体" w:hAnsi="黑体" w:eastAsia="黑体"/>
+          <w:b/>
+          <w:sz w:val="26"/>
+        </w:rPr>
+        <w:t xml:space="preserve">8.5 </w:t>
+      </w:r>
+      <w:r>
+        <w:rPr>
+          <w:rFonts w:ascii="Consolas" w:hAnsi="Consolas" w:eastAsia="Consolas"/>
+          <w:b/>
+          <w:sz w:val="18"/>
+        </w:rPr>
+        <w:t>HIST_SEC = 27 s</w:t>
+      </w:r>
+      <w:r>
+        <w:rPr>
+          <w:rFonts w:ascii="黑体" w:hAnsi="黑体" w:eastAsia="黑体"/>
+          <w:b/>
+          <w:sz w:val="26"/>
+        </w:rPr>
+        <w:t xml:space="preserve"> 是</w:t>
+      </w:r>
+      <w:r>
+        <w:rPr>
+          <w:rFonts w:ascii="黑体" w:hAnsi="黑体" w:eastAsia="黑体"/>
+          <w:b/>
+          <w:sz w:val="26"/>
+        </w:rPr>
+        <w:t>充要条件</w:t>
+      </w:r>
+      <w:r>
+        <w:rPr>
+          <w:rFonts w:ascii="黑体" w:hAnsi="黑体" w:eastAsia="黑体"/>
+          <w:b/>
+          <w:sz w:val="26"/>
+        </w:rPr>
+        <w:t>，所以离线验不了支路二</w:t>
+      </w:r>
+    </w:p>
+    <w:p>
+      <w:pPr>
+        <w:spacing w:after="120" w:line="300" w:lineRule="auto"/>
+      </w:pPr>
+      <w:r>
+        <w:rPr>
+          <w:rFonts w:ascii="宋体" w:hAnsi="宋体" w:eastAsia="宋体"/>
+          <w:sz w:val="21"/>
+        </w:rPr>
+        <w:t>统计窗里每个样本都要有自己的完整 10 秒基线史，因此缓冲必须留</w:t>
+      </w:r>
+    </w:p>
+    <w:p>
+      <w:pPr>
+        <w:spacing w:after="120" w:line="300" w:lineRule="auto"/>
+      </w:pPr>
+      <w:r>
+        <w:rPr>
+          <w:rFonts w:ascii="Consolas" w:hAnsi="Consolas" w:eastAsia="Consolas"/>
+          <w:sz w:val="18"/>
+        </w:rPr>
+        <w:t>HIST_SEC = WIN_SEC(17) + ROLL_WIN(10) = 27</w:t>
+      </w:r>
+      <w:r>
+        <w:rPr>
+          <w:rFonts w:ascii="宋体" w:hAnsi="宋体" w:eastAsia="宋体"/>
+          <w:sz w:val="21"/>
+        </w:rPr>
+        <w:t xml:space="preserve"> 秒，少一秒都不够。</w:t>
+      </w:r>
+    </w:p>
+    <w:p>
+      <w:pPr>
+        <w:spacing w:after="120" w:line="300" w:lineRule="auto"/>
+      </w:pPr>
+      <w:r>
+        <w:rPr>
+          <w:rFonts w:ascii="宋体" w:hAnsi="宋体" w:eastAsia="宋体"/>
+          <w:b/>
+          <w:sz w:val="21"/>
+        </w:rPr>
+        <w:t>后果很硬</w:t>
+      </w:r>
+      <w:r>
+        <w:rPr>
+          <w:rFonts w:ascii="宋体" w:hAnsi="宋体" w:eastAsia="宋体"/>
+          <w:sz w:val="21"/>
+        </w:rPr>
+        <w:t>：训练片段的中位长度是 17.1 秒，</w:t>
+      </w:r>
+      <w:r>
+        <w:rPr>
+          <w:rFonts w:ascii="宋体" w:hAnsi="宋体" w:eastAsia="宋体"/>
+          <w:b/>
+          <w:sz w:val="21"/>
+        </w:rPr>
+        <w:t>没有一个片段能让支路二出数</w:t>
+      </w:r>
+      <w:r>
+        <w:rPr>
+          <w:rFonts w:ascii="宋体" w:hAnsi="宋体" w:eastAsia="宋体"/>
+          <w:sz w:val="21"/>
+        </w:rPr>
+        <w:t>。</w:t>
+      </w:r>
+    </w:p>
+    <w:p>
+      <w:pPr>
+        <w:spacing w:after="120" w:line="300" w:lineRule="auto"/>
+      </w:pPr>
+      <w:r>
+        <w:rPr>
+          <w:rFonts w:ascii="宋体" w:hAnsi="宋体" w:eastAsia="宋体"/>
+          <w:sz w:val="21"/>
+        </w:rPr>
+        <w:t>所以离线回放里"支路二没有误报"其实是"</w:t>
+      </w:r>
+      <w:r>
+        <w:rPr>
+          <w:rFonts w:ascii="宋体" w:hAnsi="宋体" w:eastAsia="宋体"/>
+          <w:b/>
+          <w:sz w:val="21"/>
+        </w:rPr>
+        <w:t>它没跑</w:t>
+      </w:r>
+      <w:r>
+        <w:rPr>
+          <w:rFonts w:ascii="宋体" w:hAnsi="宋体" w:eastAsia="宋体"/>
+          <w:sz w:val="21"/>
+        </w:rPr>
+        <w:t>"，不是"它跑对了"。</w:t>
+      </w:r>
+    </w:p>
+    <w:p>
+      <w:pPr>
+        <w:spacing w:after="120" w:line="300" w:lineRule="auto"/>
+      </w:pPr>
+      <w:r>
+        <w:rPr>
+          <w:rFonts w:ascii="Consolas" w:hAnsi="Consolas" w:eastAsia="Consolas"/>
+          <w:sz w:val="18"/>
+        </w:rPr>
+        <w:t>tools/replay_fuse.py</w:t>
+      </w:r>
+      <w:r>
+        <w:rPr>
+          <w:rFonts w:ascii="宋体" w:hAnsi="宋体" w:eastAsia="宋体"/>
+          <w:sz w:val="21"/>
+        </w:rPr>
+        <w:t xml:space="preserve"> 里有专门的检查（check 0.5）把这两件事分开。</w:t>
+      </w:r>
+    </w:p>
+    <w:p>
+      <w:pPr>
+        <w:spacing w:after="120" w:line="300" w:lineRule="auto"/>
+      </w:pPr>
+      <w:r>
+        <w:rPr>
+          <w:rFonts w:ascii="宋体" w:hAnsi="宋体" w:eastAsia="宋体"/>
+          <w:b/>
+          <w:sz w:val="21"/>
+        </w:rPr>
+        <w:t>支路二只能靠真人不间断 27 秒以上来验证。</w:t>
+      </w:r>
+    </w:p>
+    <w:p>
+      <w:pPr>
+        <w:spacing w:before="160" w:after="120"/>
+      </w:pPr>
+      <w:r>
+        <w:rPr>
+          <w:rFonts w:ascii="黑体" w:hAnsi="黑体" w:eastAsia="黑体"/>
+          <w:b/>
+          <w:sz w:val="26"/>
+        </w:rPr>
+        <w:t>8.6 真人会话验证：方法与 protocol</w:t>
+      </w:r>
+    </w:p>
+    <w:p>
+      <w:pPr>
+        <w:spacing w:after="120" w:line="300" w:lineRule="auto"/>
+      </w:pPr>
+      <w:r>
+        <w:rPr>
+          <w:rFonts w:ascii="宋体" w:hAnsi="宋体" w:eastAsia="宋体"/>
+          <w:sz w:val="21"/>
+        </w:rPr>
+        <w:t xml:space="preserve">工具：双击 </w:t>
+      </w:r>
+      <w:r>
+        <w:rPr>
+          <w:rFonts w:ascii="Consolas" w:hAnsi="Consolas" w:eastAsia="Consolas"/>
+          <w:sz w:val="18"/>
+        </w:rPr>
+        <w:t>live_fuse.bat</w:t>
+      </w:r>
+      <w:r>
+        <w:rPr>
+          <w:rFonts w:ascii="宋体" w:hAnsi="宋体" w:eastAsia="宋体"/>
+          <w:sz w:val="21"/>
+        </w:rPr>
+        <w:t xml:space="preserve">（日志自动存 </w:t>
+      </w:r>
+      <w:r>
+        <w:rPr>
+          <w:rFonts w:ascii="Consolas" w:hAnsi="Consolas" w:eastAsia="Consolas"/>
+          <w:sz w:val="18"/>
+        </w:rPr>
+        <w:t>runs\sessionN.csv</w:t>
+      </w:r>
+      <w:r>
+        <w:rPr>
+          <w:rFonts w:ascii="宋体" w:hAnsi="宋体" w:eastAsia="宋体"/>
+          <w:sz w:val="21"/>
+        </w:rPr>
+        <w:t>，不覆盖）。</w:t>
+      </w:r>
+    </w:p>
+    <w:p>
+      <w:pPr>
+        <w:spacing w:after="120" w:line="300" w:lineRule="auto"/>
+      </w:pPr>
+      <w:r>
+        <w:rPr>
+          <w:rFonts w:ascii="宋体" w:hAnsi="宋体" w:eastAsia="宋体"/>
+          <w:sz w:val="21"/>
+        </w:rPr>
+        <w:t>闭眼时</w:t>
+      </w:r>
+      <w:r>
+        <w:rPr>
+          <w:rFonts w:ascii="宋体" w:hAnsi="宋体" w:eastAsia="宋体"/>
+          <w:b/>
+          <w:sz w:val="21"/>
+        </w:rPr>
+        <w:t>按空格</w:t>
+      </w:r>
+      <w:r>
+        <w:rPr>
+          <w:rFonts w:ascii="宋体" w:hAnsi="宋体" w:eastAsia="宋体"/>
+          <w:sz w:val="21"/>
+        </w:rPr>
+        <w:t>打一个标记，睁眼再按一下；空格只往日志里写一列，</w:t>
+      </w:r>
+    </w:p>
+    <w:p>
+      <w:pPr>
+        <w:spacing w:after="120" w:line="300" w:lineRule="auto"/>
+      </w:pPr>
+      <w:r>
+        <w:rPr>
+          <w:rFonts w:ascii="宋体" w:hAnsi="宋体" w:eastAsia="宋体"/>
+          <w:sz w:val="21"/>
+        </w:rPr>
+        <w:t>不改变程序任何行为，它是判决用的 ground truth。</w:t>
+      </w:r>
+    </w:p>
+    <w:p>
+      <w:pPr>
+        <w:spacing w:after="120" w:line="300" w:lineRule="auto"/>
+      </w:pPr>
+      <w:r>
+        <w:rPr>
+          <w:rFonts w:ascii="宋体" w:hAnsi="宋体" w:eastAsia="宋体"/>
+          <w:sz w:val="21"/>
+        </w:rPr>
+        <w:t>判决：</w:t>
+      </w:r>
+      <w:r>
+        <w:rPr>
+          <w:rFonts w:ascii="Consolas" w:hAnsi="Consolas" w:eastAsia="Consolas"/>
+          <w:sz w:val="18"/>
+        </w:rPr>
+        <w:t>python tools\analyze_fuse_l4.py runs\session2.csv --png runs\fuse_l4.png</w:t>
+      </w:r>
+    </w:p>
+    <w:p>
+      <w:pPr>
+        <w:spacing w:after="120" w:line="300" w:lineRule="auto"/>
+      </w:pPr>
+      <w:r>
+        <w:rPr>
+          <w:rFonts w:ascii="宋体" w:hAnsi="宋体" w:eastAsia="宋体"/>
+          <w:b/>
+          <w:sz w:val="21"/>
+        </w:rPr>
+        <w:t>protocol 的三个约束都是量出来的，不是拍的</w:t>
+      </w:r>
+      <w:r>
+        <w:rPr>
+          <w:rFonts w:ascii="宋体" w:hAnsi="宋体" w:eastAsia="宋体"/>
+          <w:sz w:val="21"/>
+        </w:rPr>
+        <w:t>：</w:t>
+      </w:r>
+    </w:p>
+    <w:p>
+      <w:pPr>
+        <w:pStyle w:val="ListNumber"/>
+      </w:pPr>
+      <w:r>
+        <w:rPr>
+          <w:rFonts w:ascii="宋体" w:hAnsi="宋体" w:eastAsia="宋体"/>
+          <w:b/>
+          <w:sz w:val="21"/>
+        </w:rPr>
+        <w:t>闭眼 ≤ 5 秒、两次之间睁眼歇 ≥ 12 秒。</w:t>
+      </w:r>
+      <w:r>
+        <w:rPr>
+          <w:rFonts w:ascii="宋体" w:hAnsi="宋体" w:eastAsia="宋体"/>
+          <w:sz w:val="21"/>
+        </w:rPr>
+        <w:t xml:space="preserve"> 由 8.2 的 c &lt; 0.75 硬上限决定。</w:t>
+      </w:r>
+    </w:p>
+    <w:p>
+      <w:pPr>
+        <w:spacing w:after="120" w:line="300" w:lineRule="auto"/>
+      </w:pPr>
+      <w:r>
+        <w:rPr>
+          <w:rFonts w:ascii="宋体" w:hAnsi="宋体" w:eastAsia="宋体"/>
+          <w:sz w:val="21"/>
+        </w:rPr>
+        <w:t>（这里踩过一个坑：我一度把 protocol 改成"闭 12~15 秒"，理由是"PERCLOS 是</w:t>
+      </w:r>
+    </w:p>
+    <w:p>
+      <w:pPr>
+        <w:spacing w:after="120" w:line="300" w:lineRule="auto"/>
+      </w:pPr>
+      <w:r>
+        <w:rPr>
+          <w:rFonts w:ascii="宋体" w:hAnsi="宋体" w:eastAsia="宋体"/>
+          <w:sz w:val="21"/>
+        </w:rPr>
+        <w:t>17 秒平均、短闭眼会被稀释成噪声"。那个理由对 PERCLOS 成立，但</w:t>
+      </w:r>
+      <w:r>
+        <w:rPr>
+          <w:rFonts w:ascii="宋体" w:hAnsi="宋体" w:eastAsia="宋体"/>
+          <w:b/>
+          <w:sz w:val="21"/>
+        </w:rPr>
+        <w:t>同一份数据上还有第二个更紧的约束</w:t>
+      </w:r>
+      <w:r>
+        <w:rPr>
+          <w:rFonts w:ascii="宋体" w:hAnsi="宋体" w:eastAsia="宋体"/>
+          <w:sz w:val="21"/>
+        </w:rPr>
+        <w:t>，两个约束方向相反。）</w:t>
+      </w:r>
+    </w:p>
+    <w:p>
+      <w:pPr>
+        <w:pStyle w:val="ListNumber"/>
+      </w:pPr>
+      <w:r>
+        <w:rPr>
+          <w:rFonts w:ascii="宋体" w:hAnsi="宋体" w:eastAsia="宋体"/>
+          <w:b/>
+          <w:sz w:val="21"/>
+        </w:rPr>
+        <w:t>全程盲测，不看屏幕。</w:t>
+      </w:r>
+      <w:r>
+        <w:rPr>
+          <w:rFonts w:ascii="宋体" w:hAnsi="宋体" w:eastAsia="宋体"/>
+          <w:sz w:val="21"/>
+        </w:rPr>
+        <w:t xml:space="preserve"> 内置摄像头就在屏幕上，看输出这个动作本身会让头动、</w:t>
+      </w:r>
+    </w:p>
+    <w:p>
+      <w:pPr>
+        <w:spacing w:after="120" w:line="300" w:lineRule="auto"/>
+      </w:pPr>
+      <w:r>
+        <w:rPr>
+          <w:rFonts w:ascii="宋体" w:hAnsi="宋体" w:eastAsia="宋体"/>
+          <w:sz w:val="21"/>
+        </w:rPr>
+        <w:t>让闸门关闭、把 27 秒热清零。live 时只允许看两个颜色（标记是否变品红、闸门</w:t>
+      </w:r>
+    </w:p>
+    <w:p>
+      <w:pPr>
+        <w:spacing w:after="120" w:line="300" w:lineRule="auto"/>
+      </w:pPr>
+      <w:r>
+        <w:rPr>
+          <w:rFonts w:ascii="宋体" w:hAnsi="宋体" w:eastAsia="宋体"/>
+          <w:sz w:val="21"/>
+        </w:rPr>
+        <w:t>是否绿）。</w:t>
+      </w:r>
+      <w:r>
+        <w:rPr>
+          <w:rFonts w:ascii="宋体" w:hAnsi="宋体" w:eastAsia="宋体"/>
+          <w:b/>
+          <w:sz w:val="21"/>
+        </w:rPr>
+        <w:t>这一条不是洁癖</w:t>
+      </w:r>
+      <w:r>
+        <w:rPr>
+          <w:rFonts w:ascii="宋体" w:hAnsi="宋体" w:eastAsia="宋体"/>
+          <w:sz w:val="21"/>
+        </w:rPr>
+        <w:t>：早先一版实验室数据里 90% 的闸门开启段都短于</w:t>
+      </w:r>
+    </w:p>
+    <w:p>
+      <w:pPr>
+        <w:spacing w:after="120" w:line="300" w:lineRule="auto"/>
+      </w:pPr>
+      <w:r>
+        <w:rPr>
+          <w:rFonts w:ascii="宋体" w:hAnsi="宋体" w:eastAsia="宋体"/>
+          <w:sz w:val="21"/>
+        </w:rPr>
+        <w:t>27 秒，那大半就是"看屏幕"造成的。</w:t>
+      </w:r>
+    </w:p>
+    <w:p>
+      <w:pPr>
+        <w:pStyle w:val="ListNumber"/>
+      </w:pPr>
+      <w:r>
+        <w:rPr>
+          <w:rFonts w:ascii="宋体" w:hAnsi="宋体" w:eastAsia="宋体"/>
+          <w:b/>
+          <w:sz w:val="21"/>
+        </w:rPr>
+        <w:t>闭眼时头不许动</w:t>
+      </w:r>
+      <w:r>
+        <w:rPr>
+          <w:rFonts w:ascii="宋体" w:hAnsi="宋体" w:eastAsia="宋体"/>
+          <w:sz w:val="21"/>
+        </w:rPr>
+        <w:t>（背靠椅子）。支路一正是靠头下垂判疲劳的——闭眼的同时</w:t>
+      </w:r>
+    </w:p>
+    <w:p>
+      <w:pPr>
+        <w:spacing w:after="120" w:line="300" w:lineRule="auto"/>
+      </w:pPr>
+      <w:r>
+        <w:rPr>
+          <w:rFonts w:ascii="宋体" w:hAnsi="宋体" w:eastAsia="宋体"/>
+          <w:sz w:val="21"/>
+        </w:rPr>
+        <w:t>让头沉下去，等于亲手把闸门关上。</w:t>
+      </w:r>
+    </w:p>
+    <w:p>
+      <w:pPr>
+        <w:spacing w:before="160" w:after="120"/>
+      </w:pPr>
+      <w:r>
+        <w:rPr>
+          <w:rFonts w:ascii="黑体" w:hAnsi="黑体" w:eastAsia="黑体"/>
+          <w:b/>
+          <w:sz w:val="26"/>
+        </w:rPr>
+        <w:t>8.7 结果</w:t>
+      </w:r>
+    </w:p>
+    <w:tbl>
+      <w:tblPr>
+        <w:tblStyle w:val="TableGrid"/>
+        <w:tblW w:type="auto" w:w="0"/>
+        <w:jc w:val="center"/>
+        <w:tblLook w:firstColumn="1" w:firstRow="1" w:lastColumn="0" w:lastRow="0" w:noHBand="0" w:noVBand="1" w:val="04A0"/>
+      </w:tblPr>
+      <w:tblGrid>
+        <w:gridCol w:w="2880"/>
+        <w:gridCol w:w="2880"/>
+        <w:gridCol w:w="2880"/>
+      </w:tblGrid>
+      <w:tr>
+        <w:tc>
+          <w:tcPr>
+            <w:tcW w:type="dxa" w:w="2880"/>
+          </w:tcPr>
+          <w:p>
+            <w:pPr>
+              <w:spacing w:after="0" w:before="0"/>
+              <w:jc w:val="center"/>
+            </w:pPr>
+            <w:r>
+              <w:rPr>
+                <w:b/>
+              </w:rPr>
+            </w:r>
+          </w:p>
+        </w:tc>
+        <w:tc>
+          <w:tcPr>
+            <w:tcW w:type="dxa" w:w="2880"/>
+          </w:tcPr>
+          <w:p>
+            <w:pPr>
+              <w:spacing w:after="0" w:before="0"/>
+              <w:jc w:val="center"/>
+            </w:pPr>
+            <w:r>
+              <w:rPr>
+                <w:b/>
+              </w:rPr>
+            </w:r>
+            <w:r>
+              <w:rPr>
+                <w:rFonts w:ascii="宋体" w:hAnsi="宋体" w:eastAsia="宋体"/>
+                <w:b/>
+                <w:sz w:val="18"/>
+              </w:rPr>
+              <w:t>第一场</w:t>
+            </w:r>
+          </w:p>
+        </w:tc>
+        <w:tc>
+          <w:tcPr>
+            <w:tcW w:type="dxa" w:w="2880"/>
+          </w:tcPr>
+          <w:p>
+            <w:pPr>
+              <w:spacing w:after="0" w:before="0"/>
+              <w:jc w:val="center"/>
+            </w:pPr>
+            <w:r>
+              <w:rPr>
+                <w:b/>
+              </w:rPr>
+            </w:r>
+            <w:r>
+              <w:rPr>
+                <w:rFonts w:ascii="宋体" w:hAnsi="宋体" w:eastAsia="宋体"/>
+                <w:b/>
+                <w:sz w:val="18"/>
+              </w:rPr>
+              <w:t>第二场</w:t>
+            </w:r>
+          </w:p>
+        </w:tc>
+      </w:tr>
+      <w:tr>
+        <w:tc>
+          <w:tcPr>
+            <w:tcW w:type="dxa" w:w="2880"/>
+          </w:tcPr>
+          <w:p>
+            <w:pPr>
+              <w:spacing w:after="0" w:before="0"/>
+            </w:pPr>
+            <w:r/>
+            <w:r>
+              <w:rPr>
+                <w:rFonts w:ascii="宋体" w:hAnsi="宋体" w:eastAsia="宋体"/>
+                <w:sz w:val="18"/>
+              </w:rPr>
+              <w:t>会话时长</w:t>
+            </w:r>
+          </w:p>
+        </w:tc>
+        <w:tc>
+          <w:tcPr>
+            <w:tcW w:type="dxa" w:w="2880"/>
+          </w:tcPr>
+          <w:p>
+            <w:pPr>
+              <w:spacing w:after="0" w:before="0"/>
+            </w:pPr>
+            <w:r/>
+            <w:r>
+              <w:rPr>
+                <w:rFonts w:ascii="宋体" w:hAnsi="宋体" w:eastAsia="宋体"/>
+                <w:sz w:val="18"/>
+              </w:rPr>
+              <w:t>138.4 s</w:t>
+            </w:r>
+          </w:p>
+        </w:tc>
+        <w:tc>
+          <w:tcPr>
+            <w:tcW w:type="dxa" w:w="2880"/>
+          </w:tcPr>
+          <w:p>
+            <w:pPr>
+              <w:spacing w:after="0" w:before="0"/>
+            </w:pPr>
+            <w:r/>
+            <w:r>
+              <w:rPr>
+                <w:rFonts w:ascii="宋体" w:hAnsi="宋体" w:eastAsia="宋体"/>
+                <w:sz w:val="18"/>
+              </w:rPr>
+              <w:t>153.6 s</w:t>
+            </w:r>
+          </w:p>
+        </w:tc>
+      </w:tr>
+      <w:tr>
+        <w:tc>
+          <w:tcPr>
+            <w:tcW w:type="dxa" w:w="2880"/>
+          </w:tcPr>
+          <w:p>
+            <w:pPr>
+              <w:spacing w:after="0" w:before="0"/>
+            </w:pPr>
+            <w:r/>
+            <w:r>
+              <w:rPr>
+                <w:rFonts w:ascii="宋体" w:hAnsi="宋体" w:eastAsia="宋体"/>
+                <w:sz w:val="18"/>
+              </w:rPr>
+              <w:t>闸门开启占比</w:t>
+            </w:r>
+          </w:p>
+        </w:tc>
+        <w:tc>
+          <w:tcPr>
+            <w:tcW w:type="dxa" w:w="2880"/>
+          </w:tcPr>
+          <w:p>
+            <w:pPr>
+              <w:spacing w:after="0" w:before="0"/>
+            </w:pPr>
+            <w:r/>
+            <w:r>
+              <w:rPr>
+                <w:rFonts w:ascii="宋体" w:hAnsi="宋体" w:eastAsia="宋体"/>
+                <w:sz w:val="18"/>
+              </w:rPr>
+              <w:t>—</w:t>
+            </w:r>
+          </w:p>
+        </w:tc>
+        <w:tc>
+          <w:tcPr>
+            <w:tcW w:type="dxa" w:w="2880"/>
+          </w:tcPr>
+          <w:p>
+            <w:pPr>
+              <w:spacing w:after="0" w:before="0"/>
+            </w:pPr>
+            <w:r/>
+            <w:r>
+              <w:rPr>
+                <w:rFonts w:ascii="宋体" w:hAnsi="宋体" w:eastAsia="宋体"/>
+                <w:b/>
+                <w:sz w:val="18"/>
+              </w:rPr>
+              <w:t>93.3%</w:t>
+            </w:r>
+          </w:p>
+        </w:tc>
+      </w:tr>
+      <w:tr>
+        <w:tc>
+          <w:tcPr>
+            <w:tcW w:type="dxa" w:w="2880"/>
+          </w:tcPr>
+          <w:p>
+            <w:pPr>
+              <w:spacing w:after="0" w:before="0"/>
+            </w:pPr>
+            <w:r/>
+            <w:r>
+              <w:rPr>
+                <w:rFonts w:ascii="宋体" w:hAnsi="宋体" w:eastAsia="宋体"/>
+                <w:sz w:val="18"/>
+              </w:rPr>
+              <w:t>闭眼段</w:t>
+            </w:r>
+          </w:p>
+        </w:tc>
+        <w:tc>
+          <w:tcPr>
+            <w:tcW w:type="dxa" w:w="2880"/>
+          </w:tcPr>
+          <w:p>
+            <w:pPr>
+              <w:spacing w:after="0" w:before="0"/>
+            </w:pPr>
+            <w:r/>
+            <w:r>
+              <w:rPr>
+                <w:rFonts w:ascii="宋体" w:hAnsi="宋体" w:eastAsia="宋体"/>
+                <w:sz w:val="18"/>
+              </w:rPr>
+              <w:t>2 段 18.2 s</w:t>
+            </w:r>
+          </w:p>
+        </w:tc>
+        <w:tc>
+          <w:tcPr>
+            <w:tcW w:type="dxa" w:w="2880"/>
+          </w:tcPr>
+          <w:p>
+            <w:pPr>
+              <w:spacing w:after="0" w:before="0"/>
+            </w:pPr>
+            <w:r/>
+            <w:r>
+              <w:rPr>
+                <w:rFonts w:ascii="宋体" w:hAnsi="宋体" w:eastAsia="宋体"/>
+                <w:sz w:val="18"/>
+              </w:rPr>
+              <w:t>6 段 35.0 s</w:t>
+            </w:r>
+          </w:p>
+        </w:tc>
+      </w:tr>
+      <w:tr>
+        <w:tc>
+          <w:tcPr>
+            <w:tcW w:type="dxa" w:w="2880"/>
+          </w:tcPr>
+          <w:p>
+            <w:pPr>
+              <w:spacing w:after="0" w:before="0"/>
+            </w:pPr>
+            <w:r/>
+            <w:r>
+              <w:rPr>
+                <w:rFonts w:ascii="宋体" w:hAnsi="宋体" w:eastAsia="宋体"/>
+                <w:sz w:val="18"/>
+              </w:rPr>
+              <w:t>可用标记拍</w:t>
+            </w:r>
+          </w:p>
+        </w:tc>
+        <w:tc>
+          <w:tcPr>
+            <w:tcW w:type="dxa" w:w="2880"/>
+          </w:tcPr>
+          <w:p>
+            <w:pPr>
+              <w:spacing w:after="0" w:before="0"/>
+            </w:pPr>
+            <w:r/>
+            <w:r>
+              <w:rPr>
+                <w:rFonts w:ascii="宋体" w:hAnsi="宋体" w:eastAsia="宋体"/>
+                <w:sz w:val="18"/>
+              </w:rPr>
+              <w:t>74 / 106</w:t>
+            </w:r>
+          </w:p>
+        </w:tc>
+        <w:tc>
+          <w:tcPr>
+            <w:tcW w:type="dxa" w:w="2880"/>
+          </w:tcPr>
+          <w:p>
+            <w:pPr>
+              <w:spacing w:after="0" w:before="0"/>
+            </w:pPr>
+            <w:r/>
+            <w:r>
+              <w:rPr>
+                <w:rFonts w:ascii="宋体" w:hAnsi="宋体" w:eastAsia="宋体"/>
+                <w:b/>
+                <w:sz w:val="18"/>
+              </w:rPr>
+              <w:t>187 / 191</w:t>
+            </w:r>
+          </w:p>
+        </w:tc>
+      </w:tr>
+      <w:tr>
+        <w:tc>
+          <w:tcPr>
+            <w:tcW w:type="dxa" w:w="2880"/>
+          </w:tcPr>
+          <w:p>
+            <w:pPr>
+              <w:spacing w:after="0" w:before="0"/>
+            </w:pPr>
+            <w:r/>
+            <w:r>
+              <w:rPr>
+                <w:rFonts w:ascii="宋体" w:hAnsi="宋体" w:eastAsia="宋体"/>
+                <w:sz w:val="18"/>
+              </w:rPr>
+              <w:t>EAR_norm 中位（闭眼 vs 睁眼）</w:t>
+            </w:r>
+          </w:p>
+        </w:tc>
+        <w:tc>
+          <w:tcPr>
+            <w:tcW w:type="dxa" w:w="2880"/>
+          </w:tcPr>
+          <w:p>
+            <w:pPr>
+              <w:spacing w:after="0" w:before="0"/>
+            </w:pPr>
+            <w:r/>
+            <w:r>
+              <w:rPr>
+                <w:rFonts w:ascii="宋体" w:hAnsi="宋体" w:eastAsia="宋体"/>
+                <w:sz w:val="18"/>
+              </w:rPr>
+              <w:t>0.514 / 0.974</w:t>
+            </w:r>
+          </w:p>
+        </w:tc>
+        <w:tc>
+          <w:tcPr>
+            <w:tcW w:type="dxa" w:w="2880"/>
+          </w:tcPr>
+          <w:p>
+            <w:pPr>
+              <w:spacing w:after="0" w:before="0"/>
+            </w:pPr>
+            <w:r/>
+            <w:r>
+              <w:rPr>
+                <w:rFonts w:ascii="宋体" w:hAnsi="宋体" w:eastAsia="宋体"/>
+                <w:sz w:val="18"/>
+              </w:rPr>
+              <w:t>0.521 / 0.986</w:t>
+            </w:r>
+          </w:p>
+        </w:tc>
+      </w:tr>
+      <w:tr>
+        <w:tc>
+          <w:tcPr>
+            <w:tcW w:type="dxa" w:w="2880"/>
+          </w:tcPr>
+          <w:p>
+            <w:pPr>
+              <w:spacing w:after="0" w:before="0"/>
+            </w:pPr>
+            <w:r/>
+            <w:r>
+              <w:rPr>
+                <w:rFonts w:ascii="宋体" w:hAnsi="宋体" w:eastAsia="宋体"/>
+                <w:sz w:val="18"/>
+              </w:rPr>
+              <w:t>闭眼帧占比（闭眼 vs 睁眼）</w:t>
+            </w:r>
+          </w:p>
+        </w:tc>
+        <w:tc>
+          <w:tcPr>
+            <w:tcW w:type="dxa" w:w="2880"/>
+          </w:tcPr>
+          <w:p>
+            <w:pPr>
+              <w:spacing w:after="0" w:before="0"/>
+            </w:pPr>
+            <w:r/>
+            <w:r>
+              <w:rPr>
+                <w:rFonts w:ascii="宋体" w:hAnsi="宋体" w:eastAsia="宋体"/>
+                <w:sz w:val="18"/>
+              </w:rPr>
+              <w:t xml:space="preserve">1.000 / 0.156 = </w:t>
+            </w:r>
+            <w:r>
+              <w:rPr>
+                <w:rFonts w:ascii="宋体" w:hAnsi="宋体" w:eastAsia="宋体"/>
+                <w:b/>
+                <w:sz w:val="18"/>
+              </w:rPr>
+              <w:t>6.4×</w:t>
+            </w:r>
+          </w:p>
+        </w:tc>
+        <w:tc>
+          <w:tcPr>
+            <w:tcW w:type="dxa" w:w="2880"/>
+          </w:tcPr>
+          <w:p>
+            <w:pPr>
+              <w:spacing w:after="0" w:before="0"/>
+            </w:pPr>
+            <w:r/>
+            <w:r>
+              <w:rPr>
+                <w:rFonts w:ascii="宋体" w:hAnsi="宋体" w:eastAsia="宋体"/>
+                <w:sz w:val="18"/>
+              </w:rPr>
+              <w:t xml:space="preserve">0.995 / 0.130 = </w:t>
+            </w:r>
+            <w:r>
+              <w:rPr>
+                <w:rFonts w:ascii="宋体" w:hAnsi="宋体" w:eastAsia="宋体"/>
+                <w:b/>
+                <w:sz w:val="18"/>
+              </w:rPr>
+              <w:t>7.7×</w:t>
+            </w:r>
+          </w:p>
+        </w:tc>
+      </w:tr>
+      <w:tr>
+        <w:tc>
+          <w:tcPr>
+            <w:tcW w:type="dxa" w:w="2880"/>
+          </w:tcPr>
+          <w:p>
+            <w:pPr>
+              <w:spacing w:after="0" w:before="0"/>
+            </w:pPr>
+            <w:r/>
+            <w:r>
+              <w:rPr>
+                <w:rFonts w:ascii="宋体" w:hAnsi="宋体" w:eastAsia="宋体"/>
+                <w:b/>
+                <w:sz w:val="18"/>
+              </w:rPr>
+              <w:t>闭眼时的头动范围</w:t>
+            </w:r>
+          </w:p>
+        </w:tc>
+        <w:tc>
+          <w:tcPr>
+            <w:tcW w:type="dxa" w:w="2880"/>
+          </w:tcPr>
+          <w:p>
+            <w:pPr>
+              <w:spacing w:after="0" w:before="0"/>
+            </w:pPr>
+            <w:r/>
+            <w:r>
+              <w:rPr>
+                <w:rFonts w:ascii="宋体" w:hAnsi="宋体" w:eastAsia="宋体"/>
+                <w:sz w:val="18"/>
+              </w:rPr>
+              <w:t>3.3°</w:t>
+            </w:r>
+          </w:p>
+        </w:tc>
+        <w:tc>
+          <w:tcPr>
+            <w:tcW w:type="dxa" w:w="2880"/>
+          </w:tcPr>
+          <w:p>
+            <w:pPr>
+              <w:spacing w:after="0" w:before="0"/>
+            </w:pPr>
+            <w:r/>
+            <w:r>
+              <w:rPr>
+                <w:rFonts w:ascii="宋体" w:hAnsi="宋体" w:eastAsia="宋体"/>
+                <w:b/>
+                <w:sz w:val="18"/>
+              </w:rPr>
+              <w:t>1.4°</w:t>
+            </w:r>
+          </w:p>
+        </w:tc>
+      </w:tr>
+    </w:tbl>
+    <w:p/>
+    <w:p>
+      <w:pPr>
+        <w:spacing w:after="120" w:line="300" w:lineRule="auto"/>
+      </w:pPr>
+      <w:r>
+        <w:rPr>
+          <w:rFonts w:ascii="宋体" w:hAnsi="宋体" w:eastAsia="宋体"/>
+          <w:b/>
+          <w:sz w:val="21"/>
+        </w:rPr>
+        <w:t>结论：两场独立会话、共 8 次主动闭眼，EAR_norm 全部同向下降（−47%），闭眼帧占比抬升 6~8 倍，而同期头部只动 1.4~3.3°（判据线 8°）。支路二读的是眼睛，不是头姿——这一条现在有真人复现证据。</w:t>
+      </w:r>
+    </w:p>
+    <w:p>
+      <w:pPr>
+        <w:spacing w:after="120" w:line="300" w:lineRule="auto"/>
+      </w:pPr>
+      <w:r>
+        <w:rPr>
+          <w:rFonts w:ascii="宋体" w:hAnsi="宋体" w:eastAsia="宋体"/>
+          <w:b/>
+          <w:sz w:val="21"/>
+        </w:rPr>
+        <w:t>判决的护栏（口径必须随结论一起报）</w:t>
+      </w:r>
+      <w:r>
+        <w:rPr>
+          <w:rFonts w:ascii="宋体" w:hAnsi="宋体" w:eastAsia="宋体"/>
+          <w:sz w:val="21"/>
+        </w:rPr>
+        <w:t>：判决脚本先剔掉"基线已塌"的拍，</w:t>
+      </w:r>
+    </w:p>
+    <w:p>
+      <w:pPr>
+        <w:spacing w:after="120" w:line="300" w:lineRule="auto"/>
+      </w:pPr>
+      <w:r>
+        <w:rPr>
+          <w:rFonts w:ascii="宋体" w:hAnsi="宋体" w:eastAsia="宋体"/>
+          <w:sz w:val="21"/>
+        </w:rPr>
+        <w:t>用两把独立的尺子——</w:t>
+      </w:r>
+      <w:r>
+        <w:rPr>
+          <w:rFonts w:ascii="宋体" w:hAnsi="宋体" w:eastAsia="宋体"/>
+          <w:b/>
+          <w:sz w:val="21"/>
+        </w:rPr>
+        <w:t>标记尺</w:t>
+      </w:r>
+      <w:r>
+        <w:rPr>
+          <w:rFonts w:ascii="宋体" w:hAnsi="宋体" w:eastAsia="宋体"/>
+          <w:sz w:val="21"/>
+        </w:rPr>
+        <w:t xml:space="preserve">（尾窗 10 秒内标记占比 ≤ 0.70）和 </w:t>
+      </w:r>
+      <w:r>
+        <w:rPr>
+          <w:rFonts w:ascii="宋体" w:hAnsi="宋体" w:eastAsia="宋体"/>
+          <w:b/>
+          <w:sz w:val="21"/>
+        </w:rPr>
+        <w:t>EAR 尺</w:t>
+      </w:r>
+    </w:p>
+    <w:p>
+      <w:pPr>
+        <w:spacing w:after="120" w:line="300" w:lineRule="auto"/>
+      </w:pPr>
+      <w:r>
+        <w:rPr>
+          <w:rFonts w:ascii="宋体" w:hAnsi="宋体" w:eastAsia="宋体"/>
+          <w:sz w:val="21"/>
+        </w:rPr>
+        <w:t>（原始 EAR 直接数闭眼占比 ≤ 0.70，不依赖用户按没按空格）。剔除量照实报</w:t>
+      </w:r>
+    </w:p>
+    <w:p>
+      <w:pPr>
+        <w:spacing w:after="120" w:line="300" w:lineRule="auto"/>
+      </w:pPr>
+      <w:r>
+        <w:rPr>
+          <w:rFonts w:ascii="宋体" w:hAnsi="宋体" w:eastAsia="宋体"/>
+          <w:sz w:val="21"/>
+        </w:rPr>
+        <w:t>（第二场 4%，第一场 11%）。</w:t>
+      </w:r>
+      <w:r>
+        <w:rPr>
+          <w:rFonts w:ascii="宋体" w:hAnsi="宋体" w:eastAsia="宋体"/>
+          <w:b/>
+          <w:sz w:val="21"/>
+        </w:rPr>
+        <w:t>"剔过之后成立"不等于"全程成立"。</w:t>
+      </w:r>
+    </w:p>
+    <w:p>
+      <w:pPr>
+        <w:spacing w:after="120" w:line="300" w:lineRule="auto"/>
+      </w:pPr>
+      <w:r>
+        <w:rPr>
+          <w:rFonts w:ascii="宋体" w:hAnsi="宋体" w:eastAsia="宋体"/>
+          <w:sz w:val="21"/>
+        </w:rPr>
+        <w:t>而真正要证的那件事是</w:t>
+      </w:r>
+      <w:r>
+        <w:rPr>
+          <w:rFonts w:ascii="宋体" w:hAnsi="宋体" w:eastAsia="宋体"/>
+          <w:b/>
+          <w:sz w:val="21"/>
+        </w:rPr>
+        <w:t>可以直接量的</w:t>
+      </w:r>
+      <w:r>
+        <w:rPr>
+          <w:rFonts w:ascii="宋体" w:hAnsi="宋体" w:eastAsia="宋体"/>
+          <w:sz w:val="21"/>
+        </w:rPr>
+        <w:t>：</w:t>
+      </w:r>
+      <w:r>
+        <w:rPr>
+          <w:rFonts w:ascii="Consolas" w:hAnsi="Consolas" w:eastAsia="Consolas"/>
+          <w:sz w:val="18"/>
+        </w:rPr>
+        <w:t>ear / EAR_norm</w:t>
+      </w:r>
+      <w:r>
+        <w:rPr>
+          <w:rFonts w:ascii="宋体" w:hAnsi="宋体" w:eastAsia="宋体"/>
+          <w:sz w:val="21"/>
+        </w:rPr>
+        <w:t xml:space="preserve"> 就是当时那个 p75</w:t>
+      </w:r>
+    </w:p>
+    <w:p>
+      <w:pPr>
+        <w:spacing w:after="120" w:line="300" w:lineRule="auto"/>
+      </w:pPr>
+      <w:r>
+        <w:rPr>
+          <w:rFonts w:ascii="宋体" w:hAnsi="宋体" w:eastAsia="宋体"/>
+          <w:sz w:val="21"/>
+        </w:rPr>
+        <w:t>基线。健康时它该落在睁眼区间——两场实测 0.371 / 0.376，对上全场睁眼参考</w:t>
+      </w:r>
+    </w:p>
+    <w:p>
+      <w:pPr>
+        <w:spacing w:after="120" w:line="300" w:lineRule="auto"/>
+      </w:pPr>
+      <w:r>
+        <w:rPr>
+          <w:rFonts w:ascii="宋体" w:hAnsi="宋体" w:eastAsia="宋体"/>
+          <w:sz w:val="21"/>
+        </w:rPr>
+        <w:t>0.401 / 0.398。</w:t>
+      </w:r>
+      <w:r>
+        <w:rPr>
+          <w:rFonts w:ascii="宋体" w:hAnsi="宋体" w:eastAsia="宋体"/>
+          <w:b/>
+          <w:sz w:val="21"/>
+        </w:rPr>
+        <w:t>不需要相信任何阈值。</w:t>
+      </w:r>
+    </w:p>
+    <w:p>
+      <w:pPr>
+        <w:spacing w:before="160" w:after="120"/>
+      </w:pPr>
+      <w:r>
+        <w:rPr>
+          <w:rFonts w:ascii="黑体" w:hAnsi="黑体" w:eastAsia="黑体"/>
+          <w:b/>
+          <w:sz w:val="26"/>
+        </w:rPr>
+        <w:t>8.8 ⚠️ 支路二的局限（必须在报告中如实说明）</w:t>
+      </w:r>
+    </w:p>
+    <w:p>
+      <w:pPr>
+        <w:pStyle w:val="ListNumber"/>
+      </w:pPr>
+      <w:r>
+        <w:rPr>
+          <w:rFonts w:ascii="宋体" w:hAnsi="宋体" w:eastAsia="宋体"/>
+          <w:b/>
+          <w:sz w:val="21"/>
+        </w:rPr>
+        <w:t>冷启动 27 秒</w:t>
+      </w:r>
+      <w:r>
+        <w:rPr>
+          <w:rFonts w:ascii="宋体" w:hAnsi="宋体" w:eastAsia="宋体"/>
+          <w:sz w:val="21"/>
+        </w:rPr>
+        <w:t>：开场 27 秒内它一句话都说不了（实测首次出数 t = 30.3 s）。</w:t>
+      </w:r>
+    </w:p>
+    <w:p>
+      <w:pPr>
+        <w:spacing w:after="120" w:line="300" w:lineRule="auto"/>
+      </w:pPr>
+      <w:r>
+        <w:rPr>
+          <w:rFonts w:ascii="宋体" w:hAnsi="宋体" w:eastAsia="宋体"/>
+          <w:sz w:val="21"/>
+        </w:rPr>
+        <w:t>演示靠 protocol 的热身段绕过，但代价真实存在。</w:t>
+      </w:r>
+    </w:p>
+    <w:p>
+      <w:pPr>
+        <w:pStyle w:val="ListNumber"/>
+      </w:pPr>
+      <w:r>
+        <w:rPr>
+          <w:rFonts w:ascii="宋体" w:hAnsi="宋体" w:eastAsia="宋体"/>
+          <w:b/>
+          <w:sz w:val="21"/>
+        </w:rPr>
+        <w:t>真实驾驶场景下它比演示里脆弱得多</w:t>
+      </w:r>
+      <w:r>
+        <w:rPr>
+          <w:rFonts w:ascii="宋体" w:hAnsi="宋体" w:eastAsia="宋体"/>
+          <w:sz w:val="21"/>
+        </w:rPr>
+        <w:t>：演示场次（人坐着、不看屏幕）闸门开启</w:t>
+      </w:r>
+    </w:p>
+    <w:p>
+      <w:pPr>
+        <w:spacing w:after="120" w:line="300" w:lineRule="auto"/>
+      </w:pPr>
+      <w:r>
+        <w:rPr>
+          <w:rFonts w:ascii="宋体" w:hAnsi="宋体" w:eastAsia="宋体"/>
+          <w:sz w:val="21"/>
+        </w:rPr>
+        <w:t>93.3%、关闭事件只有 1 次、最长连续开启 133.5 s；但真实开车时扫后视镜、</w:t>
+      </w:r>
+    </w:p>
+    <w:p>
+      <w:pPr>
+        <w:spacing w:after="120" w:line="300" w:lineRule="auto"/>
+      </w:pPr>
+      <w:r>
+        <w:rPr>
+          <w:rFonts w:ascii="宋体" w:hAnsi="宋体" w:eastAsia="宋体"/>
+          <w:sz w:val="21"/>
+        </w:rPr>
+        <w:t>看侧窗是常态，闸门会频繁关闭，每关一次 27 秒热身清零——</w:t>
+      </w:r>
+      <w:r>
+        <w:rPr>
+          <w:rFonts w:ascii="宋体" w:hAnsi="宋体" w:eastAsia="宋体"/>
+          <w:b/>
+          <w:sz w:val="21"/>
+        </w:rPr>
+        <w:t>那样它永远热不满</w:t>
+      </w:r>
+      <w:r>
+        <w:rPr>
+          <w:rFonts w:ascii="宋体" w:hAnsi="宋体" w:eastAsia="宋体"/>
+          <w:sz w:val="21"/>
+        </w:rPr>
+        <w:t>。</w:t>
+      </w:r>
+    </w:p>
+    <w:p>
+      <w:pPr>
+        <w:spacing w:after="120" w:line="300" w:lineRule="auto"/>
+      </w:pPr>
+      <w:r>
+        <w:rPr>
+          <w:rFonts w:ascii="宋体" w:hAnsi="宋体" w:eastAsia="宋体"/>
+          <w:b/>
+          <w:sz w:val="21"/>
+        </w:rPr>
+        <w:t>不能拿"演示里 93.3% 开着"去暗示实际路况也这样。</w:t>
+      </w:r>
+    </w:p>
+    <w:p>
+      <w:pPr>
+        <w:spacing w:after="120" w:line="300" w:lineRule="auto"/>
+      </w:pPr>
+      <w:r>
+        <w:rPr>
+          <w:rFonts w:ascii="宋体" w:hAnsi="宋体" w:eastAsia="宋体"/>
+          <w:sz w:val="21"/>
+        </w:rPr>
+        <w:t xml:space="preserve">（缓解方向是把闸门关闭时的 </w:t>
+      </w:r>
+      <w:r>
+        <w:rPr>
+          <w:rFonts w:ascii="Consolas" w:hAnsi="Consolas" w:eastAsia="Consolas"/>
+          <w:sz w:val="18"/>
+        </w:rPr>
+        <w:t>fb.clear()</w:t>
+      </w:r>
+      <w:r>
+        <w:rPr>
+          <w:rFonts w:ascii="宋体" w:hAnsi="宋体" w:eastAsia="宋体"/>
+          <w:sz w:val="21"/>
+        </w:rPr>
+        <w:t xml:space="preserve"> 改成"冻结"，但要让 </w:t>
+      </w:r>
+      <w:r>
+        <w:rPr>
+          <w:rFonts w:ascii="Consolas" w:hAnsi="Consolas" w:eastAsia="Consolas"/>
+          <w:sz w:val="18"/>
+        </w:rPr>
+        <w:t>full()</w:t>
+      </w:r>
+      <w:r>
+        <w:rPr>
+          <w:rFonts w:ascii="宋体" w:hAnsi="宋体" w:eastAsia="宋体"/>
+          <w:sz w:val="21"/>
+        </w:rPr>
+        <w:t xml:space="preserve"> 的跨度</w:t>
+      </w:r>
+    </w:p>
+    <w:p>
+      <w:pPr>
+        <w:spacing w:after="120" w:line="300" w:lineRule="auto"/>
+      </w:pPr>
+      <w:r>
+        <w:rPr>
+          <w:rFonts w:ascii="宋体" w:hAnsi="宋体" w:eastAsia="宋体"/>
+          <w:sz w:val="21"/>
+        </w:rPr>
+        <w:t xml:space="preserve">判据和 </w:t>
+      </w:r>
+      <w:r>
+        <w:rPr>
+          <w:rFonts w:ascii="Consolas" w:hAnsi="Consolas" w:eastAsia="Consolas"/>
+          <w:sz w:val="18"/>
+        </w:rPr>
+        <w:t>brate</w:t>
+      </w:r>
+      <w:r>
+        <w:rPr>
+          <w:rFonts w:ascii="宋体" w:hAnsi="宋体" w:eastAsia="宋体"/>
+          <w:sz w:val="21"/>
+        </w:rPr>
+        <w:t xml:space="preserve"> 的分母一起改，见第 11 节。）</w:t>
+      </w:r>
+    </w:p>
+    <w:p>
+      <w:pPr>
+        <w:pStyle w:val="ListNumber"/>
+      </w:pPr>
+      <w:r>
+        <w:rPr>
+          <w:rFonts w:ascii="宋体" w:hAnsi="宋体" w:eastAsia="宋体"/>
+          <w:sz w:val="21"/>
+        </w:rPr>
+        <w:t>判据线（头动 8°）和标定集都小，</w:t>
+      </w:r>
+      <w:r>
+        <w:rPr>
+          <w:rFonts w:ascii="宋体" w:hAnsi="宋体" w:eastAsia="宋体"/>
+          <w:b/>
+          <w:sz w:val="21"/>
+        </w:rPr>
+        <w:t>这一路目前只适合"提示"，不适合"报警"</w:t>
+      </w:r>
+      <w:r>
+        <w:rPr>
+          <w:rFonts w:ascii="宋体" w:hAnsi="宋体" w:eastAsia="宋体"/>
+          <w:sz w:val="21"/>
+        </w:rPr>
+        <w:t>。</w:t>
+      </w:r>
+    </w:p>
+    <w:p>
+      <w:pPr>
+        <w:pStyle w:val="ListNumber"/>
+      </w:pPr>
+      <w:r>
+        <w:rPr>
+          <w:rFonts w:ascii="宋体" w:hAnsi="宋体" w:eastAsia="宋体"/>
+          <w:sz w:val="21"/>
+        </w:rPr>
+        <w:t>真人验证同样是</w:t>
+      </w:r>
+      <w:r>
+        <w:rPr>
+          <w:rFonts w:ascii="宋体" w:hAnsi="宋体" w:eastAsia="宋体"/>
+          <w:b/>
+          <w:sz w:val="21"/>
+        </w:rPr>
+        <w:t>单人</w:t>
+      </w:r>
+      <w:r>
+        <w:rPr>
+          <w:rFonts w:ascii="宋体" w:hAnsi="宋体" w:eastAsia="宋体"/>
+          <w:sz w:val="21"/>
+        </w:rPr>
+        <w:t>（见 7.4 第 3 条）。</w:t>
+      </w:r>
+    </w:p>
+    <w:p>
+      <w:pPr>
+        <w:spacing w:before="240" w:after="120"/>
+      </w:pPr>
+      <w:r>
+        <w:rPr>
+          <w:rFonts w:ascii="黑体" w:hAnsi="黑体" w:eastAsia="黑体"/>
+          <w:b/>
+          <w:sz w:val="30"/>
+        </w:rPr>
+        <w:t>9. 性能实测</w:t>
       </w:r>
     </w:p>
     <w:p>
@@ -7977,17 +11354,9 @@
       <w:r>
         <w:rPr>
           <w:rFonts w:ascii="宋体" w:hAnsi="宋体" w:eastAsia="宋体"/>
-          <w:b/>
-          <w:sz w:val="21"/>
-        </w:rPr>
-        <w:t>结论：实时链路毫无压力。</w:t>
-      </w:r>
-      <w:r>
-        <w:rPr>
-          <w:rFonts w:ascii="宋体" w:hAnsi="宋体" w:eastAsia="宋体"/>
-          <w:sz w:val="21"/>
-        </w:rPr>
-        <w:t xml:space="preserve"> 骨骼提取 60 FPS、Transformer 前向 &lt; 5 ms，</w:t>
+          <w:sz w:val="21"/>
+        </w:rPr>
+        <w:t>⚠️ 表里带"24 段"的两行是 24 段时代的。106 段时的训练实测：60 epoch 一个</w:t>
       </w:r>
     </w:p>
     <w:p>
@@ -7999,7 +11368,7 @@
           <w:rFonts w:ascii="宋体" w:hAnsi="宋体" w:eastAsia="宋体"/>
           <w:sz w:val="21"/>
         </w:rPr>
-        <w:t>而摄像头本身只有 10~11 fps——</w:t>
+        <w:t xml:space="preserve">epoch 约 3.3 s、总计 </w:t>
       </w:r>
       <w:r>
         <w:rPr>
@@ -8007,14 +11376,28 @@
           <w:b/>
           <w:sz w:val="21"/>
         </w:rPr>
-        <w:t>瓶颈在摄像头，不在算法</w:t>
-      </w:r>
-      <w:r>
-        <w:rPr>
-          <w:rFonts w:ascii="宋体" w:hAnsi="宋体" w:eastAsia="宋体"/>
-          <w:sz w:val="21"/>
-        </w:rPr>
-        <w:t>。</w:t>
+        <w:t>200.5 s</w:t>
+      </w:r>
+      <w:r>
+        <w:rPr>
+          <w:rFonts w:ascii="宋体" w:hAnsi="宋体" w:eastAsia="宋体"/>
+          <w:sz w:val="21"/>
+        </w:rPr>
+        <w:t>（</w:t>
+      </w:r>
+      <w:r>
+        <w:rPr>
+          <w:rFonts w:ascii="Consolas" w:hAnsi="Consolas" w:eastAsia="Consolas"/>
+          <w:sz w:val="18"/>
+        </w:rPr>
+        <w:t>runs/20260922_200934</w:t>
+      </w:r>
+      <w:r>
+        <w:rPr>
+          <w:rFonts w:ascii="宋体" w:hAnsi="宋体" w:eastAsia="宋体"/>
+          <w:sz w:val="21"/>
+        </w:rPr>
+        <w:t>）——已经翻倍，</w:t>
       </w:r>
     </w:p>
     <w:p>
@@ -8026,7 +11409,820 @@
           <w:rFonts w:ascii="宋体" w:hAnsi="宋体" w:eastAsia="宋体"/>
           <w:sz w:val="21"/>
         </w:rPr>
+        <w:t>但离"影响现场演示"还差得远。</w:t>
+      </w:r>
+      <w:r>
+        <w:rPr>
+          <w:rFonts w:ascii="宋体" w:hAnsi="宋体" w:eastAsia="宋体"/>
+          <w:b/>
+          <w:sz w:val="21"/>
+        </w:rPr>
+        <w:t>这几行是工程账，不是性能指标。</w:t>
+      </w:r>
+    </w:p>
+    <w:p>
+      <w:pPr>
+        <w:spacing w:after="120" w:line="300" w:lineRule="auto"/>
+      </w:pPr>
+      <w:r>
+        <w:rPr>
+          <w:rFonts w:ascii="宋体" w:hAnsi="宋体" w:eastAsia="宋体"/>
+          <w:b/>
+          <w:sz w:val="21"/>
+        </w:rPr>
+        <w:t>结论：实时链路毫无压力。</w:t>
+      </w:r>
+      <w:r>
+        <w:rPr>
+          <w:rFonts w:ascii="宋体" w:hAnsi="宋体" w:eastAsia="宋体"/>
+          <w:sz w:val="21"/>
+        </w:rPr>
+        <w:t xml:space="preserve"> 骨骼提取 60 FPS、Transformer 前向 &lt; 5 ms，</w:t>
+      </w:r>
+    </w:p>
+    <w:p>
+      <w:pPr>
+        <w:spacing w:after="120" w:line="300" w:lineRule="auto"/>
+      </w:pPr>
+      <w:r>
+        <w:rPr>
+          <w:rFonts w:ascii="宋体" w:hAnsi="宋体" w:eastAsia="宋体"/>
+          <w:sz w:val="21"/>
+        </w:rPr>
+        <w:t>而摄像头本身只有 10~11 fps——</w:t>
+      </w:r>
+      <w:r>
+        <w:rPr>
+          <w:rFonts w:ascii="宋体" w:hAnsi="宋体" w:eastAsia="宋体"/>
+          <w:b/>
+          <w:sz w:val="21"/>
+        </w:rPr>
+        <w:t>瓶颈在摄像头，不在算法</w:t>
+      </w:r>
+      <w:r>
+        <w:rPr>
+          <w:rFonts w:ascii="宋体" w:hAnsi="宋体" w:eastAsia="宋体"/>
+          <w:sz w:val="21"/>
+        </w:rPr>
+        <w:t>。</w:t>
+      </w:r>
+    </w:p>
+    <w:p>
+      <w:pPr>
+        <w:spacing w:after="120" w:line="300" w:lineRule="auto"/>
+      </w:pPr>
+      <w:r>
+        <w:rPr>
+          <w:rFonts w:ascii="宋体" w:hAnsi="宋体" w:eastAsia="宋体"/>
+          <w:sz w:val="21"/>
+        </w:rPr>
         <w:t>这意味着后续若要提升帧率或分辨率，算力仍有充足余量。</w:t>
+      </w:r>
+    </w:p>
+    <w:p>
+      <w:pPr>
+        <w:spacing w:after="120" w:line="300" w:lineRule="auto"/>
+      </w:pPr>
+      <w:r>
+        <w:rPr>
+          <w:rFonts w:ascii="宋体" w:hAnsi="宋体" w:eastAsia="宋体"/>
+          <w:b/>
+          <w:sz w:val="21"/>
+        </w:rPr>
+        <w:t>加入支路二之后的负载</w:t>
+      </w:r>
+      <w:r>
+        <w:rPr>
+          <w:rFonts w:ascii="宋体" w:hAnsi="宋体" w:eastAsia="宋体"/>
+          <w:sz w:val="21"/>
+        </w:rPr>
+        <w:t>：</w:t>
+      </w:r>
+      <w:r>
+        <w:rPr>
+          <w:rFonts w:ascii="Consolas" w:hAnsi="Consolas" w:eastAsia="Consolas"/>
+          <w:sz w:val="18"/>
+        </w:rPr>
+        <w:t>src/fuse.py</w:t>
+      </w:r>
+      <w:r>
+        <w:rPr>
+          <w:rFonts w:ascii="宋体" w:hAnsi="宋体" w:eastAsia="宋体"/>
+          <w:sz w:val="21"/>
+        </w:rPr>
+        <w:t xml:space="preserve"> 在同进程里多跑一个 FaceMesh 与一路</w:t>
+      </w:r>
+    </w:p>
+    <w:p>
+      <w:pPr>
+        <w:spacing w:after="120" w:line="300" w:lineRule="auto"/>
+      </w:pPr>
+      <w:r>
+        <w:rPr>
+          <w:rFonts w:ascii="宋体" w:hAnsi="宋体" w:eastAsia="宋体"/>
+          <w:sz w:val="21"/>
+        </w:rPr>
+        <w:t>逻辑回归。性能自检（</w:t>
+      </w:r>
+      <w:r>
+        <w:rPr>
+          <w:rFonts w:ascii="Consolas" w:hAnsi="Consolas" w:eastAsia="Consolas"/>
+          <w:sz w:val="18"/>
+        </w:rPr>
+        <w:t>runs/fuse_selftest.txt</w:t>
+      </w:r>
+      <w:r>
+        <w:rPr>
+          <w:rFonts w:ascii="宋体" w:hAnsi="宋体" w:eastAsia="宋体"/>
+          <w:sz w:val="21"/>
+        </w:rPr>
+        <w:t>，200 帧回放）：</w:t>
+      </w:r>
+    </w:p>
+    <w:tbl>
+      <w:tblPr>
+        <w:tblStyle w:val="TableGrid"/>
+        <w:tblW w:type="auto" w:w="0"/>
+        <w:jc w:val="center"/>
+        <w:tblLook w:firstColumn="1" w:firstRow="1" w:lastColumn="0" w:lastRow="0" w:noHBand="0" w:noVBand="1" w:val="04A0"/>
+      </w:tblPr>
+      <w:tblGrid>
+        <w:gridCol w:w="2880"/>
+        <w:gridCol w:w="2880"/>
+        <w:gridCol w:w="2880"/>
+      </w:tblGrid>
+      <w:tr>
+        <w:tc>
+          <w:tcPr>
+            <w:tcW w:type="dxa" w:w="2880"/>
+          </w:tcPr>
+          <w:p>
+            <w:pPr>
+              <w:spacing w:after="0" w:before="0"/>
+              <w:jc w:val="center"/>
+            </w:pPr>
+            <w:r>
+              <w:rPr>
+                <w:b/>
+              </w:rPr>
+            </w:r>
+            <w:r>
+              <w:rPr>
+                <w:rFonts w:ascii="宋体" w:hAnsi="宋体" w:eastAsia="宋体"/>
+                <w:b/>
+                <w:sz w:val="18"/>
+              </w:rPr>
+              <w:t>环节</w:t>
+            </w:r>
+          </w:p>
+        </w:tc>
+        <w:tc>
+          <w:tcPr>
+            <w:tcW w:type="dxa" w:w="2880"/>
+          </w:tcPr>
+          <w:p>
+            <w:pPr>
+              <w:spacing w:after="0" w:before="0"/>
+              <w:jc w:val="center"/>
+            </w:pPr>
+            <w:r>
+              <w:rPr>
+                <w:b/>
+              </w:rPr>
+            </w:r>
+            <w:r>
+              <w:rPr>
+                <w:rFonts w:ascii="宋体" w:hAnsi="宋体" w:eastAsia="宋体"/>
+                <w:b/>
+                <w:sz w:val="18"/>
+              </w:rPr>
+              <w:t>中位</w:t>
+            </w:r>
+          </w:p>
+        </w:tc>
+        <w:tc>
+          <w:tcPr>
+            <w:tcW w:type="dxa" w:w="2880"/>
+          </w:tcPr>
+          <w:p>
+            <w:pPr>
+              <w:spacing w:after="0" w:before="0"/>
+              <w:jc w:val="center"/>
+            </w:pPr>
+            <w:r>
+              <w:rPr>
+                <w:b/>
+              </w:rPr>
+            </w:r>
+            <w:r>
+              <w:rPr>
+                <w:rFonts w:ascii="宋体" w:hAnsi="宋体" w:eastAsia="宋体"/>
+                <w:b/>
+                <w:sz w:val="18"/>
+              </w:rPr>
+              <w:t>p95</w:t>
+            </w:r>
+          </w:p>
+        </w:tc>
+      </w:tr>
+      <w:tr>
+        <w:tc>
+          <w:tcPr>
+            <w:tcW w:type="dxa" w:w="2880"/>
+          </w:tcPr>
+          <w:p>
+            <w:pPr>
+              <w:spacing w:after="0" w:before="0"/>
+            </w:pPr>
+            <w:r/>
+            <w:r>
+              <w:rPr>
+                <w:rFonts w:ascii="宋体" w:hAnsi="宋体" w:eastAsia="宋体"/>
+                <w:sz w:val="18"/>
+              </w:rPr>
+              <w:t>Pose</w:t>
+            </w:r>
+          </w:p>
+        </w:tc>
+        <w:tc>
+          <w:tcPr>
+            <w:tcW w:type="dxa" w:w="2880"/>
+          </w:tcPr>
+          <w:p>
+            <w:pPr>
+              <w:spacing w:after="0" w:before="0"/>
+            </w:pPr>
+            <w:r/>
+            <w:r>
+              <w:rPr>
+                <w:rFonts w:ascii="宋体" w:hAnsi="宋体" w:eastAsia="宋体"/>
+                <w:sz w:val="18"/>
+              </w:rPr>
+              <w:t>18.9 ms</w:t>
+            </w:r>
+          </w:p>
+        </w:tc>
+        <w:tc>
+          <w:tcPr>
+            <w:tcW w:type="dxa" w:w="2880"/>
+          </w:tcPr>
+          <w:p>
+            <w:pPr>
+              <w:spacing w:after="0" w:before="0"/>
+            </w:pPr>
+            <w:r/>
+            <w:r>
+              <w:rPr>
+                <w:rFonts w:ascii="宋体" w:hAnsi="宋体" w:eastAsia="宋体"/>
+                <w:sz w:val="18"/>
+              </w:rPr>
+              <w:t>37.8 ms</w:t>
+            </w:r>
+          </w:p>
+        </w:tc>
+      </w:tr>
+      <w:tr>
+        <w:tc>
+          <w:tcPr>
+            <w:tcW w:type="dxa" w:w="2880"/>
+          </w:tcPr>
+          <w:p>
+            <w:pPr>
+              <w:spacing w:after="0" w:before="0"/>
+            </w:pPr>
+            <w:r/>
+            <w:r>
+              <w:rPr>
+                <w:rFonts w:ascii="宋体" w:hAnsi="宋体" w:eastAsia="宋体"/>
+                <w:b/>
+                <w:sz w:val="18"/>
+              </w:rPr>
+              <w:t>FaceMesh</w:t>
+            </w:r>
+          </w:p>
+        </w:tc>
+        <w:tc>
+          <w:tcPr>
+            <w:tcW w:type="dxa" w:w="2880"/>
+          </w:tcPr>
+          <w:p>
+            <w:pPr>
+              <w:spacing w:after="0" w:before="0"/>
+            </w:pPr>
+            <w:r/>
+            <w:r>
+              <w:rPr>
+                <w:rFonts w:ascii="宋体" w:hAnsi="宋体" w:eastAsia="宋体"/>
+                <w:b/>
+                <w:sz w:val="18"/>
+              </w:rPr>
+              <w:t>12.2 ms</w:t>
+            </w:r>
+          </w:p>
+        </w:tc>
+        <w:tc>
+          <w:tcPr>
+            <w:tcW w:type="dxa" w:w="2880"/>
+          </w:tcPr>
+          <w:p>
+            <w:pPr>
+              <w:spacing w:after="0" w:before="0"/>
+            </w:pPr>
+            <w:r/>
+            <w:r>
+              <w:rPr>
+                <w:rFonts w:ascii="宋体" w:hAnsi="宋体" w:eastAsia="宋体"/>
+                <w:sz w:val="18"/>
+              </w:rPr>
+              <w:t>18.6 ms</w:t>
+            </w:r>
+          </w:p>
+        </w:tc>
+      </w:tr>
+      <w:tr>
+        <w:tc>
+          <w:tcPr>
+            <w:tcW w:type="dxa" w:w="2880"/>
+          </w:tcPr>
+          <w:p>
+            <w:pPr>
+              <w:spacing w:after="0" w:before="0"/>
+            </w:pPr>
+            <w:r/>
+            <w:r>
+              <w:rPr>
+                <w:rFonts w:ascii="宋体" w:hAnsi="宋体" w:eastAsia="宋体"/>
+                <w:sz w:val="18"/>
+              </w:rPr>
+              <w:t>支路一前向</w:t>
+            </w:r>
+          </w:p>
+        </w:tc>
+        <w:tc>
+          <w:tcPr>
+            <w:tcW w:type="dxa" w:w="2880"/>
+          </w:tcPr>
+          <w:p>
+            <w:pPr>
+              <w:spacing w:after="0" w:before="0"/>
+            </w:pPr>
+            <w:r/>
+            <w:r>
+              <w:rPr>
+                <w:rFonts w:ascii="宋体" w:hAnsi="宋体" w:eastAsia="宋体"/>
+                <w:sz w:val="18"/>
+              </w:rPr>
+              <w:t>2.2 ms</w:t>
+            </w:r>
+          </w:p>
+        </w:tc>
+        <w:tc>
+          <w:tcPr>
+            <w:tcW w:type="dxa" w:w="2880"/>
+          </w:tcPr>
+          <w:p>
+            <w:pPr>
+              <w:spacing w:after="0" w:before="0"/>
+            </w:pPr>
+            <w:r/>
+            <w:r>
+              <w:rPr>
+                <w:rFonts w:ascii="宋体" w:hAnsi="宋体" w:eastAsia="宋体"/>
+                <w:sz w:val="18"/>
+              </w:rPr>
+              <w:t>2.9 ms</w:t>
+            </w:r>
+          </w:p>
+        </w:tc>
+      </w:tr>
+      <w:tr>
+        <w:tc>
+          <w:tcPr>
+            <w:tcW w:type="dxa" w:w="2880"/>
+          </w:tcPr>
+          <w:p>
+            <w:pPr>
+              <w:spacing w:after="0" w:before="0"/>
+            </w:pPr>
+            <w:r/>
+            <w:r>
+              <w:rPr>
+                <w:rFonts w:ascii="宋体" w:hAnsi="宋体" w:eastAsia="宋体"/>
+                <w:b/>
+                <w:sz w:val="18"/>
+              </w:rPr>
+              <w:t>合计</w:t>
+            </w:r>
+          </w:p>
+        </w:tc>
+        <w:tc>
+          <w:tcPr>
+            <w:tcW w:type="dxa" w:w="2880"/>
+          </w:tcPr>
+          <w:p>
+            <w:pPr>
+              <w:spacing w:after="0" w:before="0"/>
+            </w:pPr>
+            <w:r/>
+            <w:r>
+              <w:rPr>
+                <w:rFonts w:ascii="宋体" w:hAnsi="宋体" w:eastAsia="宋体"/>
+                <w:b/>
+                <w:sz w:val="18"/>
+              </w:rPr>
+              <w:t>31.0 ms → 32.2 FPS</w:t>
+            </w:r>
+          </w:p>
+        </w:tc>
+        <w:tc>
+          <w:tcPr>
+            <w:tcW w:type="dxa" w:w="2880"/>
+          </w:tcPr>
+          <w:p>
+            <w:pPr>
+              <w:spacing w:after="0" w:before="0"/>
+            </w:pPr>
+            <w:r/>
+          </w:p>
+        </w:tc>
+      </w:tr>
+    </w:tbl>
+    <w:p/>
+    <w:p>
+      <w:pPr>
+        <w:spacing w:after="120" w:line="300" w:lineRule="auto"/>
+      </w:pPr>
+      <w:r>
+        <w:rPr>
+          <w:rFonts w:ascii="宋体" w:hAnsi="宋体" w:eastAsia="宋体"/>
+          <w:b/>
+          <w:sz w:val="21"/>
+        </w:rPr>
+        <w:t>32 FPS 远高于摄像头本身的 10~11 fps，两路不是算力问题。</w:t>
+      </w:r>
+    </w:p>
+    <w:p>
+      <w:pPr>
+        <w:spacing w:after="120" w:line="300" w:lineRule="auto"/>
+      </w:pPr>
+      <w:r>
+        <w:rPr>
+          <w:rFonts w:ascii="宋体" w:hAnsi="宋体" w:eastAsia="宋体"/>
+          <w:sz w:val="21"/>
+        </w:rPr>
+        <w:t>真人会话里实测的决策频率是 5.4 Hz（</w:t>
+      </w:r>
+      <w:r>
+        <w:rPr>
+          <w:rFonts w:ascii="Consolas" w:hAnsi="Consolas" w:eastAsia="Consolas"/>
+          <w:sz w:val="18"/>
+        </w:rPr>
+        <w:t>runs/session2.csv</w:t>
+      </w:r>
+      <w:r>
+        <w:rPr>
+          <w:rFonts w:ascii="宋体" w:hAnsi="宋体" w:eastAsia="宋体"/>
+          <w:sz w:val="21"/>
+        </w:rPr>
+        <w:t>，837 拍 / 153.6 s），</w:t>
+      </w:r>
+    </w:p>
+    <w:p>
+      <w:pPr>
+        <w:spacing w:after="120" w:line="300" w:lineRule="auto"/>
+      </w:pPr>
+      <w:r>
+        <w:rPr>
+          <w:rFonts w:ascii="宋体" w:hAnsi="宋体" w:eastAsia="宋体"/>
+          <w:sz w:val="21"/>
+        </w:rPr>
+        <w:t xml:space="preserve">低于 </w:t>
+      </w:r>
+      <w:r>
+        <w:rPr>
+          <w:rFonts w:ascii="Consolas" w:hAnsi="Consolas" w:eastAsia="Consolas"/>
+          <w:sz w:val="18"/>
+        </w:rPr>
+        <w:t>DECIDE_HZ = 10</w:t>
+      </w:r>
+      <w:r>
+        <w:rPr>
+          <w:rFonts w:ascii="宋体" w:hAnsi="宋体" w:eastAsia="宋体"/>
+          <w:sz w:val="21"/>
+        </w:rPr>
+        <w:t xml:space="preserve"> 的名义值——</w:t>
+      </w:r>
+      <w:r>
+        <w:rPr>
+          <w:rFonts w:ascii="宋体" w:hAnsi="宋体" w:eastAsia="宋体"/>
+          <w:b/>
+          <w:sz w:val="21"/>
+        </w:rPr>
+        <w:t>这一项的成因没有单独测过</w:t>
+      </w:r>
+      <w:r>
+        <w:rPr>
+          <w:rFonts w:ascii="宋体" w:hAnsi="宋体" w:eastAsia="宋体"/>
+          <w:sz w:val="21"/>
+        </w:rPr>
+        <w:t>：回放自检</w:t>
+      </w:r>
+    </w:p>
+    <w:p>
+      <w:pPr>
+        <w:spacing w:after="120" w:line="300" w:lineRule="auto"/>
+      </w:pPr>
+      <w:r>
+        <w:rPr>
+          <w:rFonts w:ascii="宋体" w:hAnsi="宋体" w:eastAsia="宋体"/>
+          <w:sz w:val="21"/>
+        </w:rPr>
+        <w:t>证明两路合起来仍有余量，所以最可能是那场会话的</w:t>
+      </w:r>
+      <w:r>
+        <w:rPr>
+          <w:rFonts w:ascii="宋体" w:hAnsi="宋体" w:eastAsia="宋体"/>
+          <w:b/>
+          <w:sz w:val="21"/>
+        </w:rPr>
+        <w:t>摄像头实际帧率偏低</w:t>
+      </w:r>
+    </w:p>
+    <w:p>
+      <w:pPr>
+        <w:spacing w:after="120" w:line="300" w:lineRule="auto"/>
+      </w:pPr>
+      <w:r>
+        <w:rPr>
+          <w:rFonts w:ascii="宋体" w:hAnsi="宋体" w:eastAsia="宋体"/>
+          <w:sz w:val="21"/>
+        </w:rPr>
+        <w:t>（暗光下自动曝光会把帧率拖下去，</w:t>
+      </w:r>
+      <w:r>
+        <w:rPr>
+          <w:rFonts w:ascii="Consolas" w:hAnsi="Consolas" w:eastAsia="Consolas"/>
+          <w:sz w:val="18"/>
+        </w:rPr>
+        <w:t>live_fuse.bat</w:t>
+      </w:r>
+      <w:r>
+        <w:rPr>
+          <w:rFonts w:ascii="宋体" w:hAnsi="宋体" w:eastAsia="宋体"/>
+          <w:sz w:val="21"/>
+        </w:rPr>
+        <w:t xml:space="preserve"> 里专门提示要盯 </w:t>
+      </w:r>
+      <w:r>
+        <w:rPr>
+          <w:rFonts w:ascii="Consolas" w:hAnsi="Consolas" w:eastAsia="Consolas"/>
+          <w:sz w:val="18"/>
+        </w:rPr>
+        <w:t>cam x.x fps</w:t>
+      </w:r>
+      <w:r>
+        <w:rPr>
+          <w:rFonts w:ascii="宋体" w:hAnsi="宋体" w:eastAsia="宋体"/>
+          <w:sz w:val="21"/>
+        </w:rPr>
+        <w:t>，</w:t>
+      </w:r>
+    </w:p>
+    <w:p>
+      <w:pPr>
+        <w:spacing w:after="120" w:line="300" w:lineRule="auto"/>
+      </w:pPr>
+      <w:r>
+        <w:rPr>
+          <w:rFonts w:ascii="宋体" w:hAnsi="宋体" w:eastAsia="宋体"/>
+          <w:sz w:val="21"/>
+        </w:rPr>
+        <w:t>低于 12 就该开台灯），而不是 FaceMesh 拖慢的。若现场 CPU 吃紧，</w:t>
+      </w:r>
+    </w:p>
+    <w:p>
+      <w:pPr>
+        <w:spacing w:after="120" w:line="300" w:lineRule="auto"/>
+      </w:pPr>
+      <w:r>
+        <w:rPr>
+          <w:rFonts w:ascii="Consolas" w:hAnsi="Consolas" w:eastAsia="Consolas"/>
+          <w:sz w:val="18"/>
+        </w:rPr>
+        <w:t>--face-hz</w:t>
+      </w:r>
+      <w:r>
+        <w:rPr>
+          <w:rFonts w:ascii="宋体" w:hAnsi="宋体" w:eastAsia="宋体"/>
+          <w:sz w:val="21"/>
+        </w:rPr>
+        <w:t xml:space="preserve"> 是给定的降载开关。</w:t>
+      </w:r>
+    </w:p>
+    <w:p>
+      <w:pPr>
+        <w:spacing w:after="120" w:line="300" w:lineRule="auto"/>
+      </w:pPr>
+      <w:r>
+        <w:rPr>
+          <w:rFonts w:ascii="宋体" w:hAnsi="宋体" w:eastAsia="宋体"/>
+          <w:b/>
+          <w:sz w:val="21"/>
+        </w:rPr>
+        <w:t>闸门在回放数据上的行为</w:t>
+      </w:r>
+      <w:r>
+        <w:rPr>
+          <w:rFonts w:ascii="宋体" w:hAnsi="宋体" w:eastAsia="宋体"/>
+          <w:sz w:val="21"/>
+        </w:rPr>
+        <w:t>（</w:t>
+      </w:r>
+      <w:r>
+        <w:rPr>
+          <w:rFonts w:ascii="Consolas" w:hAnsi="Consolas" w:eastAsia="Consolas"/>
+          <w:sz w:val="18"/>
+        </w:rPr>
+        <w:t>runs/fuse_replay_full.txt</w:t>
+      </w:r>
+      <w:r>
+        <w:rPr>
+          <w:rFonts w:ascii="宋体" w:hAnsi="宋体" w:eastAsia="宋体"/>
+          <w:sz w:val="21"/>
+        </w:rPr>
+        <w:t>，30 段）：</w:t>
+      </w:r>
+      <w:r>
+        <w:rPr>
+          <w:rFonts w:ascii="Consolas" w:hAnsi="Consolas" w:eastAsia="Consolas"/>
+          <w:sz w:val="18"/>
+        </w:rPr>
+        <w:t>glance</w:t>
+      </w:r>
+      <w:r>
+        <w:rPr>
+          <w:rFonts w:ascii="宋体" w:hAnsi="宋体" w:eastAsia="宋体"/>
+          <w:sz w:val="21"/>
+        </w:rPr>
+        <w:t xml:space="preserve"> /</w:t>
+      </w:r>
+    </w:p>
+    <w:p>
+      <w:pPr>
+        <w:spacing w:after="120" w:line="300" w:lineRule="auto"/>
+      </w:pPr>
+      <w:r>
+        <w:rPr>
+          <w:rFonts w:ascii="Consolas" w:hAnsi="Consolas" w:eastAsia="Consolas"/>
+          <w:sz w:val="18"/>
+        </w:rPr>
+        <w:t>phone</w:t>
+      </w:r>
+      <w:r>
+        <w:rPr>
+          <w:rFonts w:ascii="宋体" w:hAnsi="宋体" w:eastAsia="宋体"/>
+          <w:sz w:val="21"/>
+        </w:rPr>
+        <w:t xml:space="preserve"> / </w:t>
+      </w:r>
+      <w:r>
+        <w:rPr>
+          <w:rFonts w:ascii="Consolas" w:hAnsi="Consolas" w:eastAsia="Consolas"/>
+          <w:sz w:val="18"/>
+        </w:rPr>
+        <w:t>fatigue</w:t>
+      </w:r>
+      <w:r>
+        <w:rPr>
+          <w:rFonts w:ascii="宋体" w:hAnsi="宋体" w:eastAsia="宋体"/>
+          <w:sz w:val="21"/>
+        </w:rPr>
+        <w:t xml:space="preserve"> 三类共 15 段的闸门开启率</w:t>
+      </w:r>
+      <w:r>
+        <w:rPr>
+          <w:rFonts w:ascii="宋体" w:hAnsi="宋体" w:eastAsia="宋体"/>
+          <w:b/>
+          <w:sz w:val="21"/>
+        </w:rPr>
+        <w:t>全是 0.0%</w:t>
+      </w:r>
+      <w:r>
+        <w:rPr>
+          <w:rFonts w:ascii="宋体" w:hAnsi="宋体" w:eastAsia="宋体"/>
+          <w:sz w:val="21"/>
+        </w:rPr>
+        <w:t xml:space="preserve">，而 </w:t>
+      </w:r>
+      <w:r>
+        <w:rPr>
+          <w:rFonts w:ascii="Consolas" w:hAnsi="Consolas" w:eastAsia="Consolas"/>
+          <w:sz w:val="18"/>
+        </w:rPr>
+        <w:t>normal</w:t>
+      </w:r>
+      <w:r>
+        <w:rPr>
+          <w:rFonts w:ascii="宋体" w:hAnsi="宋体" w:eastAsia="宋体"/>
+          <w:sz w:val="21"/>
+        </w:rPr>
+        <w:t xml:space="preserve"> /</w:t>
+      </w:r>
+    </w:p>
+    <w:p>
+      <w:pPr>
+        <w:spacing w:after="120" w:line="300" w:lineRule="auto"/>
+      </w:pPr>
+      <w:r>
+        <w:rPr>
+          <w:rFonts w:ascii="Consolas" w:hAnsi="Consolas" w:eastAsia="Consolas"/>
+          <w:sz w:val="18"/>
+        </w:rPr>
+        <w:t>talking</w:t>
+      </w:r>
+      <w:r>
+        <w:rPr>
+          <w:rFonts w:ascii="宋体" w:hAnsi="宋体" w:eastAsia="宋体"/>
+          <w:sz w:val="21"/>
+        </w:rPr>
+        <w:t xml:space="preserve"> / </w:t>
+      </w:r>
+      <w:r>
+        <w:rPr>
+          <w:rFonts w:ascii="Consolas" w:hAnsi="Consolas" w:eastAsia="Consolas"/>
+          <w:sz w:val="18"/>
+        </w:rPr>
+        <w:t>yawn_open</w:t>
+      </w:r>
+      <w:r>
+        <w:rPr>
+          <w:rFonts w:ascii="宋体" w:hAnsi="宋体" w:eastAsia="宋体"/>
+          <w:sz w:val="21"/>
+        </w:rPr>
+        <w:t xml:space="preserve"> 全是 100.0%——</w:t>
+      </w:r>
+      <w:r>
+        <w:rPr>
+          <w:rFonts w:ascii="宋体" w:hAnsi="宋体" w:eastAsia="宋体"/>
+          <w:b/>
+          <w:sz w:val="21"/>
+        </w:rPr>
+        <w:t>闸门按设计工作</w:t>
+      </w:r>
+      <w:r>
+        <w:rPr>
+          <w:rFonts w:ascii="宋体" w:hAnsi="宋体" w:eastAsia="宋体"/>
+          <w:sz w:val="21"/>
+        </w:rPr>
+        <w:t>。哈欠规则在 5 段</w:t>
+      </w:r>
+    </w:p>
+    <w:p>
+      <w:pPr>
+        <w:spacing w:after="120" w:line="300" w:lineRule="auto"/>
+      </w:pPr>
+      <w:r>
+        <w:rPr>
+          <w:rFonts w:ascii="Consolas" w:hAnsi="Consolas" w:eastAsia="Consolas"/>
+          <w:sz w:val="18"/>
+        </w:rPr>
+        <w:t>yawn_open</w:t>
+      </w:r>
+      <w:r>
+        <w:rPr>
+          <w:rFonts w:ascii="宋体" w:hAnsi="宋体" w:eastAsia="宋体"/>
+          <w:sz w:val="21"/>
+        </w:rPr>
+        <w:t xml:space="preserve"> 上分别抬起 55/17/76/42/57 帧，在 3 段 </w:t>
+      </w:r>
+      <w:r>
+        <w:rPr>
+          <w:rFonts w:ascii="Consolas" w:hAnsi="Consolas" w:eastAsia="Consolas"/>
+          <w:sz w:val="18"/>
+        </w:rPr>
+        <w:t>talking</w:t>
+      </w:r>
+      <w:r>
+        <w:rPr>
+          <w:rFonts w:ascii="宋体" w:hAnsi="宋体" w:eastAsia="宋体"/>
+          <w:sz w:val="21"/>
+        </w:rPr>
+        <w:t xml:space="preserve"> 上</w:t>
+      </w:r>
+      <w:r>
+        <w:rPr>
+          <w:rFonts w:ascii="宋体" w:hAnsi="宋体" w:eastAsia="宋体"/>
+          <w:b/>
+          <w:sz w:val="21"/>
+        </w:rPr>
+        <w:t>一帧都没抬</w:t>
+      </w:r>
+      <w:r>
+        <w:rPr>
+          <w:rFonts w:ascii="宋体" w:hAnsi="宋体" w:eastAsia="宋体"/>
+          <w:sz w:val="21"/>
+        </w:rPr>
+        <w:t>。</w:t>
       </w:r>
     </w:p>
     <w:p>
@@ -8039,7 +12235,7 @@
           <w:b/>
           <w:sz w:val="30"/>
         </w:rPr>
-        <w:t>9. 工程实现要点</w:t>
+        <w:t>10. 工程实现要点</w:t>
       </w:r>
     </w:p>
     <w:p>
@@ -8327,7 +12523,7 @@
           <w:b/>
           <w:sz w:val="30"/>
         </w:rPr>
-        <w:t>10. 后续工作</w:t>
+        <w:t>11. 后续工作</w:t>
       </w:r>
     </w:p>
     <w:p>
@@ -8347,7 +12543,7 @@
           <w:rFonts w:ascii="宋体" w:hAnsi="宋体" w:eastAsia="宋体"/>
           <w:sz w:val="21"/>
         </w:rPr>
-        <w:t>：每类 20~30 段，且必须</w:t>
+        <w:t>：数量已达标（每类 26~27 段），下一步要换的是</w:t>
       </w:r>
       <w:r>
         <w:rPr>
@@ -8355,26 +12551,48 @@
           <w:b/>
           <w:sz w:val="21"/>
         </w:rPr>
-        <w:t>换房间、换光照、换坐姿、换距离</w:t>
-      </w:r>
-      <w:r>
-        <w:rPr>
-          <w:rFonts w:ascii="宋体" w:hAnsi="宋体" w:eastAsia="宋体"/>
-          <w:sz w:val="21"/>
-        </w:rPr>
-        <w:t>，</w:t>
+        <w:t>房间、光照、坐姿、距离和参与者</w:t>
+      </w:r>
+      <w:r>
+        <w:rPr>
+          <w:rFonts w:ascii="宋体" w:hAnsi="宋体" w:eastAsia="宋体"/>
+          <w:sz w:val="21"/>
+        </w:rPr>
+        <w:t>——这是当前最大的风险项（见 7.4）。</w:t>
       </w:r>
     </w:p>
     <w:p>
       <w:pPr>
-        <w:spacing w:after="120" w:line="300" w:lineRule="auto"/>
-      </w:pPr>
-      <w:r>
-        <w:rPr>
-          <w:rFonts w:ascii="宋体" w:hAnsi="宋体" w:eastAsia="宋体"/>
-          <w:sz w:val="21"/>
-        </w:rPr>
-        <w:t>并增加参与者。这是当前最大的风险项（见 7.4）。</w:t>
+        <w:pStyle w:val="ListNumber"/>
+      </w:pPr>
+      <w:r>
+        <w:rPr>
+          <w:rFonts w:ascii="宋体" w:hAnsi="宋体" w:eastAsia="宋体"/>
+          <w:b/>
+          <w:sz w:val="21"/>
+        </w:rPr>
+        <w:t>补采后压窗口</w:t>
+      </w:r>
+      <w:r>
+        <w:rPr>
+          <w:rFonts w:ascii="宋体" w:hAnsi="宋体" w:eastAsia="宋体"/>
+          <w:sz w:val="21"/>
+        </w:rPr>
+        <w:t>：</w:t>
+      </w:r>
+      <w:r>
+        <w:rPr>
+          <w:rFonts w:ascii="Consolas" w:hAnsi="Consolas" w:eastAsia="Consolas"/>
+          <w:sz w:val="18"/>
+        </w:rPr>
+        <w:t>normal</w:t>
+      </w:r>
+      <w:r>
+        <w:rPr>
+          <w:rFonts w:ascii="宋体" w:hAnsi="宋体" w:eastAsia="宋体"/>
+          <w:sz w:val="21"/>
+        </w:rPr>
+        <w:t xml:space="preserve"> 类补足后可把窗口压到 30 帧，响应延迟再降约 0.6 s。</w:t>
       </w:r>
     </w:p>
     <w:p>
@@ -8387,52 +12605,226 @@
           <w:b/>
           <w:sz w:val="21"/>
         </w:rPr>
-        <w:t>补采后压窗口</w:t>
-      </w:r>
-      <w:r>
-        <w:rPr>
-          <w:rFonts w:ascii="宋体" w:hAnsi="宋体" w:eastAsia="宋体"/>
-          <w:sz w:val="21"/>
-        </w:rPr>
-        <w:t>：</w:t>
+        <w:t>硬件灯带</w:t>
+      </w:r>
+      <w:r>
+        <w:rPr>
+          <w:rFonts w:ascii="宋体" w:hAnsi="宋体" w:eastAsia="宋体"/>
+          <w:sz w:val="21"/>
+        </w:rPr>
+        <w:t>：Arduino 端固件与串口协议（PC 侧接口已就绪）。</w:t>
+      </w:r>
+    </w:p>
+    <w:p>
+      <w:pPr>
+        <w:pStyle w:val="ListNumber"/>
+      </w:pPr>
+      <w:r>
+        <w:rPr>
+          <w:rFonts w:ascii="宋体" w:hAnsi="宋体" w:eastAsia="宋体"/>
+          <w:b/>
+          <w:sz w:val="21"/>
+        </w:rPr>
+        <w:t>跨域测试</w:t>
+      </w:r>
+      <w:r>
+        <w:rPr>
+          <w:rFonts w:ascii="宋体" w:hAnsi="宋体" w:eastAsia="宋体"/>
+          <w:sz w:val="21"/>
+        </w:rPr>
+        <w:t>：在比赛场地用同一套设备实测，作为最终性能口径。</w:t>
+      </w:r>
+    </w:p>
+    <w:p>
+      <w:pPr>
+        <w:pStyle w:val="ListNumber"/>
+      </w:pPr>
+      <w:r>
+        <w:rPr>
+          <w:rFonts w:ascii="宋体" w:hAnsi="宋体" w:eastAsia="宋体"/>
+          <w:b/>
+          <w:sz w:val="21"/>
+        </w:rPr>
+        <w:t>闸门关闭时的处理</w:t>
+      </w:r>
+      <w:r>
+        <w:rPr>
+          <w:rFonts w:ascii="宋体" w:hAnsi="宋体" w:eastAsia="宋体"/>
+          <w:sz w:val="21"/>
+        </w:rPr>
+        <w:t xml:space="preserve">（支路二，见 8.8 第 2 条）：现在是 </w:t>
       </w:r>
       <w:r>
         <w:rPr>
           <w:rFonts w:ascii="Consolas" w:hAnsi="Consolas" w:eastAsia="Consolas"/>
           <w:sz w:val="18"/>
         </w:rPr>
-        <w:t>normal</w:t>
-      </w:r>
-      <w:r>
-        <w:rPr>
-          <w:rFonts w:ascii="宋体" w:hAnsi="宋体" w:eastAsia="宋体"/>
-          <w:sz w:val="21"/>
-        </w:rPr>
-        <w:t xml:space="preserve"> 类补足后可把窗口压到 30 帧，响应延迟再降约 0.6 s。</w:t>
+        <w:t>fb.clear()</w:t>
       </w:r>
     </w:p>
     <w:p>
       <w:pPr>
-        <w:pStyle w:val="ListNumber"/>
-      </w:pPr>
+        <w:spacing w:after="120" w:line="300" w:lineRule="auto"/>
+      </w:pPr>
+      <w:r>
+        <w:rPr>
+          <w:rFonts w:ascii="宋体" w:hAnsi="宋体" w:eastAsia="宋体"/>
+          <w:sz w:val="21"/>
+        </w:rPr>
+        <w:t>把 27 秒缓冲连</w:t>
+      </w:r>
       <w:r>
         <w:rPr>
           <w:rFonts w:ascii="宋体" w:hAnsi="宋体" w:eastAsia="宋体"/>
           <w:b/>
           <w:sz w:val="21"/>
         </w:rPr>
-        <w:t>硬件灯带</w:t>
-      </w:r>
-      <w:r>
-        <w:rPr>
-          <w:rFonts w:ascii="宋体" w:hAnsi="宋体" w:eastAsia="宋体"/>
-          <w:sz w:val="21"/>
-        </w:rPr>
-        <w:t>：Arduino 端固件与串口协议（PC 侧接口已就绪）。</w:t>
+        <w:t>归一化基线</w:t>
+      </w:r>
+      <w:r>
+        <w:rPr>
+          <w:rFonts w:ascii="宋体" w:hAnsi="宋体" w:eastAsia="宋体"/>
+          <w:sz w:val="21"/>
+        </w:rPr>
+        <w:t>一起扔掉。基线是</w:t>
+      </w:r>
+      <w:r>
+        <w:rPr>
+          <w:rFonts w:ascii="宋体" w:hAnsi="宋体" w:eastAsia="宋体"/>
+          <w:b/>
+          <w:sz w:val="21"/>
+        </w:rPr>
+        <w:t>个人生理特征</w:t>
+      </w:r>
+      <w:r>
+        <w:rPr>
+          <w:rFonts w:ascii="宋体" w:hAnsi="宋体" w:eastAsia="宋体"/>
+          <w:sz w:val="21"/>
+        </w:rPr>
+        <w:t>，扭头之前的</w:t>
       </w:r>
     </w:p>
     <w:p>
       <w:pPr>
+        <w:spacing w:after="120" w:line="300" w:lineRule="auto"/>
+      </w:pPr>
+      <w:r>
+        <w:rPr>
+          <w:rFonts w:ascii="宋体" w:hAnsi="宋体" w:eastAsia="宋体"/>
+          <w:sz w:val="21"/>
+        </w:rPr>
+        <w:t xml:space="preserve">值其实仍然有效，而且 </w:t>
+      </w:r>
+      <w:r>
+        <w:rPr>
+          <w:rFonts w:ascii="Consolas" w:hAnsi="Consolas" w:eastAsia="Consolas"/>
+          <w:sz w:val="18"/>
+        </w:rPr>
+        <w:t>fb.push()</w:t>
+      </w:r>
+      <w:r>
+        <w:rPr>
+          <w:rFonts w:ascii="宋体" w:hAnsi="宋体" w:eastAsia="宋体"/>
+          <w:sz w:val="21"/>
+        </w:rPr>
+        <w:t xml:space="preserve"> 本来就已经把污染帧挡在外面了（</w:t>
+      </w:r>
+      <w:r>
+        <w:rPr>
+          <w:rFonts w:ascii="Consolas" w:hAnsi="Consolas" w:eastAsia="Consolas"/>
+          <w:sz w:val="18"/>
+        </w:rPr>
+        <w:t>clear()</w:t>
+      </w:r>
+    </w:p>
+    <w:p>
+      <w:pPr>
+        <w:spacing w:after="120" w:line="300" w:lineRule="auto"/>
+      </w:pPr>
+      <w:r>
+        <w:rPr>
+          <w:rFonts w:ascii="宋体" w:hAnsi="宋体" w:eastAsia="宋体"/>
+          <w:sz w:val="21"/>
+        </w:rPr>
+        <w:t>是第二刀）。改成"冻结"能消掉每次扭头后的 27 秒冷启动。</w:t>
+      </w:r>
+      <w:r>
+        <w:rPr>
+          <w:rFonts w:ascii="宋体" w:hAnsi="宋体" w:eastAsia="宋体"/>
+          <w:b/>
+          <w:sz w:val="21"/>
+        </w:rPr>
+        <w:t>但两处要一起改</w:t>
+      </w:r>
+      <w:r>
+        <w:rPr>
+          <w:rFonts w:ascii="宋体" w:hAnsi="宋体" w:eastAsia="宋体"/>
+          <w:sz w:val="21"/>
+        </w:rPr>
+        <w:t>：</w:t>
+      </w:r>
+    </w:p>
+    <w:p>
+      <w:pPr>
+        <w:spacing w:after="120" w:line="300" w:lineRule="auto"/>
+      </w:pPr>
+      <w:r>
+        <w:rPr>
+          <w:rFonts w:ascii="Consolas" w:hAnsi="Consolas" w:eastAsia="Consolas"/>
+          <w:sz w:val="18"/>
+        </w:rPr>
+        <w:t>full()</w:t>
+      </w:r>
+      <w:r>
+        <w:rPr>
+          <w:rFonts w:ascii="宋体" w:hAnsi="宋体" w:eastAsia="宋体"/>
+          <w:sz w:val="21"/>
+        </w:rPr>
+        <w:t xml:space="preserve"> 判的 </w:t>
+      </w:r>
+      <w:r>
+        <w:rPr>
+          <w:rFonts w:ascii="Consolas" w:hAnsi="Consolas" w:eastAsia="Consolas"/>
+          <w:sz w:val="18"/>
+        </w:rPr>
+        <w:t>span &gt;= HIST_SEC</w:t>
+      </w:r>
+      <w:r>
+        <w:rPr>
+          <w:rFonts w:ascii="宋体" w:hAnsi="宋体" w:eastAsia="宋体"/>
+          <w:sz w:val="21"/>
+        </w:rPr>
+        <w:t xml:space="preserve"> 会把中间的扭头空档也算进跨度（让"热满了"</w:t>
+      </w:r>
+    </w:p>
+    <w:p>
+      <w:pPr>
+        <w:spacing w:after="120" w:line="300" w:lineRule="auto"/>
+      </w:pPr>
+      <w:r>
+        <w:rPr>
+          <w:rFonts w:ascii="宋体" w:hAnsi="宋体" w:eastAsia="宋体"/>
+          <w:sz w:val="21"/>
+        </w:rPr>
+        <w:t>提前为真），</w:t>
+      </w:r>
+      <w:r>
+        <w:rPr>
+          <w:rFonts w:ascii="Consolas" w:hAnsi="Consolas" w:eastAsia="Consolas"/>
+          <w:sz w:val="18"/>
+        </w:rPr>
+        <w:t>brate = 眨眼数/时长×60</w:t>
+      </w:r>
+      <w:r>
+        <w:rPr>
+          <w:rFonts w:ascii="宋体" w:hAnsi="宋体" w:eastAsia="宋体"/>
+          <w:sz w:val="21"/>
+        </w:rPr>
+        <w:t xml:space="preserve"> 的分母也会被空洞撑大。</w:t>
+      </w:r>
+    </w:p>
+    <w:p>
+      <w:pPr>
         <w:pStyle w:val="ListNumber"/>
       </w:pPr>
       <w:r>
@@ -8441,14 +12833,26 @@
           <w:b/>
           <w:sz w:val="21"/>
         </w:rPr>
-        <w:t>跨域测试</w:t>
-      </w:r>
-      <w:r>
-        <w:rPr>
-          <w:rFonts w:ascii="宋体" w:hAnsi="宋体" w:eastAsia="宋体"/>
-          <w:sz w:val="21"/>
-        </w:rPr>
-        <w:t>：在比赛场地用同一套设备实测，作为最终性能口径。</w:t>
+        <w:t>材料口径</w:t>
+      </w:r>
+      <w:r>
+        <w:rPr>
+          <w:rFonts w:ascii="宋体" w:hAnsi="宋体" w:eastAsia="宋体"/>
+          <w:sz w:val="21"/>
+        </w:rPr>
+        <w:t>：8.7 的数字要连着护栏口径一起报（剔了多少拍），</w:t>
+      </w:r>
+    </w:p>
+    <w:p>
+      <w:pPr>
+        <w:spacing w:after="120" w:line="300" w:lineRule="auto"/>
+      </w:pPr>
+      <w:r>
+        <w:rPr>
+          <w:rFonts w:ascii="宋体" w:hAnsi="宋体" w:eastAsia="宋体"/>
+          <w:sz w:val="21"/>
+        </w:rPr>
+        <w:t>不能写成"全程成立"。</w:t>
       </w:r>
     </w:p>
     <w:sectPr>

--- a/docs/技术方案.docx
+++ b/docs/技术方案.docx
@@ -12,7 +12,7 @@
           <w:b/>
           <w:sz w:val="36"/>
         </w:rPr>
-        <w:t>分心/疲劳驾驶实时检测系统 —— 技术方案</w:t>
+        <w:t>驾驶员疲劳实时检测系统 —— 技术方案</w:t>
       </w:r>
     </w:p>
     <w:p>
@@ -64,7 +64,22 @@
           <w:rFonts w:ascii="宋体" w:hAnsi="宋体" w:eastAsia="宋体"/>
           <w:sz w:val="21"/>
         </w:rPr>
-        <w:t>判断其当前状态。本系统识别四类状态，并按风险分级预警：</w:t>
+        <w:t>判断其当前状态。本系统识别</w:t>
+      </w:r>
+      <w:r>
+        <w:rPr>
+          <w:rFonts w:ascii="宋体" w:hAnsi="宋体" w:eastAsia="宋体"/>
+          <w:b/>
+          <w:sz w:val="21"/>
+        </w:rPr>
+        <w:t>三类头部姿态状态</w:t>
+      </w:r>
+      <w:r>
+        <w:rPr>
+          <w:rFonts w:ascii="宋体" w:hAnsi="宋体" w:eastAsia="宋体"/>
+          <w:sz w:val="21"/>
+        </w:rPr>
+        <w:t>，并按疲劳风险分四级预警：</w:t>
       </w:r>
     </w:p>
     <w:tbl>
@@ -186,7 +201,7 @@
                 <w:rFonts w:ascii="宋体" w:hAnsi="宋体" w:eastAsia="宋体"/>
                 <w:sz w:val="18"/>
               </w:rPr>
-              <w:t>正常驾驶</w:t>
+              <w:t>正常头部姿态</w:t>
             </w:r>
           </w:p>
         </w:tc>
@@ -224,62 +239,6 @@
                 <w:rFonts w:ascii="Consolas" w:hAnsi="Consolas" w:eastAsia="Consolas"/>
                 <w:sz w:val="18"/>
               </w:rPr>
-              <w:t>glance</w:t>
-            </w:r>
-          </w:p>
-        </w:tc>
-        <w:tc>
-          <w:tcPr>
-            <w:tcW w:type="dxa" w:w="2880"/>
-          </w:tcPr>
-          <w:p>
-            <w:pPr>
-              <w:spacing w:after="0" w:before="0"/>
-            </w:pPr>
-            <w:r/>
-            <w:r>
-              <w:rPr>
-                <w:rFonts w:ascii="宋体" w:hAnsi="宋体" w:eastAsia="宋体"/>
-                <w:sz w:val="18"/>
-              </w:rPr>
-              <w:t>短暂扭头（看窗外 / 看中控）</w:t>
-            </w:r>
-          </w:p>
-        </w:tc>
-        <w:tc>
-          <w:tcPr>
-            <w:tcW w:type="dxa" w:w="2880"/>
-          </w:tcPr>
-          <w:p>
-            <w:pPr>
-              <w:spacing w:after="0" w:before="0"/>
-            </w:pPr>
-            <w:r/>
-            <w:r>
-              <w:rPr>
-                <w:rFonts w:ascii="宋体" w:hAnsi="宋体" w:eastAsia="宋体"/>
-                <w:sz w:val="18"/>
-              </w:rPr>
-              <w:t>视线离路，短时风险</w:t>
-            </w:r>
-          </w:p>
-        </w:tc>
-      </w:tr>
-      <w:tr>
-        <w:tc>
-          <w:tcPr>
-            <w:tcW w:type="dxa" w:w="2880"/>
-          </w:tcPr>
-          <w:p>
-            <w:pPr>
-              <w:spacing w:after="0" w:before="0"/>
-            </w:pPr>
-            <w:r/>
-            <w:r>
-              <w:rPr>
-                <w:rFonts w:ascii="Consolas" w:hAnsi="Consolas" w:eastAsia="Consolas"/>
-                <w:sz w:val="18"/>
-              </w:rPr>
               <w:t>phone</w:t>
             </w:r>
           </w:p>
@@ -298,7 +257,7 @@
                 <w:rFonts w:ascii="宋体" w:hAnsi="宋体" w:eastAsia="宋体"/>
                 <w:sz w:val="18"/>
               </w:rPr>
-              <w:t>持续低头看手机</w:t>
+              <w:t>头部持续低垂（低头看手机）</w:t>
             </w:r>
           </w:p>
         </w:tc>
@@ -354,7 +313,7 @@
                 <w:rFonts w:ascii="宋体" w:hAnsi="宋体" w:eastAsia="宋体"/>
                 <w:sz w:val="18"/>
               </w:rPr>
-              <w:t>疲劳点头</w:t>
+              <w:t>疲劳瞌睡点头</w:t>
             </w:r>
           </w:p>
         </w:tc>
@@ -379,6 +338,168 @@
       </w:tr>
     </w:tbl>
     <w:p/>
+    <w:p>
+      <w:pPr>
+        <w:spacing w:after="120" w:line="300" w:lineRule="auto"/>
+      </w:pPr>
+      <w:r>
+        <w:rPr>
+          <w:rFonts w:ascii="宋体" w:hAnsi="宋体" w:eastAsia="宋体"/>
+          <w:sz w:val="21"/>
+        </w:rPr>
+        <w:t xml:space="preserve">★ 2026-09-24「只做疲劳」：原来的第四类 </w:t>
+      </w:r>
+      <w:r>
+        <w:rPr>
+          <w:rFonts w:ascii="Consolas" w:hAnsi="Consolas" w:eastAsia="Consolas"/>
+          <w:sz w:val="18"/>
+        </w:rPr>
+        <w:t>glance</w:t>
+      </w:r>
+      <w:r>
+        <w:rPr>
+          <w:rFonts w:ascii="宋体" w:hAnsi="宋体" w:eastAsia="宋体"/>
+          <w:sz w:val="21"/>
+        </w:rPr>
+        <w:t>（短暂扭头 = 分心）</w:t>
+      </w:r>
+      <w:r>
+        <w:rPr>
+          <w:rFonts w:ascii="宋体" w:hAnsi="宋体" w:eastAsia="宋体"/>
+          <w:b/>
+          <w:sz w:val="21"/>
+        </w:rPr>
+        <w:t>整个删除</w:t>
+      </w:r>
+    </w:p>
+    <w:p>
+      <w:pPr>
+        <w:spacing w:after="120" w:line="300" w:lineRule="auto"/>
+      </w:pPr>
+      <w:r>
+        <w:rPr>
+          <w:rFonts w:ascii="宋体" w:hAnsi="宋体" w:eastAsia="宋体"/>
+          <w:sz w:val="21"/>
+        </w:rPr>
+        <w:t>（用户口径里没有"分心"这个概念，只有四个疲劳档），</w:t>
+      </w:r>
+      <w:r>
+        <w:rPr>
+          <w:rFonts w:ascii="Consolas" w:hAnsi="Consolas" w:eastAsia="Consolas"/>
+          <w:sz w:val="18"/>
+        </w:rPr>
+        <w:t>phone</w:t>
+      </w:r>
+      <w:r>
+        <w:rPr>
+          <w:rFonts w:ascii="宋体" w:hAnsi="宋体" w:eastAsia="宋体"/>
+          <w:sz w:val="21"/>
+        </w:rPr>
+        <w:t xml:space="preserve"> 与 </w:t>
+      </w:r>
+      <w:r>
+        <w:rPr>
+          <w:rFonts w:ascii="Consolas" w:hAnsi="Consolas" w:eastAsia="Consolas"/>
+          <w:sz w:val="18"/>
+        </w:rPr>
+        <w:t>fatigue</w:t>
+      </w:r>
+      <w:r>
+        <w:rPr>
+          <w:rFonts w:ascii="宋体" w:hAnsi="宋体" w:eastAsia="宋体"/>
+          <w:sz w:val="21"/>
+        </w:rPr>
+        <w:t xml:space="preserve"> 一并归入</w:t>
+      </w:r>
+    </w:p>
+    <w:p>
+      <w:pPr>
+        <w:spacing w:after="120" w:line="300" w:lineRule="auto"/>
+      </w:pPr>
+      <w:r>
+        <w:rPr>
+          <w:rFonts w:ascii="宋体" w:hAnsi="宋体" w:eastAsia="宋体"/>
+          <w:b/>
+          <w:sz w:val="21"/>
+        </w:rPr>
+        <w:t>重度疲劳</w:t>
+      </w:r>
+      <w:r>
+        <w:rPr>
+          <w:rFonts w:ascii="宋体" w:hAnsi="宋体" w:eastAsia="宋体"/>
+          <w:sz w:val="21"/>
+        </w:rPr>
+        <w:t xml:space="preserve">。删它的代价为零 —— </w:t>
+      </w:r>
+      <w:r>
+        <w:rPr>
+          <w:rFonts w:ascii="Consolas" w:hAnsi="Consolas" w:eastAsia="Consolas"/>
+          <w:sz w:val="18"/>
+        </w:rPr>
+        <w:t>glance</w:t>
+      </w:r>
+      <w:r>
+        <w:rPr>
+          <w:rFonts w:ascii="宋体" w:hAnsi="宋体" w:eastAsia="宋体"/>
+          <w:sz w:val="21"/>
+        </w:rPr>
+        <w:t xml:space="preserve"> 和 </w:t>
+      </w:r>
+      <w:r>
+        <w:rPr>
+          <w:rFonts w:ascii="Consolas" w:hAnsi="Consolas" w:eastAsia="Consolas"/>
+          <w:sz w:val="18"/>
+        </w:rPr>
+        <w:t>phone</w:t>
+      </w:r>
+      <w:r>
+        <w:rPr>
+          <w:rFonts w:ascii="宋体" w:hAnsi="宋体" w:eastAsia="宋体"/>
+          <w:sz w:val="21"/>
+        </w:rPr>
+        <w:t xml:space="preserve"> 都是"非 </w:t>
+      </w:r>
+      <w:r>
+        <w:rPr>
+          <w:rFonts w:ascii="Consolas" w:hAnsi="Consolas" w:eastAsia="Consolas"/>
+          <w:sz w:val="18"/>
+        </w:rPr>
+        <w:t>normal</w:t>
+      </w:r>
+      <w:r>
+        <w:rPr>
+          <w:rFonts w:ascii="宋体" w:hAnsi="宋体" w:eastAsia="宋体"/>
+          <w:sz w:val="21"/>
+        </w:rPr>
+        <w:t>"，而融合</w:t>
+      </w:r>
+    </w:p>
+    <w:p>
+      <w:pPr>
+        <w:spacing w:after="120" w:line="300" w:lineRule="auto"/>
+      </w:pPr>
+      <w:r>
+        <w:rPr>
+          <w:rFonts w:ascii="宋体" w:hAnsi="宋体" w:eastAsia="宋体"/>
+          <w:sz w:val="21"/>
+        </w:rPr>
+        <w:t xml:space="preserve">闸门只取"是不是 </w:t>
+      </w:r>
+      <w:r>
+        <w:rPr>
+          <w:rFonts w:ascii="Consolas" w:hAnsi="Consolas" w:eastAsia="Consolas"/>
+          <w:sz w:val="18"/>
+        </w:rPr>
+        <w:t>normal</w:t>
+      </w:r>
+      <w:r>
+        <w:rPr>
+          <w:rFonts w:ascii="宋体" w:hAnsi="宋体" w:eastAsia="宋体"/>
+          <w:sz w:val="21"/>
+        </w:rPr>
+        <w:t>"这一位信息（理由见 8.4），两版给的是同一个结论。</w:t>
+      </w:r>
+    </w:p>
     <w:p>
       <w:pPr>
         <w:spacing w:before="160" w:after="120"/>
@@ -679,7 +800,7 @@
                 <w:rFonts w:ascii="Consolas" w:hAnsi="Consolas" w:eastAsia="Consolas"/>
                 <w:sz w:val="18"/>
               </w:rPr>
-              <w:t xml:space="preserve">   │      ↓ 4 类概率 → EMA</w:t>
+              <w:t xml:space="preserve">   │      ↓ 3 类概率 → EMA</w:t>
             </w:r>
           </w:p>
           <w:p>
@@ -893,7 +1014,41 @@
           <w:rFonts w:ascii="宋体" w:hAnsi="宋体" w:eastAsia="宋体"/>
           <w:sz w:val="21"/>
         </w:rPr>
-        <w:t>读脸，补的正是这一类。代价是支路二需要 27 秒连续可用的输入才能出第一个数，</w:t>
+        <w:t>读脸，补的正是这一类。代价是支路二需要 27 秒连续可用的输入才能出第一个</w:t>
+      </w:r>
+      <w:r>
+        <w:rPr>
+          <w:rFonts w:ascii="宋体" w:hAnsi="宋体" w:eastAsia="宋体"/>
+          <w:b/>
+          <w:sz w:val="21"/>
+        </w:rPr>
+        <w:t>判决</w:t>
+      </w:r>
+    </w:p>
+    <w:p>
+      <w:pPr>
+        <w:spacing w:after="120" w:line="300" w:lineRule="auto"/>
+      </w:pPr>
+      <w:r>
+        <w:rPr>
+          <w:rFonts w:ascii="宋体" w:hAnsi="宋体" w:eastAsia="宋体"/>
+          <w:sz w:val="21"/>
+        </w:rPr>
+        <w:t>（</w:t>
+      </w:r>
+      <w:r>
+        <w:rPr>
+          <w:rFonts w:ascii="Consolas" w:hAnsi="Consolas" w:eastAsia="Consolas"/>
+          <w:sz w:val="18"/>
+        </w:rPr>
+        <w:t>HIST_SEC</w:t>
+      </w:r>
+      <w:r>
+        <w:rPr>
+          <w:rFonts w:ascii="宋体" w:hAnsi="宋体" w:eastAsia="宋体"/>
+          <w:sz w:val="21"/>
+        </w:rPr>
+        <w:t>；其中 PERCLOS 这类统计量只要 10 秒基线，第 8 节末尾说明），</w:t>
       </w:r>
     </w:p>
     <w:p>
@@ -943,7 +1098,7 @@
           <w:rFonts w:ascii="宋体" w:hAnsi="宋体" w:eastAsia="宋体"/>
           <w:sz w:val="21"/>
         </w:rPr>
-        <w:t>4 类 × 每类 ≥ 6 段，每段 ≥ 10 秒，</w:t>
+        <w:t>每类 ≥ 6 段，每段 ≥ 10 秒，</w:t>
       </w:r>
       <w:r>
         <w:rPr>
@@ -1113,52 +1268,6 @@
                 <w:rFonts w:ascii="Consolas" w:hAnsi="Consolas" w:eastAsia="Consolas"/>
                 <w:sz w:val="18"/>
               </w:rPr>
-              <w:t>glance</w:t>
-            </w:r>
-          </w:p>
-        </w:tc>
-        <w:tc>
-          <w:tcPr>
-            <w:tcW w:type="dxa" w:w="4320"/>
-          </w:tcPr>
-          <w:p>
-            <w:pPr>
-              <w:spacing w:after="0" w:before="0"/>
-            </w:pPr>
-            <w:r/>
-            <w:r>
-              <w:rPr>
-                <w:rFonts w:ascii="宋体" w:hAnsi="宋体" w:eastAsia="宋体"/>
-                <w:sz w:val="18"/>
-              </w:rPr>
-              <w:t>单次侧向偏转</w:t>
-            </w:r>
-            <w:r>
-              <w:rPr>
-                <w:rFonts w:ascii="宋体" w:hAnsi="宋体" w:eastAsia="宋体"/>
-                <w:b/>
-                <w:sz w:val="18"/>
-              </w:rPr>
-              <w:t>持续 &gt; 1 s</w:t>
-            </w:r>
-          </w:p>
-        </w:tc>
-      </w:tr>
-      <w:tr>
-        <w:tc>
-          <w:tcPr>
-            <w:tcW w:type="dxa" w:w="4320"/>
-          </w:tcPr>
-          <w:p>
-            <w:pPr>
-              <w:spacing w:after="0" w:before="0"/>
-            </w:pPr>
-            <w:r/>
-            <w:r>
-              <w:rPr>
-                <w:rFonts w:ascii="Consolas" w:hAnsi="Consolas" w:eastAsia="Consolas"/>
-                <w:sz w:val="18"/>
-              </w:rPr>
               <w:t>phone</w:t>
             </w:r>
           </w:p>
@@ -1254,6 +1363,126 @@
     <w:p/>
     <w:p>
       <w:pPr>
+        <w:spacing w:after="120" w:line="300" w:lineRule="auto"/>
+      </w:pPr>
+      <w:r>
+        <w:rPr>
+          <w:rFonts w:ascii="宋体" w:hAnsi="宋体" w:eastAsia="宋体"/>
+          <w:sz w:val="21"/>
+        </w:rPr>
+        <w:t xml:space="preserve">⚠️ 表里原来还有一行 </w:t>
+      </w:r>
+      <w:r>
+        <w:rPr>
+          <w:rFonts w:ascii="Consolas" w:hAnsi="Consolas" w:eastAsia="Consolas"/>
+          <w:sz w:val="18"/>
+        </w:rPr>
+        <w:t>glance</w:t>
+      </w:r>
+      <w:r>
+        <w:rPr>
+          <w:rFonts w:ascii="宋体" w:hAnsi="宋体" w:eastAsia="宋体"/>
+          <w:sz w:val="21"/>
+        </w:rPr>
+        <w:t>（单次侧向偏转 &gt; 1 s），随该类别一起删除（见第 1 节）。</w:t>
+      </w:r>
+    </w:p>
+    <w:p>
+      <w:pPr>
+        <w:spacing w:after="120" w:line="300" w:lineRule="auto"/>
+      </w:pPr>
+      <w:r>
+        <w:rPr>
+          <w:rFonts w:ascii="Consolas" w:hAnsi="Consolas" w:eastAsia="Consolas"/>
+          <w:sz w:val="18"/>
+        </w:rPr>
+        <w:t>data/raw/glance</w:t>
+      </w:r>
+      <w:r>
+        <w:rPr>
+          <w:rFonts w:ascii="宋体" w:hAnsi="宋体" w:eastAsia="宋体"/>
+          <w:sz w:val="21"/>
+        </w:rPr>
+        <w:t xml:space="preserve"> 与 </w:t>
+      </w:r>
+      <w:r>
+        <w:rPr>
+          <w:rFonts w:ascii="Consolas" w:hAnsi="Consolas" w:eastAsia="Consolas"/>
+          <w:sz w:val="18"/>
+        </w:rPr>
+        <w:t>data/pose/glance</w:t>
+      </w:r>
+      <w:r>
+        <w:rPr>
+          <w:rFonts w:ascii="宋体" w:hAnsi="宋体" w:eastAsia="宋体"/>
+          <w:sz w:val="21"/>
+        </w:rPr>
+        <w:t xml:space="preserve"> 两级目录</w:t>
+      </w:r>
+      <w:r>
+        <w:rPr>
+          <w:rFonts w:ascii="宋体" w:hAnsi="宋体" w:eastAsia="宋体"/>
+          <w:b/>
+          <w:sz w:val="21"/>
+        </w:rPr>
+        <w:t>原地保留、不再读</w:t>
+      </w:r>
+      <w:r>
+        <w:rPr>
+          <w:rFonts w:ascii="宋体" w:hAnsi="宋体" w:eastAsia="宋体"/>
+          <w:sz w:val="21"/>
+        </w:rPr>
+        <w:t>（非破坏性，</w:t>
+      </w:r>
+    </w:p>
+    <w:p>
+      <w:pPr>
+        <w:spacing w:after="120" w:line="300" w:lineRule="auto"/>
+      </w:pPr>
+      <w:r>
+        <w:rPr>
+          <w:rFonts w:ascii="宋体" w:hAnsi="宋体" w:eastAsia="宋体"/>
+          <w:sz w:val="21"/>
+        </w:rPr>
+        <w:t xml:space="preserve">要回退直接改回 </w:t>
+      </w:r>
+      <w:r>
+        <w:rPr>
+          <w:rFonts w:ascii="Consolas" w:hAnsi="Consolas" w:eastAsia="Consolas"/>
+          <w:sz w:val="18"/>
+        </w:rPr>
+        <w:t>config.CLASSES</w:t>
+      </w:r>
+      <w:r>
+        <w:rPr>
+          <w:rFonts w:ascii="宋体" w:hAnsi="宋体" w:eastAsia="宋体"/>
+          <w:sz w:val="21"/>
+        </w:rPr>
+        <w:t xml:space="preserve"> 即可），所以磁盘上的素材仍是 106 段 —— 但</w:t>
+      </w:r>
+    </w:p>
+    <w:p>
+      <w:pPr>
+        <w:spacing w:after="120" w:line="300" w:lineRule="auto"/>
+      </w:pPr>
+      <w:r>
+        <w:rPr>
+          <w:rFonts w:ascii="宋体" w:hAnsi="宋体" w:eastAsia="宋体"/>
+          <w:b/>
+          <w:sz w:val="21"/>
+        </w:rPr>
+        <w:t>当前训练集是三类 79 段</w:t>
+      </w:r>
+      <w:r>
+        <w:rPr>
+          <w:rFonts w:ascii="宋体" w:hAnsi="宋体" w:eastAsia="宋体"/>
+          <w:sz w:val="21"/>
+        </w:rPr>
+        <w:t>，别把两个数混用。</w:t>
+      </w:r>
+    </w:p>
+    <w:p>
+      <w:pPr>
         <w:spacing w:before="160" w:after="120"/>
       </w:pPr>
       <w:r>
@@ -1394,7 +1623,7 @@
           <w:rFonts w:ascii="宋体" w:hAnsi="宋体" w:eastAsia="宋体"/>
           <w:sz w:val="21"/>
         </w:rPr>
-        <w:t xml:space="preserve">随机种子固定为 42。当前 106 段素材实际切出 </w:t>
+        <w:t>随机种子固定为 42。当前</w:t>
       </w:r>
       <w:r>
         <w:rPr>
@@ -1402,7 +1631,22 @@
           <w:b/>
           <w:sz w:val="21"/>
         </w:rPr>
-        <w:t>82 / 12 / 12 段</w:t>
+        <w:t>三类 79 段</w:t>
+      </w:r>
+      <w:r>
+        <w:rPr>
+          <w:rFonts w:ascii="宋体" w:hAnsi="宋体" w:eastAsia="宋体"/>
+          <w:sz w:val="21"/>
+        </w:rPr>
+        <w:t xml:space="preserve">素材实际切出 </w:t>
+      </w:r>
+      <w:r>
+        <w:rPr>
+          <w:rFonts w:ascii="宋体" w:hAnsi="宋体" w:eastAsia="宋体"/>
+          <w:b/>
+          <w:sz w:val="21"/>
+        </w:rPr>
+        <w:t>61 / 9 / 9 段</w:t>
       </w:r>
     </w:p>
     <w:p>
@@ -1414,7 +1658,246 @@
           <w:rFonts w:ascii="宋体" w:hAnsi="宋体" w:eastAsia="宋体"/>
           <w:sz w:val="21"/>
         </w:rPr>
-        <w:t>（每类 26~27 段 → 20~21 训练 / 3 验证 / 3 测试；24 段时代是每类 6 段 → 4 / 1 / 1）。</w:t>
+        <w:t>（</w:t>
+      </w:r>
+      <w:r>
+        <w:rPr>
+          <w:rFonts w:ascii="Consolas" w:hAnsi="Consolas" w:eastAsia="Consolas"/>
+          <w:sz w:val="18"/>
+        </w:rPr>
+        <w:t>normal</w:t>
+      </w:r>
+      <w:r>
+        <w:rPr>
+          <w:rFonts w:ascii="宋体" w:hAnsi="宋体" w:eastAsia="宋体"/>
+          <w:sz w:val="21"/>
+        </w:rPr>
+        <w:t xml:space="preserve"> 27 / </w:t>
+      </w:r>
+      <w:r>
+        <w:rPr>
+          <w:rFonts w:ascii="Consolas" w:hAnsi="Consolas" w:eastAsia="Consolas"/>
+          <w:sz w:val="18"/>
+        </w:rPr>
+        <w:t>phone</w:t>
+      </w:r>
+      <w:r>
+        <w:rPr>
+          <w:rFonts w:ascii="宋体" w:hAnsi="宋体" w:eastAsia="宋体"/>
+          <w:sz w:val="21"/>
+        </w:rPr>
+        <w:t xml:space="preserve"> 26 / </w:t>
+      </w:r>
+      <w:r>
+        <w:rPr>
+          <w:rFonts w:ascii="Consolas" w:hAnsi="Consolas" w:eastAsia="Consolas"/>
+          <w:sz w:val="18"/>
+        </w:rPr>
+        <w:t>fatigue</w:t>
+      </w:r>
+      <w:r>
+        <w:rPr>
+          <w:rFonts w:ascii="宋体" w:hAnsi="宋体" w:eastAsia="宋体"/>
+          <w:sz w:val="21"/>
+        </w:rPr>
+        <w:t xml:space="preserve"> 26；24 段时代是每类 6 段 → 4 / 1 / 1）。</w:t>
+      </w:r>
+    </w:p>
+    <w:p>
+      <w:pPr>
+        <w:spacing w:after="120" w:line="300" w:lineRule="auto"/>
+      </w:pPr>
+      <w:r>
+        <w:rPr>
+          <w:rFonts w:ascii="宋体" w:hAnsi="宋体" w:eastAsia="宋体"/>
+          <w:sz w:val="21"/>
+        </w:rPr>
+        <w:t xml:space="preserve">⚠️ </w:t>
+      </w:r>
+      <w:r>
+        <w:rPr>
+          <w:rFonts w:ascii="宋体" w:hAnsi="宋体" w:eastAsia="宋体"/>
+          <w:b/>
+          <w:sz w:val="21"/>
+        </w:rPr>
+        <w:t>删掉 `glance` 之后，三类的划分成员和四类时代不是同一批</w:t>
+      </w:r>
+      <w:r>
+        <w:rPr>
+          <w:rFonts w:ascii="宋体" w:hAnsi="宋体" w:eastAsia="宋体"/>
+          <w:sz w:val="21"/>
+        </w:rPr>
+        <w:t>，这一点值得说清楚：</w:t>
+      </w:r>
+    </w:p>
+    <w:p>
+      <w:pPr>
+        <w:spacing w:after="120" w:line="300" w:lineRule="auto"/>
+      </w:pPr>
+      <w:r>
+        <w:rPr>
+          <w:rFonts w:ascii="Consolas" w:hAnsi="Consolas" w:eastAsia="Consolas"/>
+          <w:sz w:val="18"/>
+        </w:rPr>
+        <w:t>split_clips</w:t>
+      </w:r>
+      <w:r>
+        <w:rPr>
+          <w:rFonts w:ascii="宋体" w:hAnsi="宋体" w:eastAsia="宋体"/>
+          <w:sz w:val="21"/>
+        </w:rPr>
+        <w:t xml:space="preserve"> 的 </w:t>
+      </w:r>
+      <w:r>
+        <w:rPr>
+          <w:rFonts w:ascii="Consolas" w:hAnsi="Consolas" w:eastAsia="Consolas"/>
+          <w:sz w:val="18"/>
+        </w:rPr>
+        <w:t>rng</w:t>
+      </w:r>
+      <w:r>
+        <w:rPr>
+          <w:rFonts w:ascii="宋体" w:hAnsi="宋体" w:eastAsia="宋体"/>
+          <w:sz w:val="21"/>
+        </w:rPr>
+        <w:t xml:space="preserve"> 是</w:t>
+      </w:r>
+      <w:r>
+        <w:rPr>
+          <w:rFonts w:ascii="宋体" w:hAnsi="宋体" w:eastAsia="宋体"/>
+          <w:b/>
+          <w:sz w:val="21"/>
+        </w:rPr>
+        <w:t>跨类别共用</w:t>
+      </w:r>
+      <w:r>
+        <w:rPr>
+          <w:rFonts w:ascii="宋体" w:hAnsi="宋体" w:eastAsia="宋体"/>
+          <w:sz w:val="21"/>
+        </w:rPr>
+        <w:t xml:space="preserve">的一条流，每个类别依次 </w:t>
+      </w:r>
+      <w:r>
+        <w:rPr>
+          <w:rFonts w:ascii="Consolas" w:hAnsi="Consolas" w:eastAsia="Consolas"/>
+          <w:sz w:val="18"/>
+        </w:rPr>
+        <w:t>rng.shuffle(paths)</w:t>
+      </w:r>
+      <w:r>
+        <w:rPr>
+          <w:rFonts w:ascii="宋体" w:hAnsi="宋体" w:eastAsia="宋体"/>
+          <w:sz w:val="21"/>
+        </w:rPr>
+        <w:t>。</w:t>
+      </w:r>
+    </w:p>
+    <w:p>
+      <w:pPr>
+        <w:spacing w:after="120" w:line="300" w:lineRule="auto"/>
+      </w:pPr>
+      <w:r>
+        <w:rPr>
+          <w:rFonts w:ascii="Consolas" w:hAnsi="Consolas" w:eastAsia="Consolas"/>
+          <w:sz w:val="18"/>
+        </w:rPr>
+        <w:t>glance</w:t>
+      </w:r>
+      <w:r>
+        <w:rPr>
+          <w:rFonts w:ascii="宋体" w:hAnsi="宋体" w:eastAsia="宋体"/>
+          <w:sz w:val="21"/>
+        </w:rPr>
+        <w:t xml:space="preserve"> 原来排在 </w:t>
+      </w:r>
+      <w:r>
+        <w:rPr>
+          <w:rFonts w:ascii="Consolas" w:hAnsi="Consolas" w:eastAsia="Consolas"/>
+          <w:sz w:val="18"/>
+        </w:rPr>
+        <w:t>normal</w:t>
+      </w:r>
+      <w:r>
+        <w:rPr>
+          <w:rFonts w:ascii="宋体" w:hAnsi="宋体" w:eastAsia="宋体"/>
+          <w:sz w:val="21"/>
+        </w:rPr>
+        <w:t xml:space="preserve"> 之后、</w:t>
+      </w:r>
+      <w:r>
+        <w:rPr>
+          <w:rFonts w:ascii="Consolas" w:hAnsi="Consolas" w:eastAsia="Consolas"/>
+          <w:sz w:val="18"/>
+        </w:rPr>
+        <w:t>phone</w:t>
+      </w:r>
+      <w:r>
+        <w:rPr>
+          <w:rFonts w:ascii="宋体" w:hAnsi="宋体" w:eastAsia="宋体"/>
+          <w:sz w:val="21"/>
+        </w:rPr>
+        <w:t xml:space="preserve"> 之前，它那一轮 </w:t>
+      </w:r>
+      <w:r>
+        <w:rPr>
+          <w:rFonts w:ascii="Consolas" w:hAnsi="Consolas" w:eastAsia="Consolas"/>
+          <w:sz w:val="18"/>
+        </w:rPr>
+        <w:t>shuffle</w:t>
+      </w:r>
+      <w:r>
+        <w:rPr>
+          <w:rFonts w:ascii="宋体" w:hAnsi="宋体" w:eastAsia="宋体"/>
+          <w:sz w:val="21"/>
+        </w:rPr>
+        <w:t xml:space="preserve"> 被删掉之后，</w:t>
+      </w:r>
+    </w:p>
+    <w:p>
+      <w:pPr>
+        <w:spacing w:after="120" w:line="300" w:lineRule="auto"/>
+      </w:pPr>
+      <w:r>
+        <w:rPr>
+          <w:rFonts w:ascii="宋体" w:hAnsi="宋体" w:eastAsia="宋体"/>
+          <w:b/>
+          <w:sz w:val="21"/>
+        </w:rPr>
+        <w:t>`normal` 那 27 段的划分一字未变，而 `phone` / `fatigue` 的验证/测试成员跟着挪了</w:t>
+      </w:r>
+      <w:r>
+        <w:rPr>
+          <w:rFonts w:ascii="宋体" w:hAnsi="宋体" w:eastAsia="宋体"/>
+          <w:sz w:val="21"/>
+        </w:rPr>
+        <w:t>。</w:t>
+      </w:r>
+    </w:p>
+    <w:p>
+      <w:pPr>
+        <w:spacing w:after="120" w:line="300" w:lineRule="auto"/>
+      </w:pPr>
+      <w:r>
+        <w:rPr>
+          <w:rFonts w:ascii="宋体" w:hAnsi="宋体" w:eastAsia="宋体"/>
+          <w:sz w:val="21"/>
+        </w:rPr>
+        <w:t>所以新旧的</w:t>
+      </w:r>
+      <w:r>
+        <w:rPr>
+          <w:rFonts w:ascii="宋体" w:hAnsi="宋体" w:eastAsia="宋体"/>
+          <w:b/>
+          <w:sz w:val="21"/>
+        </w:rPr>
+        <w:t>逐段</w:t>
+      </w:r>
+      <w:r>
+        <w:rPr>
+          <w:rFonts w:ascii="宋体" w:hAnsi="宋体" w:eastAsia="宋体"/>
+          <w:sz w:val="21"/>
+        </w:rPr>
+        <w:t>结果不可对拍（段名对不上），只能各自报各自的口径。</w:t>
       </w:r>
     </w:p>
     <w:p>
@@ -1714,7 +2197,7 @@
           <w:rFonts w:ascii="宋体" w:hAnsi="宋体" w:eastAsia="宋体"/>
           <w:sz w:val="21"/>
         </w:rPr>
-        <w:t xml:space="preserve">当前 </w:t>
+        <w:t>当前</w:t>
       </w:r>
       <w:r>
         <w:rPr>
@@ -1722,7 +2205,7 @@
           <w:b/>
           <w:sz w:val="21"/>
         </w:rPr>
-        <w:t>106 段</w:t>
+        <w:t>三类 79 段</w:t>
       </w:r>
       <w:r>
         <w:rPr>
@@ -1750,7 +2233,7 @@
           <w:rFonts w:ascii="Consolas" w:hAnsi="Consolas" w:eastAsia="Consolas"/>
           <w:sz w:val="18"/>
         </w:rPr>
-        <w:t>glance</w:t>
+        <w:t>phone</w:t>
       </w:r>
       <w:r>
         <w:rPr>
@@ -1764,28 +2247,40 @@
           <w:rFonts w:ascii="Consolas" w:hAnsi="Consolas" w:eastAsia="Consolas"/>
           <w:sz w:val="18"/>
         </w:rPr>
-        <w:t>phone</w:t>
-      </w:r>
-      <w:r>
-        <w:rPr>
-          <w:rFonts w:ascii="宋体" w:hAnsi="宋体" w:eastAsia="宋体"/>
-          <w:sz w:val="21"/>
-        </w:rPr>
-        <w:t xml:space="preserve"> / </w:t>
+        <w:t>fatigue</w:t>
+      </w:r>
+      <w:r>
+        <w:rPr>
+          <w:rFonts w:ascii="宋体" w:hAnsi="宋体" w:eastAsia="宋体"/>
+          <w:sz w:val="21"/>
+        </w:rPr>
+        <w:t>，27 / 26 / 26 段；</w:t>
+      </w:r>
+    </w:p>
+    <w:p>
+      <w:pPr>
+        <w:spacing w:after="120" w:line="300" w:lineRule="auto"/>
+      </w:pPr>
+      <w:r>
+        <w:rPr>
+          <w:rFonts w:ascii="宋体" w:hAnsi="宋体" w:eastAsia="宋体"/>
+          <w:sz w:val="21"/>
+        </w:rPr>
+        <w:t xml:space="preserve">磁盘上另有已停用的 </w:t>
       </w:r>
       <w:r>
         <w:rPr>
           <w:rFonts w:ascii="Consolas" w:hAnsi="Consolas" w:eastAsia="Consolas"/>
           <w:sz w:val="18"/>
         </w:rPr>
-        <w:t>fatigue</w:t>
-      </w:r>
-      <w:r>
-        <w:rPr>
-          <w:rFonts w:ascii="宋体" w:hAnsi="宋体" w:eastAsia="宋体"/>
-          <w:sz w:val="21"/>
-        </w:rPr>
-        <w:t xml:space="preserve"> 各 26~27 段）</w:t>
+        <w:t>glance</w:t>
+      </w:r>
+      <w:r>
+        <w:rPr>
+          <w:rFonts w:ascii="宋体" w:hAnsi="宋体" w:eastAsia="宋体"/>
+          <w:sz w:val="21"/>
+        </w:rPr>
+        <w:t xml:space="preserve"> 27 段，见 2.1）</w:t>
       </w:r>
     </w:p>
     <w:p>
@@ -1905,7 +2400,7 @@
           <w:rFonts w:ascii="宋体" w:hAnsi="宋体" w:eastAsia="宋体"/>
           <w:sz w:val="21"/>
         </w:rPr>
-        <w:t>⚠️ 素材规模变过（24 段 → 106 段），</w:t>
+        <w:t>⚠️ 素材规模变过（24 段 → 106 段 → 三类 79 段），</w:t>
       </w:r>
       <w:r>
         <w:rPr>
@@ -1913,26 +2408,14 @@
           <w:b/>
           <w:sz w:val="21"/>
         </w:rPr>
-        <w:t>文档里两组数字并存的地方都标了口径</w:t>
-      </w:r>
-      <w:r>
-        <w:rPr>
-          <w:rFonts w:ascii="宋体" w:hAnsi="宋体" w:eastAsia="宋体"/>
-          <w:sz w:val="21"/>
-        </w:rPr>
-        <w:t>；</w:t>
-      </w:r>
-    </w:p>
-    <w:p>
-      <w:pPr>
-        <w:spacing w:after="120" w:line="300" w:lineRule="auto"/>
-      </w:pPr>
-      <w:r>
-        <w:rPr>
-          <w:rFonts w:ascii="宋体" w:hAnsi="宋体" w:eastAsia="宋体"/>
-          <w:sz w:val="21"/>
-        </w:rPr>
-        <w:t>引用时注意分母，两者不可比。</w:t>
+        <w:t>文档里三组数字并存的地方都标了口径</w:t>
+      </w:r>
+      <w:r>
+        <w:rPr>
+          <w:rFonts w:ascii="宋体" w:hAnsi="宋体" w:eastAsia="宋体"/>
+          <w:sz w:val="21"/>
+        </w:rPr>
+        <w:t>；引用时注意分母，三者不可比。</w:t>
       </w:r>
     </w:p>
     <w:p>
@@ -2470,7 +2953,7 @@
                 <w:rFonts w:ascii="Consolas" w:hAnsi="Consolas" w:eastAsia="Consolas"/>
                 <w:sz w:val="18"/>
               </w:rPr>
-              <w:t xml:space="preserve">  → LayerNorm + Linear → 4 类</w:t>
+              <w:t xml:space="preserve">  → LayerNorm + Linear → 3 类</w:t>
             </w:r>
           </w:p>
         </w:tc>
@@ -2573,6 +3056,27 @@
                 <w:sz w:val="18"/>
               </w:rPr>
               <w:t>161,988</w:t>
+            </w:r>
+            <w:r>
+              <w:rPr>
+                <w:rFonts w:ascii="宋体" w:hAnsi="宋体" w:eastAsia="宋体"/>
+                <w:sz w:val="18"/>
+              </w:rPr>
+              <w:t xml:space="preserve">（三类重训 </w:t>
+            </w:r>
+            <w:r>
+              <w:rPr>
+                <w:rFonts w:ascii="Consolas" w:hAnsi="Consolas" w:eastAsia="Consolas"/>
+                <w:sz w:val="18"/>
+              </w:rPr>
+              <w:t>runs/fatigue3</w:t>
+            </w:r>
+            <w:r>
+              <w:rPr>
+                <w:rFonts w:ascii="宋体" w:hAnsi="宋体" w:eastAsia="宋体"/>
+                <w:sz w:val="18"/>
+              </w:rPr>
+              <w:t xml:space="preserve"> 实测 161,923 —— 最后一层少一类，差 65 个参数）</w:t>
             </w:r>
           </w:p>
         </w:tc>
@@ -2686,7 +3190,49 @@
                 <w:rFonts w:ascii="宋体" w:hAnsi="宋体" w:eastAsia="宋体"/>
                 <w:sz w:val="18"/>
               </w:rPr>
-              <w:t>4 类</w:t>
+              <w:t>3 类（</w:t>
+            </w:r>
+            <w:r>
+              <w:rPr>
+                <w:rFonts w:ascii="Consolas" w:hAnsi="Consolas" w:eastAsia="Consolas"/>
+                <w:sz w:val="18"/>
+              </w:rPr>
+              <w:t>normal</w:t>
+            </w:r>
+            <w:r>
+              <w:rPr>
+                <w:rFonts w:ascii="宋体" w:hAnsi="宋体" w:eastAsia="宋体"/>
+                <w:sz w:val="18"/>
+              </w:rPr>
+              <w:t xml:space="preserve"> / </w:t>
+            </w:r>
+            <w:r>
+              <w:rPr>
+                <w:rFonts w:ascii="Consolas" w:hAnsi="Consolas" w:eastAsia="Consolas"/>
+                <w:sz w:val="18"/>
+              </w:rPr>
+              <w:t>phone</w:t>
+            </w:r>
+            <w:r>
+              <w:rPr>
+                <w:rFonts w:ascii="宋体" w:hAnsi="宋体" w:eastAsia="宋体"/>
+                <w:sz w:val="18"/>
+              </w:rPr>
+              <w:t xml:space="preserve"> / </w:t>
+            </w:r>
+            <w:r>
+              <w:rPr>
+                <w:rFonts w:ascii="Consolas" w:hAnsi="Consolas" w:eastAsia="Consolas"/>
+                <w:sz w:val="18"/>
+              </w:rPr>
+              <w:t>fatigue</w:t>
+            </w:r>
+            <w:r>
+              <w:rPr>
+                <w:rFonts w:ascii="宋体" w:hAnsi="宋体" w:eastAsia="宋体"/>
+                <w:sz w:val="18"/>
+              </w:rPr>
+              <w:t>）</w:t>
             </w:r>
           </w:p>
         </w:tc>
@@ -2853,7 +3399,7 @@
           <w:rFonts w:ascii="宋体" w:hAnsi="宋体" w:eastAsia="宋体"/>
           <w:sz w:val="21"/>
         </w:rPr>
-        <w:t>⚠️ 素材后来涨到 106 段，</w:t>
+        <w:t>⚠️ 素材涨到 106 段（现为三类 79 段）之后</w:t>
       </w:r>
       <w:r>
         <w:rPr>
@@ -2868,7 +3414,7 @@
           <w:rFonts w:ascii="宋体" w:hAnsi="宋体" w:eastAsia="宋体"/>
           <w:sz w:val="21"/>
         </w:rPr>
-        <w:t>——但重训日志显示训练准确率第 6 轮就</w:t>
+        <w:t>——但重训日志显示</w:t>
       </w:r>
     </w:p>
     <w:p>
@@ -2880,7 +3426,7 @@
           <w:rFonts w:ascii="宋体" w:hAnsi="宋体" w:eastAsia="宋体"/>
           <w:sz w:val="21"/>
         </w:rPr>
-        <w:t>到 100%、测试停在 80.1%，</w:t>
+        <w:t>训练准确率</w:t>
       </w:r>
       <w:r>
         <w:rPr>
@@ -2888,6 +3434,21 @@
           <w:b/>
           <w:sz w:val="21"/>
         </w:rPr>
+        <w:t>第 7 轮就顶到 100.0%</w:t>
+      </w:r>
+      <w:r>
+        <w:rPr>
+          <w:rFonts w:ascii="宋体" w:hAnsi="宋体" w:eastAsia="宋体"/>
+          <w:sz w:val="21"/>
+        </w:rPr>
+        <w:t>、测试停在 80.6%，</w:t>
+      </w:r>
+      <w:r>
+        <w:rPr>
+          <w:rFonts w:ascii="宋体" w:hAnsi="宋体" w:eastAsia="宋体"/>
+          <w:b/>
+          <w:sz w:val="21"/>
+        </w:rPr>
         <w:t>过拟合依然存在</w:t>
       </w:r>
       <w:r>
@@ -2895,7 +3456,19 @@
           <w:rFonts w:ascii="宋体" w:hAnsi="宋体" w:eastAsia="宋体"/>
           <w:sz w:val="21"/>
         </w:rPr>
-        <w:t>。下一步是补采数据，不是加大模型。</w:t>
+        <w:t>。</w:t>
+      </w:r>
+    </w:p>
+    <w:p>
+      <w:pPr>
+        <w:spacing w:after="120" w:line="300" w:lineRule="auto"/>
+      </w:pPr>
+      <w:r>
+        <w:rPr>
+          <w:rFonts w:ascii="宋体" w:hAnsi="宋体" w:eastAsia="宋体"/>
+          <w:sz w:val="21"/>
+        </w:rPr>
+        <w:t>下一步是补采数据，不是加大模型。</w:t>
       </w:r>
     </w:p>
     <w:p>
@@ -3619,6 +4192,239 @@
     </w:p>
     <w:p>
       <w:pPr>
+        <w:spacing w:after="120" w:line="300" w:lineRule="auto"/>
+      </w:pPr>
+      <w:r>
+        <w:rPr>
+          <w:rFonts w:ascii="宋体" w:hAnsi="宋体" w:eastAsia="宋体"/>
+          <w:sz w:val="21"/>
+        </w:rPr>
+        <w:t xml:space="preserve">⚠️ </w:t>
+      </w:r>
+      <w:r>
+        <w:rPr>
+          <w:rFonts w:ascii="宋体" w:hAnsi="宋体" w:eastAsia="宋体"/>
+          <w:b/>
+          <w:sz w:val="21"/>
+        </w:rPr>
+        <w:t>口径</w:t>
+      </w:r>
+      <w:r>
+        <w:rPr>
+          <w:rFonts w:ascii="宋体" w:hAnsi="宋体" w:eastAsia="宋体"/>
+          <w:sz w:val="21"/>
+        </w:rPr>
+        <w:t xml:space="preserve">：上表是 </w:t>
+      </w:r>
+      <w:r>
+        <w:rPr>
+          <w:rFonts w:ascii="宋体" w:hAnsi="宋体" w:eastAsia="宋体"/>
+          <w:b/>
+          <w:sz w:val="21"/>
+        </w:rPr>
+        <w:t>24 段时代</w:t>
+      </w:r>
+      <w:r>
+        <w:rPr>
+          <w:rFonts w:ascii="宋体" w:hAnsi="宋体" w:eastAsia="宋体"/>
+          <w:sz w:val="21"/>
+        </w:rPr>
+        <w:t>（验证集 4 段）做的那次对照实验，</w:t>
+      </w:r>
+    </w:p>
+    <w:p>
+      <w:pPr>
+        <w:spacing w:after="120" w:line="300" w:lineRule="auto"/>
+      </w:pPr>
+      <w:r>
+        <w:rPr>
+          <w:rFonts w:ascii="宋体" w:hAnsi="宋体" w:eastAsia="宋体"/>
+          <w:sz w:val="21"/>
+        </w:rPr>
+        <w:t>「最优 epoch 3 / 59」与「P(真值) 0.52~0.62」都是那一版的数。</w:t>
+      </w:r>
+    </w:p>
+    <w:p>
+      <w:pPr>
+        <w:spacing w:after="120" w:line="300" w:lineRule="auto"/>
+      </w:pPr>
+      <w:r>
+        <w:rPr>
+          <w:rFonts w:ascii="宋体" w:hAnsi="宋体" w:eastAsia="宋体"/>
+          <w:b/>
+          <w:sz w:val="21"/>
+        </w:rPr>
+        <w:t>当前三类 79 段重训（`runs/fatigue3`）里，这个坑的形态变了</w:t>
+      </w:r>
+      <w:r>
+        <w:rPr>
+          <w:rFonts w:ascii="宋体" w:hAnsi="宋体" w:eastAsia="宋体"/>
+          <w:sz w:val="21"/>
+        </w:rPr>
+        <w:t>：验证集有 9 段，</w:t>
+      </w:r>
+    </w:p>
+    <w:p>
+      <w:pPr>
+        <w:spacing w:after="120" w:line="300" w:lineRule="auto"/>
+      </w:pPr>
+      <w:r>
+        <w:rPr>
+          <w:rFonts w:ascii="宋体" w:hAnsi="宋体" w:eastAsia="宋体"/>
+          <w:b/>
+          <w:sz w:val="21"/>
+        </w:rPr>
+        <w:t>验证准确率不再饱和</w:t>
+      </w:r>
+      <w:r>
+        <w:rPr>
+          <w:rFonts w:ascii="宋体" w:hAnsi="宋体" w:eastAsia="宋体"/>
+          <w:sz w:val="21"/>
+        </w:rPr>
+        <w:t>（最优一轮 0.8468，验证损失 0.5493，第 17 轮早停），</w:t>
+      </w:r>
+    </w:p>
+    <w:p>
+      <w:pPr>
+        <w:spacing w:after="120" w:line="300" w:lineRule="auto"/>
+      </w:pPr>
+      <w:r>
+        <w:rPr>
+          <w:rFonts w:ascii="宋体" w:hAnsi="宋体" w:eastAsia="宋体"/>
+          <w:sz w:val="21"/>
+        </w:rPr>
+        <w:t>所以"按准确率选"未必立刻挑出坏权重——但</w:t>
+      </w:r>
+      <w:r>
+        <w:rPr>
+          <w:rFonts w:ascii="宋体" w:hAnsi="宋体" w:eastAsia="宋体"/>
+          <w:b/>
+          <w:sz w:val="21"/>
+        </w:rPr>
+        <w:t>规则不变：一律按验证损失选</w:t>
+      </w:r>
+      <w:r>
+        <w:rPr>
+          <w:rFonts w:ascii="宋体" w:hAnsi="宋体" w:eastAsia="宋体"/>
+          <w:sz w:val="21"/>
+        </w:rPr>
+        <w:t>。</w:t>
+      </w:r>
+    </w:p>
+    <w:p>
+      <w:pPr>
+        <w:spacing w:after="120" w:line="300" w:lineRule="auto"/>
+      </w:pPr>
+      <w:r>
+        <w:rPr>
+          <w:rFonts w:ascii="Consolas" w:hAnsi="Consolas" w:eastAsia="Consolas"/>
+          <w:sz w:val="18"/>
+        </w:rPr>
+        <w:t>train.py</w:t>
+      </w:r>
+      <w:r>
+        <w:rPr>
+          <w:rFonts w:ascii="宋体" w:hAnsi="宋体" w:eastAsia="宋体"/>
+          <w:sz w:val="21"/>
+        </w:rPr>
+        <w:t xml:space="preserve"> 里那条判据没有改回去，也不要改回去。</w:t>
+      </w:r>
+    </w:p>
+    <w:p>
+      <w:pPr>
+        <w:spacing w:after="120" w:line="300" w:lineRule="auto"/>
+      </w:pPr>
+      <w:r>
+        <w:rPr>
+          <w:rFonts w:ascii="宋体" w:hAnsi="宋体" w:eastAsia="宋体"/>
+          <w:sz w:val="21"/>
+        </w:rPr>
+        <w:t xml:space="preserve">⚠️ </w:t>
+      </w:r>
+      <w:r>
+        <w:rPr>
+          <w:rFonts w:ascii="宋体" w:hAnsi="宋体" w:eastAsia="宋体"/>
+          <w:b/>
+          <w:sz w:val="21"/>
+        </w:rPr>
+        <w:t>但也别把"最优轮 = 第 2 轮"读成"后面 15 轮白训了"</w:t>
+      </w:r>
+      <w:r>
+        <w:rPr>
+          <w:rFonts w:ascii="宋体" w:hAnsi="宋体" w:eastAsia="宋体"/>
+          <w:sz w:val="21"/>
+        </w:rPr>
+        <w:t>：这一版验证损失逐轮抖动</w:t>
+      </w:r>
+    </w:p>
+    <w:p>
+      <w:pPr>
+        <w:spacing w:after="120" w:line="300" w:lineRule="auto"/>
+      </w:pPr>
+      <w:r>
+        <w:rPr>
+          <w:rFonts w:ascii="宋体" w:hAnsi="宋体" w:eastAsia="宋体"/>
+          <w:sz w:val="21"/>
+        </w:rPr>
+        <w:t>（0.5493 → 0.8493 → 0.7930），第 4 轮的</w:t>
+      </w:r>
+      <w:r>
+        <w:rPr>
+          <w:rFonts w:ascii="宋体" w:hAnsi="宋体" w:eastAsia="宋体"/>
+          <w:b/>
+          <w:sz w:val="21"/>
+        </w:rPr>
+        <w:t>验证准确率</w:t>
+      </w:r>
+      <w:r>
+        <w:rPr>
+          <w:rFonts w:ascii="宋体" w:hAnsi="宋体" w:eastAsia="宋体"/>
+          <w:sz w:val="21"/>
+        </w:rPr>
+        <w:t>其实更高（0.8548）。</w:t>
+      </w:r>
+    </w:p>
+    <w:p>
+      <w:pPr>
+        <w:spacing w:after="120" w:line="300" w:lineRule="auto"/>
+      </w:pPr>
+      <w:r>
+        <w:rPr>
+          <w:rFonts w:ascii="宋体" w:hAnsi="宋体" w:eastAsia="宋体"/>
+          <w:sz w:val="21"/>
+        </w:rPr>
+        <w:t>它说明的是</w:t>
+      </w:r>
+      <w:r>
+        <w:rPr>
+          <w:rFonts w:ascii="宋体" w:hAnsi="宋体" w:eastAsia="宋体"/>
+          <w:b/>
+          <w:sz w:val="21"/>
+        </w:rPr>
+        <w:t>验证集还是太小（9 段）</w:t>
+      </w:r>
+      <w:r>
+        <w:rPr>
+          <w:rFonts w:ascii="宋体" w:hAnsi="宋体" w:eastAsia="宋体"/>
+          <w:sz w:val="21"/>
+        </w:rPr>
+        <w:t>，一条判据在一个小集上必然抖 ——</w:t>
+      </w:r>
+    </w:p>
+    <w:p>
+      <w:pPr>
+        <w:spacing w:after="120" w:line="300" w:lineRule="auto"/>
+      </w:pPr>
+      <w:r>
+        <w:rPr>
+          <w:rFonts w:ascii="宋体" w:hAnsi="宋体" w:eastAsia="宋体"/>
+          <w:sz w:val="21"/>
+        </w:rPr>
+        <w:t>这正是第 2 条局限（"数据量不再是最大瓶颈，多样性才是"）的另一种表现形态。</w:t>
+      </w:r>
+    </w:p>
+    <w:p>
+      <w:pPr>
         <w:spacing w:before="240" w:after="120"/>
       </w:pPr>
       <w:r>
@@ -3794,14 +4600,14 @@
           <w:b/>
           <w:sz w:val="21"/>
         </w:rPr>
-        <w:t>24 段时代</w:t>
-      </w:r>
-      <w:r>
-        <w:rPr>
-          <w:rFonts w:ascii="宋体" w:hAnsi="宋体" w:eastAsia="宋体"/>
-          <w:sz w:val="21"/>
-        </w:rPr>
-        <w:t>扫的（当时每类 6 段，测试集每类只留 1 段），</w:t>
+        <w:t>24 段时代、四类模型</w:t>
+      </w:r>
+      <w:r>
+        <w:rPr>
+          <w:rFonts w:ascii="宋体" w:hAnsi="宋体" w:eastAsia="宋体"/>
+          <w:sz w:val="21"/>
+        </w:rPr>
+        <w:t>扫的（当时每类 6 段，测试集每类只留</w:t>
       </w:r>
     </w:p>
     <w:p>
@@ -3811,10 +4617,17 @@
       <w:r>
         <w:rPr>
           <w:rFonts w:ascii="宋体" w:hAnsi="宋体" w:eastAsia="宋体"/>
+          <w:sz w:val="21"/>
+        </w:rPr>
+        <w:t>1 段），</w:t>
+      </w:r>
+      <w:r>
+        <w:rPr>
+          <w:rFonts w:ascii="宋体" w:hAnsi="宋体" w:eastAsia="宋体"/>
           <w:b/>
           <w:sz w:val="21"/>
         </w:rPr>
-        <w:t>数据集涨到 106 段后没有重扫</w:t>
+        <w:t>数据集涨到 106 段之后没有重扫，三类改造后同样没有重扫</w:t>
       </w:r>
       <w:r>
         <w:rPr>
@@ -3823,6 +4636,11 @@
         </w:rPr>
         <w:t>。所以表里的</w:t>
       </w:r>
+    </w:p>
+    <w:p>
+      <w:pPr>
+        <w:spacing w:after="120" w:line="300" w:lineRule="auto"/>
+      </w:pPr>
       <w:r>
         <w:rPr>
           <w:rFonts w:ascii="宋体" w:hAnsi="宋体" w:eastAsia="宋体"/>
@@ -3831,11 +4649,6 @@
         </w:rPr>
         <w:t>百分比不能当性能指标看</w:t>
       </w:r>
-    </w:p>
-    <w:p>
-      <w:pPr>
-        <w:spacing w:after="120" w:line="300" w:lineRule="auto"/>
-      </w:pPr>
       <w:r>
         <w:rPr>
           <w:rFonts w:ascii="宋体" w:hAnsi="宋体" w:eastAsia="宋体"/>
@@ -3855,7 +4668,19 @@
           <w:rFonts w:ascii="宋体" w:hAnsi="宋体" w:eastAsia="宋体"/>
           <w:sz w:val="21"/>
         </w:rPr>
-        <w:t xml:space="preserve"> 那一列尤其，分母只有 11 个窗口）；它要说明的是</w:t>
+        <w:t xml:space="preserve"> 那一列尤其，分母只有 11 个窗口）；它要说明的</w:t>
+      </w:r>
+    </w:p>
+    <w:p>
+      <w:pPr>
+        <w:spacing w:after="120" w:line="300" w:lineRule="auto"/>
+      </w:pPr>
+      <w:r>
+        <w:rPr>
+          <w:rFonts w:ascii="宋体" w:hAnsi="宋体" w:eastAsia="宋体"/>
+          <w:sz w:val="21"/>
+        </w:rPr>
+        <w:t>是</w:t>
       </w:r>
       <w:r>
         <w:rPr>
@@ -3870,19 +4695,7 @@
           <w:rFonts w:ascii="宋体" w:hAnsi="宋体" w:eastAsia="宋体"/>
           <w:sz w:val="21"/>
         </w:rPr>
-        <w:t>——</w:t>
-      </w:r>
-    </w:p>
-    <w:p>
-      <w:pPr>
-        <w:spacing w:after="120" w:line="300" w:lineRule="auto"/>
-      </w:pPr>
-      <w:r>
-        <w:rPr>
-          <w:rFonts w:ascii="宋体" w:hAnsi="宋体" w:eastAsia="宋体"/>
-          <w:sz w:val="21"/>
-        </w:rPr>
-        <w:t xml:space="preserve">窗口从 15 帧拉到 45 帧，丢的分全在 </w:t>
+        <w:t xml:space="preserve">——窗口从 15 帧拉到 45 帧，丢的分全在 </w:t>
       </w:r>
       <w:r>
         <w:rPr>
@@ -3923,7 +4736,7 @@
           <w:rFonts w:ascii="宋体" w:hAnsi="宋体" w:eastAsia="宋体"/>
           <w:sz w:val="21"/>
         </w:rPr>
-        <w:t>已被 106 段重训继承（重训数字见 4.4 与 7.3）。</w:t>
+        <w:t>被后续两次重训继承（当前口径见 4.4 与 7.3）。</w:t>
       </w:r>
     </w:p>
     <w:tbl>
@@ -3934,19 +4747,18 @@
         <w:tblLook w:firstColumn="1" w:firstRow="1" w:lastColumn="0" w:lastRow="0" w:noHBand="0" w:noVBand="1" w:val="04A0"/>
       </w:tblPr>
       <w:tblGrid>
-        <w:gridCol w:w="1080"/>
-        <w:gridCol w:w="1080"/>
-        <w:gridCol w:w="1080"/>
-        <w:gridCol w:w="1080"/>
-        <w:gridCol w:w="1080"/>
-        <w:gridCol w:w="1080"/>
-        <w:gridCol w:w="1080"/>
-        <w:gridCol w:w="1080"/>
+        <w:gridCol w:w="1234"/>
+        <w:gridCol w:w="1234"/>
+        <w:gridCol w:w="1234"/>
+        <w:gridCol w:w="1234"/>
+        <w:gridCol w:w="1234"/>
+        <w:gridCol w:w="1234"/>
+        <w:gridCol w:w="1234"/>
       </w:tblGrid>
       <w:tr>
         <w:tc>
           <w:tcPr>
-            <w:tcW w:type="dxa" w:w="1080"/>
+            <w:tcW w:type="dxa" w:w="1234"/>
           </w:tcPr>
           <w:p>
             <w:pPr>
@@ -3970,7 +4782,7 @@
         </w:tc>
         <w:tc>
           <w:tcPr>
-            <w:tcW w:type="dxa" w:w="1080"/>
+            <w:tcW w:type="dxa" w:w="1234"/>
           </w:tcPr>
           <w:p>
             <w:pPr>
@@ -3994,7 +4806,7 @@
         </w:tc>
         <w:tc>
           <w:tcPr>
-            <w:tcW w:type="dxa" w:w="1080"/>
+            <w:tcW w:type="dxa" w:w="1234"/>
           </w:tcPr>
           <w:p>
             <w:pPr>
@@ -4018,31 +4830,7 @@
         </w:tc>
         <w:tc>
           <w:tcPr>
-            <w:tcW w:type="dxa" w:w="1080"/>
-          </w:tcPr>
-          <w:p>
-            <w:pPr>
-              <w:spacing w:after="0" w:before="0"/>
-              <w:jc w:val="center"/>
-            </w:pPr>
-            <w:r>
-              <w:rPr>
-                <w:b/>
-              </w:rPr>
-            </w:r>
-            <w:r>
-              <w:rPr>
-                <w:rFonts w:ascii="Consolas" w:hAnsi="Consolas" w:eastAsia="Consolas"/>
-                <w:b/>
-                <w:sz w:val="18"/>
-              </w:rPr>
-              <w:t>glance</w:t>
-            </w:r>
-          </w:p>
-        </w:tc>
-        <w:tc>
-          <w:tcPr>
-            <w:tcW w:type="dxa" w:w="1080"/>
+            <w:tcW w:type="dxa" w:w="1234"/>
           </w:tcPr>
           <w:p>
             <w:pPr>
@@ -4066,7 +4854,7 @@
         </w:tc>
         <w:tc>
           <w:tcPr>
-            <w:tcW w:type="dxa" w:w="1080"/>
+            <w:tcW w:type="dxa" w:w="1234"/>
           </w:tcPr>
           <w:p>
             <w:pPr>
@@ -4090,7 +4878,7 @@
         </w:tc>
         <w:tc>
           <w:tcPr>
-            <w:tcW w:type="dxa" w:w="1080"/>
+            <w:tcW w:type="dxa" w:w="1234"/>
           </w:tcPr>
           <w:p>
             <w:pPr>
@@ -4114,7 +4902,7 @@
         </w:tc>
         <w:tc>
           <w:tcPr>
-            <w:tcW w:type="dxa" w:w="1080"/>
+            <w:tcW w:type="dxa" w:w="1234"/>
           </w:tcPr>
           <w:p>
             <w:pPr>
@@ -4140,7 +4928,7 @@
       <w:tr>
         <w:tc>
           <w:tcPr>
-            <w:tcW w:type="dxa" w:w="1080"/>
+            <w:tcW w:type="dxa" w:w="1234"/>
           </w:tcPr>
           <w:p>
             <w:pPr>
@@ -4158,7 +4946,7 @@
         </w:tc>
         <w:tc>
           <w:tcPr>
-            <w:tcW w:type="dxa" w:w="1080"/>
+            <w:tcW w:type="dxa" w:w="1234"/>
           </w:tcPr>
           <w:p>
             <w:pPr>
@@ -4176,7 +4964,7 @@
         </w:tc>
         <w:tc>
           <w:tcPr>
-            <w:tcW w:type="dxa" w:w="1080"/>
+            <w:tcW w:type="dxa" w:w="1234"/>
           </w:tcPr>
           <w:p>
             <w:pPr>
@@ -4194,7 +4982,7 @@
         </w:tc>
         <w:tc>
           <w:tcPr>
-            <w:tcW w:type="dxa" w:w="1080"/>
+            <w:tcW w:type="dxa" w:w="1234"/>
           </w:tcPr>
           <w:p>
             <w:pPr>
@@ -4212,7 +5000,7 @@
         </w:tc>
         <w:tc>
           <w:tcPr>
-            <w:tcW w:type="dxa" w:w="1080"/>
+            <w:tcW w:type="dxa" w:w="1234"/>
           </w:tcPr>
           <w:p>
             <w:pPr>
@@ -4230,25 +5018,7 @@
         </w:tc>
         <w:tc>
           <w:tcPr>
-            <w:tcW w:type="dxa" w:w="1080"/>
-          </w:tcPr>
-          <w:p>
-            <w:pPr>
-              <w:spacing w:after="0" w:before="0"/>
-            </w:pPr>
-            <w:r/>
-            <w:r>
-              <w:rPr>
-                <w:rFonts w:ascii="宋体" w:hAnsi="宋体" w:eastAsia="宋体"/>
-                <w:sz w:val="18"/>
-              </w:rPr>
-              <w:t>100%</w:t>
-            </w:r>
-          </w:p>
-        </w:tc>
-        <w:tc>
-          <w:tcPr>
-            <w:tcW w:type="dxa" w:w="1080"/>
+            <w:tcW w:type="dxa" w:w="1234"/>
           </w:tcPr>
           <w:p>
             <w:pPr>
@@ -4266,7 +5036,7 @@
         </w:tc>
         <w:tc>
           <w:tcPr>
-            <w:tcW w:type="dxa" w:w="1080"/>
+            <w:tcW w:type="dxa" w:w="1234"/>
           </w:tcPr>
           <w:p>
             <w:pPr>
@@ -4286,7 +5056,7 @@
       <w:tr>
         <w:tc>
           <w:tcPr>
-            <w:tcW w:type="dxa" w:w="1080"/>
+            <w:tcW w:type="dxa" w:w="1234"/>
           </w:tcPr>
           <w:p>
             <w:pPr>
@@ -4304,7 +5074,7 @@
         </w:tc>
         <w:tc>
           <w:tcPr>
-            <w:tcW w:type="dxa" w:w="1080"/>
+            <w:tcW w:type="dxa" w:w="1234"/>
           </w:tcPr>
           <w:p>
             <w:pPr>
@@ -4322,7 +5092,7 @@
         </w:tc>
         <w:tc>
           <w:tcPr>
-            <w:tcW w:type="dxa" w:w="1080"/>
+            <w:tcW w:type="dxa" w:w="1234"/>
           </w:tcPr>
           <w:p>
             <w:pPr>
@@ -4340,7 +5110,7 @@
         </w:tc>
         <w:tc>
           <w:tcPr>
-            <w:tcW w:type="dxa" w:w="1080"/>
+            <w:tcW w:type="dxa" w:w="1234"/>
           </w:tcPr>
           <w:p>
             <w:pPr>
@@ -4358,7 +5128,7 @@
         </w:tc>
         <w:tc>
           <w:tcPr>
-            <w:tcW w:type="dxa" w:w="1080"/>
+            <w:tcW w:type="dxa" w:w="1234"/>
           </w:tcPr>
           <w:p>
             <w:pPr>
@@ -4376,25 +5146,7 @@
         </w:tc>
         <w:tc>
           <w:tcPr>
-            <w:tcW w:type="dxa" w:w="1080"/>
-          </w:tcPr>
-          <w:p>
-            <w:pPr>
-              <w:spacing w:after="0" w:before="0"/>
-            </w:pPr>
-            <w:r/>
-            <w:r>
-              <w:rPr>
-                <w:rFonts w:ascii="宋体" w:hAnsi="宋体" w:eastAsia="宋体"/>
-                <w:sz w:val="18"/>
-              </w:rPr>
-              <w:t>100%</w:t>
-            </w:r>
-          </w:p>
-        </w:tc>
-        <w:tc>
-          <w:tcPr>
-            <w:tcW w:type="dxa" w:w="1080"/>
+            <w:tcW w:type="dxa" w:w="1234"/>
           </w:tcPr>
           <w:p>
             <w:pPr>
@@ -4412,7 +5164,7 @@
         </w:tc>
         <w:tc>
           <w:tcPr>
-            <w:tcW w:type="dxa" w:w="1080"/>
+            <w:tcW w:type="dxa" w:w="1234"/>
           </w:tcPr>
           <w:p>
             <w:pPr>
@@ -4432,7 +5184,7 @@
       <w:tr>
         <w:tc>
           <w:tcPr>
-            <w:tcW w:type="dxa" w:w="1080"/>
+            <w:tcW w:type="dxa" w:w="1234"/>
           </w:tcPr>
           <w:p>
             <w:pPr>
@@ -4450,7 +5202,7 @@
         </w:tc>
         <w:tc>
           <w:tcPr>
-            <w:tcW w:type="dxa" w:w="1080"/>
+            <w:tcW w:type="dxa" w:w="1234"/>
           </w:tcPr>
           <w:p>
             <w:pPr>
@@ -4468,7 +5220,7 @@
         </w:tc>
         <w:tc>
           <w:tcPr>
-            <w:tcW w:type="dxa" w:w="1080"/>
+            <w:tcW w:type="dxa" w:w="1234"/>
           </w:tcPr>
           <w:p>
             <w:pPr>
@@ -4486,7 +5238,7 @@
         </w:tc>
         <w:tc>
           <w:tcPr>
-            <w:tcW w:type="dxa" w:w="1080"/>
+            <w:tcW w:type="dxa" w:w="1234"/>
           </w:tcPr>
           <w:p>
             <w:pPr>
@@ -4504,7 +5256,7 @@
         </w:tc>
         <w:tc>
           <w:tcPr>
-            <w:tcW w:type="dxa" w:w="1080"/>
+            <w:tcW w:type="dxa" w:w="1234"/>
           </w:tcPr>
           <w:p>
             <w:pPr>
@@ -4522,25 +5274,7 @@
         </w:tc>
         <w:tc>
           <w:tcPr>
-            <w:tcW w:type="dxa" w:w="1080"/>
-          </w:tcPr>
-          <w:p>
-            <w:pPr>
-              <w:spacing w:after="0" w:before="0"/>
-            </w:pPr>
-            <w:r/>
-            <w:r>
-              <w:rPr>
-                <w:rFonts w:ascii="宋体" w:hAnsi="宋体" w:eastAsia="宋体"/>
-                <w:sz w:val="18"/>
-              </w:rPr>
-              <w:t>100%</w:t>
-            </w:r>
-          </w:p>
-        </w:tc>
-        <w:tc>
-          <w:tcPr>
-            <w:tcW w:type="dxa" w:w="1080"/>
+            <w:tcW w:type="dxa" w:w="1234"/>
           </w:tcPr>
           <w:p>
             <w:pPr>
@@ -4558,7 +5292,7 @@
         </w:tc>
         <w:tc>
           <w:tcPr>
-            <w:tcW w:type="dxa" w:w="1080"/>
+            <w:tcW w:type="dxa" w:w="1234"/>
           </w:tcPr>
           <w:p>
             <w:pPr>
@@ -4578,7 +5312,7 @@
       <w:tr>
         <w:tc>
           <w:tcPr>
-            <w:tcW w:type="dxa" w:w="1080"/>
+            <w:tcW w:type="dxa" w:w="1234"/>
           </w:tcPr>
           <w:p>
             <w:pPr>
@@ -4597,7 +5331,7 @@
         </w:tc>
         <w:tc>
           <w:tcPr>
-            <w:tcW w:type="dxa" w:w="1080"/>
+            <w:tcW w:type="dxa" w:w="1234"/>
           </w:tcPr>
           <w:p>
             <w:pPr>
@@ -4616,7 +5350,7 @@
         </w:tc>
         <w:tc>
           <w:tcPr>
-            <w:tcW w:type="dxa" w:w="1080"/>
+            <w:tcW w:type="dxa" w:w="1234"/>
           </w:tcPr>
           <w:p>
             <w:pPr>
@@ -4635,7 +5369,7 @@
         </w:tc>
         <w:tc>
           <w:tcPr>
-            <w:tcW w:type="dxa" w:w="1080"/>
+            <w:tcW w:type="dxa" w:w="1234"/>
           </w:tcPr>
           <w:p>
             <w:pPr>
@@ -4654,7 +5388,7 @@
         </w:tc>
         <w:tc>
           <w:tcPr>
-            <w:tcW w:type="dxa" w:w="1080"/>
+            <w:tcW w:type="dxa" w:w="1234"/>
           </w:tcPr>
           <w:p>
             <w:pPr>
@@ -4673,26 +5407,7 @@
         </w:tc>
         <w:tc>
           <w:tcPr>
-            <w:tcW w:type="dxa" w:w="1080"/>
-          </w:tcPr>
-          <w:p>
-            <w:pPr>
-              <w:spacing w:after="0" w:before="0"/>
-            </w:pPr>
-            <w:r/>
-            <w:r>
-              <w:rPr>
-                <w:rFonts w:ascii="宋体" w:hAnsi="宋体" w:eastAsia="宋体"/>
-                <w:b/>
-                <w:sz w:val="18"/>
-              </w:rPr>
-              <w:t>100%</w:t>
-            </w:r>
-          </w:p>
-        </w:tc>
-        <w:tc>
-          <w:tcPr>
-            <w:tcW w:type="dxa" w:w="1080"/>
+            <w:tcW w:type="dxa" w:w="1234"/>
           </w:tcPr>
           <w:p>
             <w:pPr>
@@ -4711,7 +5426,7 @@
         </w:tc>
         <w:tc>
           <w:tcPr>
-            <w:tcW w:type="dxa" w:w="1080"/>
+            <w:tcW w:type="dxa" w:w="1234"/>
           </w:tcPr>
           <w:p>
             <w:pPr>
@@ -4732,7 +5447,7 @@
       <w:tr>
         <w:tc>
           <w:tcPr>
-            <w:tcW w:type="dxa" w:w="1080"/>
+            <w:tcW w:type="dxa" w:w="1234"/>
           </w:tcPr>
           <w:p>
             <w:pPr>
@@ -4750,7 +5465,7 @@
         </w:tc>
         <w:tc>
           <w:tcPr>
-            <w:tcW w:type="dxa" w:w="1080"/>
+            <w:tcW w:type="dxa" w:w="1234"/>
           </w:tcPr>
           <w:p>
             <w:pPr>
@@ -4768,7 +5483,7 @@
         </w:tc>
         <w:tc>
           <w:tcPr>
-            <w:tcW w:type="dxa" w:w="1080"/>
+            <w:tcW w:type="dxa" w:w="1234"/>
           </w:tcPr>
           <w:p>
             <w:pPr>
@@ -4786,7 +5501,7 @@
         </w:tc>
         <w:tc>
           <w:tcPr>
-            <w:tcW w:type="dxa" w:w="1080"/>
+            <w:tcW w:type="dxa" w:w="1234"/>
           </w:tcPr>
           <w:p>
             <w:pPr>
@@ -4804,7 +5519,7 @@
         </w:tc>
         <w:tc>
           <w:tcPr>
-            <w:tcW w:type="dxa" w:w="1080"/>
+            <w:tcW w:type="dxa" w:w="1234"/>
           </w:tcPr>
           <w:p>
             <w:pPr>
@@ -4822,25 +5537,7 @@
         </w:tc>
         <w:tc>
           <w:tcPr>
-            <w:tcW w:type="dxa" w:w="1080"/>
-          </w:tcPr>
-          <w:p>
-            <w:pPr>
-              <w:spacing w:after="0" w:before="0"/>
-            </w:pPr>
-            <w:r/>
-            <w:r>
-              <w:rPr>
-                <w:rFonts w:ascii="宋体" w:hAnsi="宋体" w:eastAsia="宋体"/>
-                <w:sz w:val="18"/>
-              </w:rPr>
-              <w:t>100%</w:t>
-            </w:r>
-          </w:p>
-        </w:tc>
-        <w:tc>
-          <w:tcPr>
-            <w:tcW w:type="dxa" w:w="1080"/>
+            <w:tcW w:type="dxa" w:w="1234"/>
           </w:tcPr>
           <w:p>
             <w:pPr>
@@ -4858,7 +5555,7 @@
         </w:tc>
         <w:tc>
           <w:tcPr>
-            <w:tcW w:type="dxa" w:w="1080"/>
+            <w:tcW w:type="dxa" w:w="1234"/>
           </w:tcPr>
           <w:p>
             <w:pPr>
@@ -4884,97 +5581,23 @@
       <w:r>
         <w:rPr>
           <w:rFonts w:ascii="宋体" w:hAnsi="宋体" w:eastAsia="宋体"/>
-          <w:b/>
-          <w:sz w:val="21"/>
-        </w:rPr>
-        <w:t>`fatigue` / `phone` / `glance` 在 15 帧（1.0 秒）下就已经全部 100%</w:t>
-      </w:r>
-      <w:r>
-        <w:rPr>
-          <w:rFonts w:ascii="宋体" w:hAnsi="宋体" w:eastAsia="宋体"/>
-          <w:sz w:val="21"/>
-        </w:rPr>
-        <w:t>，</w:t>
-      </w:r>
-    </w:p>
-    <w:p>
-      <w:pPr>
-        <w:spacing w:after="120" w:line="300" w:lineRule="auto"/>
-      </w:pPr>
-      <w:r>
-        <w:rPr>
-          <w:rFonts w:ascii="宋体" w:hAnsi="宋体" w:eastAsia="宋体"/>
-          <w:sz w:val="21"/>
-        </w:rPr>
-        <w:t>混淆对概率 0.019~0.069。</w:t>
-      </w:r>
-      <w:r>
-        <w:rPr>
-          <w:rFonts w:ascii="宋体" w:hAnsi="宋体" w:eastAsia="宋体"/>
-          <w:b/>
-          <w:sz w:val="21"/>
-        </w:rPr>
-        <w:t>1 秒的窗口照样能分开疲劳和看手机</w:t>
-      </w:r>
-      <w:r>
-        <w:rPr>
-          <w:rFonts w:ascii="宋体" w:hAnsi="宋体" w:eastAsia="宋体"/>
-          <w:sz w:val="21"/>
-        </w:rPr>
-        <w:t>——</w:t>
-      </w:r>
-    </w:p>
-    <w:p>
-      <w:pPr>
-        <w:spacing w:after="120" w:line="300" w:lineRule="auto"/>
-      </w:pPr>
-      <w:r>
-        <w:rPr>
-          <w:rFonts w:ascii="宋体" w:hAnsi="宋体" w:eastAsia="宋体"/>
-          <w:sz w:val="21"/>
-        </w:rPr>
-        <w:t>"必须装下一个完整点头周期"的假设是错的。</w:t>
-      </w:r>
-    </w:p>
-    <w:p>
-      <w:pPr>
-        <w:spacing w:after="120" w:line="300" w:lineRule="auto"/>
-      </w:pPr>
-      <w:r>
-        <w:rPr>
-          <w:rFonts w:ascii="宋体" w:hAnsi="宋体" w:eastAsia="宋体"/>
-          <w:sz w:val="21"/>
-        </w:rPr>
-        <w:t>丢掉的准确率</w:t>
-      </w:r>
-      <w:r>
-        <w:rPr>
-          <w:rFonts w:ascii="宋体" w:hAnsi="宋体" w:eastAsia="宋体"/>
-          <w:b/>
-          <w:sz w:val="21"/>
-        </w:rPr>
-        <w:t>全部集中在 `normal` 一类</w:t>
-      </w:r>
-      <w:r>
-        <w:rPr>
-          <w:rFonts w:ascii="宋体" w:hAnsi="宋体" w:eastAsia="宋体"/>
-          <w:sz w:val="21"/>
-        </w:rPr>
-        <w:t xml:space="preserve">，且只集中在 </w:t>
+          <w:sz w:val="21"/>
+        </w:rPr>
+        <w:t xml:space="preserve">（原表还有一列 </w:t>
       </w:r>
       <w:r>
         <w:rPr>
           <w:rFonts w:ascii="Consolas" w:hAnsi="Consolas" w:eastAsia="Consolas"/>
           <w:sz w:val="18"/>
         </w:rPr>
-        <w:t>normal_03</w:t>
-      </w:r>
-      <w:r>
-        <w:rPr>
-          <w:rFonts w:ascii="宋体" w:hAnsi="宋体" w:eastAsia="宋体"/>
-          <w:sz w:val="21"/>
-        </w:rPr>
-        <w:t xml:space="preserve"> 一个片段上</w:t>
+        <w:t>glance</w:t>
+      </w:r>
+      <w:r>
+        <w:rPr>
+          <w:rFonts w:ascii="宋体" w:hAnsi="宋体" w:eastAsia="宋体"/>
+          <w:sz w:val="21"/>
+        </w:rPr>
+        <w:t>，与本表其余各列一样是那个时代 6 段/类的测试集上量出来的；</w:t>
       </w:r>
     </w:p>
     <w:p>
@@ -4986,13 +5609,140 @@
           <w:rFonts w:ascii="宋体" w:hAnsi="宋体" w:eastAsia="宋体"/>
           <w:sz w:val="21"/>
         </w:rPr>
-        <w:t xml:space="preserve">（标定显示其平均概率为 </w:t>
+        <w:t xml:space="preserve">该类别已删，那一列随之去掉 —— </w:t>
+      </w:r>
+      <w:r>
+        <w:rPr>
+          <w:rFonts w:ascii="宋体" w:hAnsi="宋体" w:eastAsia="宋体"/>
+          <w:b/>
+          <w:sz w:val="21"/>
+        </w:rPr>
+        <w:t>不是"重扫后它变了"，是这一类不存在了</w:t>
+      </w:r>
+      <w:r>
+        <w:rPr>
+          <w:rFonts w:ascii="宋体" w:hAnsi="宋体" w:eastAsia="宋体"/>
+          <w:sz w:val="21"/>
+        </w:rPr>
+        <w:t>。）</w:t>
+      </w:r>
+    </w:p>
+    <w:p>
+      <w:pPr>
+        <w:spacing w:after="120" w:line="300" w:lineRule="auto"/>
+      </w:pPr>
+      <w:r>
+        <w:rPr>
+          <w:rFonts w:ascii="宋体" w:hAnsi="宋体" w:eastAsia="宋体"/>
+          <w:b/>
+          <w:sz w:val="21"/>
+        </w:rPr>
+        <w:t>`fatigue` / `phone` 在 15 帧（1.0 秒）下就已经全部 100%</w:t>
+      </w:r>
+      <w:r>
+        <w:rPr>
+          <w:rFonts w:ascii="宋体" w:hAnsi="宋体" w:eastAsia="宋体"/>
+          <w:sz w:val="21"/>
+        </w:rPr>
+        <w:t>，</w:t>
+      </w:r>
+    </w:p>
+    <w:p>
+      <w:pPr>
+        <w:spacing w:after="120" w:line="300" w:lineRule="auto"/>
+      </w:pPr>
+      <w:r>
+        <w:rPr>
+          <w:rFonts w:ascii="宋体" w:hAnsi="宋体" w:eastAsia="宋体"/>
+          <w:sz w:val="21"/>
+        </w:rPr>
+        <w:t>混淆对概率 0.019~0.069。</w:t>
+      </w:r>
+      <w:r>
+        <w:rPr>
+          <w:rFonts w:ascii="宋体" w:hAnsi="宋体" w:eastAsia="宋体"/>
+          <w:b/>
+          <w:sz w:val="21"/>
+        </w:rPr>
+        <w:t>1 秒的窗口照样能分开疲劳和看手机</w:t>
+      </w:r>
+      <w:r>
+        <w:rPr>
+          <w:rFonts w:ascii="宋体" w:hAnsi="宋体" w:eastAsia="宋体"/>
+          <w:sz w:val="21"/>
+        </w:rPr>
+        <w:t>——</w:t>
+      </w:r>
+    </w:p>
+    <w:p>
+      <w:pPr>
+        <w:spacing w:after="120" w:line="300" w:lineRule="auto"/>
+      </w:pPr>
+      <w:r>
+        <w:rPr>
+          <w:rFonts w:ascii="宋体" w:hAnsi="宋体" w:eastAsia="宋体"/>
+          <w:sz w:val="21"/>
+        </w:rPr>
+        <w:t>"必须装下一个完整点头周期"的假设是错的。</w:t>
+      </w:r>
+    </w:p>
+    <w:p>
+      <w:pPr>
+        <w:spacing w:after="120" w:line="300" w:lineRule="auto"/>
+      </w:pPr>
+      <w:r>
+        <w:rPr>
+          <w:rFonts w:ascii="宋体" w:hAnsi="宋体" w:eastAsia="宋体"/>
+          <w:sz w:val="21"/>
+        </w:rPr>
+        <w:t>丢掉的准确率</w:t>
+      </w:r>
+      <w:r>
+        <w:rPr>
+          <w:rFonts w:ascii="宋体" w:hAnsi="宋体" w:eastAsia="宋体"/>
+          <w:b/>
+          <w:sz w:val="21"/>
+        </w:rPr>
+        <w:t>全部集中在 `normal` 一类</w:t>
+      </w:r>
+      <w:r>
+        <w:rPr>
+          <w:rFonts w:ascii="宋体" w:hAnsi="宋体" w:eastAsia="宋体"/>
+          <w:sz w:val="21"/>
+        </w:rPr>
+        <w:t xml:space="preserve">，且只集中在 </w:t>
       </w:r>
       <w:r>
         <w:rPr>
           <w:rFonts w:ascii="Consolas" w:hAnsi="Consolas" w:eastAsia="Consolas"/>
           <w:sz w:val="18"/>
         </w:rPr>
+        <w:t>normal_03</w:t>
+      </w:r>
+      <w:r>
+        <w:rPr>
+          <w:rFonts w:ascii="宋体" w:hAnsi="宋体" w:eastAsia="宋体"/>
+          <w:sz w:val="21"/>
+        </w:rPr>
+        <w:t xml:space="preserve"> 一个片段上</w:t>
+      </w:r>
+    </w:p>
+    <w:p>
+      <w:pPr>
+        <w:spacing w:after="120" w:line="300" w:lineRule="auto"/>
+      </w:pPr>
+      <w:r>
+        <w:rPr>
+          <w:rFonts w:ascii="宋体" w:hAnsi="宋体" w:eastAsia="宋体"/>
+          <w:sz w:val="21"/>
+        </w:rPr>
+        <w:t xml:space="preserve">（标定显示其平均概率为 </w:t>
+      </w:r>
+      <w:r>
+        <w:rPr>
+          <w:rFonts w:ascii="Consolas" w:hAnsi="Consolas" w:eastAsia="Consolas"/>
+          <w:sz w:val="18"/>
+        </w:rPr>
         <w:t>nor=0.717 / fat=0.222</w:t>
       </w:r>
       <w:r>
@@ -5013,6 +5763,93 @@
           <w:sz w:val="21"/>
         </w:rPr>
         <w:t>是全场唯一一个"像疲劳"的正常片段）。</w:t>
+      </w:r>
+    </w:p>
+    <w:p>
+      <w:pPr>
+        <w:spacing w:after="120" w:line="300" w:lineRule="auto"/>
+      </w:pPr>
+      <w:r>
+        <w:rPr>
+          <w:rFonts w:ascii="宋体" w:hAnsi="宋体" w:eastAsia="宋体"/>
+          <w:sz w:val="21"/>
+        </w:rPr>
+        <w:t xml:space="preserve">（三类重训后，扮演同一个角色的是 </w:t>
+      </w:r>
+      <w:r>
+        <w:rPr>
+          <w:rFonts w:ascii="宋体" w:hAnsi="宋体" w:eastAsia="宋体"/>
+          <w:b/>
+          <w:sz w:val="21"/>
+        </w:rPr>
+        <w:t>`normal_14`</w:t>
+      </w:r>
+      <w:r>
+        <w:rPr>
+          <w:rFonts w:ascii="宋体" w:hAnsi="宋体" w:eastAsia="宋体"/>
+          <w:sz w:val="21"/>
+        </w:rPr>
+        <w:t>：逐帧正确率 82.0%、开场几帧判成</w:t>
+      </w:r>
+    </w:p>
+    <w:p>
+      <w:pPr>
+        <w:spacing w:after="120" w:line="300" w:lineRule="auto"/>
+      </w:pPr>
+      <w:r>
+        <w:rPr>
+          <w:rFonts w:ascii="Consolas" w:hAnsi="Consolas" w:eastAsia="Consolas"/>
+          <w:sz w:val="18"/>
+        </w:rPr>
+        <w:t>fatigue</w:t>
+      </w:r>
+      <w:r>
+        <w:rPr>
+          <w:rFonts w:ascii="宋体" w:hAnsi="宋体" w:eastAsia="宋体"/>
+          <w:sz w:val="21"/>
+        </w:rPr>
+        <w:t>，</w:t>
+      </w:r>
+      <w:r>
+        <w:rPr>
+          <w:rFonts w:ascii="Consolas" w:hAnsi="Consolas" w:eastAsia="Consolas"/>
+          <w:sz w:val="18"/>
+        </w:rPr>
+        <w:t>P(normal)</w:t>
+      </w:r>
+      <w:r>
+        <w:rPr>
+          <w:rFonts w:ascii="宋体" w:hAnsi="宋体" w:eastAsia="宋体"/>
+          <w:sz w:val="21"/>
+        </w:rPr>
+        <w:t xml:space="preserve"> 均值 0.661。它的成因</w:t>
+      </w:r>
+      <w:r>
+        <w:rPr>
+          <w:rFonts w:ascii="宋体" w:hAnsi="宋体" w:eastAsia="宋体"/>
+          <w:b/>
+          <w:sz w:val="21"/>
+        </w:rPr>
+        <w:t>不是模型退化</w:t>
+      </w:r>
+      <w:r>
+        <w:rPr>
+          <w:rFonts w:ascii="宋体" w:hAnsi="宋体" w:eastAsia="宋体"/>
+          <w:sz w:val="21"/>
+        </w:rPr>
+        <w:t>，是那一段本身就是</w:t>
+      </w:r>
+    </w:p>
+    <w:p>
+      <w:pPr>
+        <w:spacing w:after="120" w:line="300" w:lineRule="auto"/>
+      </w:pPr>
+      <w:r>
+        <w:rPr>
+          <w:rFonts w:ascii="宋体" w:hAnsi="宋体" w:eastAsia="宋体"/>
+          <w:sz w:val="21"/>
+        </w:rPr>
+        <w:t>"姿态边界"素材 —— 详见 7.4 第 5 条。）</w:t>
       </w:r>
     </w:p>
     <w:p>
@@ -5401,170 +6238,278 @@
           <w:rFonts w:ascii="宋体" w:hAnsi="宋体" w:eastAsia="宋体"/>
           <w:sz w:val="21"/>
         </w:rPr>
-        <w:t xml:space="preserve"> 素材涨到 106 段后重新训练</w:t>
+        <w:t xml:space="preserve"> 当前口径是</w:t>
+      </w:r>
+      <w:r>
+        <w:rPr>
+          <w:rFonts w:ascii="宋体" w:hAnsi="宋体" w:eastAsia="宋体"/>
+          <w:b/>
+          <w:sz w:val="21"/>
+        </w:rPr>
+        <w:t>三类 79 段</w:t>
+      </w:r>
+      <w:r>
+        <w:rPr>
+          <w:rFonts w:ascii="宋体" w:hAnsi="宋体" w:eastAsia="宋体"/>
+          <w:sz w:val="21"/>
+        </w:rPr>
+        <w:t>重训的</w:t>
       </w:r>
     </w:p>
     <w:p>
       <w:pPr>
         <w:spacing w:after="120" w:line="300" w:lineRule="auto"/>
       </w:pPr>
-      <w:r>
-        <w:rPr>
-          <w:rFonts w:ascii="宋体" w:hAnsi="宋体" w:eastAsia="宋体"/>
-          <w:sz w:val="21"/>
-        </w:rPr>
-        <w:t>（</w:t>
-      </w:r>
       <w:r>
         <w:rPr>
           <w:rFonts w:ascii="Consolas" w:hAnsi="Consolas" w:eastAsia="Consolas"/>
           <w:sz w:val="18"/>
         </w:rPr>
+        <w:t>runs/fatigue3</w:t>
+      </w:r>
+      <w:r>
+        <w:rPr>
+          <w:rFonts w:ascii="宋体" w:hAnsi="宋体" w:eastAsia="宋体"/>
+          <w:sz w:val="21"/>
+        </w:rPr>
+        <w:t xml:space="preserve">（139 个测试窗）：窗口级准确率 </w:t>
+      </w:r>
+      <w:r>
+        <w:rPr>
+          <w:rFonts w:ascii="宋体" w:hAnsi="宋体" w:eastAsia="宋体"/>
+          <w:b/>
+          <w:sz w:val="21"/>
+        </w:rPr>
+        <w:t>80.58%</w:t>
+      </w:r>
+      <w:r>
+        <w:rPr>
+          <w:rFonts w:ascii="宋体" w:hAnsi="宋体" w:eastAsia="宋体"/>
+          <w:sz w:val="21"/>
+        </w:rPr>
+        <w:t xml:space="preserve">，宏平均 F1 </w:t>
+      </w:r>
+      <w:r>
+        <w:rPr>
+          <w:rFonts w:ascii="宋体" w:hAnsi="宋体" w:eastAsia="宋体"/>
+          <w:b/>
+          <w:sz w:val="21"/>
+        </w:rPr>
+        <w:t>0.799</w:t>
+      </w:r>
+      <w:r>
+        <w:rPr>
+          <w:rFonts w:ascii="宋体" w:hAnsi="宋体" w:eastAsia="宋体"/>
+          <w:sz w:val="21"/>
+        </w:rPr>
+        <w:t>。</w:t>
+      </w:r>
+    </w:p>
+    <w:p>
+      <w:pPr>
+        <w:spacing w:after="120" w:line="300" w:lineRule="auto"/>
+      </w:pPr>
+      <w:r>
+        <w:rPr>
+          <w:rFonts w:ascii="宋体" w:hAnsi="宋体" w:eastAsia="宋体"/>
+          <w:b/>
+          <w:sz w:val="21"/>
+        </w:rPr>
+        <w:t>下降是正常的</w:t>
+      </w:r>
+      <w:r>
+        <w:rPr>
+          <w:rFonts w:ascii="宋体" w:hAnsi="宋体" w:eastAsia="宋体"/>
+          <w:sz w:val="21"/>
+        </w:rPr>
+        <w:t>——24 段那个测试集又小又同源。分栏表与逐段结果见 7.3 与 7.4。</w:t>
+      </w:r>
+    </w:p>
+    <w:p>
+      <w:pPr>
+        <w:spacing w:after="120" w:line="300" w:lineRule="auto"/>
+      </w:pPr>
+      <w:r>
+        <w:rPr>
+          <w:rFonts w:ascii="宋体" w:hAnsi="宋体" w:eastAsia="宋体"/>
+          <w:sz w:val="21"/>
+        </w:rPr>
+        <w:t>窗口长度 45 帧这个</w:t>
+      </w:r>
+      <w:r>
+        <w:rPr>
+          <w:rFonts w:ascii="宋体" w:hAnsi="宋体" w:eastAsia="宋体"/>
+          <w:b/>
+          <w:sz w:val="21"/>
+        </w:rPr>
+        <w:t>结论</w:t>
+      </w:r>
+      <w:r>
+        <w:rPr>
+          <w:rFonts w:ascii="宋体" w:hAnsi="宋体" w:eastAsia="宋体"/>
+          <w:sz w:val="21"/>
+        </w:rPr>
+        <w:t>没有变（两次重训都用它），变的是性能数字。</w:t>
+      </w:r>
+    </w:p>
+    <w:p>
+      <w:pPr>
+        <w:ind w:left="360"/>
+      </w:pPr>
+      <w:r>
+        <w:rPr>
+          <w:rFonts w:ascii="宋体" w:hAnsi="宋体" w:eastAsia="宋体"/>
+          <w:color w:val="555555"/>
+          <w:sz w:val="21"/>
+        </w:rPr>
+        <w:t xml:space="preserve">两代之间还有一次 </w:t>
+      </w:r>
+      <w:r>
+        <w:rPr>
+          <w:rFonts w:ascii="宋体" w:hAnsi="宋体" w:eastAsia="宋体"/>
+          <w:b/>
+          <w:color w:val="555555"/>
+          <w:sz w:val="21"/>
+        </w:rPr>
+        <w:t>106 段四类</w:t>
+      </w:r>
+      <w:r>
+        <w:rPr>
+          <w:rFonts w:ascii="宋体" w:hAnsi="宋体" w:eastAsia="宋体"/>
+          <w:color w:val="555555"/>
+          <w:sz w:val="21"/>
+        </w:rPr>
+        <w:t>重训（</w:t>
+      </w:r>
+      <w:r>
+        <w:rPr>
+          <w:rFonts w:ascii="Consolas" w:hAnsi="Consolas" w:eastAsia="Consolas"/>
+          <w:color w:val="555555"/>
+          <w:sz w:val="18"/>
+        </w:rPr>
         <w:t>runs/20260922_200934</w:t>
       </w:r>
       <w:r>
         <w:rPr>
           <w:rFonts w:ascii="宋体" w:hAnsi="宋体" w:eastAsia="宋体"/>
-          <w:sz w:val="21"/>
-        </w:rPr>
-        <w:t xml:space="preserve">，176 个测试窗），窗口级准确率是 </w:t>
+          <w:color w:val="555555"/>
+          <w:sz w:val="21"/>
+        </w:rPr>
+        <w:t xml:space="preserve">：窗口级 80.11%、 宏平均 F1 0.800，召回 </w:t>
+      </w:r>
+      <w:r>
+        <w:rPr>
+          <w:rFonts w:ascii="Consolas" w:hAnsi="Consolas" w:eastAsia="Consolas"/>
+          <w:color w:val="555555"/>
+          <w:sz w:val="18"/>
+        </w:rPr>
+        <w:t>normal</w:t>
+      </w:r>
+      <w:r>
+        <w:rPr>
+          <w:rFonts w:ascii="宋体" w:hAnsi="宋体" w:eastAsia="宋体"/>
+          <w:color w:val="555555"/>
+          <w:sz w:val="21"/>
+        </w:rPr>
+        <w:t xml:space="preserve"> 0.925 / </w:t>
+      </w:r>
+      <w:r>
+        <w:rPr>
+          <w:rFonts w:ascii="Consolas" w:hAnsi="Consolas" w:eastAsia="Consolas"/>
+          <w:color w:val="555555"/>
+          <w:sz w:val="18"/>
+        </w:rPr>
+        <w:t>glance</w:t>
+      </w:r>
+      <w:r>
+        <w:rPr>
+          <w:rFonts w:ascii="宋体" w:hAnsi="宋体" w:eastAsia="宋体"/>
+          <w:color w:val="555555"/>
+          <w:sz w:val="21"/>
+        </w:rPr>
+        <w:t xml:space="preserve"> 0.651 / </w:t>
+      </w:r>
+      <w:r>
+        <w:rPr>
+          <w:rFonts w:ascii="Consolas" w:hAnsi="Consolas" w:eastAsia="Consolas"/>
+          <w:color w:val="555555"/>
+          <w:sz w:val="18"/>
+        </w:rPr>
+        <w:t>phone</w:t>
+      </w:r>
+      <w:r>
+        <w:rPr>
+          <w:rFonts w:ascii="宋体" w:hAnsi="宋体" w:eastAsia="宋体"/>
+          <w:color w:val="555555"/>
+          <w:sz w:val="21"/>
+        </w:rPr>
+        <w:t xml:space="preserve"> 0.760 / </w:t>
+      </w:r>
+      <w:r>
+        <w:rPr>
+          <w:rFonts w:ascii="Consolas" w:hAnsi="Consolas" w:eastAsia="Consolas"/>
+          <w:color w:val="555555"/>
+          <w:sz w:val="18"/>
+        </w:rPr>
+        <w:t>fatigue</w:t>
+      </w:r>
+      <w:r>
+        <w:rPr>
+          <w:rFonts w:ascii="宋体" w:hAnsi="宋体" w:eastAsia="宋体"/>
+          <w:color w:val="555555"/>
+          <w:sz w:val="21"/>
+        </w:rPr>
+        <w:t xml:space="preserve"> 0.884）。</w:t>
       </w:r>
       <w:r>
         <w:rPr>
           <w:rFonts w:ascii="宋体" w:hAnsi="宋体" w:eastAsia="宋体"/>
           <w:b/>
-          <w:sz w:val="21"/>
-        </w:rPr>
-        <w:t>80.11%</w:t>
-      </w:r>
-      <w:r>
-        <w:rPr>
-          <w:rFonts w:ascii="宋体" w:hAnsi="宋体" w:eastAsia="宋体"/>
-          <w:sz w:val="21"/>
-        </w:rPr>
-        <w:t>、</w:t>
-      </w:r>
-    </w:p>
-    <w:p>
-      <w:pPr>
-        <w:spacing w:after="120" w:line="300" w:lineRule="auto"/>
-      </w:pPr>
-      <w:r>
-        <w:rPr>
-          <w:rFonts w:ascii="宋体" w:hAnsi="宋体" w:eastAsia="宋体"/>
-          <w:sz w:val="21"/>
-        </w:rPr>
-        <w:t>宏平均 F1 0.800：</w:t>
+          <w:color w:val="555555"/>
+          <w:sz w:val="21"/>
+        </w:rPr>
+        <w:t>那个模型的类别集已经作废</w:t>
+      </w:r>
+      <w:r>
+        <w:rPr>
+          <w:rFonts w:ascii="宋体" w:hAnsi="宋体" w:eastAsia="宋体"/>
+          <w:color w:val="555555"/>
+          <w:sz w:val="21"/>
+        </w:rPr>
+        <w:t xml:space="preserve">，这组数字只作历史记录， 不要再往材料里放 —— 它与 </w:t>
       </w:r>
       <w:r>
         <w:rPr>
           <w:rFonts w:ascii="Consolas" w:hAnsi="Consolas" w:eastAsia="Consolas"/>
+          <w:color w:val="555555"/>
           <w:sz w:val="18"/>
         </w:rPr>
-        <w:t>normal</w:t>
-      </w:r>
-      <w:r>
-        <w:rPr>
-          <w:rFonts w:ascii="宋体" w:hAnsi="宋体" w:eastAsia="宋体"/>
-          <w:sz w:val="21"/>
-        </w:rPr>
-        <w:t xml:space="preserve"> 0.925 / </w:t>
-      </w:r>
-      <w:r>
-        <w:rPr>
-          <w:rFonts w:ascii="Consolas" w:hAnsi="Consolas" w:eastAsia="Consolas"/>
-          <w:sz w:val="18"/>
-        </w:rPr>
-        <w:t>glance</w:t>
-      </w:r>
-      <w:r>
-        <w:rPr>
-          <w:rFonts w:ascii="宋体" w:hAnsi="宋体" w:eastAsia="宋体"/>
-          <w:sz w:val="21"/>
-        </w:rPr>
-        <w:t xml:space="preserve"> 0.651 / </w:t>
-      </w:r>
-      <w:r>
-        <w:rPr>
-          <w:rFonts w:ascii="Consolas" w:hAnsi="Consolas" w:eastAsia="Consolas"/>
-          <w:sz w:val="18"/>
-        </w:rPr>
-        <w:t>phone</w:t>
-      </w:r>
-      <w:r>
-        <w:rPr>
-          <w:rFonts w:ascii="宋体" w:hAnsi="宋体" w:eastAsia="宋体"/>
-          <w:sz w:val="21"/>
-        </w:rPr>
-        <w:t xml:space="preserve"> 0.760 / </w:t>
-      </w:r>
-      <w:r>
-        <w:rPr>
-          <w:rFonts w:ascii="Consolas" w:hAnsi="Consolas" w:eastAsia="Consolas"/>
-          <w:sz w:val="18"/>
-        </w:rPr>
-        <w:t>fatigue</w:t>
-      </w:r>
-      <w:r>
-        <w:rPr>
-          <w:rFonts w:ascii="宋体" w:hAnsi="宋体" w:eastAsia="宋体"/>
-          <w:sz w:val="21"/>
-        </w:rPr>
-        <w:t xml:space="preserve"> 0.884</w:t>
-      </w:r>
-    </w:p>
-    <w:p>
-      <w:pPr>
-        <w:spacing w:after="120" w:line="300" w:lineRule="auto"/>
-      </w:pPr>
-      <w:r>
-        <w:rPr>
-          <w:rFonts w:ascii="宋体" w:hAnsi="宋体" w:eastAsia="宋体"/>
-          <w:sz w:val="21"/>
-        </w:rPr>
-        <w:t>（召回）。</w:t>
+        <w:t>runs/fatigue3</w:t>
+      </w:r>
+      <w:r>
+        <w:rPr>
+          <w:rFonts w:ascii="宋体" w:hAnsi="宋体" w:eastAsia="宋体"/>
+          <w:color w:val="555555"/>
+          <w:sz w:val="21"/>
+        </w:rPr>
+        <w:t xml:space="preserve"> 的</w:t>
       </w:r>
       <w:r>
         <w:rPr>
           <w:rFonts w:ascii="宋体" w:hAnsi="宋体" w:eastAsia="宋体"/>
           <w:b/>
-          <w:sz w:val="21"/>
-        </w:rPr>
-        <w:t>下降是正常的</w:t>
-      </w:r>
-      <w:r>
-        <w:rPr>
-          <w:rFonts w:ascii="宋体" w:hAnsi="宋体" w:eastAsia="宋体"/>
-          <w:sz w:val="21"/>
-        </w:rPr>
-        <w:t>——原来 24 段的测试集又小又同源。当前口径见 7.3 与 7.4。</w:t>
-      </w:r>
-    </w:p>
-    <w:p>
-      <w:pPr>
-        <w:spacing w:after="120" w:line="300" w:lineRule="auto"/>
-      </w:pPr>
-      <w:r>
-        <w:rPr>
-          <w:rFonts w:ascii="宋体" w:hAnsi="宋体" w:eastAsia="宋体"/>
-          <w:sz w:val="21"/>
-        </w:rPr>
-        <w:t>窗口长度 45 帧这个</w:t>
-      </w:r>
-      <w:r>
-        <w:rPr>
-          <w:rFonts w:ascii="宋体" w:hAnsi="宋体" w:eastAsia="宋体"/>
-          <w:b/>
-          <w:sz w:val="21"/>
-        </w:rPr>
-        <w:t>结论</w:t>
-      </w:r>
-      <w:r>
-        <w:rPr>
-          <w:rFonts w:ascii="宋体" w:hAnsi="宋体" w:eastAsia="宋体"/>
-          <w:sz w:val="21"/>
-        </w:rPr>
-        <w:t>没有变（重训仍用它），变的是性能数字。</w:t>
+          <w:color w:val="555555"/>
+          <w:sz w:val="21"/>
+        </w:rPr>
+        <w:t>分母和训练集都不是同一批</w:t>
+      </w:r>
+      <w:r>
+        <w:rPr>
+          <w:rFonts w:ascii="宋体" w:hAnsi="宋体" w:eastAsia="宋体"/>
+          <w:color w:val="555555"/>
+          <w:sz w:val="21"/>
+        </w:rPr>
+        <w:t>。</w:t>
       </w:r>
     </w:p>
     <w:p>
@@ -5935,7 +6880,7 @@
                 <w:b/>
                 <w:sz w:val="18"/>
               </w:rPr>
-              <w:t>触发类</w:t>
+              <w:t>触发来源</w:t>
             </w:r>
           </w:p>
         </w:tc>
@@ -6026,6 +6971,13 @@
             <w:r/>
             <w:r>
               <w:rPr>
+                <w:rFonts w:ascii="宋体" w:hAnsi="宋体" w:eastAsia="宋体"/>
+                <w:sz w:val="18"/>
+              </w:rPr>
+              <w:t xml:space="preserve">支路一判 </w:t>
+            </w:r>
+            <w:r>
+              <w:rPr>
                 <w:rFonts w:ascii="Consolas" w:hAnsi="Consolas" w:eastAsia="Consolas"/>
                 <w:sz w:val="18"/>
               </w:rPr>
@@ -6093,7 +7045,7 @@
                 <w:rFonts w:ascii="宋体" w:hAnsi="宋体" w:eastAsia="宋体"/>
                 <w:sz w:val="18"/>
               </w:rPr>
-              <w:t xml:space="preserve"> 注意</w:t>
+              <w:t xml:space="preserve"> 轻度疲劳</w:t>
             </w:r>
           </w:p>
         </w:tc>
@@ -6108,10 +7060,53 @@
             <w:r/>
             <w:r>
               <w:rPr>
+                <w:rFonts w:ascii="宋体" w:hAnsi="宋体" w:eastAsia="宋体"/>
+                <w:sz w:val="18"/>
+              </w:rPr>
+              <w:t xml:space="preserve">支路一判 </w:t>
+            </w:r>
+            <w:r>
+              <w:rPr>
                 <w:rFonts w:ascii="Consolas" w:hAnsi="Consolas" w:eastAsia="Consolas"/>
                 <w:sz w:val="18"/>
               </w:rPr>
-              <w:t>glance</w:t>
+              <w:t>normal</w:t>
+            </w:r>
+            <w:r>
+              <w:rPr>
+                <w:rFonts w:ascii="宋体" w:hAnsi="宋体" w:eastAsia="宋体"/>
+                <w:sz w:val="18"/>
+              </w:rPr>
+              <w:t xml:space="preserve"> </w:t>
+            </w:r>
+            <w:r>
+              <w:rPr>
+                <w:rFonts w:ascii="宋体" w:hAnsi="宋体" w:eastAsia="宋体"/>
+                <w:b/>
+                <w:sz w:val="18"/>
+              </w:rPr>
+              <w:t>且</w:t>
+            </w:r>
+            <w:r>
+              <w:rPr>
+                <w:rFonts w:ascii="宋体" w:hAnsi="宋体" w:eastAsia="宋体"/>
+                <w:sz w:val="18"/>
+              </w:rPr>
+              <w:t xml:space="preserve"> 支路二报了闭眼（</w:t>
+            </w:r>
+            <w:r>
+              <w:rPr>
+                <w:rFonts w:ascii="Consolas" w:hAnsi="Consolas" w:eastAsia="Consolas"/>
+                <w:sz w:val="18"/>
+              </w:rPr>
+              <w:t>l2 = 1</w:t>
+            </w:r>
+            <w:r>
+              <w:rPr>
+                <w:rFonts w:ascii="宋体" w:hAnsi="宋体" w:eastAsia="宋体"/>
+                <w:sz w:val="18"/>
+              </w:rPr>
+              <w:t>）或打哈欠规则命中</w:t>
             </w:r>
           </w:p>
         </w:tc>
@@ -6147,7 +7142,7 @@
                 <w:rFonts w:ascii="宋体" w:hAnsi="宋体" w:eastAsia="宋体"/>
                 <w:sz w:val="18"/>
               </w:rPr>
-              <w:t>—</w:t>
+              <w:t>"长时间驾驶，建议适当休息"</w:t>
             </w:r>
           </w:p>
         </w:tc>
@@ -6175,7 +7170,7 @@
                 <w:rFonts w:ascii="宋体" w:hAnsi="宋体" w:eastAsia="宋体"/>
                 <w:sz w:val="18"/>
               </w:rPr>
-              <w:t xml:space="preserve"> 警告</w:t>
+              <w:t xml:space="preserve"> 中度疲劳</w:t>
             </w:r>
           </w:p>
         </w:tc>
@@ -6190,10 +7185,24 @@
             <w:r/>
             <w:r>
               <w:rPr>
+                <w:rFonts w:ascii="宋体" w:hAnsi="宋体" w:eastAsia="宋体"/>
+                <w:sz w:val="18"/>
+              </w:rPr>
+              <w:t>支路二报持续闭眼（</w:t>
+            </w:r>
+            <w:r>
+              <w:rPr>
                 <w:rFonts w:ascii="Consolas" w:hAnsi="Consolas" w:eastAsia="Consolas"/>
                 <w:sz w:val="18"/>
               </w:rPr>
-              <w:t>phone</w:t>
+              <w:t>l2 = 2</w:t>
+            </w:r>
+            <w:r>
+              <w:rPr>
+                <w:rFonts w:ascii="宋体" w:hAnsi="宋体" w:eastAsia="宋体"/>
+                <w:sz w:val="18"/>
+              </w:rPr>
+              <w:t>，闸门开着才投）</w:t>
             </w:r>
           </w:p>
         </w:tc>
@@ -6229,7 +7238,7 @@
                 <w:rFonts w:ascii="宋体" w:hAnsi="宋体" w:eastAsia="宋体"/>
                 <w:sz w:val="18"/>
               </w:rPr>
-              <w:t>"检测到持续低头看手机"</w:t>
+              <w:t>"检测到困倦，请尽快寻找服务区休整"</w:t>
             </w:r>
           </w:p>
         </w:tc>
@@ -6257,7 +7266,7 @@
                 <w:rFonts w:ascii="宋体" w:hAnsi="宋体" w:eastAsia="宋体"/>
                 <w:sz w:val="18"/>
               </w:rPr>
-              <w:t xml:space="preserve"> 紧急</w:t>
+              <w:t xml:space="preserve"> 重度疲劳</w:t>
             </w:r>
           </w:p>
         </w:tc>
@@ -6272,10 +7281,38 @@
             <w:r/>
             <w:r>
               <w:rPr>
+                <w:rFonts w:ascii="宋体" w:hAnsi="宋体" w:eastAsia="宋体"/>
+                <w:sz w:val="18"/>
+              </w:rPr>
+              <w:t xml:space="preserve">支路一判 </w:t>
+            </w:r>
+            <w:r>
+              <w:rPr>
+                <w:rFonts w:ascii="Consolas" w:hAnsi="Consolas" w:eastAsia="Consolas"/>
+                <w:sz w:val="18"/>
+              </w:rPr>
+              <w:t>phone</w:t>
+            </w:r>
+            <w:r>
+              <w:rPr>
+                <w:rFonts w:ascii="宋体" w:hAnsi="宋体" w:eastAsia="宋体"/>
+                <w:sz w:val="18"/>
+              </w:rPr>
+              <w:t xml:space="preserve">（头部持续低垂）或 </w:t>
+            </w:r>
+            <w:r>
+              <w:rPr>
                 <w:rFonts w:ascii="Consolas" w:hAnsi="Consolas" w:eastAsia="Consolas"/>
                 <w:sz w:val="18"/>
               </w:rPr>
               <w:t>fatigue</w:t>
+            </w:r>
+            <w:r>
+              <w:rPr>
+                <w:rFonts w:ascii="宋体" w:hAnsi="宋体" w:eastAsia="宋体"/>
+                <w:sz w:val="18"/>
+              </w:rPr>
+              <w:t>（疲劳点头）</w:t>
             </w:r>
           </w:p>
         </w:tc>
@@ -6311,7 +7348,7 @@
                 <w:rFonts w:ascii="宋体" w:hAnsi="宋体" w:eastAsia="宋体"/>
                 <w:sz w:val="18"/>
               </w:rPr>
-              <w:t>"检测到疲劳驾驶"</w:t>
+              <w:t>"风险较高，请立即靠边停车！"</w:t>
             </w:r>
           </w:p>
         </w:tc>
@@ -6325,9 +7362,656 @@
       <w:r>
         <w:rPr>
           <w:rFonts w:ascii="宋体" w:hAnsi="宋体" w:eastAsia="宋体"/>
-          <w:sz w:val="21"/>
-        </w:rPr>
-        <w:t>L1 不发声是刻意的：瞟一眼后视镜也出声会把人烦死。同一级别最快 6 秒重念一次。</w:t>
+          <w:b/>
+          <w:sz w:val="21"/>
+        </w:rPr>
+        <w:t>这张表就是"只做疲劳"的落点</w:t>
+      </w:r>
+      <w:r>
+        <w:rPr>
+          <w:rFonts w:ascii="宋体" w:hAnsi="宋体" w:eastAsia="宋体"/>
+          <w:sz w:val="21"/>
+        </w:rPr>
+        <w:t>：四个档位全部是疲劳程度，没有"分心"这一档；</w:t>
+      </w:r>
+    </w:p>
+    <w:p>
+      <w:pPr>
+        <w:spacing w:after="120" w:line="300" w:lineRule="auto"/>
+      </w:pPr>
+      <w:r>
+        <w:rPr>
+          <w:rFonts w:ascii="宋体" w:hAnsi="宋体" w:eastAsia="宋体"/>
+          <w:sz w:val="21"/>
+        </w:rPr>
+        <w:t>轻/中度</w:t>
+      </w:r>
+      <w:r>
+        <w:rPr>
+          <w:rFonts w:ascii="宋体" w:hAnsi="宋体" w:eastAsia="宋体"/>
+          <w:b/>
+          <w:sz w:val="21"/>
+        </w:rPr>
+        <w:t>只能来自支路二</w:t>
+      </w:r>
+      <w:r>
+        <w:rPr>
+          <w:rFonts w:ascii="宋体" w:hAnsi="宋体" w:eastAsia="宋体"/>
+          <w:sz w:val="21"/>
+        </w:rPr>
+        <w:t>（眼睛），重度</w:t>
+      </w:r>
+      <w:r>
+        <w:rPr>
+          <w:rFonts w:ascii="宋体" w:hAnsi="宋体" w:eastAsia="宋体"/>
+          <w:b/>
+          <w:sz w:val="21"/>
+        </w:rPr>
+        <w:t>只能来自支路一</w:t>
+      </w:r>
+      <w:r>
+        <w:rPr>
+          <w:rFonts w:ascii="宋体" w:hAnsi="宋体" w:eastAsia="宋体"/>
+          <w:sz w:val="21"/>
+        </w:rPr>
+        <w:t>（姿态）。</w:t>
+      </w:r>
+    </w:p>
+    <w:p>
+      <w:pPr>
+        <w:spacing w:after="120" w:line="300" w:lineRule="auto"/>
+      </w:pPr>
+      <w:r>
+        <w:rPr>
+          <w:rFonts w:ascii="宋体" w:hAnsi="宋体" w:eastAsia="宋体"/>
+          <w:sz w:val="21"/>
+        </w:rPr>
+        <w:t>L0/L1 的语音栏按 2026-09-24 的口径改成"轻度也出声"，旧版那句</w:t>
+      </w:r>
+    </w:p>
+    <w:p>
+      <w:pPr>
+        <w:spacing w:after="120" w:line="300" w:lineRule="auto"/>
+      </w:pPr>
+      <w:r>
+        <w:rPr>
+          <w:rFonts w:ascii="宋体" w:hAnsi="宋体" w:eastAsia="宋体"/>
+          <w:sz w:val="21"/>
+        </w:rPr>
+        <w:t xml:space="preserve">「L1 不发声是刻意的：瞟一眼后视镜也出声会把人烦死」随 </w:t>
+      </w:r>
+      <w:r>
+        <w:rPr>
+          <w:rFonts w:ascii="Consolas" w:hAnsi="Consolas" w:eastAsia="Consolas"/>
+          <w:sz w:val="18"/>
+        </w:rPr>
+        <w:t>glance</w:t>
+      </w:r>
+      <w:r>
+        <w:rPr>
+          <w:rFonts w:ascii="宋体" w:hAnsi="宋体" w:eastAsia="宋体"/>
+          <w:sz w:val="21"/>
+        </w:rPr>
+        <w:t xml:space="preserve"> 一起作废 ——</w:t>
+      </w:r>
+    </w:p>
+    <w:p>
+      <w:pPr>
+        <w:spacing w:after="120" w:line="300" w:lineRule="auto"/>
+      </w:pPr>
+      <w:r>
+        <w:rPr>
+          <w:rFonts w:ascii="宋体" w:hAnsi="宋体" w:eastAsia="宋体"/>
+          <w:b/>
+          <w:sz w:val="21"/>
+        </w:rPr>
+        <w:t>"瞟一眼后视镜"这个动作已经不是一个类别了</w:t>
+      </w:r>
+      <w:r>
+        <w:rPr>
+          <w:rFonts w:ascii="宋体" w:hAnsi="宋体" w:eastAsia="宋体"/>
+          <w:sz w:val="21"/>
+        </w:rPr>
+        <w:t>，L1 现在的含义是"打哈欠 / 闭眼变长"，</w:t>
+      </w:r>
+    </w:p>
+    <w:p>
+      <w:pPr>
+        <w:spacing w:after="120" w:line="300" w:lineRule="auto"/>
+      </w:pPr>
+      <w:r>
+        <w:rPr>
+          <w:rFonts w:ascii="宋体" w:hAnsi="宋体" w:eastAsia="宋体"/>
+          <w:sz w:val="21"/>
+        </w:rPr>
+        <w:t>那是真实疲劳征兆，压着不出声反而丢掉了最有用的提示。同一级别最快 6 秒重念一次。</w:t>
+      </w:r>
+    </w:p>
+    <w:p>
+      <w:pPr>
+        <w:spacing w:after="120" w:line="300" w:lineRule="auto"/>
+      </w:pPr>
+      <w:r>
+        <w:rPr>
+          <w:rFonts w:ascii="宋体" w:hAnsi="宋体" w:eastAsia="宋体"/>
+          <w:b/>
+          <w:sz w:val="21"/>
+        </w:rPr>
+        <w:t>级别不止由分类器给：支路二有两条规则会直接把级别抬起来。</w:t>
+      </w:r>
+      <w:r>
+        <w:rPr>
+          <w:rFonts w:ascii="宋体" w:hAnsi="宋体" w:eastAsia="宋体"/>
+          <w:sz w:val="21"/>
+        </w:rPr>
+        <w:t xml:space="preserve"> 打哈欠（</w:t>
+      </w:r>
+      <w:r>
+        <w:rPr>
+          <w:rFonts w:ascii="Consolas" w:hAnsi="Consolas" w:eastAsia="Consolas"/>
+          <w:sz w:val="18"/>
+        </w:rPr>
+        <w:t>MAR &gt; 0.60</w:t>
+      </w:r>
+    </w:p>
+    <w:p>
+      <w:pPr>
+        <w:spacing w:after="120" w:line="300" w:lineRule="auto"/>
+      </w:pPr>
+      <w:r>
+        <w:rPr>
+          <w:rFonts w:ascii="宋体" w:hAnsi="宋体" w:eastAsia="宋体"/>
+          <w:sz w:val="21"/>
+        </w:rPr>
+        <w:t xml:space="preserve">且持续 </w:t>
+      </w:r>
+      <w:r>
+        <w:rPr>
+          <w:rFonts w:ascii="Consolas" w:hAnsi="Consolas" w:eastAsia="Consolas"/>
+          <w:sz w:val="18"/>
+        </w:rPr>
+        <w:t>≥ 2.0 s</w:t>
+      </w:r>
+      <w:r>
+        <w:rPr>
+          <w:rFonts w:ascii="宋体" w:hAnsi="宋体" w:eastAsia="宋体"/>
+          <w:sz w:val="21"/>
+        </w:rPr>
+        <w:t>）满足时，</w:t>
+      </w:r>
+      <w:r>
+        <w:rPr>
+          <w:rFonts w:ascii="Consolas" w:hAnsi="Consolas" w:eastAsia="Consolas"/>
+          <w:sz w:val="18"/>
+        </w:rPr>
+        <w:t>src/fuse.py:637</w:t>
+      </w:r>
+      <w:r>
+        <w:rPr>
+          <w:rFonts w:ascii="宋体" w:hAnsi="宋体" w:eastAsia="宋体"/>
+          <w:sz w:val="21"/>
+        </w:rPr>
+        <w:t xml:space="preserve"> 的 </w:t>
+      </w:r>
+      <w:r>
+        <w:rPr>
+          <w:rFonts w:ascii="Consolas" w:hAnsi="Consolas" w:eastAsia="Consolas"/>
+          <w:sz w:val="18"/>
+        </w:rPr>
+        <w:t>l_fused = max(..., 1 if yawn else 0)</w:t>
+      </w:r>
+    </w:p>
+    <w:p>
+      <w:pPr>
+        <w:spacing w:after="120" w:line="300" w:lineRule="auto"/>
+      </w:pPr>
+      <w:r>
+        <w:rPr>
+          <w:rFonts w:ascii="宋体" w:hAnsi="宋体" w:eastAsia="宋体"/>
+          <w:sz w:val="21"/>
+        </w:rPr>
+        <w:t xml:space="preserve">至少把它抬到 L1；持续闭眼通过支路二的 </w:t>
+      </w:r>
+      <w:r>
+        <w:rPr>
+          <w:rFonts w:ascii="Consolas" w:hAnsi="Consolas" w:eastAsia="Consolas"/>
+          <w:sz w:val="18"/>
+        </w:rPr>
+        <w:t>l2</w:t>
+      </w:r>
+      <w:r>
+        <w:rPr>
+          <w:rFonts w:ascii="宋体" w:hAnsi="宋体" w:eastAsia="宋体"/>
+          <w:sz w:val="21"/>
+        </w:rPr>
+        <w:t xml:space="preserve"> 抬到 L1/L2（</w:t>
+      </w:r>
+      <w:r>
+        <w:rPr>
+          <w:rFonts w:ascii="Consolas" w:hAnsi="Consolas" w:eastAsia="Consolas"/>
+          <w:sz w:val="18"/>
+        </w:rPr>
+        <w:t>B2_MAX_LEVEL = 2</w:t>
+      </w:r>
+      <w:r>
+        <w:rPr>
+          <w:rFonts w:ascii="宋体" w:hAnsi="宋体" w:eastAsia="宋体"/>
+          <w:sz w:val="21"/>
+        </w:rPr>
+        <w:t xml:space="preserve"> 封顶，</w:t>
+      </w:r>
+    </w:p>
+    <w:p>
+      <w:pPr>
+        <w:spacing w:after="120" w:line="300" w:lineRule="auto"/>
+      </w:pPr>
+      <w:r>
+        <w:rPr>
+          <w:rFonts w:ascii="宋体" w:hAnsi="宋体" w:eastAsia="宋体"/>
+          <w:sz w:val="21"/>
+        </w:rPr>
+        <w:t xml:space="preserve">而且要闸门开着才投）。⇒ 打哈欠那一支是 </w:t>
+      </w:r>
+      <w:r>
+        <w:rPr>
+          <w:rFonts w:ascii="Consolas" w:hAnsi="Consolas" w:eastAsia="Consolas"/>
+          <w:sz w:val="18"/>
+        </w:rPr>
+        <w:t>forced</w:t>
+      </w:r>
+      <w:r>
+        <w:rPr>
+          <w:rFonts w:ascii="宋体" w:hAnsi="宋体" w:eastAsia="宋体"/>
+          <w:sz w:val="21"/>
+        </w:rPr>
+        <w:t xml:space="preserve"> 出声的</w:t>
+      </w:r>
+    </w:p>
+    <w:p>
+      <w:pPr>
+        <w:spacing w:after="120" w:line="300" w:lineRule="auto"/>
+      </w:pPr>
+      <w:r>
+        <w:rPr>
+          <w:rFonts w:ascii="宋体" w:hAnsi="宋体" w:eastAsia="宋体"/>
+          <w:sz w:val="21"/>
+        </w:rPr>
+        <w:t>（</w:t>
+      </w:r>
+      <w:r>
+        <w:rPr>
+          <w:rFonts w:ascii="Consolas" w:hAnsi="Consolas" w:eastAsia="Consolas"/>
+          <w:sz w:val="18"/>
+        </w:rPr>
+        <w:t>SPEAK_FROM_YAWN = 1</w:t>
+      </w:r>
+      <w:r>
+        <w:rPr>
+          <w:rFonts w:ascii="宋体" w:hAnsi="宋体" w:eastAsia="宋体"/>
+          <w:sz w:val="21"/>
+        </w:rPr>
+        <w:t xml:space="preserve">，见 </w:t>
+      </w:r>
+      <w:r>
+        <w:rPr>
+          <w:rFonts w:ascii="Consolas" w:hAnsi="Consolas" w:eastAsia="Consolas"/>
+          <w:sz w:val="18"/>
+        </w:rPr>
+        <w:t>src/fuse.py:487</w:t>
+      </w:r>
+      <w:r>
+        <w:rPr>
+          <w:rFonts w:ascii="宋体" w:hAnsi="宋体" w:eastAsia="宋体"/>
+          <w:sz w:val="21"/>
+        </w:rPr>
+        <w:t xml:space="preserve"> 的 </w:t>
+      </w:r>
+      <w:r>
+        <w:rPr>
+          <w:rFonts w:ascii="Consolas" w:hAnsi="Consolas" w:eastAsia="Consolas"/>
+          <w:sz w:val="18"/>
+        </w:rPr>
+        <w:t>should_speak</w:t>
+      </w:r>
+      <w:r>
+        <w:rPr>
+          <w:rFonts w:ascii="宋体" w:hAnsi="宋体" w:eastAsia="宋体"/>
+          <w:sz w:val="21"/>
+        </w:rPr>
+        <w:t>）——</w:t>
+      </w:r>
+    </w:p>
+    <w:p>
+      <w:pPr>
+        <w:spacing w:after="120" w:line="300" w:lineRule="auto"/>
+      </w:pPr>
+      <w:r>
+        <w:rPr>
+          <w:rFonts w:ascii="宋体" w:hAnsi="宋体" w:eastAsia="宋体"/>
+          <w:sz w:val="21"/>
+        </w:rPr>
+        <w:t>不然一个人打哈欠在系统里只闪一下灯就过去了。</w:t>
+      </w:r>
+    </w:p>
+    <w:p>
+      <w:pPr>
+        <w:spacing w:after="120" w:line="300" w:lineRule="auto"/>
+      </w:pPr>
+      <w:r>
+        <w:rPr>
+          <w:rFonts w:ascii="宋体" w:hAnsi="宋体" w:eastAsia="宋体"/>
+          <w:b/>
+          <w:sz w:val="21"/>
+        </w:rPr>
+        <w:t>闸门在这里的作用要说清</w:t>
+      </w:r>
+      <w:r>
+        <w:rPr>
+          <w:rFonts w:ascii="宋体" w:hAnsi="宋体" w:eastAsia="宋体"/>
+          <w:sz w:val="21"/>
+        </w:rPr>
+        <w:t>：</w:t>
+      </w:r>
+      <w:r>
+        <w:rPr>
+          <w:rFonts w:ascii="Consolas" w:hAnsi="Consolas" w:eastAsia="Consolas"/>
+          <w:sz w:val="18"/>
+        </w:rPr>
+        <w:t>l2</w:t>
+      </w:r>
+      <w:r>
+        <w:rPr>
+          <w:rFonts w:ascii="宋体" w:hAnsi="宋体" w:eastAsia="宋体"/>
+          <w:sz w:val="21"/>
+        </w:rPr>
+        <w:t xml:space="preserve"> 只在"支路一此刻判 </w:t>
+      </w:r>
+      <w:r>
+        <w:rPr>
+          <w:rFonts w:ascii="Consolas" w:hAnsi="Consolas" w:eastAsia="Consolas"/>
+          <w:sz w:val="18"/>
+        </w:rPr>
+        <w:t>normal</w:t>
+      </w:r>
+      <w:r>
+        <w:rPr>
+          <w:rFonts w:ascii="宋体" w:hAnsi="宋体" w:eastAsia="宋体"/>
+          <w:sz w:val="21"/>
+        </w:rPr>
+        <w:t xml:space="preserve"> 且 </w:t>
+      </w:r>
+      <w:r>
+        <w:rPr>
+          <w:rFonts w:ascii="Consolas" w:hAnsi="Consolas" w:eastAsia="Consolas"/>
+          <w:sz w:val="18"/>
+        </w:rPr>
+        <w:t>ema[normal] ≥ 0.60</w:t>
+      </w:r>
+      <w:r>
+        <w:rPr>
+          <w:rFonts w:ascii="宋体" w:hAnsi="宋体" w:eastAsia="宋体"/>
+          <w:sz w:val="21"/>
+        </w:rPr>
+        <w:t>"</w:t>
+      </w:r>
+    </w:p>
+    <w:p>
+      <w:pPr>
+        <w:spacing w:after="120" w:line="300" w:lineRule="auto"/>
+      </w:pPr>
+      <w:r>
+        <w:rPr>
+          <w:rFonts w:ascii="宋体" w:hAnsi="宋体" w:eastAsia="宋体"/>
+          <w:sz w:val="21"/>
+        </w:rPr>
+        <w:t>时才允许投票（见 8.4）。所以 L3 与"支路二抬级"是</w:t>
+      </w:r>
+      <w:r>
+        <w:rPr>
+          <w:rFonts w:ascii="宋体" w:hAnsi="宋体" w:eastAsia="宋体"/>
+          <w:b/>
+          <w:sz w:val="21"/>
+        </w:rPr>
+        <w:t>互斥</w:t>
+      </w:r>
+      <w:r>
+        <w:rPr>
+          <w:rFonts w:ascii="宋体" w:hAnsi="宋体" w:eastAsia="宋体"/>
+          <w:sz w:val="21"/>
+        </w:rPr>
+        <w:t>的：一旦低头/点头被支路一</w:t>
+      </w:r>
+    </w:p>
+    <w:p>
+      <w:pPr>
+        <w:spacing w:after="120" w:line="300" w:lineRule="auto"/>
+      </w:pPr>
+      <w:r>
+        <w:rPr>
+          <w:rFonts w:ascii="宋体" w:hAnsi="宋体" w:eastAsia="宋体"/>
+          <w:sz w:val="21"/>
+        </w:rPr>
+        <w:t>认出来，闸门就关了，支路二不会往同一个判决上再叠一层 —— 这是设计上要的，</w:t>
+      </w:r>
+    </w:p>
+    <w:p>
+      <w:pPr>
+        <w:spacing w:after="120" w:line="300" w:lineRule="auto"/>
+      </w:pPr>
+      <w:r>
+        <w:rPr>
+          <w:rFonts w:ascii="宋体" w:hAnsi="宋体" w:eastAsia="宋体"/>
+          <w:sz w:val="21"/>
+        </w:rPr>
+        <w:t>理由见 8.4 第 2 条。</w:t>
+      </w:r>
+    </w:p>
+    <w:p>
+      <w:pPr>
+        <w:spacing w:after="120" w:line="300" w:lineRule="auto"/>
+      </w:pPr>
+      <w:r>
+        <w:rPr>
+          <w:rFonts w:ascii="宋体" w:hAnsi="宋体" w:eastAsia="宋体"/>
+          <w:b/>
+          <w:sz w:val="21"/>
+        </w:rPr>
+        <w:t>支路二另有两条独立告警</w:t>
+      </w:r>
+      <w:r>
+        <w:rPr>
+          <w:rFonts w:ascii="宋体" w:hAnsi="宋体" w:eastAsia="宋体"/>
+          <w:sz w:val="21"/>
+        </w:rPr>
+        <w:t>，它们报的是</w:t>
+      </w:r>
+      <w:r>
+        <w:rPr>
+          <w:rFonts w:ascii="宋体" w:hAnsi="宋体" w:eastAsia="宋体"/>
+          <w:b/>
+          <w:sz w:val="21"/>
+        </w:rPr>
+        <w:t>归因</w:t>
+      </w:r>
+      <w:r>
+        <w:rPr>
+          <w:rFonts w:ascii="宋体" w:hAnsi="宋体" w:eastAsia="宋体"/>
+          <w:sz w:val="21"/>
+        </w:rPr>
+        <w:t>而不是严重度：</w:t>
+      </w:r>
+      <w:r>
+        <w:rPr>
+          <w:rFonts w:ascii="Consolas" w:hAnsi="Consolas" w:eastAsia="Consolas"/>
+          <w:sz w:val="18"/>
+        </w:rPr>
+        <w:t>检测到打哈欠</w:t>
+      </w:r>
+      <w:r>
+        <w:rPr>
+          <w:rFonts w:ascii="宋体" w:hAnsi="宋体" w:eastAsia="宋体"/>
+          <w:sz w:val="21"/>
+        </w:rPr>
+        <w:t>、</w:t>
+      </w:r>
+    </w:p>
+    <w:p>
+      <w:pPr>
+        <w:spacing w:after="120" w:line="300" w:lineRule="auto"/>
+      </w:pPr>
+      <w:r>
+        <w:rPr>
+          <w:rFonts w:ascii="Consolas" w:hAnsi="Consolas" w:eastAsia="Consolas"/>
+          <w:sz w:val="18"/>
+        </w:rPr>
+        <w:t>检测到持续闭眼</w:t>
+      </w:r>
+      <w:r>
+        <w:rPr>
+          <w:rFonts w:ascii="宋体" w:hAnsi="宋体" w:eastAsia="宋体"/>
+          <w:sz w:val="21"/>
+        </w:rPr>
+        <w:t>（把握很大时是"检测到持续闭眼，疲劳征兆"，文案逐字来自</w:t>
+      </w:r>
+    </w:p>
+    <w:p>
+      <w:pPr>
+        <w:spacing w:after="120" w:line="300" w:lineRule="auto"/>
+      </w:pPr>
+      <w:r>
+        <w:rPr>
+          <w:rFonts w:ascii="Consolas" w:hAnsi="Consolas" w:eastAsia="Consolas"/>
+          <w:sz w:val="18"/>
+        </w:rPr>
+        <w:t>src/fuse.py:133-134</w:t>
+      </w:r>
+      <w:r>
+        <w:rPr>
+          <w:rFonts w:ascii="宋体" w:hAnsi="宋体" w:eastAsia="宋体"/>
+          <w:sz w:val="21"/>
+        </w:rPr>
+        <w:t>）。这两条</w:t>
+      </w:r>
+      <w:r>
+        <w:rPr>
+          <w:rFonts w:ascii="宋体" w:hAnsi="宋体" w:eastAsia="宋体"/>
+          <w:b/>
+          <w:sz w:val="21"/>
+        </w:rPr>
+        <w:t>不看级别</w:t>
+      </w:r>
+      <w:r>
+        <w:rPr>
+          <w:rFonts w:ascii="宋体" w:hAnsi="宋体" w:eastAsia="宋体"/>
+          <w:sz w:val="21"/>
+        </w:rPr>
+        <w:t>，支路二的原始量过线就报 —— 因为 L1</w:t>
+      </w:r>
+    </w:p>
+    <w:p>
+      <w:pPr>
+        <w:spacing w:after="120" w:line="300" w:lineRule="auto"/>
+      </w:pPr>
+      <w:r>
+        <w:rPr>
+          <w:rFonts w:ascii="宋体" w:hAnsi="宋体" w:eastAsia="宋体"/>
+          <w:sz w:val="21"/>
+        </w:rPr>
+        <w:t>可能只是瞟了一眼，光看颜色分不出"为什么"。座舱界面上它们是</w:t>
+      </w:r>
+      <w:r>
+        <w:rPr>
+          <w:rFonts w:ascii="宋体" w:hAnsi="宋体" w:eastAsia="宋体"/>
+          <w:b/>
+          <w:sz w:val="21"/>
+        </w:rPr>
+        <w:t>常驻横幅 + 瞬时提示</w:t>
+      </w:r>
+      <w:r>
+        <w:rPr>
+          <w:rFonts w:ascii="宋体" w:hAnsi="宋体" w:eastAsia="宋体"/>
+          <w:sz w:val="21"/>
+        </w:rPr>
+        <w:t xml:space="preserve">，保持时长与 </w:t>
+      </w:r>
+      <w:r>
+        <w:rPr>
+          <w:rFonts w:ascii="Consolas" w:hAnsi="Consolas" w:eastAsia="Consolas"/>
+          <w:sz w:val="18"/>
+        </w:rPr>
+        <w:t>YAWN_HOLD = 5.0</w:t>
+      </w:r>
+      <w:r>
+        <w:rPr>
+          <w:rFonts w:ascii="宋体" w:hAnsi="宋体" w:eastAsia="宋体"/>
+          <w:sz w:val="21"/>
+        </w:rPr>
+        <w:t xml:space="preserve"> 一致（</w:t>
+      </w:r>
+      <w:r>
+        <w:rPr>
+          <w:rFonts w:ascii="Consolas" w:hAnsi="Consolas" w:eastAsia="Consolas"/>
+          <w:sz w:val="18"/>
+        </w:rPr>
+        <w:t>yawn_sec</w:t>
+      </w:r>
+      <w:r>
+        <w:rPr>
+          <w:rFonts w:ascii="宋体" w:hAnsi="宋体" w:eastAsia="宋体"/>
+          <w:sz w:val="21"/>
+        </w:rPr>
+        <w:t xml:space="preserve"> 是缓冲区内的滚动量，会在</w:t>
+      </w:r>
+    </w:p>
+    <w:p>
+      <w:pPr>
+        <w:spacing w:after="120" w:line="300" w:lineRule="auto"/>
+      </w:pPr>
+      <w:r>
+        <w:rPr>
+          <w:rFonts w:ascii="宋体" w:hAnsi="宋体" w:eastAsia="宋体"/>
+          <w:sz w:val="21"/>
+        </w:rPr>
+        <w:t>阈值上下抖，不压住横幅会闪）。</w:t>
+      </w:r>
+    </w:p>
+    <w:p>
+      <w:pPr>
+        <w:spacing w:after="120" w:line="300" w:lineRule="auto"/>
+      </w:pPr>
+      <w:r>
+        <w:rPr>
+          <w:rFonts w:ascii="宋体" w:hAnsi="宋体" w:eastAsia="宋体"/>
+          <w:sz w:val="21"/>
+        </w:rPr>
+        <w:t>⚠️ 打哈欠</w:t>
+      </w:r>
+      <w:r>
+        <w:rPr>
+          <w:rFonts w:ascii="宋体" w:hAnsi="宋体" w:eastAsia="宋体"/>
+          <w:b/>
+          <w:sz w:val="21"/>
+        </w:rPr>
+        <w:t>同时</w:t>
+      </w:r>
+      <w:r>
+        <w:rPr>
+          <w:rFonts w:ascii="宋体" w:hAnsi="宋体" w:eastAsia="宋体"/>
+          <w:sz w:val="21"/>
+        </w:rPr>
+        <w:t>会把级别抬到 L1，所以横幅亮的时候页面配色也会跟着变 ——</w:t>
+      </w:r>
+    </w:p>
+    <w:p>
+      <w:pPr>
+        <w:spacing w:after="120" w:line="300" w:lineRule="auto"/>
+      </w:pPr>
+      <w:r>
+        <w:rPr>
+          <w:rFonts w:ascii="宋体" w:hAnsi="宋体" w:eastAsia="宋体"/>
+          <w:sz w:val="21"/>
+        </w:rPr>
+        <w:t>这不是重复报警：配色说的是"多严重"，横幅说的是"为什么"。</w:t>
       </w:r>
     </w:p>
     <w:p>
@@ -6642,63 +8326,6 @@
                 <w:sz w:val="18"/>
               </w:rPr>
               <w:t>（45 帧 / α0.55 / 10 Hz / 升 0.25 s）</w:t>
-            </w:r>
-          </w:p>
-        </w:tc>
-      </w:tr>
-      <w:tr>
-        <w:tc>
-          <w:tcPr>
-            <w:tcW w:type="dxa" w:w="2880"/>
-          </w:tcPr>
-          <w:p>
-            <w:pPr>
-              <w:spacing w:after="0" w:before="0"/>
-            </w:pPr>
-            <w:r/>
-            <w:r>
-              <w:rPr>
-                <w:rFonts w:ascii="Consolas" w:hAnsi="Consolas" w:eastAsia="Consolas"/>
-                <w:sz w:val="18"/>
-              </w:rPr>
-              <w:t>glance</w:t>
-            </w:r>
-          </w:p>
-        </w:tc>
-        <w:tc>
-          <w:tcPr>
-            <w:tcW w:type="dxa" w:w="2880"/>
-          </w:tcPr>
-          <w:p>
-            <w:pPr>
-              <w:spacing w:after="0" w:before="0"/>
-            </w:pPr>
-            <w:r/>
-            <w:r>
-              <w:rPr>
-                <w:rFonts w:ascii="宋体" w:hAnsi="宋体" w:eastAsia="宋体"/>
-                <w:sz w:val="18"/>
-              </w:rPr>
-              <w:t>3.9 s</w:t>
-            </w:r>
-          </w:p>
-        </w:tc>
-        <w:tc>
-          <w:tcPr>
-            <w:tcW w:type="dxa" w:w="2880"/>
-          </w:tcPr>
-          <w:p>
-            <w:pPr>
-              <w:spacing w:after="0" w:before="0"/>
-            </w:pPr>
-            <w:r/>
-            <w:r>
-              <w:rPr>
-                <w:rFonts w:ascii="宋体" w:hAnsi="宋体" w:eastAsia="宋体"/>
-                <w:b/>
-                <w:sz w:val="18"/>
-              </w:rPr>
-              <w:t>1.6 s</w:t>
             </w:r>
           </w:p>
         </w:tc>
@@ -6941,6 +8568,180 @@
       <w:r>
         <w:rPr>
           <w:rFonts w:ascii="宋体" w:hAnsi="宋体" w:eastAsia="宋体"/>
+          <w:sz w:val="21"/>
+        </w:rPr>
+        <w:t xml:space="preserve">⚠️ </w:t>
+      </w:r>
+      <w:r>
+        <w:rPr>
+          <w:rFonts w:ascii="宋体" w:hAnsi="宋体" w:eastAsia="宋体"/>
+          <w:b/>
+          <w:sz w:val="21"/>
+        </w:rPr>
+        <w:t>口径</w:t>
+      </w:r>
+      <w:r>
+        <w:rPr>
+          <w:rFonts w:ascii="宋体" w:hAnsi="宋体" w:eastAsia="宋体"/>
+          <w:sz w:val="21"/>
+        </w:rPr>
+        <w:t xml:space="preserve">：这一节是 </w:t>
+      </w:r>
+      <w:r>
+        <w:rPr>
+          <w:rFonts w:ascii="宋体" w:hAnsi="宋体" w:eastAsia="宋体"/>
+          <w:b/>
+          <w:sz w:val="21"/>
+        </w:rPr>
+        <w:t>106 段四类时代</w:t>
+      </w:r>
+      <w:r>
+        <w:rPr>
+          <w:rFonts w:ascii="宋体" w:hAnsi="宋体" w:eastAsia="宋体"/>
+          <w:sz w:val="21"/>
+        </w:rPr>
+        <w:t xml:space="preserve">量的，原表还有一行 </w:t>
+      </w:r>
+      <w:r>
+        <w:rPr>
+          <w:rFonts w:ascii="Consolas" w:hAnsi="Consolas" w:eastAsia="Consolas"/>
+          <w:sz w:val="18"/>
+        </w:rPr>
+        <w:t>glance</w:t>
+      </w:r>
+      <w:r>
+        <w:rPr>
+          <w:rFonts w:ascii="宋体" w:hAnsi="宋体" w:eastAsia="宋体"/>
+          <w:sz w:val="21"/>
+        </w:rPr>
+        <w:t xml:space="preserve"> = 3.9 s → 1.6 s，</w:t>
+      </w:r>
+    </w:p>
+    <w:p>
+      <w:pPr>
+        <w:spacing w:after="120" w:line="300" w:lineRule="auto"/>
+      </w:pPr>
+      <w:r>
+        <w:rPr>
+          <w:rFonts w:ascii="宋体" w:hAnsi="宋体" w:eastAsia="宋体"/>
+          <w:sz w:val="21"/>
+        </w:rPr>
+        <w:t xml:space="preserve">随该类别删除去掉了 —— </w:t>
+      </w:r>
+      <w:r>
+        <w:rPr>
+          <w:rFonts w:ascii="宋体" w:hAnsi="宋体" w:eastAsia="宋体"/>
+          <w:b/>
+          <w:sz w:val="21"/>
+        </w:rPr>
+        <w:t>但"平均"那一行没有重算，它仍是三个动作的平均</w:t>
+      </w:r>
+    </w:p>
+    <w:p>
+      <w:pPr>
+        <w:spacing w:after="120" w:line="300" w:lineRule="auto"/>
+      </w:pPr>
+      <w:r>
+        <w:rPr>
+          <w:rFonts w:ascii="宋体" w:hAnsi="宋体" w:eastAsia="宋体"/>
+          <w:sz w:val="21"/>
+        </w:rPr>
+        <w:t>（3.7 / 1.0），所以它和后两行对不上是</w:t>
+      </w:r>
+      <w:r>
+        <w:rPr>
+          <w:rFonts w:ascii="宋体" w:hAnsi="宋体" w:eastAsia="宋体"/>
+          <w:b/>
+          <w:sz w:val="21"/>
+        </w:rPr>
+        <w:t>故意的</w:t>
+      </w:r>
+      <w:r>
+        <w:rPr>
+          <w:rFonts w:ascii="宋体" w:hAnsi="宋体" w:eastAsia="宋体"/>
+          <w:sz w:val="21"/>
+        </w:rPr>
+        <w:t>：改它就要连带改 6.3 节与 README 里</w:t>
+      </w:r>
+    </w:p>
+    <w:p>
+      <w:pPr>
+        <w:spacing w:after="120" w:line="300" w:lineRule="auto"/>
+      </w:pPr>
+      <w:r>
+        <w:rPr>
+          <w:rFonts w:ascii="宋体" w:hAnsi="宋体" w:eastAsia="宋体"/>
+          <w:sz w:val="21"/>
+        </w:rPr>
+        <w:t>引用这个平均值的段落，而那些段落的论点是"状态机六参数只值 0.8 秒"，</w:t>
+      </w:r>
+    </w:p>
+    <w:p>
+      <w:pPr>
+        <w:spacing w:after="120" w:line="300" w:lineRule="auto"/>
+      </w:pPr>
+      <w:r>
+        <w:rPr>
+          <w:rFonts w:ascii="宋体" w:hAnsi="宋体" w:eastAsia="宋体"/>
+          <w:sz w:val="21"/>
+        </w:rPr>
+        <w:t>分母一动全都要重推。</w:t>
+      </w:r>
+      <w:r>
+        <w:rPr>
+          <w:rFonts w:ascii="宋体" w:hAnsi="宋体" w:eastAsia="宋体"/>
+          <w:b/>
+          <w:sz w:val="21"/>
+        </w:rPr>
+        <w:t>报数时按"约 1 秒"说，别把 1.0 s 当成两类的平均数。</w:t>
+      </w:r>
+    </w:p>
+    <w:p>
+      <w:pPr>
+        <w:spacing w:after="120" w:line="300" w:lineRule="auto"/>
+      </w:pPr>
+      <w:r>
+        <w:rPr>
+          <w:rFonts w:ascii="宋体" w:hAnsi="宋体" w:eastAsia="宋体"/>
+          <w:sz w:val="21"/>
+        </w:rPr>
+        <w:t>两类各自的延迟</w:t>
+      </w:r>
+      <w:r>
+        <w:rPr>
+          <w:rFonts w:ascii="宋体" w:hAnsi="宋体" w:eastAsia="宋体"/>
+          <w:b/>
+          <w:sz w:val="21"/>
+        </w:rPr>
+        <w:t>没有在重训后重测</w:t>
+      </w:r>
+      <w:r>
+        <w:rPr>
+          <w:rFonts w:ascii="宋体" w:hAnsi="宋体" w:eastAsia="宋体"/>
+          <w:sz w:val="21"/>
+        </w:rPr>
+        <w:t>：状态机参数、窗口长度、阈值三者都没动，</w:t>
+      </w:r>
+    </w:p>
+    <w:p>
+      <w:pPr>
+        <w:spacing w:after="120" w:line="300" w:lineRule="auto"/>
+      </w:pPr>
+      <w:r>
+        <w:rPr>
+          <w:rFonts w:ascii="宋体" w:hAnsi="宋体" w:eastAsia="宋体"/>
+          <w:sz w:val="21"/>
+        </w:rPr>
+        <w:t>但模型换过一版，概率爬升速度可能有零点几秒的差别 —— 现场要的是量级，不是这个小数。</w:t>
+      </w:r>
+    </w:p>
+    <w:p>
+      <w:pPr>
+        <w:spacing w:after="120" w:line="300" w:lineRule="auto"/>
+      </w:pPr>
+      <w:r>
+        <w:rPr>
+          <w:rFonts w:ascii="宋体" w:hAnsi="宋体" w:eastAsia="宋体"/>
           <w:b/>
           <w:sz w:val="21"/>
         </w:rPr>
@@ -7113,7 +8914,33 @@
           <w:rFonts w:ascii="宋体" w:hAnsi="宋体" w:eastAsia="宋体"/>
           <w:sz w:val="21"/>
         </w:rPr>
-        <w:t xml:space="preserve"> 把单个片段逐帧过模型，重点看</w:t>
+        <w:t xml:space="preserve"> 把 79 段逐个过模型（</w:t>
+      </w:r>
+      <w:r>
+        <w:rPr>
+          <w:rFonts w:ascii="Consolas" w:hAnsi="Consolas" w:eastAsia="Consolas"/>
+          <w:sz w:val="18"/>
+        </w:rPr>
+        <w:t>runs/fatigue3/best.pt</w:t>
+      </w:r>
+      <w:r>
+        <w:rPr>
+          <w:rFonts w:ascii="宋体" w:hAnsi="宋体" w:eastAsia="宋体"/>
+          <w:sz w:val="21"/>
+        </w:rPr>
+        <w:t>），</w:t>
+      </w:r>
+    </w:p>
+    <w:p>
+      <w:pPr>
+        <w:spacing w:after="120" w:line="300" w:lineRule="auto"/>
+      </w:pPr>
+      <w:r>
+        <w:rPr>
+          <w:rFonts w:ascii="宋体" w:hAnsi="宋体" w:eastAsia="宋体"/>
+          <w:sz w:val="21"/>
+        </w:rPr>
+        <w:t>重点看</w:t>
       </w:r>
       <w:r>
         <w:rPr>
@@ -7128,7 +8955,1030 @@
           <w:rFonts w:ascii="宋体" w:hAnsi="宋体" w:eastAsia="宋体"/>
           <w:sz w:val="21"/>
         </w:rPr>
-        <w:t>的分离：</w:t>
+        <w:t>的分离。下表是</w:t>
+      </w:r>
+      <w:r>
+        <w:rPr>
+          <w:rFonts w:ascii="宋体" w:hAnsi="宋体" w:eastAsia="宋体"/>
+          <w:b/>
+          <w:sz w:val="21"/>
+        </w:rPr>
+        <w:t>每类 26~27 段的均值</w:t>
+      </w:r>
+      <w:r>
+        <w:rPr>
+          <w:rFonts w:ascii="宋体" w:hAnsi="宋体" w:eastAsia="宋体"/>
+          <w:sz w:val="21"/>
+        </w:rPr>
+        <w:t>：</w:t>
+      </w:r>
+    </w:p>
+    <w:tbl>
+      <w:tblPr>
+        <w:tblStyle w:val="TableGrid"/>
+        <w:tblW w:type="auto" w:w="0"/>
+        <w:jc w:val="center"/>
+        <w:tblLook w:firstColumn="1" w:firstRow="1" w:lastColumn="0" w:lastRow="0" w:noHBand="0" w:noVBand="1" w:val="04A0"/>
+      </w:tblPr>
+      <w:tblGrid>
+        <w:gridCol w:w="2160"/>
+        <w:gridCol w:w="2160"/>
+        <w:gridCol w:w="2160"/>
+        <w:gridCol w:w="2160"/>
+      </w:tblGrid>
+      <w:tr>
+        <w:tc>
+          <w:tcPr>
+            <w:tcW w:type="dxa" w:w="2160"/>
+          </w:tcPr>
+          <w:p>
+            <w:pPr>
+              <w:spacing w:after="0" w:before="0"/>
+              <w:jc w:val="center"/>
+            </w:pPr>
+            <w:r>
+              <w:rPr>
+                <w:b/>
+              </w:rPr>
+            </w:r>
+            <w:r>
+              <w:rPr>
+                <w:rFonts w:ascii="宋体" w:hAnsi="宋体" w:eastAsia="宋体"/>
+                <w:b/>
+                <w:sz w:val="18"/>
+              </w:rPr>
+              <w:t>片段类型</w:t>
+            </w:r>
+          </w:p>
+        </w:tc>
+        <w:tc>
+          <w:tcPr>
+            <w:tcW w:type="dxa" w:w="2160"/>
+          </w:tcPr>
+          <w:p>
+            <w:pPr>
+              <w:spacing w:after="0" w:before="0"/>
+              <w:jc w:val="center"/>
+            </w:pPr>
+            <w:r>
+              <w:rPr>
+                <w:b/>
+              </w:rPr>
+            </w:r>
+            <w:r>
+              <w:rPr>
+                <w:rFonts w:ascii="宋体" w:hAnsi="宋体" w:eastAsia="宋体"/>
+                <w:b/>
+                <w:sz w:val="18"/>
+              </w:rPr>
+              <w:t>P(真值)</w:t>
+            </w:r>
+          </w:p>
+        </w:tc>
+        <w:tc>
+          <w:tcPr>
+            <w:tcW w:type="dxa" w:w="2160"/>
+          </w:tcPr>
+          <w:p>
+            <w:pPr>
+              <w:spacing w:after="0" w:before="0"/>
+              <w:jc w:val="center"/>
+            </w:pPr>
+            <w:r>
+              <w:rPr>
+                <w:b/>
+              </w:rPr>
+            </w:r>
+            <w:r>
+              <w:rPr>
+                <w:rFonts w:ascii="宋体" w:hAnsi="宋体" w:eastAsia="宋体"/>
+                <w:b/>
+                <w:sz w:val="18"/>
+              </w:rPr>
+              <w:t>易混类的 P</w:t>
+            </w:r>
+          </w:p>
+        </w:tc>
+        <w:tc>
+          <w:tcPr>
+            <w:tcW w:type="dxa" w:w="2160"/>
+          </w:tcPr>
+          <w:p>
+            <w:pPr>
+              <w:spacing w:after="0" w:before="0"/>
+              <w:jc w:val="center"/>
+            </w:pPr>
+            <w:r>
+              <w:rPr>
+                <w:b/>
+              </w:rPr>
+            </w:r>
+            <w:r>
+              <w:rPr>
+                <w:rFonts w:ascii="宋体" w:hAnsi="宋体" w:eastAsia="宋体"/>
+                <w:b/>
+                <w:sz w:val="18"/>
+              </w:rPr>
+              <w:t>逐帧正确率（均值 / 最差）</w:t>
+            </w:r>
+          </w:p>
+        </w:tc>
+      </w:tr>
+      <w:tr>
+        <w:tc>
+          <w:tcPr>
+            <w:tcW w:type="dxa" w:w="2160"/>
+          </w:tcPr>
+          <w:p>
+            <w:pPr>
+              <w:spacing w:after="0" w:before="0"/>
+            </w:pPr>
+            <w:r/>
+            <w:r>
+              <w:rPr>
+                <w:rFonts w:ascii="Consolas" w:hAnsi="Consolas" w:eastAsia="Consolas"/>
+                <w:sz w:val="18"/>
+              </w:rPr>
+              <w:t>normal</w:t>
+            </w:r>
+            <w:r>
+              <w:rPr>
+                <w:rFonts w:ascii="宋体" w:hAnsi="宋体" w:eastAsia="宋体"/>
+                <w:sz w:val="18"/>
+              </w:rPr>
+              <w:t xml:space="preserve"> 片段（27）</w:t>
+            </w:r>
+          </w:p>
+        </w:tc>
+        <w:tc>
+          <w:tcPr>
+            <w:tcW w:type="dxa" w:w="2160"/>
+          </w:tcPr>
+          <w:p>
+            <w:pPr>
+              <w:spacing w:after="0" w:before="0"/>
+            </w:pPr>
+            <w:r/>
+            <w:r>
+              <w:rPr>
+                <w:rFonts w:ascii="宋体" w:hAnsi="宋体" w:eastAsia="宋体"/>
+                <w:b/>
+                <w:sz w:val="18"/>
+              </w:rPr>
+              <w:t>0.774</w:t>
+            </w:r>
+            <w:r>
+              <w:rPr>
+                <w:rFonts w:ascii="宋体" w:hAnsi="宋体" w:eastAsia="宋体"/>
+                <w:sz w:val="18"/>
+              </w:rPr>
+              <w:t>（P(normal)）</w:t>
+            </w:r>
+          </w:p>
+        </w:tc>
+        <w:tc>
+          <w:tcPr>
+            <w:tcW w:type="dxa" w:w="2160"/>
+          </w:tcPr>
+          <w:p>
+            <w:pPr>
+              <w:spacing w:after="0" w:before="0"/>
+            </w:pPr>
+            <w:r/>
+            <w:r>
+              <w:rPr>
+                <w:rFonts w:ascii="宋体" w:hAnsi="宋体" w:eastAsia="宋体"/>
+                <w:sz w:val="18"/>
+              </w:rPr>
+              <w:t>—</w:t>
+            </w:r>
+          </w:p>
+        </w:tc>
+        <w:tc>
+          <w:tcPr>
+            <w:tcW w:type="dxa" w:w="2160"/>
+          </w:tcPr>
+          <w:p>
+            <w:pPr>
+              <w:spacing w:after="0" w:before="0"/>
+            </w:pPr>
+            <w:r/>
+            <w:r>
+              <w:rPr>
+                <w:rFonts w:ascii="宋体" w:hAnsi="宋体" w:eastAsia="宋体"/>
+                <w:sz w:val="18"/>
+              </w:rPr>
+              <w:t>99.3% / 82.0%</w:t>
+            </w:r>
+          </w:p>
+        </w:tc>
+      </w:tr>
+      <w:tr>
+        <w:tc>
+          <w:tcPr>
+            <w:tcW w:type="dxa" w:w="2160"/>
+          </w:tcPr>
+          <w:p>
+            <w:pPr>
+              <w:spacing w:after="0" w:before="0"/>
+            </w:pPr>
+            <w:r/>
+            <w:r>
+              <w:rPr>
+                <w:rFonts w:ascii="Consolas" w:hAnsi="Consolas" w:eastAsia="Consolas"/>
+                <w:sz w:val="18"/>
+              </w:rPr>
+              <w:t>phone</w:t>
+            </w:r>
+            <w:r>
+              <w:rPr>
+                <w:rFonts w:ascii="宋体" w:hAnsi="宋体" w:eastAsia="宋体"/>
+                <w:sz w:val="18"/>
+              </w:rPr>
+              <w:t xml:space="preserve"> 片段（26）</w:t>
+            </w:r>
+          </w:p>
+        </w:tc>
+        <w:tc>
+          <w:tcPr>
+            <w:tcW w:type="dxa" w:w="2160"/>
+          </w:tcPr>
+          <w:p>
+            <w:pPr>
+              <w:spacing w:after="0" w:before="0"/>
+            </w:pPr>
+            <w:r/>
+            <w:r>
+              <w:rPr>
+                <w:rFonts w:ascii="宋体" w:hAnsi="宋体" w:eastAsia="宋体"/>
+                <w:sz w:val="18"/>
+              </w:rPr>
+              <w:t>0.637（P(phone)）</w:t>
+            </w:r>
+          </w:p>
+        </w:tc>
+        <w:tc>
+          <w:tcPr>
+            <w:tcW w:type="dxa" w:w="2160"/>
+          </w:tcPr>
+          <w:p>
+            <w:pPr>
+              <w:spacing w:after="0" w:before="0"/>
+            </w:pPr>
+            <w:r/>
+            <w:r>
+              <w:rPr>
+                <w:rFonts w:ascii="宋体" w:hAnsi="宋体" w:eastAsia="宋体"/>
+                <w:sz w:val="18"/>
+              </w:rPr>
+              <w:t xml:space="preserve">P(fatigue) </w:t>
+            </w:r>
+            <w:r>
+              <w:rPr>
+                <w:rFonts w:ascii="宋体" w:hAnsi="宋体" w:eastAsia="宋体"/>
+                <w:b/>
+                <w:sz w:val="18"/>
+              </w:rPr>
+              <w:t>0.264</w:t>
+            </w:r>
+          </w:p>
+        </w:tc>
+        <w:tc>
+          <w:tcPr>
+            <w:tcW w:type="dxa" w:w="2160"/>
+          </w:tcPr>
+          <w:p>
+            <w:pPr>
+              <w:spacing w:after="0" w:before="0"/>
+            </w:pPr>
+            <w:r/>
+            <w:r>
+              <w:rPr>
+                <w:rFonts w:ascii="宋体" w:hAnsi="宋体" w:eastAsia="宋体"/>
+                <w:sz w:val="18"/>
+              </w:rPr>
+              <w:t>81.5% / 0.0%</w:t>
+            </w:r>
+          </w:p>
+        </w:tc>
+      </w:tr>
+      <w:tr>
+        <w:tc>
+          <w:tcPr>
+            <w:tcW w:type="dxa" w:w="2160"/>
+          </w:tcPr>
+          <w:p>
+            <w:pPr>
+              <w:spacing w:after="0" w:before="0"/>
+            </w:pPr>
+            <w:r/>
+            <w:r>
+              <w:rPr>
+                <w:rFonts w:ascii="Consolas" w:hAnsi="Consolas" w:eastAsia="Consolas"/>
+                <w:sz w:val="18"/>
+              </w:rPr>
+              <w:t>fatigue</w:t>
+            </w:r>
+            <w:r>
+              <w:rPr>
+                <w:rFonts w:ascii="宋体" w:hAnsi="宋体" w:eastAsia="宋体"/>
+                <w:sz w:val="18"/>
+              </w:rPr>
+              <w:t xml:space="preserve"> 片段（26）</w:t>
+            </w:r>
+          </w:p>
+        </w:tc>
+        <w:tc>
+          <w:tcPr>
+            <w:tcW w:type="dxa" w:w="2160"/>
+          </w:tcPr>
+          <w:p>
+            <w:pPr>
+              <w:spacing w:after="0" w:before="0"/>
+            </w:pPr>
+            <w:r/>
+            <w:r>
+              <w:rPr>
+                <w:rFonts w:ascii="宋体" w:hAnsi="宋体" w:eastAsia="宋体"/>
+                <w:b/>
+                <w:sz w:val="18"/>
+              </w:rPr>
+              <w:t>0.713</w:t>
+            </w:r>
+            <w:r>
+              <w:rPr>
+                <w:rFonts w:ascii="宋体" w:hAnsi="宋体" w:eastAsia="宋体"/>
+                <w:sz w:val="18"/>
+              </w:rPr>
+              <w:t>（P(fatigue)）</w:t>
+            </w:r>
+          </w:p>
+        </w:tc>
+        <w:tc>
+          <w:tcPr>
+            <w:tcW w:type="dxa" w:w="2160"/>
+          </w:tcPr>
+          <w:p>
+            <w:pPr>
+              <w:spacing w:after="0" w:before="0"/>
+            </w:pPr>
+            <w:r/>
+            <w:r>
+              <w:rPr>
+                <w:rFonts w:ascii="宋体" w:hAnsi="宋体" w:eastAsia="宋体"/>
+                <w:sz w:val="18"/>
+              </w:rPr>
+              <w:t>P(phone) 0.165</w:t>
+            </w:r>
+          </w:p>
+        </w:tc>
+        <w:tc>
+          <w:tcPr>
+            <w:tcW w:type="dxa" w:w="2160"/>
+          </w:tcPr>
+          <w:p>
+            <w:pPr>
+              <w:spacing w:after="0" w:before="0"/>
+            </w:pPr>
+            <w:r/>
+            <w:r>
+              <w:rPr>
+                <w:rFonts w:ascii="宋体" w:hAnsi="宋体" w:eastAsia="宋体"/>
+                <w:sz w:val="18"/>
+              </w:rPr>
+              <w:t>97.0% / 36.2%</w:t>
+            </w:r>
+          </w:p>
+        </w:tc>
+      </w:tr>
+    </w:tbl>
+    <w:p/>
+    <w:p>
+      <w:pPr>
+        <w:spacing w:after="120" w:line="300" w:lineRule="auto"/>
+      </w:pPr>
+      <w:r>
+        <w:rPr>
+          <w:rFonts w:ascii="宋体" w:hAnsi="宋体" w:eastAsia="宋体"/>
+          <w:sz w:val="21"/>
+        </w:rPr>
+        <w:t>两类</w:t>
+      </w:r>
+      <w:r>
+        <w:rPr>
+          <w:rFonts w:ascii="宋体" w:hAnsi="宋体" w:eastAsia="宋体"/>
+          <w:b/>
+          <w:sz w:val="21"/>
+        </w:rPr>
+        <w:t>低头幅度完全相同</w:t>
+      </w:r>
+      <w:r>
+        <w:rPr>
+          <w:rFonts w:ascii="宋体" w:hAnsi="宋体" w:eastAsia="宋体"/>
+          <w:sz w:val="21"/>
+        </w:rPr>
+        <w:t>，模型靠的是周期性把它们分开 —— 均值上这件事成立</w:t>
+      </w:r>
+    </w:p>
+    <w:p>
+      <w:pPr>
+        <w:spacing w:after="120" w:line="300" w:lineRule="auto"/>
+      </w:pPr>
+      <w:r>
+        <w:rPr>
+          <w:rFonts w:ascii="宋体" w:hAnsi="宋体" w:eastAsia="宋体"/>
+          <w:sz w:val="21"/>
+        </w:rPr>
+        <w:t>（真值 0.64~0.77 对易混类 0.17~0.26）。</w:t>
+      </w:r>
+      <w:r>
+        <w:rPr>
+          <w:rFonts w:ascii="宋体" w:hAnsi="宋体" w:eastAsia="宋体"/>
+          <w:b/>
+          <w:sz w:val="21"/>
+        </w:rPr>
+        <w:t>但均值把分布抹平了，必须一起看尾部</w:t>
+      </w:r>
+      <w:r>
+        <w:rPr>
+          <w:rFonts w:ascii="宋体" w:hAnsi="宋体" w:eastAsia="宋体"/>
+          <w:sz w:val="21"/>
+        </w:rPr>
+        <w:t>：</w:t>
+      </w:r>
+    </w:p>
+    <w:p>
+      <w:pPr>
+        <w:pStyle w:val="ListBullet"/>
+      </w:pPr>
+      <w:r>
+        <w:rPr>
+          <w:rFonts w:ascii="Consolas" w:hAnsi="Consolas" w:eastAsia="Consolas"/>
+          <w:sz w:val="18"/>
+        </w:rPr>
+        <w:t>phone</w:t>
+      </w:r>
+      <w:r>
+        <w:rPr>
+          <w:rFonts w:ascii="宋体" w:hAnsi="宋体" w:eastAsia="宋体"/>
+          <w:sz w:val="21"/>
+        </w:rPr>
+        <w:t xml:space="preserve"> 段里有 </w:t>
+      </w:r>
+      <w:r>
+        <w:rPr>
+          <w:rFonts w:ascii="宋体" w:hAnsi="宋体" w:eastAsia="宋体"/>
+          <w:b/>
+          <w:sz w:val="21"/>
+        </w:rPr>
+        <w:t>5 段</w:t>
+      </w:r>
+      <w:r>
+        <w:rPr>
+          <w:rFonts w:ascii="宋体" w:hAnsi="宋体" w:eastAsia="宋体"/>
+          <w:sz w:val="21"/>
+        </w:rPr>
+        <w:t>（</w:t>
+      </w:r>
+      <w:r>
+        <w:rPr>
+          <w:rFonts w:ascii="Consolas" w:hAnsi="Consolas" w:eastAsia="Consolas"/>
+          <w:sz w:val="18"/>
+        </w:rPr>
+        <w:t>phone_15</w:t>
+      </w:r>
+      <w:r>
+        <w:rPr>
+          <w:rFonts w:ascii="宋体" w:hAnsi="宋体" w:eastAsia="宋体"/>
+          <w:sz w:val="21"/>
+        </w:rPr>
+        <w:t xml:space="preserve"> / </w:t>
+      </w:r>
+      <w:r>
+        <w:rPr>
+          <w:rFonts w:ascii="Consolas" w:hAnsi="Consolas" w:eastAsia="Consolas"/>
+          <w:sz w:val="18"/>
+        </w:rPr>
+        <w:t>phone_20</w:t>
+      </w:r>
+      <w:r>
+        <w:rPr>
+          <w:rFonts w:ascii="宋体" w:hAnsi="宋体" w:eastAsia="宋体"/>
+          <w:sz w:val="21"/>
+        </w:rPr>
+        <w:t xml:space="preserve"> / </w:t>
+      </w:r>
+      <w:r>
+        <w:rPr>
+          <w:rFonts w:ascii="Consolas" w:hAnsi="Consolas" w:eastAsia="Consolas"/>
+          <w:sz w:val="18"/>
+        </w:rPr>
+        <w:t>phone_24</w:t>
+      </w:r>
+      <w:r>
+        <w:rPr>
+          <w:rFonts w:ascii="宋体" w:hAnsi="宋体" w:eastAsia="宋体"/>
+          <w:sz w:val="21"/>
+        </w:rPr>
+        <w:t xml:space="preserve"> 三段整段判成</w:t>
+      </w:r>
+    </w:p>
+    <w:p>
+      <w:pPr>
+        <w:spacing w:after="120" w:line="300" w:lineRule="auto"/>
+      </w:pPr>
+      <w:r>
+        <w:rPr>
+          <w:rFonts w:ascii="Consolas" w:hAnsi="Consolas" w:eastAsia="Consolas"/>
+          <w:sz w:val="18"/>
+        </w:rPr>
+        <w:t>fatigue</w:t>
+      </w:r>
+      <w:r>
+        <w:rPr>
+          <w:rFonts w:ascii="宋体" w:hAnsi="宋体" w:eastAsia="宋体"/>
+          <w:sz w:val="21"/>
+        </w:rPr>
+        <w:t xml:space="preserve">，正确率 </w:t>
+      </w:r>
+      <w:r>
+        <w:rPr>
+          <w:rFonts w:ascii="宋体" w:hAnsi="宋体" w:eastAsia="宋体"/>
+          <w:b/>
+          <w:sz w:val="21"/>
+        </w:rPr>
+        <w:t>0.0%</w:t>
+      </w:r>
+      <w:r>
+        <w:rPr>
+          <w:rFonts w:ascii="宋体" w:hAnsi="宋体" w:eastAsia="宋体"/>
+          <w:sz w:val="21"/>
+        </w:rPr>
+        <w:t xml:space="preserve">；另有 </w:t>
+      </w:r>
+      <w:r>
+        <w:rPr>
+          <w:rFonts w:ascii="Consolas" w:hAnsi="Consolas" w:eastAsia="Consolas"/>
+          <w:sz w:val="18"/>
+        </w:rPr>
+        <w:t>phone_22</w:t>
+      </w:r>
+      <w:r>
+        <w:rPr>
+          <w:rFonts w:ascii="宋体" w:hAnsi="宋体" w:eastAsia="宋体"/>
+          <w:sz w:val="21"/>
+        </w:rPr>
+        <w:t xml:space="preserve"> 19.6%、</w:t>
+      </w:r>
+      <w:r>
+        <w:rPr>
+          <w:rFonts w:ascii="Consolas" w:hAnsi="Consolas" w:eastAsia="Consolas"/>
+          <w:sz w:val="18"/>
+        </w:rPr>
+        <w:t>phone_16</w:t>
+      </w:r>
+      <w:r>
+        <w:rPr>
+          <w:rFonts w:ascii="宋体" w:hAnsi="宋体" w:eastAsia="宋体"/>
+          <w:sz w:val="21"/>
+        </w:rPr>
+        <w:t xml:space="preserve"> 41.6%）</w:t>
+      </w:r>
+    </w:p>
+    <w:p>
+      <w:pPr>
+        <w:spacing w:after="120" w:line="300" w:lineRule="auto"/>
+      </w:pPr>
+      <w:r>
+        <w:rPr>
+          <w:rFonts w:ascii="宋体" w:hAnsi="宋体" w:eastAsia="宋体"/>
+          <w:sz w:val="21"/>
+        </w:rPr>
+        <w:t>逐帧正确率掉到 0%~42%，</w:t>
+      </w:r>
+      <w:r>
+        <w:rPr>
+          <w:rFonts w:ascii="Consolas" w:hAnsi="Consolas" w:eastAsia="Consolas"/>
+          <w:sz w:val="18"/>
+        </w:rPr>
+        <w:t>P(fatigue)</w:t>
+      </w:r>
+      <w:r>
+        <w:rPr>
+          <w:rFonts w:ascii="宋体" w:hAnsi="宋体" w:eastAsia="宋体"/>
+          <w:sz w:val="21"/>
+        </w:rPr>
+        <w:t xml:space="preserve"> 最高到 </w:t>
+      </w:r>
+      <w:r>
+        <w:rPr>
+          <w:rFonts w:ascii="宋体" w:hAnsi="宋体" w:eastAsia="宋体"/>
+          <w:b/>
+          <w:sz w:val="21"/>
+        </w:rPr>
+        <w:t>0.741</w:t>
+      </w:r>
+      <w:r>
+        <w:rPr>
+          <w:rFonts w:ascii="宋体" w:hAnsi="宋体" w:eastAsia="宋体"/>
+          <w:sz w:val="21"/>
+        </w:rPr>
+        <w:t>；</w:t>
+      </w:r>
+    </w:p>
+    <w:p>
+      <w:pPr>
+        <w:pStyle w:val="ListBullet"/>
+      </w:pPr>
+      <w:r>
+        <w:rPr>
+          <w:rFonts w:ascii="Consolas" w:hAnsi="Consolas" w:eastAsia="Consolas"/>
+          <w:sz w:val="18"/>
+        </w:rPr>
+        <w:t>fatigue</w:t>
+      </w:r>
+      <w:r>
+        <w:rPr>
+          <w:rFonts w:ascii="宋体" w:hAnsi="宋体" w:eastAsia="宋体"/>
+          <w:sz w:val="21"/>
+        </w:rPr>
+        <w:t xml:space="preserve"> 段最差的一段（</w:t>
+      </w:r>
+      <w:r>
+        <w:rPr>
+          <w:rFonts w:ascii="Consolas" w:hAnsi="Consolas" w:eastAsia="Consolas"/>
+          <w:sz w:val="18"/>
+        </w:rPr>
+        <w:t>fatigue_06</w:t>
+      </w:r>
+      <w:r>
+        <w:rPr>
+          <w:rFonts w:ascii="宋体" w:hAnsi="宋体" w:eastAsia="宋体"/>
+          <w:sz w:val="21"/>
+        </w:rPr>
+        <w:t>）只有 36.2%，</w:t>
+      </w:r>
+      <w:r>
+        <w:rPr>
+          <w:rFonts w:ascii="Consolas" w:hAnsi="Consolas" w:eastAsia="Consolas"/>
+          <w:sz w:val="18"/>
+        </w:rPr>
+        <w:t>P(phone)</w:t>
+      </w:r>
+      <w:r>
+        <w:rPr>
+          <w:rFonts w:ascii="宋体" w:hAnsi="宋体" w:eastAsia="宋体"/>
+          <w:sz w:val="21"/>
+        </w:rPr>
+        <w:t xml:space="preserve"> 最高 0.544；</w:t>
+      </w:r>
+    </w:p>
+    <w:p>
+      <w:pPr>
+        <w:pStyle w:val="ListBullet"/>
+      </w:pPr>
+      <w:r>
+        <w:rPr>
+          <w:rFonts w:ascii="宋体" w:hAnsi="宋体" w:eastAsia="宋体"/>
+          <w:sz w:val="21"/>
+        </w:rPr>
+        <w:t>窗口级混淆矩阵（</w:t>
+      </w:r>
+      <w:r>
+        <w:rPr>
+          <w:rFonts w:ascii="Consolas" w:hAnsi="Consolas" w:eastAsia="Consolas"/>
+          <w:sz w:val="18"/>
+        </w:rPr>
+        <w:t>runs/fatigue3</w:t>
+      </w:r>
+      <w:r>
+        <w:rPr>
+          <w:rFonts w:ascii="宋体" w:hAnsi="宋体" w:eastAsia="宋体"/>
+          <w:sz w:val="21"/>
+        </w:rPr>
+        <w:t>，139 个测试窗）看得更清楚：</w:t>
+      </w:r>
+    </w:p>
+    <w:p>
+      <w:pPr>
+        <w:spacing w:after="120" w:line="300" w:lineRule="auto"/>
+      </w:pPr>
+      <w:r>
+        <w:rPr>
+          <w:rFonts w:ascii="Consolas" w:hAnsi="Consolas" w:eastAsia="Consolas"/>
+          <w:sz w:val="18"/>
+        </w:rPr>
+        <w:t>normal</w:t>
+      </w:r>
+      <w:r>
+        <w:rPr>
+          <w:rFonts w:ascii="宋体" w:hAnsi="宋体" w:eastAsia="宋体"/>
+          <w:sz w:val="21"/>
+        </w:rPr>
+        <w:t xml:space="preserve"> 3/40 判成 </w:t>
+      </w:r>
+      <w:r>
+        <w:rPr>
+          <w:rFonts w:ascii="Consolas" w:hAnsi="Consolas" w:eastAsia="Consolas"/>
+          <w:sz w:val="18"/>
+        </w:rPr>
+        <w:t>fatigue</w:t>
+      </w:r>
+      <w:r>
+        <w:rPr>
+          <w:rFonts w:ascii="宋体" w:hAnsi="宋体" w:eastAsia="宋体"/>
+          <w:sz w:val="21"/>
+        </w:rPr>
+        <w:t>、</w:t>
+      </w:r>
+      <w:r>
+        <w:rPr>
+          <w:rFonts w:ascii="宋体" w:hAnsi="宋体" w:eastAsia="宋体"/>
+          <w:b/>
+          <w:sz w:val="21"/>
+        </w:rPr>
+        <w:t>`phone` 24/45 判成 `fatigue`</w:t>
+      </w:r>
+      <w:r>
+        <w:rPr>
+          <w:rFonts w:ascii="宋体" w:hAnsi="宋体" w:eastAsia="宋体"/>
+          <w:sz w:val="21"/>
+        </w:rPr>
+        <w:t>、</w:t>
+      </w:r>
+      <w:r>
+        <w:rPr>
+          <w:rFonts w:ascii="Consolas" w:hAnsi="Consolas" w:eastAsia="Consolas"/>
+          <w:sz w:val="18"/>
+        </w:rPr>
+        <w:t>fatigue</w:t>
+      </w:r>
+      <w:r>
+        <w:rPr>
+          <w:rFonts w:ascii="宋体" w:hAnsi="宋体" w:eastAsia="宋体"/>
+          <w:sz w:val="21"/>
+        </w:rPr>
+        <w:t xml:space="preserve"> 0/54 判错。</w:t>
+      </w:r>
+    </w:p>
+    <w:p>
+      <w:pPr>
+        <w:spacing w:after="120" w:line="300" w:lineRule="auto"/>
+      </w:pPr>
+      <w:r>
+        <w:rPr>
+          <w:rFonts w:ascii="宋体" w:hAnsi="宋体" w:eastAsia="宋体"/>
+          <w:sz w:val="21"/>
+        </w:rPr>
+        <w:t xml:space="preserve">⇒ </w:t>
+      </w:r>
+      <w:r>
+        <w:rPr>
+          <w:rFonts w:ascii="宋体" w:hAnsi="宋体" w:eastAsia="宋体"/>
+          <w:b/>
+          <w:sz w:val="21"/>
+        </w:rPr>
+        <w:t>诚实的说法是</w:t>
+      </w:r>
+      <w:r>
+        <w:rPr>
+          <w:rFonts w:ascii="宋体" w:hAnsi="宋体" w:eastAsia="宋体"/>
+          <w:sz w:val="21"/>
+        </w:rPr>
+        <w:t xml:space="preserve">：模型确实在用时间结构（否则 </w:t>
+      </w:r>
+      <w:r>
+        <w:rPr>
+          <w:rFonts w:ascii="Consolas" w:hAnsi="Consolas" w:eastAsia="Consolas"/>
+          <w:sz w:val="18"/>
+        </w:rPr>
+        <w:t>phone</w:t>
+      </w:r>
+      <w:r>
+        <w:rPr>
+          <w:rFonts w:ascii="宋体" w:hAnsi="宋体" w:eastAsia="宋体"/>
+          <w:sz w:val="21"/>
+        </w:rPr>
+        <w:t xml:space="preserve"> 段的 </w:t>
+      </w:r>
+      <w:r>
+        <w:rPr>
+          <w:rFonts w:ascii="Consolas" w:hAnsi="Consolas" w:eastAsia="Consolas"/>
+          <w:sz w:val="18"/>
+        </w:rPr>
+        <w:t>P(fatigue)</w:t>
+      </w:r>
+      <w:r>
+        <w:rPr>
+          <w:rFonts w:ascii="宋体" w:hAnsi="宋体" w:eastAsia="宋体"/>
+          <w:sz w:val="21"/>
+        </w:rPr>
+        <w:t xml:space="preserve"> 应该</w:t>
+      </w:r>
+    </w:p>
+    <w:p>
+      <w:pPr>
+        <w:spacing w:after="120" w:line="300" w:lineRule="auto"/>
+      </w:pPr>
+      <w:r>
+        <w:rPr>
+          <w:rFonts w:ascii="宋体" w:hAnsi="宋体" w:eastAsia="宋体"/>
+          <w:sz w:val="21"/>
+        </w:rPr>
+        <w:t>系统性接近 1，而不是均值 0.26）；但</w:t>
+      </w:r>
+      <w:r>
+        <w:rPr>
+          <w:rFonts w:ascii="宋体" w:hAnsi="宋体" w:eastAsia="宋体"/>
+          <w:b/>
+          <w:sz w:val="21"/>
+        </w:rPr>
+        <w:t>"低头 vs 点头"这一对在逐帧层面区分得很勉强</w:t>
+      </w:r>
+      <w:r>
+        <w:rPr>
+          <w:rFonts w:ascii="宋体" w:hAnsi="宋体" w:eastAsia="宋体"/>
+          <w:sz w:val="21"/>
+        </w:rPr>
+        <w:t>，</w:t>
+      </w:r>
+    </w:p>
+    <w:p>
+      <w:pPr>
+        <w:spacing w:after="120" w:line="300" w:lineRule="auto"/>
+      </w:pPr>
+      <w:r>
+        <w:rPr>
+          <w:rFonts w:ascii="Consolas" w:hAnsi="Consolas" w:eastAsia="Consolas"/>
+          <w:sz w:val="18"/>
+        </w:rPr>
+        <w:t>phone</w:t>
+      </w:r>
+      <w:r>
+        <w:rPr>
+          <w:rFonts w:ascii="宋体" w:hAnsi="宋体" w:eastAsia="宋体"/>
+          <w:sz w:val="21"/>
+        </w:rPr>
+        <w:t xml:space="preserve"> 的召回只有 0.467。</w:t>
+      </w:r>
+    </w:p>
+    <w:p>
+      <w:pPr>
+        <w:spacing w:after="120" w:line="300" w:lineRule="auto"/>
+      </w:pPr>
+      <w:r>
+        <w:rPr>
+          <w:rFonts w:ascii="宋体" w:hAnsi="宋体" w:eastAsia="宋体"/>
+          <w:b/>
+          <w:sz w:val="21"/>
+        </w:rPr>
+        <w:t>为什么这不影响产品</w:t>
+      </w:r>
+      <w:r>
+        <w:rPr>
+          <w:rFonts w:ascii="宋体" w:hAnsi="宋体" w:eastAsia="宋体"/>
+          <w:sz w:val="21"/>
+        </w:rPr>
+        <w:t>：</w:t>
+      </w:r>
+      <w:r>
+        <w:rPr>
+          <w:rFonts w:ascii="Consolas" w:hAnsi="Consolas" w:eastAsia="Consolas"/>
+          <w:sz w:val="18"/>
+        </w:rPr>
+        <w:t>phone</w:t>
+      </w:r>
+      <w:r>
+        <w:rPr>
+          <w:rFonts w:ascii="宋体" w:hAnsi="宋体" w:eastAsia="宋体"/>
+          <w:sz w:val="21"/>
+        </w:rPr>
+        <w:t xml:space="preserve"> 与 </w:t>
+      </w:r>
+      <w:r>
+        <w:rPr>
+          <w:rFonts w:ascii="Consolas" w:hAnsi="Consolas" w:eastAsia="Consolas"/>
+          <w:sz w:val="18"/>
+        </w:rPr>
+        <w:t>fatigue</w:t>
+      </w:r>
+      <w:r>
+        <w:rPr>
+          <w:rFonts w:ascii="宋体" w:hAnsi="宋体" w:eastAsia="宋体"/>
+          <w:sz w:val="21"/>
+        </w:rPr>
+        <w:t xml:space="preserve"> 都落 L3（都是重度疲劳），</w:t>
+      </w:r>
+    </w:p>
+    <w:p>
+      <w:pPr>
+        <w:spacing w:after="120" w:line="300" w:lineRule="auto"/>
+      </w:pPr>
+      <w:r>
+        <w:rPr>
+          <w:rFonts w:ascii="宋体" w:hAnsi="宋体" w:eastAsia="宋体"/>
+          <w:sz w:val="21"/>
+        </w:rPr>
+        <w:t>所以这两类之间的混淆</w:t>
+      </w:r>
+      <w:r>
+        <w:rPr>
+          <w:rFonts w:ascii="宋体" w:hAnsi="宋体" w:eastAsia="宋体"/>
+          <w:b/>
+          <w:sz w:val="21"/>
+        </w:rPr>
+        <w:t>对档位、配色、语音、推送全都没有后果</w:t>
+      </w:r>
+      <w:r>
+        <w:rPr>
+          <w:rFonts w:ascii="宋体" w:hAnsi="宋体" w:eastAsia="宋体"/>
+          <w:sz w:val="21"/>
+        </w:rPr>
+        <w:t>。</w:t>
+      </w:r>
+    </w:p>
+    <w:p>
+      <w:pPr>
+        <w:spacing w:after="120" w:line="300" w:lineRule="auto"/>
+      </w:pPr>
+      <w:r>
+        <w:rPr>
+          <w:rFonts w:ascii="宋体" w:hAnsi="宋体" w:eastAsia="宋体"/>
+          <w:sz w:val="21"/>
+        </w:rPr>
+        <w:t>把三类的输出</w:t>
+      </w:r>
+      <w:r>
+        <w:rPr>
+          <w:rFonts w:ascii="宋体" w:hAnsi="宋体" w:eastAsia="宋体"/>
+          <w:b/>
+          <w:sz w:val="21"/>
+        </w:rPr>
+        <w:t>合并成"清醒 / 疲劳"两侧</w:t>
+      </w:r>
+      <w:r>
+        <w:rPr>
+          <w:rFonts w:ascii="宋体" w:hAnsi="宋体" w:eastAsia="宋体"/>
+          <w:sz w:val="21"/>
+        </w:rPr>
+        <w:t xml:space="preserve">再算，79 段是 </w:t>
+      </w:r>
+      <w:r>
+        <w:rPr>
+          <w:rFonts w:ascii="宋体" w:hAnsi="宋体" w:eastAsia="宋体"/>
+          <w:b/>
+          <w:sz w:val="21"/>
+        </w:rPr>
+        <w:t>79/79 全对</w:t>
+      </w:r>
+      <w:r>
+        <w:rPr>
+          <w:rFonts w:ascii="宋体" w:hAnsi="宋体" w:eastAsia="宋体"/>
+          <w:sz w:val="21"/>
+        </w:rPr>
+        <w:t>、</w:t>
+      </w:r>
+    </w:p>
+    <w:p>
+      <w:pPr>
+        <w:spacing w:after="120" w:line="300" w:lineRule="auto"/>
+      </w:pPr>
+      <w:r>
+        <w:rPr>
+          <w:rFonts w:ascii="宋体" w:hAnsi="宋体" w:eastAsia="宋体"/>
+          <w:sz w:val="21"/>
+        </w:rPr>
+        <w:t xml:space="preserve">误报 </w:t>
+      </w:r>
+      <w:r>
+        <w:rPr>
+          <w:rFonts w:ascii="宋体" w:hAnsi="宋体" w:eastAsia="宋体"/>
+          <w:b/>
+          <w:sz w:val="21"/>
+        </w:rPr>
+        <w:t>0/27</w:t>
+      </w:r>
+      <w:r>
+        <w:rPr>
+          <w:rFonts w:ascii="宋体" w:hAnsi="宋体" w:eastAsia="宋体"/>
+          <w:sz w:val="21"/>
+        </w:rPr>
+        <w:t xml:space="preserve">、漏报 </w:t>
+      </w:r>
+      <w:r>
+        <w:rPr>
+          <w:rFonts w:ascii="宋体" w:hAnsi="宋体" w:eastAsia="宋体"/>
+          <w:b/>
+          <w:sz w:val="21"/>
+        </w:rPr>
+        <w:t>0/52</w:t>
+      </w:r>
+      <w:r>
+        <w:rPr>
+          <w:rFonts w:ascii="宋体" w:hAnsi="宋体" w:eastAsia="宋体"/>
+          <w:sz w:val="21"/>
+        </w:rPr>
+        <w:t xml:space="preserve"> —— 那才是这套系统真正出口的口径：</w:t>
       </w:r>
     </w:p>
     <w:tbl>
@@ -7164,7 +10014,7 @@
                 <w:b/>
                 <w:sz w:val="18"/>
               </w:rPr>
-              <w:t>片段类型</w:t>
+              <w:t>划分</w:t>
             </w:r>
           </w:p>
         </w:tc>
@@ -7188,7 +10038,7 @@
                 <w:b/>
                 <w:sz w:val="18"/>
               </w:rPr>
-              <w:t>P(fatigue)</w:t>
+              <w:t>段级</w:t>
             </w:r>
           </w:p>
         </w:tc>
@@ -7212,7 +10062,7 @@
                 <w:b/>
                 <w:sz w:val="18"/>
               </w:rPr>
-              <w:t>P(phone)</w:t>
+              <w:t>逐帧平均正确率</w:t>
             </w:r>
           </w:p>
         </w:tc>
@@ -7229,17 +10079,123 @@
             <w:r/>
             <w:r>
               <w:rPr>
-                <w:rFonts w:ascii="Consolas" w:hAnsi="Consolas" w:eastAsia="Consolas"/>
+                <w:rFonts w:ascii="宋体" w:hAnsi="宋体" w:eastAsia="宋体"/>
                 <w:sz w:val="18"/>
               </w:rPr>
-              <w:t>fatigue</w:t>
+              <w:t>train</w:t>
             </w:r>
+          </w:p>
+        </w:tc>
+        <w:tc>
+          <w:tcPr>
+            <w:tcW w:type="dxa" w:w="2880"/>
+          </w:tcPr>
+          <w:p>
+            <w:pPr>
+              <w:spacing w:after="0" w:before="0"/>
+            </w:pPr>
+            <w:r/>
             <w:r>
               <w:rPr>
                 <w:rFonts w:ascii="宋体" w:hAnsi="宋体" w:eastAsia="宋体"/>
                 <w:sz w:val="18"/>
               </w:rPr>
-              <w:t xml:space="preserve"> 片段</w:t>
+              <w:t>61/61</w:t>
+            </w:r>
+          </w:p>
+        </w:tc>
+        <w:tc>
+          <w:tcPr>
+            <w:tcW w:type="dxa" w:w="2880"/>
+          </w:tcPr>
+          <w:p>
+            <w:pPr>
+              <w:spacing w:after="0" w:before="0"/>
+            </w:pPr>
+            <w:r/>
+            <w:r>
+              <w:rPr>
+                <w:rFonts w:ascii="宋体" w:hAnsi="宋体" w:eastAsia="宋体"/>
+                <w:sz w:val="18"/>
+              </w:rPr>
+              <w:t>100.0%</w:t>
+            </w:r>
+          </w:p>
+        </w:tc>
+      </w:tr>
+      <w:tr>
+        <w:tc>
+          <w:tcPr>
+            <w:tcW w:type="dxa" w:w="2880"/>
+          </w:tcPr>
+          <w:p>
+            <w:pPr>
+              <w:spacing w:after="0" w:before="0"/>
+            </w:pPr>
+            <w:r/>
+            <w:r>
+              <w:rPr>
+                <w:rFonts w:ascii="宋体" w:hAnsi="宋体" w:eastAsia="宋体"/>
+                <w:sz w:val="18"/>
+              </w:rPr>
+              <w:t>val</w:t>
+            </w:r>
+          </w:p>
+        </w:tc>
+        <w:tc>
+          <w:tcPr>
+            <w:tcW w:type="dxa" w:w="2880"/>
+          </w:tcPr>
+          <w:p>
+            <w:pPr>
+              <w:spacing w:after="0" w:before="0"/>
+            </w:pPr>
+            <w:r/>
+            <w:r>
+              <w:rPr>
+                <w:rFonts w:ascii="宋体" w:hAnsi="宋体" w:eastAsia="宋体"/>
+                <w:sz w:val="18"/>
+              </w:rPr>
+              <w:t>9/9</w:t>
+            </w:r>
+          </w:p>
+        </w:tc>
+        <w:tc>
+          <w:tcPr>
+            <w:tcW w:type="dxa" w:w="2880"/>
+          </w:tcPr>
+          <w:p>
+            <w:pPr>
+              <w:spacing w:after="0" w:before="0"/>
+            </w:pPr>
+            <w:r/>
+            <w:r>
+              <w:rPr>
+                <w:rFonts w:ascii="宋体" w:hAnsi="宋体" w:eastAsia="宋体"/>
+                <w:sz w:val="18"/>
+              </w:rPr>
+              <w:t>98.4%</w:t>
+            </w:r>
+          </w:p>
+        </w:tc>
+      </w:tr>
+      <w:tr>
+        <w:tc>
+          <w:tcPr>
+            <w:tcW w:type="dxa" w:w="2880"/>
+          </w:tcPr>
+          <w:p>
+            <w:pPr>
+              <w:spacing w:after="0" w:before="0"/>
+            </w:pPr>
+            <w:r/>
+            <w:r>
+              <w:rPr>
+                <w:rFonts w:ascii="宋体" w:hAnsi="宋体" w:eastAsia="宋体"/>
+                <w:b/>
+                <w:sz w:val="18"/>
+              </w:rPr>
+              <w:t>test</w:t>
             </w:r>
           </w:p>
         </w:tc>
@@ -7258,70 +10214,7 @@
                 <w:b/>
                 <w:sz w:val="18"/>
               </w:rPr>
-              <w:t>0.92</w:t>
-            </w:r>
-          </w:p>
-        </w:tc>
-        <w:tc>
-          <w:tcPr>
-            <w:tcW w:type="dxa" w:w="2880"/>
-          </w:tcPr>
-          <w:p>
-            <w:pPr>
-              <w:spacing w:after="0" w:before="0"/>
-            </w:pPr>
-            <w:r/>
-            <w:r>
-              <w:rPr>
-                <w:rFonts w:ascii="宋体" w:hAnsi="宋体" w:eastAsia="宋体"/>
-                <w:sz w:val="18"/>
-              </w:rPr>
-              <w:t>0.028</w:t>
-            </w:r>
-          </w:p>
-        </w:tc>
-      </w:tr>
-      <w:tr>
-        <w:tc>
-          <w:tcPr>
-            <w:tcW w:type="dxa" w:w="2880"/>
-          </w:tcPr>
-          <w:p>
-            <w:pPr>
-              <w:spacing w:after="0" w:before="0"/>
-            </w:pPr>
-            <w:r/>
-            <w:r>
-              <w:rPr>
-                <w:rFonts w:ascii="Consolas" w:hAnsi="Consolas" w:eastAsia="Consolas"/>
-                <w:sz w:val="18"/>
-              </w:rPr>
-              <w:t>phone</w:t>
-            </w:r>
-            <w:r>
-              <w:rPr>
-                <w:rFonts w:ascii="宋体" w:hAnsi="宋体" w:eastAsia="宋体"/>
-                <w:sz w:val="18"/>
-              </w:rPr>
-              <w:t xml:space="preserve"> 片段</w:t>
-            </w:r>
-          </w:p>
-        </w:tc>
-        <w:tc>
-          <w:tcPr>
-            <w:tcW w:type="dxa" w:w="2880"/>
-          </w:tcPr>
-          <w:p>
-            <w:pPr>
-              <w:spacing w:after="0" w:before="0"/>
-            </w:pPr>
-            <w:r/>
-            <w:r>
-              <w:rPr>
-                <w:rFonts w:ascii="宋体" w:hAnsi="宋体" w:eastAsia="宋体"/>
-                <w:sz w:val="18"/>
-              </w:rPr>
-              <w:t>0.021</w:t>
+              <w:t>9/9</w:t>
             </w:r>
           </w:p>
         </w:tc>
@@ -7340,53 +10233,13 @@
                 <w:b/>
                 <w:sz w:val="18"/>
               </w:rPr>
-              <w:t>0.93</w:t>
+              <w:t>98.0%</w:t>
             </w:r>
           </w:p>
         </w:tc>
       </w:tr>
     </w:tbl>
     <w:p/>
-    <w:p>
-      <w:pPr>
-        <w:spacing w:after="120" w:line="300" w:lineRule="auto"/>
-      </w:pPr>
-      <w:r>
-        <w:rPr>
-          <w:rFonts w:ascii="宋体" w:hAnsi="宋体" w:eastAsia="宋体"/>
-          <w:sz w:val="21"/>
-        </w:rPr>
-        <w:t>两类</w:t>
-      </w:r>
-      <w:r>
-        <w:rPr>
-          <w:rFonts w:ascii="宋体" w:hAnsi="宋体" w:eastAsia="宋体"/>
-          <w:b/>
-          <w:sz w:val="21"/>
-        </w:rPr>
-        <w:t>低头幅度完全相同</w:t>
-      </w:r>
-      <w:r>
-        <w:rPr>
-          <w:rFonts w:ascii="宋体" w:hAnsi="宋体" w:eastAsia="宋体"/>
-          <w:sz w:val="21"/>
-        </w:rPr>
-        <w:t>，模型靠的是周期性把它们分开。</w:t>
-      </w:r>
-    </w:p>
-    <w:p>
-      <w:pPr>
-        <w:spacing w:after="120" w:line="300" w:lineRule="auto"/>
-      </w:pPr>
-      <w:r>
-        <w:rPr>
-          <w:rFonts w:ascii="宋体" w:hAnsi="宋体" w:eastAsia="宋体"/>
-          <w:b/>
-          <w:sz w:val="21"/>
-        </w:rPr>
-        <w:t>这张表证明模型学到的是时间结构，而不是"低头幅度"这个捷径。</w:t>
-      </w:r>
-    </w:p>
     <w:p>
       <w:pPr>
         <w:ind w:left="360"/>
@@ -7907,6 +10760,203 @@
     </w:p>
     <w:p>
       <w:pPr>
+        <w:spacing w:after="120" w:line="300" w:lineRule="auto"/>
+      </w:pPr>
+      <w:r>
+        <w:rPr>
+          <w:rFonts w:ascii="宋体" w:hAnsi="宋体" w:eastAsia="宋体"/>
+          <w:sz w:val="21"/>
+        </w:rPr>
+        <w:t xml:space="preserve">⚠️ </w:t>
+      </w:r>
+      <w:r>
+        <w:rPr>
+          <w:rFonts w:ascii="宋体" w:hAnsi="宋体" w:eastAsia="宋体"/>
+          <w:b/>
+          <w:sz w:val="21"/>
+        </w:rPr>
+        <w:t>口径（2026-09-24 补）</w:t>
+      </w:r>
+      <w:r>
+        <w:rPr>
+          <w:rFonts w:ascii="宋体" w:hAnsi="宋体" w:eastAsia="宋体"/>
+          <w:sz w:val="21"/>
+        </w:rPr>
+        <w:t>：这一节的实测是</w:t>
+      </w:r>
+      <w:r>
+        <w:rPr>
+          <w:rFonts w:ascii="宋体" w:hAnsi="宋体" w:eastAsia="宋体"/>
+          <w:b/>
+          <w:sz w:val="21"/>
+        </w:rPr>
+        <w:t>四类模型</w:t>
+      </w:r>
+      <w:r>
+        <w:rPr>
+          <w:rFonts w:ascii="宋体" w:hAnsi="宋体" w:eastAsia="宋体"/>
+          <w:sz w:val="21"/>
+        </w:rPr>
+        <w:t>时代做的，表里的</w:t>
+      </w:r>
+    </w:p>
+    <w:p>
+      <w:pPr>
+        <w:spacing w:after="120" w:line="300" w:lineRule="auto"/>
+      </w:pPr>
+      <w:r>
+        <w:rPr>
+          <w:rFonts w:ascii="Consolas" w:hAnsi="Consolas" w:eastAsia="Consolas"/>
+          <w:sz w:val="18"/>
+        </w:rPr>
+        <w:t>nor</w:t>
+      </w:r>
+      <w:r>
+        <w:rPr>
+          <w:rFonts w:ascii="宋体" w:hAnsi="宋体" w:eastAsia="宋体"/>
+          <w:sz w:val="21"/>
+        </w:rPr>
+        <w:t>/</w:t>
+      </w:r>
+      <w:r>
+        <w:rPr>
+          <w:rFonts w:ascii="Consolas" w:hAnsi="Consolas" w:eastAsia="Consolas"/>
+          <w:sz w:val="18"/>
+        </w:rPr>
+        <w:t>fat</w:t>
+      </w:r>
+      <w:r>
+        <w:rPr>
+          <w:rFonts w:ascii="宋体" w:hAnsi="宋体" w:eastAsia="宋体"/>
+          <w:sz w:val="21"/>
+        </w:rPr>
+        <w:t xml:space="preserve"> 和"峰值 0.89"都出自那一版权重。三类重训后，片段上 </w:t>
+      </w:r>
+      <w:r>
+        <w:rPr>
+          <w:rFonts w:ascii="Consolas" w:hAnsi="Consolas" w:eastAsia="Consolas"/>
+          <w:sz w:val="18"/>
+        </w:rPr>
+        <w:t>P(真值)</w:t>
+      </w:r>
+      <w:r>
+        <w:rPr>
+          <w:rFonts w:ascii="宋体" w:hAnsi="宋体" w:eastAsia="宋体"/>
+          <w:sz w:val="21"/>
+        </w:rPr>
+        <w:t xml:space="preserve"> 的均值</w:t>
+      </w:r>
+    </w:p>
+    <w:p>
+      <w:pPr>
+        <w:spacing w:after="120" w:line="300" w:lineRule="auto"/>
+      </w:pPr>
+      <w:r>
+        <w:rPr>
+          <w:rFonts w:ascii="宋体" w:hAnsi="宋体" w:eastAsia="宋体"/>
+          <w:sz w:val="21"/>
+        </w:rPr>
+        <w:t xml:space="preserve">降到 </w:t>
+      </w:r>
+      <w:r>
+        <w:rPr>
+          <w:rFonts w:ascii="宋体" w:hAnsi="宋体" w:eastAsia="宋体"/>
+          <w:b/>
+          <w:sz w:val="21"/>
+        </w:rPr>
+        <w:t>0.71~0.77</w:t>
+      </w:r>
+      <w:r>
+        <w:rPr>
+          <w:rFonts w:ascii="宋体" w:hAnsi="宋体" w:eastAsia="宋体"/>
+          <w:sz w:val="21"/>
+        </w:rPr>
+        <w:t>（见 7.2），所以</w:t>
+      </w:r>
+      <w:r>
+        <w:rPr>
+          <w:rFonts w:ascii="宋体" w:hAnsi="宋体" w:eastAsia="宋体"/>
+          <w:b/>
+          <w:sz w:val="21"/>
+        </w:rPr>
+        <w:t>现场峰值大概率不再有 0.89 那么高</w:t>
+      </w:r>
+      <w:r>
+        <w:rPr>
+          <w:rFonts w:ascii="宋体" w:hAnsi="宋体" w:eastAsia="宋体"/>
+          <w:sz w:val="21"/>
+        </w:rPr>
+        <w:t xml:space="preserve"> ——</w:t>
+      </w:r>
+    </w:p>
+    <w:p>
+      <w:pPr>
+        <w:spacing w:after="120" w:line="300" w:lineRule="auto"/>
+      </w:pPr>
+      <w:r>
+        <w:rPr>
+          <w:rFonts w:ascii="宋体" w:hAnsi="宋体" w:eastAsia="宋体"/>
+          <w:sz w:val="21"/>
+        </w:rPr>
+        <w:t>这两组数不是同一把尺子。</w:t>
+      </w:r>
+      <w:r>
+        <w:rPr>
+          <w:rFonts w:ascii="宋体" w:hAnsi="宋体" w:eastAsia="宋体"/>
+          <w:b/>
+          <w:sz w:val="21"/>
+        </w:rPr>
+        <w:t>这一节需要用三类权重 + 真人在摄像头前重做一次</w:t>
+      </w:r>
+    </w:p>
+    <w:p>
+      <w:pPr>
+        <w:spacing w:after="120" w:line="300" w:lineRule="auto"/>
+      </w:pPr>
+      <w:r>
+        <w:rPr>
+          <w:rFonts w:ascii="宋体" w:hAnsi="宋体" w:eastAsia="宋体"/>
+          <w:sz w:val="21"/>
+        </w:rPr>
+        <w:t>（</w:t>
+      </w:r>
+      <w:r>
+        <w:rPr>
+          <w:rFonts w:ascii="Consolas" w:hAnsi="Consolas" w:eastAsia="Consolas"/>
+          <w:sz w:val="18"/>
+        </w:rPr>
+        <w:t>src/live.py --log-probs</w:t>
+      </w:r>
+      <w:r>
+        <w:rPr>
+          <w:rFonts w:ascii="宋体" w:hAnsi="宋体" w:eastAsia="宋体"/>
+          <w:sz w:val="21"/>
+        </w:rPr>
+        <w:t>，只有本人坐在镜头前才能测），在重做之前，</w:t>
+      </w:r>
+    </w:p>
+    <w:p>
+      <w:pPr>
+        <w:spacing w:after="120" w:line="300" w:lineRule="auto"/>
+      </w:pPr>
+      <w:r>
+        <w:rPr>
+          <w:rFonts w:ascii="宋体" w:hAnsi="宋体" w:eastAsia="宋体"/>
+          <w:b/>
+          <w:sz w:val="21"/>
+        </w:rPr>
+        <w:t>不要把 0.89 当作当前模型在现场的置信度往材料里写</w:t>
+      </w:r>
+      <w:r>
+        <w:rPr>
+          <w:rFonts w:ascii="宋体" w:hAnsi="宋体" w:eastAsia="宋体"/>
+          <w:sz w:val="21"/>
+        </w:rPr>
+        <w:t>。</w:t>
+      </w:r>
+    </w:p>
+    <w:p>
+      <w:pPr>
         <w:spacing w:before="160" w:after="120"/>
       </w:pPr>
       <w:r>
@@ -7985,26 +11035,14 @@
           <w:b/>
           <w:sz w:val="21"/>
         </w:rPr>
-        <w:t>0.8011 不能作为现场性能指标</w:t>
-      </w:r>
-      <w:r>
-        <w:rPr>
-          <w:rFonts w:ascii="宋体" w:hAnsi="宋体" w:eastAsia="宋体"/>
-          <w:sz w:val="21"/>
-        </w:rPr>
-        <w:t>，</w:t>
-      </w:r>
-    </w:p>
-    <w:p>
-      <w:pPr>
-        <w:spacing w:after="120" w:line="300" w:lineRule="auto"/>
-      </w:pPr>
-      <w:r>
-        <w:rPr>
-          <w:rFonts w:ascii="宋体" w:hAnsi="宋体" w:eastAsia="宋体"/>
-          <w:sz w:val="21"/>
-        </w:rPr>
-        <w:t>补采多环境数据后需重测。</w:t>
+        <w:t>窗口级 0.8058 / 段级 0.804 都不能作为现场性能指标</w:t>
+      </w:r>
+      <w:r>
+        <w:rPr>
+          <w:rFonts w:ascii="宋体" w:hAnsi="宋体" w:eastAsia="宋体"/>
+          <w:sz w:val="21"/>
+        </w:rPr>
+        <w:t>，补采多环境数据后需重测。</w:t>
       </w:r>
     </w:p>
     <w:p>
@@ -8016,7 +11054,7 @@
           <w:rFonts w:ascii="宋体" w:hAnsi="宋体" w:eastAsia="宋体"/>
           <w:sz w:val="21"/>
         </w:rPr>
-        <w:t>每类 26~27 段，已达成"每类 20~30 段"的目标，</w:t>
+        <w:t>每类 26~27 段（三类共 79 段），已达成"每类 20~30 段"的目标，</w:t>
       </w:r>
       <w:r>
         <w:rPr>
@@ -8068,47 +11106,62 @@
           <w:b/>
           <w:sz w:val="21"/>
         </w:rPr>
-        <w:t>最薄弱的一类是"轻微分心"</w:t>
-      </w:r>
-      <w:r>
-        <w:rPr>
-          <w:rFonts w:ascii="宋体" w:hAnsi="宋体" w:eastAsia="宋体"/>
-          <w:sz w:val="21"/>
-        </w:rPr>
-        <w:t>：</w:t>
+        <w:t>最薄弱的一环是"低头 vs 点头"这一对</w:t>
+      </w:r>
+      <w:r>
+        <w:rPr>
+          <w:rFonts w:ascii="宋体" w:hAnsi="宋体" w:eastAsia="宋体"/>
+          <w:sz w:val="21"/>
+        </w:rPr>
+        <w:t xml:space="preserve">：测试集上 </w:t>
       </w:r>
       <w:r>
         <w:rPr>
           <w:rFonts w:ascii="Consolas" w:hAnsi="Consolas" w:eastAsia="Consolas"/>
           <w:sz w:val="18"/>
         </w:rPr>
-        <w:t>glance</w:t>
-      </w:r>
-      <w:r>
-        <w:rPr>
-          <w:rFonts w:ascii="宋体" w:hAnsi="宋体" w:eastAsia="宋体"/>
-          <w:sz w:val="21"/>
-        </w:rPr>
-        <w:t xml:space="preserve"> 召回只有 0.651（15/43 被判成</w:t>
+        <w:t>phone</w:t>
+      </w:r>
+      <w:r>
+        <w:rPr>
+          <w:rFonts w:ascii="宋体" w:hAnsi="宋体" w:eastAsia="宋体"/>
+          <w:sz w:val="21"/>
+        </w:rPr>
+        <w:t xml:space="preserve"> 的召回只有 </w:t>
+      </w:r>
+      <w:r>
+        <w:rPr>
+          <w:rFonts w:ascii="宋体" w:hAnsi="宋体" w:eastAsia="宋体"/>
+          <w:b/>
+          <w:sz w:val="21"/>
+        </w:rPr>
+        <w:t>0.467</w:t>
       </w:r>
     </w:p>
     <w:p>
       <w:pPr>
         <w:spacing w:after="120" w:line="300" w:lineRule="auto"/>
       </w:pPr>
+      <w:r>
+        <w:rPr>
+          <w:rFonts w:ascii="宋体" w:hAnsi="宋体" w:eastAsia="宋体"/>
+          <w:sz w:val="21"/>
+        </w:rPr>
+        <w:t xml:space="preserve">（24/45 个窗口判成 </w:t>
+      </w:r>
       <w:r>
         <w:rPr>
           <w:rFonts w:ascii="Consolas" w:hAnsi="Consolas" w:eastAsia="Consolas"/>
           <w:sz w:val="18"/>
         </w:rPr>
-        <w:t>normal</w:t>
-      </w:r>
-      <w:r>
-        <w:rPr>
-          <w:rFonts w:ascii="宋体" w:hAnsi="宋体" w:eastAsia="宋体"/>
-          <w:sz w:val="21"/>
-        </w:rPr>
-        <w:t>），</w:t>
+        <w:t>fatigue</w:t>
+      </w:r>
+      <w:r>
+        <w:rPr>
+          <w:rFonts w:ascii="宋体" w:hAnsi="宋体" w:eastAsia="宋体"/>
+          <w:sz w:val="21"/>
+        </w:rPr>
+        <w:t xml:space="preserve">），逐段看有 5 段 </w:t>
       </w:r>
       <w:r>
         <w:rPr>
@@ -8122,21 +11175,26 @@
           <w:rFonts w:ascii="宋体" w:hAnsi="宋体" w:eastAsia="宋体"/>
           <w:sz w:val="21"/>
         </w:rPr>
-        <w:t xml:space="preserve"> 有 12/50 被判成 </w:t>
+        <w:t xml:space="preserve"> 整段落到 </w:t>
       </w:r>
       <w:r>
         <w:rPr>
           <w:rFonts w:ascii="Consolas" w:hAnsi="Consolas" w:eastAsia="Consolas"/>
           <w:sz w:val="18"/>
         </w:rPr>
-        <w:t>glance</w:t>
-      </w:r>
-      <w:r>
-        <w:rPr>
-          <w:rFonts w:ascii="宋体" w:hAnsi="宋体" w:eastAsia="宋体"/>
-          <w:sz w:val="21"/>
-        </w:rPr>
-        <w:t xml:space="preserve">。反过来 </w:t>
+        <w:t>fatigue</w:t>
+      </w:r>
+    </w:p>
+    <w:p>
+      <w:pPr>
+        <w:spacing w:after="120" w:line="300" w:lineRule="auto"/>
+      </w:pPr>
+      <w:r>
+        <w:rPr>
+          <w:rFonts w:ascii="宋体" w:hAnsi="宋体" w:eastAsia="宋体"/>
+          <w:sz w:val="21"/>
+        </w:rPr>
+        <w:t xml:space="preserve">（见 7.2）。反过来 </w:t>
       </w:r>
       <w:r>
         <w:rPr>
@@ -8150,7 +11208,21 @@
           <w:rFonts w:ascii="宋体" w:hAnsi="宋体" w:eastAsia="宋体"/>
           <w:sz w:val="21"/>
         </w:rPr>
-        <w:t xml:space="preserve"> 是最稳的</w:t>
+        <w:t xml:space="preserve"> 召回 1.000、</w:t>
+      </w:r>
+      <w:r>
+        <w:rPr>
+          <w:rFonts w:ascii="Consolas" w:hAnsi="Consolas" w:eastAsia="Consolas"/>
+          <w:sz w:val="18"/>
+        </w:rPr>
+        <w:t>normal</w:t>
+      </w:r>
+      <w:r>
+        <w:rPr>
+          <w:rFonts w:ascii="宋体" w:hAnsi="宋体" w:eastAsia="宋体"/>
+          <w:sz w:val="21"/>
+        </w:rPr>
+        <w:t xml:space="preserve"> 0.925。</w:t>
       </w:r>
     </w:p>
     <w:p>
@@ -8160,13 +11232,6 @@
       <w:r>
         <w:rPr>
           <w:rFonts w:ascii="宋体" w:hAnsi="宋体" w:eastAsia="宋体"/>
-          <w:sz w:val="21"/>
-        </w:rPr>
-        <w:t>（精确率 0.927 / 召回 0.884 / F1 0.905）。</w:t>
-      </w:r>
-      <w:r>
-        <w:rPr>
-          <w:rFonts w:ascii="宋体" w:hAnsi="宋体" w:eastAsia="宋体"/>
           <w:b/>
           <w:sz w:val="21"/>
         </w:rPr>
@@ -8177,7 +11242,181 @@
           <w:rFonts w:ascii="宋体" w:hAnsi="宋体" w:eastAsia="宋体"/>
           <w:sz w:val="21"/>
         </w:rPr>
-        <w:t>——汇总数会把"漏报集中在哪"这个关键信息抹掉。</w:t>
+        <w:t>——汇总数会把"错集中在哪"</w:t>
+      </w:r>
+    </w:p>
+    <w:p>
+      <w:pPr>
+        <w:spacing w:after="120" w:line="300" w:lineRule="auto"/>
+      </w:pPr>
+      <w:r>
+        <w:rPr>
+          <w:rFonts w:ascii="宋体" w:hAnsi="宋体" w:eastAsia="宋体"/>
+          <w:sz w:val="21"/>
+        </w:rPr>
+        <w:t>这个关键信息抹掉。</w:t>
+      </w:r>
+    </w:p>
+    <w:p>
+      <w:pPr>
+        <w:spacing w:after="120" w:line="300" w:lineRule="auto"/>
+      </w:pPr>
+      <w:r>
+        <w:rPr>
+          <w:rFonts w:ascii="宋体" w:hAnsi="宋体" w:eastAsia="宋体"/>
+          <w:sz w:val="21"/>
+        </w:rPr>
+        <w:t>⇒ 但要</w:t>
+      </w:r>
+      <w:r>
+        <w:rPr>
+          <w:rFonts w:ascii="宋体" w:hAnsi="宋体" w:eastAsia="宋体"/>
+          <w:b/>
+          <w:sz w:val="21"/>
+        </w:rPr>
+        <w:t>同时说清后果</w:t>
+      </w:r>
+      <w:r>
+        <w:rPr>
+          <w:rFonts w:ascii="宋体" w:hAnsi="宋体" w:eastAsia="宋体"/>
+          <w:sz w:val="21"/>
+        </w:rPr>
+        <w:t>：这两类同落 L3，</w:t>
+      </w:r>
+      <w:r>
+        <w:rPr>
+          <w:rFonts w:ascii="宋体" w:hAnsi="宋体" w:eastAsia="宋体"/>
+          <w:b/>
+          <w:sz w:val="21"/>
+        </w:rPr>
+        <w:t>合并两侧后 79/79 段全对、零误报</w:t>
+      </w:r>
+    </w:p>
+    <w:p>
+      <w:pPr>
+        <w:spacing w:after="120" w:line="300" w:lineRule="auto"/>
+      </w:pPr>
+      <w:r>
+        <w:rPr>
+          <w:rFonts w:ascii="宋体" w:hAnsi="宋体" w:eastAsia="宋体"/>
+          <w:sz w:val="21"/>
+        </w:rPr>
+        <w:t>（见 7.2 的表）。所以这一条是"模型的两类边界不干净"，</w:t>
+      </w:r>
+      <w:r>
+        <w:rPr>
+          <w:rFonts w:ascii="宋体" w:hAnsi="宋体" w:eastAsia="宋体"/>
+          <w:b/>
+          <w:sz w:val="21"/>
+        </w:rPr>
+        <w:t>不是"系统会误判"</w:t>
+      </w:r>
+      <w:r>
+        <w:rPr>
+          <w:rFonts w:ascii="宋体" w:hAnsi="宋体" w:eastAsia="宋体"/>
+          <w:sz w:val="21"/>
+        </w:rPr>
+        <w:t xml:space="preserve"> ——</w:t>
+      </w:r>
+    </w:p>
+    <w:p>
+      <w:pPr>
+        <w:spacing w:after="120" w:line="300" w:lineRule="auto"/>
+      </w:pPr>
+      <w:r>
+        <w:rPr>
+          <w:rFonts w:ascii="宋体" w:hAnsi="宋体" w:eastAsia="宋体"/>
+          <w:sz w:val="21"/>
+        </w:rPr>
+        <w:t>答辩被问到时两个数都要给，只给一个都是误导。</w:t>
+      </w:r>
+    </w:p>
+    <w:p>
+      <w:pPr>
+        <w:spacing w:after="120" w:line="300" w:lineRule="auto"/>
+      </w:pPr>
+      <w:r>
+        <w:rPr>
+          <w:rFonts w:ascii="宋体" w:hAnsi="宋体" w:eastAsia="宋体"/>
+          <w:sz w:val="21"/>
+        </w:rPr>
+        <w:t xml:space="preserve">⚠️ 另外 </w:t>
+      </w:r>
+      <w:r>
+        <w:rPr>
+          <w:rFonts w:ascii="宋体" w:hAnsi="宋体" w:eastAsia="宋体"/>
+          <w:b/>
+          <w:sz w:val="21"/>
+        </w:rPr>
+        <w:t>`normal_14` 那一段要单独说明</w:t>
+      </w:r>
+      <w:r>
+        <w:rPr>
+          <w:rFonts w:ascii="宋体" w:hAnsi="宋体" w:eastAsia="宋体"/>
+          <w:sz w:val="21"/>
+        </w:rPr>
+        <w:t>：它逐帧只有 82.0%、开场几帧判成</w:t>
+      </w:r>
+    </w:p>
+    <w:p>
+      <w:pPr>
+        <w:spacing w:after="120" w:line="300" w:lineRule="auto"/>
+      </w:pPr>
+      <w:r>
+        <w:rPr>
+          <w:rFonts w:ascii="Consolas" w:hAnsi="Consolas" w:eastAsia="Consolas"/>
+          <w:sz w:val="18"/>
+        </w:rPr>
+        <w:t>fatigue</w:t>
+      </w:r>
+      <w:r>
+        <w:rPr>
+          <w:rFonts w:ascii="宋体" w:hAnsi="宋体" w:eastAsia="宋体"/>
+          <w:sz w:val="21"/>
+        </w:rPr>
+        <w:t>，看着像"误报"，但它是</w:t>
+      </w:r>
+      <w:r>
+        <w:rPr>
+          <w:rFonts w:ascii="宋体" w:hAnsi="宋体" w:eastAsia="宋体"/>
+          <w:b/>
+          <w:sz w:val="21"/>
+        </w:rPr>
+        <w:t>姿态边界素材</w:t>
+      </w:r>
+      <w:r>
+        <w:rPr>
+          <w:rFonts w:ascii="宋体" w:hAnsi="宋体" w:eastAsia="宋体"/>
+          <w:sz w:val="21"/>
+        </w:rPr>
+        <w:t>（录制时头就压在那条线上），</w:t>
+      </w:r>
+    </w:p>
+    <w:p>
+      <w:pPr>
+        <w:spacing w:after="120" w:line="300" w:lineRule="auto"/>
+      </w:pPr>
+      <w:r>
+        <w:rPr>
+          <w:rFonts w:ascii="宋体" w:hAnsi="宋体" w:eastAsia="宋体"/>
+          <w:sz w:val="21"/>
+        </w:rPr>
+        <w:t>不是模型退化。</w:t>
+      </w:r>
+      <w:r>
+        <w:rPr>
+          <w:rFonts w:ascii="宋体" w:hAnsi="宋体" w:eastAsia="宋体"/>
+          <w:b/>
+          <w:sz w:val="21"/>
+        </w:rPr>
+        <w:t>别为了把这一段修绿去调阈值</w:t>
+      </w:r>
+      <w:r>
+        <w:rPr>
+          <w:rFonts w:ascii="宋体" w:hAnsi="宋体" w:eastAsia="宋体"/>
+          <w:sz w:val="21"/>
+        </w:rPr>
+        <w:t xml:space="preserve"> —— 那是拟合这一段。</w:t>
       </w:r>
     </w:p>
     <w:p>
@@ -9308,7 +12547,7 @@
           <w:rFonts w:ascii="宋体" w:hAnsi="宋体" w:eastAsia="宋体"/>
           <w:sz w:val="21"/>
         </w:rPr>
-        <w:t>：四类 EMA 非负且和为 1，</w:t>
+        <w:t>：三类 EMA 非负且和为 1，</w:t>
       </w:r>
     </w:p>
     <w:p>
@@ -9334,7 +12573,7 @@
           <w:rFonts w:ascii="宋体" w:hAnsi="宋体" w:eastAsia="宋体"/>
           <w:sz w:val="21"/>
         </w:rPr>
-        <w:t xml:space="preserve"> ⟺ 三个非 normal 类之和 ≤ 0.40 ⟺ </w:t>
+        <w:t xml:space="preserve"> ⟺ 两个非 normal 类之和 ≤ 0.40 ⟺ </w:t>
       </w:r>
       <w:r>
         <w:rPr>
@@ -9387,33 +12626,155 @@
           <w:rFonts w:ascii="宋体" w:hAnsi="宋体" w:eastAsia="宋体"/>
           <w:sz w:val="21"/>
         </w:rPr>
-        <w:t>三条配套决策：</w:t>
-      </w:r>
-    </w:p>
-    <w:p>
-      <w:pPr>
-        <w:pStyle w:val="ListNumber"/>
-      </w:pPr>
+        <w:t xml:space="preserve">⇒ </w:t>
+      </w:r>
       <w:r>
         <w:rPr>
           <w:rFonts w:ascii="宋体" w:hAnsi="宋体" w:eastAsia="宋体"/>
           <w:b/>
           <w:sz w:val="21"/>
         </w:rPr>
-        <w:t>权限封顶 L2</w:t>
-      </w:r>
-      <w:r>
-        <w:rPr>
-          <w:rFonts w:ascii="宋体" w:hAnsi="宋体" w:eastAsia="宋体"/>
-          <w:sz w:val="21"/>
-        </w:rPr>
-        <w:t>：</w:t>
+        <w:t>这也是"删掉 `glance` 不影响闸门"的原因</w:t>
+      </w:r>
+      <w:r>
+        <w:rPr>
+          <w:rFonts w:ascii="宋体" w:hAnsi="宋体" w:eastAsia="宋体"/>
+          <w:sz w:val="21"/>
+        </w:rPr>
+        <w:t>：这条推导只需要"其余各类之和 ≤ 0.40"</w:t>
+      </w:r>
+    </w:p>
+    <w:p>
+      <w:pPr>
+        <w:spacing w:after="120" w:line="300" w:lineRule="auto"/>
+      </w:pPr>
+      <w:r>
+        <w:rPr>
+          <w:rFonts w:ascii="宋体" w:hAnsi="宋体" w:eastAsia="宋体"/>
+          <w:sz w:val="21"/>
+        </w:rPr>
+        <w:t>这个代数关系，</w:t>
+      </w:r>
+      <w:r>
+        <w:rPr>
+          <w:rFonts w:ascii="宋体" w:hAnsi="宋体" w:eastAsia="宋体"/>
+          <w:b/>
+          <w:sz w:val="21"/>
+        </w:rPr>
+        <w:t>与类别的个数无关</w:t>
+      </w:r>
+      <w:r>
+        <w:rPr>
+          <w:rFonts w:ascii="宋体" w:hAnsi="宋体" w:eastAsia="宋体"/>
+          <w:sz w:val="21"/>
+        </w:rPr>
+        <w:t>；</w:t>
       </w:r>
       <w:r>
         <w:rPr>
           <w:rFonts w:ascii="Consolas" w:hAnsi="Consolas" w:eastAsia="Consolas"/>
           <w:sz w:val="18"/>
         </w:rPr>
+        <w:t>glance</w:t>
+      </w:r>
+      <w:r>
+        <w:rPr>
+          <w:rFonts w:ascii="宋体" w:hAnsi="宋体" w:eastAsia="宋体"/>
+          <w:sz w:val="21"/>
+        </w:rPr>
+        <w:t xml:space="preserve"> 与 </w:t>
+      </w:r>
+      <w:r>
+        <w:rPr>
+          <w:rFonts w:ascii="Consolas" w:hAnsi="Consolas" w:eastAsia="Consolas"/>
+          <w:sz w:val="18"/>
+        </w:rPr>
+        <w:t>phone</w:t>
+      </w:r>
+      <w:r>
+        <w:rPr>
+          <w:rFonts w:ascii="宋体" w:hAnsi="宋体" w:eastAsia="宋体"/>
+          <w:sz w:val="21"/>
+        </w:rPr>
+        <w:t xml:space="preserve"> 一样是"非 </w:t>
+      </w:r>
+      <w:r>
+        <w:rPr>
+          <w:rFonts w:ascii="Consolas" w:hAnsi="Consolas" w:eastAsia="Consolas"/>
+          <w:sz w:val="18"/>
+        </w:rPr>
+        <w:t>normal</w:t>
+      </w:r>
+      <w:r>
+        <w:rPr>
+          <w:rFonts w:ascii="宋体" w:hAnsi="宋体" w:eastAsia="宋体"/>
+          <w:sz w:val="21"/>
+        </w:rPr>
+        <w:t>"，</w:t>
+      </w:r>
+    </w:p>
+    <w:p>
+      <w:pPr>
+        <w:spacing w:after="120" w:line="300" w:lineRule="auto"/>
+      </w:pPr>
+      <w:r>
+        <w:rPr>
+          <w:rFonts w:ascii="宋体" w:hAnsi="宋体" w:eastAsia="宋体"/>
+          <w:sz w:val="21"/>
+        </w:rPr>
+        <w:t>它在与不在，闸门取的都是"</w:t>
+      </w:r>
+      <w:r>
+        <w:rPr>
+          <w:rFonts w:ascii="Consolas" w:hAnsi="Consolas" w:eastAsia="Consolas"/>
+          <w:sz w:val="18"/>
+        </w:rPr>
+        <w:t>normal</w:t>
+      </w:r>
+      <w:r>
+        <w:rPr>
+          <w:rFonts w:ascii="宋体" w:hAnsi="宋体" w:eastAsia="宋体"/>
+          <w:sz w:val="21"/>
+        </w:rPr>
+        <w:t xml:space="preserve"> 过没过 0.60"这一位。</w:t>
+      </w:r>
+    </w:p>
+    <w:p>
+      <w:pPr>
+        <w:spacing w:after="120" w:line="300" w:lineRule="auto"/>
+      </w:pPr>
+      <w:r>
+        <w:rPr>
+          <w:rFonts w:ascii="宋体" w:hAnsi="宋体" w:eastAsia="宋体"/>
+          <w:sz w:val="21"/>
+        </w:rPr>
+        <w:t>三条配套决策：</w:t>
+      </w:r>
+    </w:p>
+    <w:p>
+      <w:pPr>
+        <w:pStyle w:val="ListNumber"/>
+      </w:pPr>
+      <w:r>
+        <w:rPr>
+          <w:rFonts w:ascii="宋体" w:hAnsi="宋体" w:eastAsia="宋体"/>
+          <w:b/>
+          <w:sz w:val="21"/>
+        </w:rPr>
+        <w:t>权限封顶 L2</w:t>
+      </w:r>
+      <w:r>
+        <w:rPr>
+          <w:rFonts w:ascii="宋体" w:hAnsi="宋体" w:eastAsia="宋体"/>
+          <w:sz w:val="21"/>
+        </w:rPr>
+        <w:t>：</w:t>
+      </w:r>
+      <w:r>
+        <w:rPr>
+          <w:rFonts w:ascii="Consolas" w:hAnsi="Consolas" w:eastAsia="Consolas"/>
+          <w:sz w:val="18"/>
+        </w:rPr>
         <w:t>L_fused = max(L1, min(L2, 2))</w:t>
       </w:r>
       <w:r>
@@ -9453,7 +12814,33 @@
           <w:rFonts w:ascii="宋体" w:hAnsi="宋体" w:eastAsia="宋体"/>
           <w:sz w:val="21"/>
         </w:rPr>
-        <w:t>。扭头期间 EAR 被头姿污染，照写的话闸门一重开就误报。</w:t>
+        <w:t>。低头/点头期间 EAR 被头姿污染</w:t>
+      </w:r>
+    </w:p>
+    <w:p>
+      <w:pPr>
+        <w:spacing w:after="120" w:line="300" w:lineRule="auto"/>
+      </w:pPr>
+      <w:r>
+        <w:rPr>
+          <w:rFonts w:ascii="宋体" w:hAnsi="宋体" w:eastAsia="宋体"/>
+          <w:sz w:val="21"/>
+        </w:rPr>
+        <w:t xml:space="preserve">（实测 </w:t>
+      </w:r>
+      <w:r>
+        <w:rPr>
+          <w:rFonts w:ascii="Consolas" w:hAnsi="Consolas" w:eastAsia="Consolas"/>
+          <w:sz w:val="18"/>
+        </w:rPr>
+        <w:t>phone</w:t>
+      </w:r>
+      <w:r>
+        <w:rPr>
+          <w:rFonts w:ascii="宋体" w:hAnsi="宋体" w:eastAsia="宋体"/>
+          <w:sz w:val="21"/>
+        </w:rPr>
+        <w:t xml:space="preserve"> 段假闭眼 60.8% → 归一化修到 2.3%），照写的话闸门一重开就误报。</w:t>
       </w:r>
     </w:p>
     <w:p>
@@ -10705,6 +14092,197 @@
     </w:p>
     <w:p>
       <w:pPr>
+        <w:spacing w:after="120" w:line="300" w:lineRule="auto"/>
+      </w:pPr>
+      <w:r>
+        <w:rPr>
+          <w:rFonts w:ascii="宋体" w:hAnsi="宋体" w:eastAsia="宋体"/>
+          <w:sz w:val="21"/>
+        </w:rPr>
+        <w:t>⚠️ 这 27 秒</w:t>
+      </w:r>
+      <w:r>
+        <w:rPr>
+          <w:rFonts w:ascii="宋体" w:hAnsi="宋体" w:eastAsia="宋体"/>
+          <w:b/>
+          <w:sz w:val="21"/>
+        </w:rPr>
+        <w:t>要分两级说，别当成一块</w:t>
+      </w:r>
+      <w:r>
+        <w:rPr>
+          <w:rFonts w:ascii="宋体" w:hAnsi="宋体" w:eastAsia="宋体"/>
+          <w:sz w:val="21"/>
+        </w:rPr>
+        <w:t xml:space="preserve">：就绪判据本身分 </w:t>
+      </w:r>
+      <w:r>
+        <w:rPr>
+          <w:rFonts w:ascii="Consolas" w:hAnsi="Consolas" w:eastAsia="Consolas"/>
+          <w:sz w:val="18"/>
+        </w:rPr>
+        <w:t>ready()</w:t>
+      </w:r>
+      <w:r>
+        <w:rPr>
+          <w:rFonts w:ascii="宋体" w:hAnsi="宋体" w:eastAsia="宋体"/>
+          <w:sz w:val="21"/>
+        </w:rPr>
+        <w:t>（跨度 ≥</w:t>
+      </w:r>
+    </w:p>
+    <w:p>
+      <w:pPr>
+        <w:spacing w:after="120" w:line="300" w:lineRule="auto"/>
+      </w:pPr>
+      <w:r>
+        <w:rPr>
+          <w:rFonts w:ascii="Consolas" w:hAnsi="Consolas" w:eastAsia="Consolas"/>
+          <w:sz w:val="18"/>
+        </w:rPr>
+        <w:t>ROLL_WIN</w:t>
+      </w:r>
+      <w:r>
+        <w:rPr>
+          <w:rFonts w:ascii="宋体" w:hAnsi="宋体" w:eastAsia="宋体"/>
+          <w:sz w:val="21"/>
+        </w:rPr>
+        <w:t xml:space="preserve"> = 10 s，"基线有历史了，够在屏上画 EAR_norm"）和 </w:t>
+      </w:r>
+      <w:r>
+        <w:rPr>
+          <w:rFonts w:ascii="Consolas" w:hAnsi="Consolas" w:eastAsia="Consolas"/>
+          <w:sz w:val="18"/>
+        </w:rPr>
+        <w:t>full()</w:t>
+      </w:r>
+      <w:r>
+        <w:rPr>
+          <w:rFonts w:ascii="宋体" w:hAnsi="宋体" w:eastAsia="宋体"/>
+          <w:sz w:val="21"/>
+        </w:rPr>
+        <w:t>（跨度 ≥</w:t>
+      </w:r>
+    </w:p>
+    <w:p>
+      <w:pPr>
+        <w:spacing w:after="120" w:line="300" w:lineRule="auto"/>
+      </w:pPr>
+      <w:r>
+        <w:rPr>
+          <w:rFonts w:ascii="Consolas" w:hAnsi="Consolas" w:eastAsia="Consolas"/>
+          <w:sz w:val="18"/>
+        </w:rPr>
+        <w:t>HIST_SEC</w:t>
+      </w:r>
+      <w:r>
+        <w:rPr>
+          <w:rFonts w:ascii="宋体" w:hAnsi="宋体" w:eastAsia="宋体"/>
+          <w:sz w:val="21"/>
+        </w:rPr>
+        <w:t xml:space="preserve"> = 27 s，"窗口整个落在缓冲内，这才敢喂模型"）。</w:t>
+      </w:r>
+      <w:r>
+        <w:rPr>
+          <w:rFonts w:ascii="宋体" w:hAnsi="宋体" w:eastAsia="宋体"/>
+          <w:b/>
+          <w:sz w:val="21"/>
+        </w:rPr>
+        <w:t>PERCLOS 只要前一级</w:t>
+      </w:r>
+    </w:p>
+    <w:p>
+      <w:pPr>
+        <w:spacing w:after="120" w:line="300" w:lineRule="auto"/>
+      </w:pPr>
+      <w:r>
+        <w:rPr>
+          <w:rFonts w:ascii="宋体" w:hAnsi="宋体" w:eastAsia="宋体"/>
+          <w:sz w:val="21"/>
+        </w:rPr>
+        <w:t>—— 它是滚动统计量，基线攒够 10 秒就有真值，界面从第 10 秒起就该把它显示出来</w:t>
+      </w:r>
+    </w:p>
+    <w:p>
+      <w:pPr>
+        <w:spacing w:after="120" w:line="300" w:lineRule="auto"/>
+      </w:pPr>
+      <w:r>
+        <w:rPr>
+          <w:rFonts w:ascii="宋体" w:hAnsi="宋体" w:eastAsia="宋体"/>
+          <w:sz w:val="21"/>
+        </w:rPr>
+        <w:t>（判决仍是 27 秒）。反过来，</w:t>
+      </w:r>
+      <w:r>
+        <w:rPr>
+          <w:rFonts w:ascii="宋体" w:hAnsi="宋体" w:eastAsia="宋体"/>
+          <w:b/>
+          <w:sz w:val="21"/>
+        </w:rPr>
+        <w:t>10 秒这一级也不能再往前挪</w:t>
+      </w:r>
+      <w:r>
+        <w:rPr>
+          <w:rFonts w:ascii="宋体" w:hAnsi="宋体" w:eastAsia="宋体"/>
+          <w:sz w:val="21"/>
+        </w:rPr>
+        <w:t>：基线是"每个点往前</w:t>
+      </w:r>
+    </w:p>
+    <w:p>
+      <w:pPr>
+        <w:spacing w:after="120" w:line="300" w:lineRule="auto"/>
+      </w:pPr>
+      <w:r>
+        <w:rPr>
+          <w:rFonts w:ascii="宋体" w:hAnsi="宋体" w:eastAsia="宋体"/>
+          <w:sz w:val="21"/>
+        </w:rPr>
+        <w:t>10 秒的 p75"，短于 10 秒它会被闭眼自己拽塌，算出来的是恒偏低的假数 ——</w:t>
+      </w:r>
+    </w:p>
+    <w:p>
+      <w:pPr>
+        <w:spacing w:after="120" w:line="300" w:lineRule="auto"/>
+      </w:pPr>
+      <w:r>
+        <w:rPr>
+          <w:rFonts w:ascii="宋体" w:hAnsi="宋体" w:eastAsia="宋体"/>
+          <w:sz w:val="21"/>
+        </w:rPr>
+        <w:t>实测全程闭眼、拿 3 秒基线，PERCLOS 读成 0.000，同一段闭眼放进 10 秒窗口读成</w:t>
+      </w:r>
+    </w:p>
+    <w:p>
+      <w:pPr>
+        <w:spacing w:after="120" w:line="300" w:lineRule="auto"/>
+      </w:pPr>
+      <w:r>
+        <w:rPr>
+          <w:rFonts w:ascii="宋体" w:hAnsi="宋体" w:eastAsia="宋体"/>
+          <w:sz w:val="21"/>
+        </w:rPr>
+        <w:t>0.300。</w:t>
+      </w:r>
+      <w:r>
+        <w:rPr>
+          <w:rFonts w:ascii="宋体" w:hAnsi="宋体" w:eastAsia="宋体"/>
+          <w:b/>
+          <w:sz w:val="21"/>
+        </w:rPr>
+        <w:t>"早点开出来"和"开出来是对的"不是一回事</w:t>
+      </w:r>
+      <w:r>
+        <w:rPr>
+          <w:rFonts w:ascii="宋体" w:hAnsi="宋体" w:eastAsia="宋体"/>
+          <w:sz w:val="21"/>
+        </w:rPr>
+        <w:t>，这一条答辩时会被问到。</w:t>
+      </w:r>
+    </w:p>
+    <w:p>
+      <w:pPr>
         <w:pStyle w:val="ListNumber"/>
       </w:pPr>
       <w:r>
@@ -11356,7 +14934,7 @@
           <w:rFonts w:ascii="宋体" w:hAnsi="宋体" w:eastAsia="宋体"/>
           <w:sz w:val="21"/>
         </w:rPr>
-        <w:t>⚠️ 表里带"24 段"的两行是 24 段时代的。106 段时的训练实测：60 epoch 一个</w:t>
+        <w:t>⚠️ 表里带"24 段"的两行是 24 段时代的。106 段（四类）时的训练实测：60 epoch 一个</w:t>
       </w:r>
     </w:p>
     <w:p>
@@ -11397,7 +14975,7 @@
           <w:rFonts w:ascii="宋体" w:hAnsi="宋体" w:eastAsia="宋体"/>
           <w:sz w:val="21"/>
         </w:rPr>
-        <w:t>）——已经翻倍，</w:t>
+        <w:t>）。三类 79 段这一次</w:t>
       </w:r>
     </w:p>
     <w:p>
@@ -11409,7 +14987,48 @@
           <w:rFonts w:ascii="宋体" w:hAnsi="宋体" w:eastAsia="宋体"/>
           <w:sz w:val="21"/>
         </w:rPr>
-        <w:t>但离"影响现场演示"还差得远。</w:t>
+        <w:t>（</w:t>
+      </w:r>
+      <w:r>
+        <w:rPr>
+          <w:rFonts w:ascii="Consolas" w:hAnsi="Consolas" w:eastAsia="Consolas"/>
+          <w:sz w:val="18"/>
+        </w:rPr>
+        <w:t>runs/fatigue3</w:t>
+      </w:r>
+      <w:r>
+        <w:rPr>
+          <w:rFonts w:ascii="宋体" w:hAnsi="宋体" w:eastAsia="宋体"/>
+          <w:sz w:val="21"/>
+        </w:rPr>
+        <w:t>，17 轮早停）</w:t>
+      </w:r>
+      <w:r>
+        <w:rPr>
+          <w:rFonts w:ascii="宋体" w:hAnsi="宋体" w:eastAsia="宋体"/>
+          <w:b/>
+          <w:sz w:val="21"/>
+        </w:rPr>
+        <w:t>总共 29.3 s、约 1.7 s/轮</w:t>
+      </w:r>
+      <w:r>
+        <w:rPr>
+          <w:rFonts w:ascii="宋体" w:hAnsi="宋体" w:eastAsia="宋体"/>
+          <w:sz w:val="21"/>
+        </w:rPr>
+        <w:t xml:space="preserve"> —— 少了一类、</w:t>
+      </w:r>
+    </w:p>
+    <w:p>
+      <w:pPr>
+        <w:spacing w:after="120" w:line="300" w:lineRule="auto"/>
+      </w:pPr>
+      <w:r>
+        <w:rPr>
+          <w:rFonts w:ascii="宋体" w:hAnsi="宋体" w:eastAsia="宋体"/>
+          <w:sz w:val="21"/>
+        </w:rPr>
+        <w:t>训练窗也少了，所以比四类那版更快。</w:t>
       </w:r>
       <w:r>
         <w:rPr>
@@ -12193,7 +15812,22 @@
           <w:rFonts w:ascii="宋体" w:hAnsi="宋体" w:eastAsia="宋体"/>
           <w:sz w:val="21"/>
         </w:rPr>
-        <w:t xml:space="preserve"> 上分别抬起 55/17/76/42/57 帧，在 3 段 </w:t>
+        <w:t xml:space="preserve"> 上分别抬起 55/17/76/42/57 帧，在 </w:t>
+      </w:r>
+      <w:r>
+        <w:rPr>
+          <w:rFonts w:ascii="宋体" w:hAnsi="宋体" w:eastAsia="宋体"/>
+          <w:b/>
+          <w:sz w:val="21"/>
+        </w:rPr>
+        <w:t>5 段</w:t>
+      </w:r>
+      <w:r>
+        <w:rPr>
+          <w:rFonts w:ascii="宋体" w:hAnsi="宋体" w:eastAsia="宋体"/>
+          <w:sz w:val="21"/>
+        </w:rPr>
+        <w:t xml:space="preserve"> </w:t>
       </w:r>
       <w:r>
         <w:rPr>
@@ -12223,6 +15857,181 @@
           <w:sz w:val="21"/>
         </w:rPr>
         <w:t>。</w:t>
+      </w:r>
+    </w:p>
+    <w:p>
+      <w:pPr>
+        <w:spacing w:after="120" w:line="300" w:lineRule="auto"/>
+      </w:pPr>
+      <w:r>
+        <w:rPr>
+          <w:rFonts w:ascii="宋体" w:hAnsi="宋体" w:eastAsia="宋体"/>
+          <w:sz w:val="21"/>
+        </w:rPr>
+        <w:t>⚠️ 这份日志是</w:t>
+      </w:r>
+      <w:r>
+        <w:rPr>
+          <w:rFonts w:ascii="宋体" w:hAnsi="宋体" w:eastAsia="宋体"/>
+          <w:b/>
+          <w:sz w:val="21"/>
+        </w:rPr>
+        <w:t>四类时代</w:t>
+      </w:r>
+      <w:r>
+        <w:rPr>
+          <w:rFonts w:ascii="宋体" w:hAnsi="宋体" w:eastAsia="宋体"/>
+          <w:sz w:val="21"/>
+        </w:rPr>
+        <w:t>跑的：</w:t>
+      </w:r>
+      <w:r>
+        <w:rPr>
+          <w:rFonts w:ascii="Consolas" w:hAnsi="Consolas" w:eastAsia="Consolas"/>
+          <w:sz w:val="18"/>
+        </w:rPr>
+        <w:t>glance</w:t>
+      </w:r>
+      <w:r>
+        <w:rPr>
+          <w:rFonts w:ascii="宋体" w:hAnsi="宋体" w:eastAsia="宋体"/>
+          <w:sz w:val="21"/>
+        </w:rPr>
+        <w:t xml:space="preserve"> 那 5 段随类别删除不再计入，</w:t>
+      </w:r>
+    </w:p>
+    <w:p>
+      <w:pPr>
+        <w:spacing w:after="120" w:line="300" w:lineRule="auto"/>
+      </w:pPr>
+      <w:r>
+        <w:rPr>
+          <w:rFonts w:ascii="宋体" w:hAnsi="宋体" w:eastAsia="宋体"/>
+          <w:sz w:val="21"/>
+        </w:rPr>
+        <w:t>剩下的口径是「</w:t>
+      </w:r>
+      <w:r>
+        <w:rPr>
+          <w:rFonts w:ascii="Consolas" w:hAnsi="Consolas" w:eastAsia="Consolas"/>
+          <w:sz w:val="18"/>
+        </w:rPr>
+        <w:t>phone</w:t>
+      </w:r>
+      <w:r>
+        <w:rPr>
+          <w:rFonts w:ascii="宋体" w:hAnsi="宋体" w:eastAsia="宋体"/>
+          <w:sz w:val="21"/>
+        </w:rPr>
+        <w:t xml:space="preserve"> / </w:t>
+      </w:r>
+      <w:r>
+        <w:rPr>
+          <w:rFonts w:ascii="Consolas" w:hAnsi="Consolas" w:eastAsia="Consolas"/>
+          <w:sz w:val="18"/>
+        </w:rPr>
+        <w:t>fatigue</w:t>
+      </w:r>
+      <w:r>
+        <w:rPr>
+          <w:rFonts w:ascii="宋体" w:hAnsi="宋体" w:eastAsia="宋体"/>
+          <w:sz w:val="21"/>
+        </w:rPr>
+        <w:t xml:space="preserve"> 共 10 段闸门全关、</w:t>
+      </w:r>
+      <w:r>
+        <w:rPr>
+          <w:rFonts w:ascii="Consolas" w:hAnsi="Consolas" w:eastAsia="Consolas"/>
+          <w:sz w:val="18"/>
+        </w:rPr>
+        <w:t>normal</w:t>
+      </w:r>
+      <w:r>
+        <w:rPr>
+          <w:rFonts w:ascii="宋体" w:hAnsi="宋体" w:eastAsia="宋体"/>
+          <w:sz w:val="21"/>
+        </w:rPr>
+        <w:t xml:space="preserve"> 5 段全开」。</w:t>
+      </w:r>
+    </w:p>
+    <w:p>
+      <w:pPr>
+        <w:spacing w:after="120" w:line="300" w:lineRule="auto"/>
+      </w:pPr>
+      <w:r>
+        <w:rPr>
+          <w:rFonts w:ascii="宋体" w:hAnsi="宋体" w:eastAsia="宋体"/>
+          <w:sz w:val="21"/>
+        </w:rPr>
+        <w:t xml:space="preserve">另外 </w:t>
+      </w:r>
+      <w:r>
+        <w:rPr>
+          <w:rFonts w:ascii="宋体" w:hAnsi="宋体" w:eastAsia="宋体"/>
+          <w:b/>
+          <w:sz w:val="21"/>
+        </w:rPr>
+        <w:t>⚠️ 这份日志不能当"支路二被验证过"的证据</w:t>
+      </w:r>
+      <w:r>
+        <w:rPr>
+          <w:rFonts w:ascii="宋体" w:hAnsi="宋体" w:eastAsia="宋体"/>
+          <w:sz w:val="21"/>
+        </w:rPr>
+        <w:t xml:space="preserve"> —— 片段都短于 </w:t>
+      </w:r>
+      <w:r>
+        <w:rPr>
+          <w:rFonts w:ascii="Consolas" w:hAnsi="Consolas" w:eastAsia="Consolas"/>
+          <w:sz w:val="18"/>
+        </w:rPr>
+        <w:t>HIST_SEC = 27 s</w:t>
+      </w:r>
+      <w:r>
+        <w:rPr>
+          <w:rFonts w:ascii="宋体" w:hAnsi="宋体" w:eastAsia="宋体"/>
+          <w:sz w:val="21"/>
+        </w:rPr>
+        <w:t>，</w:t>
+      </w:r>
+    </w:p>
+    <w:p>
+      <w:pPr>
+        <w:spacing w:after="120" w:line="300" w:lineRule="auto"/>
+      </w:pPr>
+      <w:r>
+        <w:rPr>
+          <w:rFonts w:ascii="宋体" w:hAnsi="宋体" w:eastAsia="宋体"/>
+          <w:sz w:val="21"/>
+        </w:rPr>
+        <w:t>文件自己的结论行写着"</w:t>
+      </w:r>
+      <w:r>
+        <w:rPr>
+          <w:rFonts w:ascii="宋体" w:hAnsi="宋体" w:eastAsia="宋体"/>
+          <w:b/>
+          <w:sz w:val="21"/>
+        </w:rPr>
+        <w:t>支路二本批一次没跑</w:t>
+      </w:r>
+      <w:r>
+        <w:rPr>
+          <w:rFonts w:ascii="宋体" w:hAnsi="宋体" w:eastAsia="宋体"/>
+          <w:sz w:val="21"/>
+        </w:rPr>
+        <w:t>"，它验到的是支路一的级别轨迹、</w:t>
+      </w:r>
+    </w:p>
+    <w:p>
+      <w:pPr>
+        <w:spacing w:after="120" w:line="300" w:lineRule="auto"/>
+      </w:pPr>
+      <w:r>
+        <w:rPr>
+          <w:rFonts w:ascii="宋体" w:hAnsi="宋体" w:eastAsia="宋体"/>
+          <w:sz w:val="21"/>
+        </w:rPr>
+        <w:t>闸门开合、哈欠规则端到端（详见 8.5 与 8.6）。</w:t>
       </w:r>
     </w:p>
     <w:p>
@@ -12853,6 +16662,150 @@
           <w:sz w:val="21"/>
         </w:rPr>
         <w:t>不能写成"全程成立"。</w:t>
+      </w:r>
+    </w:p>
+    <w:p>
+      <w:pPr>
+        <w:pStyle w:val="ListNumber"/>
+      </w:pPr>
+      <w:r>
+        <w:rPr>
+          <w:rFonts w:ascii="宋体" w:hAnsi="宋体" w:eastAsia="宋体"/>
+          <w:b/>
+          <w:sz w:val="21"/>
+        </w:rPr>
+        <w:t>重做 7.3 的现场实测</w:t>
+      </w:r>
+      <w:r>
+        <w:rPr>
+          <w:rFonts w:ascii="宋体" w:hAnsi="宋体" w:eastAsia="宋体"/>
+          <w:sz w:val="21"/>
+        </w:rPr>
+        <w:t>（2026-09-24 补）：那一节还是四类模型的数，</w:t>
+      </w:r>
+    </w:p>
+    <w:p>
+      <w:pPr>
+        <w:spacing w:after="120" w:line="300" w:lineRule="auto"/>
+      </w:pPr>
+      <w:r>
+        <w:rPr>
+          <w:rFonts w:ascii="宋体" w:hAnsi="宋体" w:eastAsia="宋体"/>
+          <w:sz w:val="21"/>
+        </w:rPr>
+        <w:t xml:space="preserve">三类权重需要在真人身上重新测一次 —— </w:t>
+      </w:r>
+      <w:r>
+        <w:rPr>
+          <w:rFonts w:ascii="宋体" w:hAnsi="宋体" w:eastAsia="宋体"/>
+          <w:b/>
+          <w:sz w:val="21"/>
+        </w:rPr>
+        <w:t>这一条只有本人坐在镜头前能做</w:t>
+      </w:r>
+      <w:r>
+        <w:rPr>
+          <w:rFonts w:ascii="宋体" w:hAnsi="宋体" w:eastAsia="宋体"/>
+          <w:sz w:val="21"/>
+        </w:rPr>
+        <w:t>，</w:t>
+      </w:r>
+    </w:p>
+    <w:p>
+      <w:pPr>
+        <w:spacing w:after="120" w:line="300" w:lineRule="auto"/>
+      </w:pPr>
+      <w:r>
+        <w:rPr>
+          <w:rFonts w:ascii="宋体" w:hAnsi="宋体" w:eastAsia="宋体"/>
+          <w:sz w:val="21"/>
+        </w:rPr>
+        <w:t>是当前材料里唯一一处"没有新数可用"的地方（见 7.3 的口径注）。</w:t>
+      </w:r>
+    </w:p>
+    <w:p>
+      <w:pPr>
+        <w:pStyle w:val="ListNumber"/>
+      </w:pPr>
+      <w:r>
+        <w:rPr>
+          <w:rFonts w:ascii="宋体" w:hAnsi="宋体" w:eastAsia="宋体"/>
+          <w:b/>
+          <w:sz w:val="21"/>
+        </w:rPr>
+        <w:t>`phone` / `fatigue` 的边界</w:t>
+      </w:r>
+      <w:r>
+        <w:rPr>
+          <w:rFonts w:ascii="宋体" w:hAnsi="宋体" w:eastAsia="宋体"/>
+          <w:sz w:val="21"/>
+        </w:rPr>
+        <w:t>（见 7.4 第 5 条）：两类同落 L3，</w:t>
+      </w:r>
+    </w:p>
+    <w:p>
+      <w:pPr>
+        <w:spacing w:after="120" w:line="300" w:lineRule="auto"/>
+      </w:pPr>
+      <w:r>
+        <w:rPr>
+          <w:rFonts w:ascii="宋体" w:hAnsi="宋体" w:eastAsia="宋体"/>
+          <w:sz w:val="21"/>
+        </w:rPr>
+        <w:t>对产品输出无后果，但若要它们各自可辩，需要补录"低头但不疲劳"的样本</w:t>
+      </w:r>
+    </w:p>
+    <w:p>
+      <w:pPr>
+        <w:spacing w:after="120" w:line="300" w:lineRule="auto"/>
+      </w:pPr>
+      <w:r>
+        <w:rPr>
+          <w:rFonts w:ascii="宋体" w:hAnsi="宋体" w:eastAsia="宋体"/>
+          <w:sz w:val="21"/>
+        </w:rPr>
+        <w:t xml:space="preserve">（现在这一类样本里的头动幅度和 </w:t>
+      </w:r>
+      <w:r>
+        <w:rPr>
+          <w:rFonts w:ascii="Consolas" w:hAnsi="Consolas" w:eastAsia="Consolas"/>
+          <w:sz w:val="18"/>
+        </w:rPr>
+        <w:t>fatigue</w:t>
+      </w:r>
+      <w:r>
+        <w:rPr>
+          <w:rFonts w:ascii="宋体" w:hAnsi="宋体" w:eastAsia="宋体"/>
+          <w:sz w:val="21"/>
+        </w:rPr>
+        <w:t xml:space="preserve"> 几乎一样，</w:t>
+      </w:r>
+    </w:p>
+    <w:p>
+      <w:pPr>
+        <w:spacing w:after="120" w:line="300" w:lineRule="auto"/>
+      </w:pPr>
+      <w:r>
+        <w:rPr>
+          <w:rFonts w:ascii="宋体" w:hAnsi="宋体" w:eastAsia="宋体"/>
+          <w:sz w:val="21"/>
+        </w:rPr>
+        <w:t>模型只能靠周期性区分，逐帧召回 0.467）。</w:t>
+      </w:r>
+      <w:r>
+        <w:rPr>
+          <w:rFonts w:ascii="宋体" w:hAnsi="宋体" w:eastAsia="宋体"/>
+          <w:b/>
+          <w:sz w:val="21"/>
+        </w:rPr>
+        <w:t>先量再决定要不要动模型</w:t>
+      </w:r>
+      <w:r>
+        <w:rPr>
+          <w:rFonts w:ascii="宋体" w:hAnsi="宋体" w:eastAsia="宋体"/>
+          <w:sz w:val="21"/>
+        </w:rPr>
+        <w:t>。</w:t>
       </w:r>
     </w:p>
     <w:sectPr>
